--- a/submission/JMIR-Medical-Education/3_review/tracked_changes.docx
+++ b/submission/JMIR-Medical-Education/3_review/tracked_changes.docx
@@ -6,7 +6,7 @@
       <w:pPr>
         <w:pStyle w:val="Heading2"/>
       </w:pPr>
-      <w:bookmarkStart w:id="20" w:name="original-paper"/>
+      <w:bookmarkStart w:id="0" w:name="original-paper"/>
       <w:r>
         <w:t>Original Paper</w:t>
       </w:r>
@@ -15,8 +15,8 @@
       <w:pPr>
         <w:pStyle w:val="Heading1"/>
       </w:pPr>
-      <w:bookmarkStart w:id="21" w:name="Xb0a100bcd5c2d029ed21b1f2e717aceebd65656"/>
-      <w:bookmarkEnd w:id="20"/>
+      <w:bookmarkStart w:id="1" w:name="Xb0a100bcd5c2d029ed21b1f2e717aceebd65656"/>
+      <w:bookmarkEnd w:id="0"/>
       <w:r>
         <w:t>AI-generated versus human supervisor feedback on medical students’ clinical clerkship logs: convergent mixed methods study</w:t>
       </w:r>
@@ -41,7 +41,7 @@
       <w:pPr>
         <w:pStyle w:val="Heading2"/>
       </w:pPr>
-      <w:bookmarkStart w:id="22" w:name="abstract"/>
+      <w:bookmarkStart w:id="2" w:name="abstract"/>
       <w:r>
         <w:t>Abstract</w:t>
       </w:r>
@@ -91,7 +91,15 @@
         <w:t xml:space="preserve"> This convergent mixed-methods study included 161 weekly clinical clerkship logs from 47 fifth- and sixth-year medical students across 12 clinical departments at Nagoya University, Japan (January–May 2024). Of 164 eligible logs, 3 were excluded because supervisors entered contact messages rather than substantive feedback. AI feedback was generated using GPT-4o. Ten faculty physicians and 10 medical students evaluated both feedback types in blinded, randomized order using a validated five-category rubric (cr</w:t>
       </w:r>
       <w:r>
-        <w:t>iteria-based, clear direction, accuracy, prioritization, supportive tone), followed by open-ended comments and source identification. Quantitative analyses (paired t-tests, cumulative link mixed models; α = .05 with Bonferroni correction) were complemented by qualitative thematic analysis and integrated using Joint Display Analysis.</w:t>
+        <w:t>iteria-based, clear direction, accuracy, prioritization, supportive tone), followed by open-ended comments and source identification. Quantitative analyses (paired t-tests, cumulative link mixed</w:t>
+      </w:r>
+      <w:ins w:id="3" w:author="Comparison" w:date="2026-04-24T13:01:00Z" w16du:dateUtc="2026-04-24T04:01:00Z">
+        <w:r>
+          <w:t>-effects</w:t>
+        </w:r>
+      </w:ins>
+      <w:r>
+        <w:t xml:space="preserve"> models; α = .05 with Bonferroni correction) were complemented by qualitative thematic analysis and integrated using Joint Display Analysis.</w:t>
       </w:r>
     </w:p>
     <w:p>
@@ -126,7 +134,15 @@
         <w:t>P</w:t>
       </w:r>
       <w:r>
-        <w:t xml:space="preserve">&lt;.001). Cumulative link mixed models showed AI scored higher on criteria-based (OR 11.81, 95% CI 7.64–18.27; </w:t>
+        <w:t>&lt;.001). Cumulative link mixed</w:t>
+      </w:r>
+      <w:ins w:id="4" w:author="Comparison" w:date="2026-04-24T13:01:00Z" w16du:dateUtc="2026-04-24T04:01:00Z">
+        <w:r>
+          <w:t>-effects</w:t>
+        </w:r>
+      </w:ins>
+      <w:r>
+        <w:t xml:space="preserve"> models showed AI scored higher on criteria-based (OR 11.81, 95% CI 7.64–18.27; </w:t>
       </w:r>
       <w:r>
         <w:rPr>
@@ -176,10 +192,7 @@
         <w:t>P</w:t>
       </w:r>
       <w:r>
-        <w:t>&gt;.99). AI feedback showed greater</w:t>
-      </w:r>
-      <w:r>
-        <w:t xml:space="preserve"> consistency (variance ratio 3.9:1; Levene </w:t>
+        <w:t xml:space="preserve">&gt;.99). AI feedback showed greater consistency (variance ratio 3.9:1; Levene </w:t>
       </w:r>
       <w:r>
         <w:rPr>
@@ -199,7 +212,10 @@
         <w:t>P</w:t>
       </w:r>
       <w:r>
-        <w:t>&lt;.001). All 20 evaluators correctly identified feedback sources. Qualitative analysis revealed that AI provided structured, text-anchored feedback addressing rubric criteria, while supervisors offered experience-based feedback grounded in clinical context and professional expertise.</w:t>
+        <w:t>&lt;.001). All 20 evaluators correctly identified feedback sources. Qualitative analysis reveale</w:t>
+      </w:r>
+      <w:r>
+        <w:t>d that AI provided structured, text-anchored feedback addressing rubric criteria, while supervisors offered experience-based feedback grounded in clinical context and professional expertise.</w:t>
       </w:r>
     </w:p>
     <w:p>
@@ -232,8 +248,8 @@
       <w:pPr>
         <w:pStyle w:val="Heading2"/>
       </w:pPr>
-      <w:bookmarkStart w:id="23" w:name="introduction"/>
-      <w:bookmarkEnd w:id="22"/>
+      <w:bookmarkStart w:id="5" w:name="introduction"/>
+      <w:bookmarkEnd w:id="2"/>
       <w:r>
         <w:t>Introduction</w:t>
       </w:r>
@@ -242,7 +258,7 @@
       <w:pPr>
         <w:pStyle w:val="Heading3"/>
       </w:pPr>
-      <w:bookmarkStart w:id="24" w:name="background"/>
+      <w:bookmarkStart w:id="6" w:name="background"/>
       <w:r>
         <w:t>Background</w:t>
       </w:r>
@@ -276,8 +292,8 @@
       <w:pPr>
         <w:pStyle w:val="Heading3"/>
       </w:pPr>
-      <w:bookmarkStart w:id="25" w:name="rationale-and-research-question"/>
-      <w:bookmarkEnd w:id="24"/>
+      <w:bookmarkStart w:id="7" w:name="rationale-and-research-question"/>
+      <w:bookmarkEnd w:id="6"/>
       <w:r>
         <w:t>Rationale and research question</w:t>
       </w:r>
@@ -325,9 +341,9 @@
       <w:pPr>
         <w:pStyle w:val="Heading2"/>
       </w:pPr>
-      <w:bookmarkStart w:id="26" w:name="methods"/>
-      <w:bookmarkEnd w:id="23"/>
-      <w:bookmarkEnd w:id="25"/>
+      <w:bookmarkStart w:id="8" w:name="methods"/>
+      <w:bookmarkEnd w:id="5"/>
+      <w:bookmarkEnd w:id="7"/>
       <w:r>
         <w:t>Methods</w:t>
       </w:r>
@@ -336,7 +352,7 @@
       <w:pPr>
         <w:pStyle w:val="Heading3"/>
       </w:pPr>
-      <w:bookmarkStart w:id="27" w:name="setting"/>
+      <w:bookmarkStart w:id="9" w:name="setting"/>
       <w:r>
         <w:t>Setting</w:t>
       </w:r>
@@ -352,24 +368,231 @@
         <w:t>r they undertake observation-centered clinical clerkships, rotating through all departments for short periods of 1–2 weeks. From late fifth to early sixth year they participate in clinically active clerkships, rotating through each department for four weeks or longer. For this study, we focused on the clinical clerkship program at NU for students in the latter half of their fifth year and throughout their sixth year. The participants were a single cohort of students who began their clinically active clerksh</w:t>
       </w:r>
       <w:r>
-        <w:t>ips during their fifth year and continued into their sixth year as part of their normal academic progression (the Japanese academic year begins in April). During the clerkship, students join the medical team, examine patients, formulate assessments and plans, and document these in the electronic medical record. Because access to electronic medical records is rigidly restricted, students also record their daily activities, learning points, and future tasks in an e-portfolio system separate from the medical r</w:t>
-      </w:r>
-      <w:r>
-        <w:t>ecord. These clinical clerkship logs in e-portfolio are used solely for educational purposes, and students are instructed not to include any patient-identifying information. Each daily log entry consists entirely of free-text fields in which students describe what they did during the clerkship, the cases they experienced, what they learned, and what they plan to do next; no Likert scales or structured questions are included, and no upper or lower character limits are imposed. Students entered their logs via</w:t>
-      </w:r>
-      <w:r>
-        <w:t xml:space="preserve"> smartphone. The e-portfolio automatically compiles the daily entries in the clerkship log into weekly records and sends them to the supervising physicians, who then provide written feedback to the students via the e-portfolio. Supervising physicians received orientation on the e-portfolio system but no specific training or instructions regarding the content, length, structure, or format of their written feedback. Written feedback in the e-portfolio primarily served as a complement to verbal feedback provid</w:t>
-      </w:r>
-      <w:r>
-        <w:t>ed during clinical supervision, although the relative emphasis varied across supervisors and departments.</w:t>
+        <w:t xml:space="preserve">ips during their fifth year and continued into their sixth year as part of their normal academic progression (the Japanese academic year begins in April). During the clerkship, students </w:t>
+      </w:r>
+      <w:del w:id="10" w:author="Comparison" w:date="2026-04-24T13:01:00Z" w16du:dateUtc="2026-04-24T04:01:00Z">
+        <w:r>
+          <w:delText>join</w:delText>
+        </w:r>
+      </w:del>
+      <w:ins w:id="11" w:author="Comparison" w:date="2026-04-24T13:01:00Z" w16du:dateUtc="2026-04-24T04:01:00Z">
+        <w:r>
+          <w:t>joined</w:t>
+        </w:r>
+      </w:ins>
+      <w:r>
+        <w:t xml:space="preserve"> the medical team, </w:t>
+      </w:r>
+      <w:del w:id="12" w:author="Comparison" w:date="2026-04-24T13:01:00Z" w16du:dateUtc="2026-04-24T04:01:00Z">
+        <w:r>
+          <w:delText>examine</w:delText>
+        </w:r>
+      </w:del>
+      <w:ins w:id="13" w:author="Comparison" w:date="2026-04-24T13:01:00Z" w16du:dateUtc="2026-04-24T04:01:00Z">
+        <w:r>
+          <w:t>examined</w:t>
+        </w:r>
+      </w:ins>
+      <w:r>
+        <w:t xml:space="preserve"> patients, </w:t>
+      </w:r>
+      <w:del w:id="14" w:author="Comparison" w:date="2026-04-24T13:01:00Z" w16du:dateUtc="2026-04-24T04:01:00Z">
+        <w:r>
+          <w:delText>formulate</w:delText>
+        </w:r>
+      </w:del>
+      <w:ins w:id="15" w:author="Comparison" w:date="2026-04-24T13:01:00Z" w16du:dateUtc="2026-04-24T04:01:00Z">
+        <w:r>
+          <w:t>formulated</w:t>
+        </w:r>
+      </w:ins>
+      <w:r>
+        <w:t xml:space="preserve"> assessments and plans, and </w:t>
+      </w:r>
+      <w:del w:id="16" w:author="Comparison" w:date="2026-04-24T13:01:00Z" w16du:dateUtc="2026-04-24T04:01:00Z">
+        <w:r>
+          <w:delText>document</w:delText>
+        </w:r>
+      </w:del>
+      <w:ins w:id="17" w:author="Comparison" w:date="2026-04-24T13:01:00Z" w16du:dateUtc="2026-04-24T04:01:00Z">
+        <w:r>
+          <w:t>documented</w:t>
+        </w:r>
+      </w:ins>
+      <w:r>
+        <w:t xml:space="preserve"> these in the electronic medical record. Because access to electronic medical records </w:t>
+      </w:r>
+      <w:del w:id="18" w:author="Comparison" w:date="2026-04-24T13:01:00Z" w16du:dateUtc="2026-04-24T04:01:00Z">
+        <w:r>
+          <w:delText>is</w:delText>
+        </w:r>
+      </w:del>
+      <w:ins w:id="19" w:author="Comparison" w:date="2026-04-24T13:01:00Z" w16du:dateUtc="2026-04-24T04:01:00Z">
+        <w:r>
+          <w:t>was</w:t>
+        </w:r>
+      </w:ins>
+      <w:r>
+        <w:t xml:space="preserve"> rigidly restricted, students also </w:t>
+      </w:r>
+      <w:del w:id="20" w:author="Comparison" w:date="2026-04-24T13:01:00Z" w16du:dateUtc="2026-04-24T04:01:00Z">
+        <w:r>
+          <w:delText>record</w:delText>
+        </w:r>
+      </w:del>
+      <w:ins w:id="21" w:author="Comparison" w:date="2026-04-24T13:01:00Z" w16du:dateUtc="2026-04-24T04:01:00Z">
+        <w:r>
+          <w:t>recorded</w:t>
+        </w:r>
+      </w:ins>
+      <w:r>
+        <w:t xml:space="preserve"> their daily activities, learning points, and future tasks in an e-portfolio system separate from the medical record. These clinical clerkship logs in </w:t>
+      </w:r>
+      <w:ins w:id="22" w:author="Comparison" w:date="2026-04-24T13:01:00Z" w16du:dateUtc="2026-04-24T04:01:00Z">
+        <w:r>
+          <w:t xml:space="preserve">the </w:t>
+        </w:r>
+      </w:ins>
+      <w:r>
+        <w:t xml:space="preserve">e-portfolio </w:t>
+      </w:r>
+      <w:del w:id="23" w:author="Comparison" w:date="2026-04-24T13:01:00Z" w16du:dateUtc="2026-04-24T04:01:00Z">
+        <w:r>
+          <w:delText>are</w:delText>
+        </w:r>
+      </w:del>
+      <w:ins w:id="24" w:author="Comparison" w:date="2026-04-24T13:01:00Z" w16du:dateUtc="2026-04-24T04:01:00Z">
+        <w:r>
+          <w:t>were</w:t>
+        </w:r>
+      </w:ins>
+      <w:r>
+        <w:t xml:space="preserve"> used solely for educational purposes, and students </w:t>
+      </w:r>
+      <w:del w:id="25" w:author="Comparison" w:date="2026-04-24T13:01:00Z" w16du:dateUtc="2026-04-24T04:01:00Z">
+        <w:r>
+          <w:delText>are</w:delText>
+        </w:r>
+      </w:del>
+      <w:ins w:id="26" w:author="Comparison" w:date="2026-04-24T13:01:00Z" w16du:dateUtc="2026-04-24T04:01:00Z">
+        <w:r>
+          <w:t>were</w:t>
+        </w:r>
+      </w:ins>
+      <w:r>
+        <w:t xml:space="preserve"> instructed not to include any patient-identifying information. Each daily log entry </w:t>
+      </w:r>
+      <w:del w:id="27" w:author="Comparison" w:date="2026-04-24T13:01:00Z" w16du:dateUtc="2026-04-24T04:01:00Z">
+        <w:r>
+          <w:delText>consists</w:delText>
+        </w:r>
+      </w:del>
+      <w:ins w:id="28" w:author="Comparison" w:date="2026-04-24T13:01:00Z" w16du:dateUtc="2026-04-24T04:01:00Z">
+        <w:r>
+          <w:t>consisted</w:t>
+        </w:r>
+      </w:ins>
+      <w:r>
+        <w:t xml:space="preserve"> entirely of free-text fields in which students </w:t>
+      </w:r>
+      <w:del w:id="29" w:author="Comparison" w:date="2026-04-24T13:01:00Z" w16du:dateUtc="2026-04-24T04:01:00Z">
+        <w:r>
+          <w:delText>describe</w:delText>
+        </w:r>
+      </w:del>
+      <w:ins w:id="30" w:author="Comparison" w:date="2026-04-24T13:01:00Z" w16du:dateUtc="2026-04-24T04:01:00Z">
+        <w:r>
+          <w:t>described</w:t>
+        </w:r>
+      </w:ins>
+      <w:r>
+        <w:t xml:space="preserve"> what they did during the clerkship, the cases they experienced, what they learned, and what they </w:t>
+      </w:r>
+      <w:del w:id="31" w:author="Comparison" w:date="2026-04-24T13:01:00Z" w16du:dateUtc="2026-04-24T04:01:00Z">
+        <w:r>
+          <w:delText>plan</w:delText>
+        </w:r>
+      </w:del>
+      <w:ins w:id="32" w:author="Comparison" w:date="2026-04-24T13:01:00Z" w16du:dateUtc="2026-04-24T04:01:00Z">
+        <w:r>
+          <w:t>planned</w:t>
+        </w:r>
+      </w:ins>
+      <w:r>
+        <w:t xml:space="preserve"> to do next; no Likert scales or structured questions </w:t>
+      </w:r>
+      <w:del w:id="33" w:author="Comparison" w:date="2026-04-24T13:01:00Z" w16du:dateUtc="2026-04-24T04:01:00Z">
+        <w:r>
+          <w:delText>are</w:delText>
+        </w:r>
+      </w:del>
+      <w:ins w:id="34" w:author="Comparison" w:date="2026-04-24T13:01:00Z" w16du:dateUtc="2026-04-24T04:01:00Z">
+        <w:r>
+          <w:t>were</w:t>
+        </w:r>
+      </w:ins>
+      <w:r>
+        <w:t xml:space="preserve"> included, and no upper or lower character limits </w:t>
+      </w:r>
+      <w:del w:id="35" w:author="Comparison" w:date="2026-04-24T13:01:00Z" w16du:dateUtc="2026-04-24T04:01:00Z">
+        <w:r>
+          <w:delText>are</w:delText>
+        </w:r>
+      </w:del>
+      <w:ins w:id="36" w:author="Comparison" w:date="2026-04-24T13:01:00Z" w16du:dateUtc="2026-04-24T04:01:00Z">
+        <w:r>
+          <w:t>were</w:t>
+        </w:r>
+      </w:ins>
+      <w:r>
+        <w:t xml:space="preserve"> imposed. Students entered their logs via smartphone. The e-portfolio automatically </w:t>
+      </w:r>
+      <w:del w:id="37" w:author="Comparison" w:date="2026-04-24T13:01:00Z" w16du:dateUtc="2026-04-24T04:01:00Z">
+        <w:r>
+          <w:delText>compiles</w:delText>
+        </w:r>
+      </w:del>
+      <w:ins w:id="38" w:author="Comparison" w:date="2026-04-24T13:01:00Z" w16du:dateUtc="2026-04-24T04:01:00Z">
+        <w:r>
+          <w:t>compiled</w:t>
+        </w:r>
+      </w:ins>
+      <w:r>
+        <w:t xml:space="preserve"> the daily entries in the clerkship log into weekly records and </w:t>
+      </w:r>
+      <w:del w:id="39" w:author="Comparison" w:date="2026-04-24T13:01:00Z" w16du:dateUtc="2026-04-24T04:01:00Z">
+        <w:r>
+          <w:delText>sends</w:delText>
+        </w:r>
+      </w:del>
+      <w:ins w:id="40" w:author="Comparison" w:date="2026-04-24T13:01:00Z" w16du:dateUtc="2026-04-24T04:01:00Z">
+        <w:r>
+          <w:t>sent</w:t>
+        </w:r>
+      </w:ins>
+      <w:r>
+        <w:t xml:space="preserve"> them to the supervising physicians, who then </w:t>
+      </w:r>
+      <w:del w:id="41" w:author="Comparison" w:date="2026-04-24T13:01:00Z" w16du:dateUtc="2026-04-24T04:01:00Z">
+        <w:r>
+          <w:delText>provide</w:delText>
+        </w:r>
+      </w:del>
+      <w:ins w:id="42" w:author="Comparison" w:date="2026-04-24T13:01:00Z" w16du:dateUtc="2026-04-24T04:01:00Z">
+        <w:r>
+          <w:t>provided</w:t>
+        </w:r>
+      </w:ins>
+      <w:r>
+        <w:t xml:space="preserve"> written feedback to the students via the e-portfolio. Supervising physicians received orientation on the e-portfolio system but no specific training or instructions regarding the content, length, structure, or format of their written feedback. Written feedback in the e-portfolio primarily served as a complement to verbal feedback provided during clinical supervision, although the relative emphasis varied across supervisors and departments.</w:t>
       </w:r>
     </w:p>
     <w:p>
       <w:pPr>
         <w:pStyle w:val="Heading3"/>
       </w:pPr>
-      <w:bookmarkStart w:id="28" w:name="design"/>
-      <w:bookmarkEnd w:id="27"/>
+      <w:bookmarkStart w:id="43" w:name="design"/>
+      <w:bookmarkEnd w:id="9"/>
       <w:r>
         <w:t>Design</w:t>
       </w:r>
@@ -385,29 +608,32 @@
         <w:t>l clerkship logs entered by medical students in the e-portfolio (supervisor feedback) and generated feedback using AI on the clinical clerkship logs (AI feedback), see below for further details of this preparation process. Next, within each dataset the presentation order of the two feedback types (AI vs supervisor) was randomly assigned so that approximately half of the datasets presented AI feedback first and the other half presented supervisor feedback first. This randomization was intended to prevent eva</w:t>
       </w:r>
       <w:r>
-        <w:t>luators from deducing the source of each feedback from its position. The 161 datasets were then randomly distributed among the 10 faculty evaluators and 10 student evaluators; because assignment was random, some evaluators assessed multiple records originating from the same clinical department. Then, medical students and supervising physician evaluators were asked to evaluate both types of feedback. The evaluation used the rubric developed by [18] for quantitative analysis of scores and qualitative analysis</w:t>
-      </w:r>
-      <w:r>
-        <w:t xml:space="preserve"> of free-text comments. Finally, the results of the quantitative and qualitative analyses were integrated to gain deeper insights into the differences between AI and supervisor feedback. The process of preparing and evaluating AI feedback and supervisor feedback is shown in </w:t>
-      </w:r>
-      <w:r>
-        <w:fldChar w:fldCharType="begin"/>
-      </w:r>
-      <w:r>
-        <w:instrText>HYPERLINK \l "fig-flow_to_evaluation" \h</w:instrText>
-      </w:r>
-      <w:r>
-        <w:fldChar w:fldCharType="separate"/>
-      </w:r>
-      <w:r>
-        <w:rPr>
-          <w:rStyle w:val="Hyperlink"/>
-        </w:rPr>
-        <w:t>Figure 1</w:t>
-      </w:r>
-      <w:r>
-        <w:fldChar w:fldCharType="end"/>
-      </w:r>
+        <w:t>luators from deducing the source of each feedback from its position. The 161 datasets were then randomly distributed among the 10 faculty evaluators and 10 student evaluators</w:t>
+      </w:r>
+      <w:del w:id="44" w:author="Comparison" w:date="2026-04-24T13:01:00Z" w16du:dateUtc="2026-04-24T04:01:00Z">
+        <w:r>
+          <w:delText>; because</w:delText>
+        </w:r>
+      </w:del>
+      <w:ins w:id="45" w:author="Comparison" w:date="2026-04-24T13:01:00Z" w16du:dateUtc="2026-04-24T04:01:00Z">
+        <w:r>
+          <w:t>. Because</w:t>
+        </w:r>
+      </w:ins>
+      <w:r>
+        <w:t xml:space="preserve"> assignment was random, some evaluators assessed multiple records originating from the same clinical department. Then, medical students and supervising physician evaluators were asked to evaluate both types of feedback. The evaluation used the rubric developed by [18] for quantitative analysis of scores and qualitative analysis of free-text comments. Finally, the results of the quantitative and qualitative analyses were integrated to gain deeper insights into the differences between AI and supervisor feedba</w:t>
+      </w:r>
+      <w:r>
+        <w:t xml:space="preserve">ck. The process of preparing and evaluating AI feedback and supervisor feedback is shown in </w:t>
+      </w:r>
+      <w:hyperlink w:anchor="fig-flow_to_evaluation">
+        <w:r>
+          <w:rPr>
+            <w:rStyle w:val="Hyperlink"/>
+          </w:rPr>
+          <w:t>Figure 1</w:t>
+        </w:r>
+      </w:hyperlink>
       <w:r>
         <w:t>.</w:t>
       </w:r>
@@ -432,13 +658,13 @@
               <w:pStyle w:val="Compact"/>
               <w:jc w:val="center"/>
             </w:pPr>
-            <w:bookmarkStart w:id="29" w:name="fig-flow_to_evaluation"/>
+            <w:bookmarkStart w:id="46" w:name="fig-flow_to_evaluation"/>
             <w:r>
               <w:rPr>
                 <w:noProof/>
               </w:rPr>
               <w:drawing>
-                <wp:inline distT="0" distB="0" distL="0" distR="0" wp14:anchorId="672390BF" wp14:editId="5A74D387">
+                <wp:inline distT="0" distB="0" distL="0" distR="0" wp14:anchorId="27F45E7F" wp14:editId="64D9E4D5">
                   <wp:extent cx="5334000" cy="3000375"/>
                   <wp:effectExtent l="0" t="0" r="0" b="0"/>
                   <wp:docPr id="27" name="Picture"/>
@@ -499,15 +725,15 @@
             </w:r>
           </w:p>
         </w:tc>
-        <w:bookmarkEnd w:id="29"/>
+        <w:bookmarkEnd w:id="46"/>
       </w:tr>
     </w:tbl>
     <w:p>
       <w:pPr>
         <w:pStyle w:val="Heading3"/>
       </w:pPr>
-      <w:bookmarkStart w:id="30" w:name="participants"/>
-      <w:bookmarkEnd w:id="28"/>
+      <w:bookmarkStart w:id="47" w:name="participants"/>
+      <w:bookmarkEnd w:id="43"/>
       <w:r>
         <w:t>Participants</w:t>
       </w:r>
@@ -516,7 +742,7 @@
       <w:pPr>
         <w:pStyle w:val="Heading4"/>
       </w:pPr>
-      <w:bookmarkStart w:id="31" w:name="inclusion-and-exclusion"/>
+      <w:bookmarkStart w:id="48" w:name="inclusion-and-exclusion"/>
       <w:r>
         <w:t>Inclusion and Exclusion</w:t>
       </w:r>
@@ -541,8 +767,8 @@
       <w:pPr>
         <w:pStyle w:val="Heading4"/>
       </w:pPr>
-      <w:bookmarkStart w:id="32" w:name="participant-characteristics"/>
-      <w:bookmarkEnd w:id="31"/>
+      <w:bookmarkStart w:id="49" w:name="participant-characteristics"/>
+      <w:bookmarkEnd w:id="48"/>
       <w:r>
         <w:t>Participant Characteristics</w:t>
       </w:r>
@@ -559,8 +785,8 @@
       <w:pPr>
         <w:pStyle w:val="Heading4"/>
       </w:pPr>
-      <w:bookmarkStart w:id="33" w:name="sampling-procedures"/>
-      <w:bookmarkEnd w:id="32"/>
+      <w:bookmarkStart w:id="50" w:name="sampling-procedures"/>
+      <w:bookmarkEnd w:id="49"/>
       <w:r>
         <w:t>Sampling Procedures</w:t>
       </w:r>
@@ -580,9 +806,9 @@
       <w:pPr>
         <w:pStyle w:val="Heading3"/>
       </w:pPr>
-      <w:bookmarkStart w:id="34" w:name="materials"/>
-      <w:bookmarkEnd w:id="30"/>
-      <w:bookmarkEnd w:id="33"/>
+      <w:bookmarkStart w:id="51" w:name="materials"/>
+      <w:bookmarkEnd w:id="47"/>
+      <w:bookmarkEnd w:id="50"/>
       <w:r>
         <w:t>Materials</w:t>
       </w:r>
@@ -591,7 +817,7 @@
       <w:pPr>
         <w:pStyle w:val="Heading4"/>
       </w:pPr>
-      <w:bookmarkStart w:id="35" w:name="generating-ai-feedback"/>
+      <w:bookmarkStart w:id="52" w:name="generating-ai-feedback"/>
       <w:r>
         <w:t>Generating AI Feedback</w:t>
       </w:r>
@@ -608,8 +834,8 @@
       <w:pPr>
         <w:pStyle w:val="Heading4"/>
       </w:pPr>
-      <w:bookmarkStart w:id="36" w:name="prompt-development"/>
-      <w:bookmarkEnd w:id="35"/>
+      <w:bookmarkStart w:id="53" w:name="prompt-development"/>
+      <w:bookmarkEnd w:id="52"/>
       <w:r>
         <w:t>Prompt Development</w:t>
       </w:r>
@@ -628,8 +854,13 @@
         <w:t>generated feedback against previously reported quality criteria [18,40] and fine-tuned the prompts accordingly. Finally, to enhance reproducibility and subsequent integration into our e-portfolio system, we employed the corresponding API of the ChatGPT model (OpenAI Chat Completion API (gpt-4o-2024-05-13)) [41]. Each student log was processed as an independent API call with no shared context between calls, ensuring that feedback for one log could not be influenced by any other log. No maximum token limit (m</w:t>
       </w:r>
       <w:r>
-        <w:t>ax_tokens parameter) was set at the API level. The term “AI feedback” is used in this study to indicate the feedback generated through this API.</w:t>
-      </w:r>
+        <w:t>ax_tokens parameter) was set at the API level.</w:t>
+      </w:r>
+      <w:del w:id="54" w:author="Comparison" w:date="2026-04-24T13:01:00Z" w16du:dateUtc="2026-04-24T04:01:00Z">
+        <w:r>
+          <w:delText xml:space="preserve"> The term “AI feedback” is used in this study to indicate the feedback generated through this API.</w:delText>
+        </w:r>
+      </w:del>
     </w:p>
     <w:p>
       <w:pPr>
@@ -660,8 +891,8 @@
       <w:pPr>
         <w:pStyle w:val="Heading4"/>
       </w:pPr>
-      <w:bookmarkStart w:id="37" w:name="evaluation-instrument"/>
-      <w:bookmarkEnd w:id="36"/>
+      <w:bookmarkStart w:id="55" w:name="evaluation-instrument"/>
+      <w:bookmarkEnd w:id="53"/>
       <w:r>
         <w:t>Evaluation Instrument</w:t>
       </w:r>
@@ -714,9 +945,9 @@
       <w:pPr>
         <w:pStyle w:val="Heading3"/>
       </w:pPr>
-      <w:bookmarkStart w:id="38" w:name="sample-size-power-and-precision"/>
-      <w:bookmarkEnd w:id="34"/>
-      <w:bookmarkEnd w:id="37"/>
+      <w:bookmarkStart w:id="56" w:name="sample-size-power-and-precision"/>
+      <w:bookmarkEnd w:id="51"/>
+      <w:bookmarkEnd w:id="55"/>
       <w:r>
         <w:t>Sample Size, Power, and Precision</w:t>
       </w:r>
@@ -753,8 +984,8 @@
       <w:pPr>
         <w:pStyle w:val="Heading3"/>
       </w:pPr>
-      <w:bookmarkStart w:id="39" w:name="data-collection"/>
-      <w:bookmarkEnd w:id="38"/>
+      <w:bookmarkStart w:id="57" w:name="data-collection"/>
+      <w:bookmarkEnd w:id="56"/>
       <w:r>
         <w:t>Data Collection</w:t>
       </w:r>
@@ -774,8 +1005,8 @@
       <w:pPr>
         <w:pStyle w:val="Heading3"/>
       </w:pPr>
-      <w:bookmarkStart w:id="40" w:name="quantitative-analysis"/>
-      <w:bookmarkEnd w:id="39"/>
+      <w:bookmarkStart w:id="58" w:name="quantitative-analysis"/>
+      <w:bookmarkEnd w:id="57"/>
       <w:r>
         <w:t>Quantitative Analysis</w:t>
       </w:r>
@@ -791,21 +1022,34 @@
         <w:t>supervisor feedback instance, analyses were paired at the record level and all tests were two‑sided with α = .05; 95% confidence intervals are reported. To examine whether AI and supervisor feedback differed in length, we compared character counts using a paired Student’s t‑test across records and visualized the distributions to contextualize any difference in means. To compare perceived quality, we analyzed rubric scores (five ordinal categories: criteria‑based, clear direction, accurate, prioritization, s</w:t>
       </w:r>
       <w:r>
-        <w:t>upportive) in two complementary ways. First, for an easily interpretable summary at the record level, we averaged available assessor scores (student and faculty) within provider and item and then used paired t‑tests to compare AI and supervisor mean scores across records. Second, acknowledging the ordinal nature of the outcomes, we fitted cumulative link mixed model. For each item, the fixed effects were feedback provider (AI vs supervisor) and assessor type (student vs faculty), with their interaction exam</w:t>
-      </w:r>
-      <w:r>
-        <w:t>ined exploratorily, and a random intercept for assessor to account for clustering. Results are presented as odds ratios with 95% confidence intervals and p‑values under the proportional‑odds assumption. To assess consistency in feedback quality, we computed the per‑record mean score for each provider and compared dispersion between AI and supervisors. Variance differences were tested using Levene’s test for equality of variances and corroborated with the classical F‑test, alongside distributional plots of t</w:t>
-      </w:r>
-      <w:r>
-        <w:t>he per‑record means. To evaluate whether longer feedback tended to receive higher scores, we estimated Spearman’s rank correlations between character count and rubric scores separately by provider and item, reporting correlation coefficients and two‑sided p‑values. Finally, for the identification task, we summarized detection accuracy as the proportion of correctly identified sources (AI vs supervisor). Bonferroni correction was applied to correct for multiple testing.</w:t>
+        <w:t>upportive) in two complementary ways. First, for an easily interpretable summary at the record level, we averaged available assessor scores (student and faculty) within provider and item and then used paired t‑tests to compare AI and supervisor mean scores across records. Second, acknowledging the ordinal nature of the outcomes, we fitted cumulative link mixed</w:t>
+      </w:r>
+      <w:del w:id="59" w:author="Comparison" w:date="2026-04-24T13:01:00Z" w16du:dateUtc="2026-04-24T04:01:00Z">
+        <w:r>
+          <w:delText xml:space="preserve"> model.</w:delText>
+        </w:r>
+      </w:del>
+      <w:ins w:id="60" w:author="Comparison" w:date="2026-04-24T13:01:00Z" w16du:dateUtc="2026-04-24T04:01:00Z">
+        <w:r>
+          <w:t>-effects models.</w:t>
+        </w:r>
+      </w:ins>
+      <w:r>
+        <w:t xml:space="preserve"> For each item, the fixed effects were feedback provider (AI vs supervisor) and assessor type (student vs faculty), with their interaction examined exploratorily, and a random intercept for assessor to account for clustering. Results are presented as odds ratios with 95% confidence intervals and p‑values under the proportional‑odds assumption. To assess consistency in feedback quality, we computed the per‑record mean score for each provider and compared dispersion between AI and supervisors. Variance differ</w:t>
+      </w:r>
+      <w:r>
+        <w:t>ences were tested using Levene’s test for equality of variances and corroborated with the classical F‑test, alongside distributional plots of the per‑record means. To evaluate whether longer feedback tended to receive higher scores, we estimated Spearman’s rank correlations between character count and rubric scores separately by provider and item, reporting correlation coefficients and two‑sided p‑values. Finally, for the identification task, we summarized detection accuracy as the proportion of correctly i</w:t>
+      </w:r>
+      <w:r>
+        <w:t>dentified sources (AI vs supervisor). Bonferroni correction was applied to correct for multiple testing.</w:t>
       </w:r>
     </w:p>
     <w:p>
       <w:pPr>
         <w:pStyle w:val="Heading3"/>
       </w:pPr>
-      <w:bookmarkStart w:id="41" w:name="qualitative-analysis"/>
-      <w:bookmarkEnd w:id="40"/>
+      <w:bookmarkStart w:id="61" w:name="qualitative-analysis"/>
+      <w:bookmarkEnd w:id="58"/>
       <w:r>
         <w:t>Qualitative Analysis</w:t>
       </w:r>
@@ -825,10 +1069,10 @@
       <w:pPr>
         <w:pStyle w:val="BodyText"/>
         <w:rPr>
-          <w:del w:id="42" w:author="Comparison" w:date="2026-04-22T15:46:00Z" w16du:dateUtc="2026-04-22T06:46:00Z"/>
+          <w:del w:id="62" w:author="Comparison" w:date="2026-04-24T13:01:00Z" w16du:dateUtc="2026-04-24T04:01:00Z"/>
         </w:rPr>
       </w:pPr>
-      <w:del w:id="43" w:author="Comparison" w:date="2026-04-22T15:46:00Z" w16du:dateUtc="2026-04-22T06:46:00Z">
+      <w:del w:id="63" w:author="Comparison" w:date="2026-04-24T13:01:00Z" w16du:dateUtc="2026-04-24T04:01:00Z">
         <w:r>
           <w:delText>Because this study analyzed the complete set of open-ended evaluator comments rather than sampling iteratively until no new themes emerged, data saturation in its conventional sense was not the analytic target. All available qualitative data from the 20 evaluators across 161 datasets were coded and analyzed; the resulting themes are therefore empirically grounded in the full dataset and can be considered theoretically sufficient for the purposes of this study.</w:delText>
         </w:r>
@@ -838,7 +1082,7 @@
       <w:pPr>
         <w:pStyle w:val="Heading4"/>
       </w:pPr>
-      <w:bookmarkStart w:id="44" w:name="reflexivity"/>
+      <w:bookmarkStart w:id="64" w:name="reflexivity"/>
       <w:r>
         <w:t>Reflexivity</w:t>
       </w:r>
@@ -861,7 +1105,7 @@
       <w:r>
         <w:t>ective specialties. To mitigate such biases, discussions were recorded and transparency was maintained during the analysis process, with regular meetings to share and discuss their respective interpretations.</w:t>
       </w:r>
-      <w:ins w:id="45" w:author="Comparison" w:date="2026-04-22T15:46:00Z" w16du:dateUtc="2026-04-22T06:46:00Z">
+      <w:ins w:id="65" w:author="Comparison" w:date="2026-04-24T13:01:00Z" w16du:dateUtc="2026-04-24T04:01:00Z">
         <w:r>
           <w:t xml:space="preserve"> The research team had no direct supervisory or assessment-related authority over the evaluators who provided the qualitative data; evaluators were recruited independently (see Sampling Procedures) and participated on an opt-in voluntary basis.</w:t>
         </w:r>
@@ -871,12 +1115,12 @@
       <w:pPr>
         <w:pStyle w:val="Heading4"/>
         <w:rPr>
-          <w:ins w:id="46" w:author="Comparison" w:date="2026-04-22T15:46:00Z" w16du:dateUtc="2026-04-22T06:46:00Z"/>
+          <w:ins w:id="66" w:author="Comparison" w:date="2026-04-24T13:01:00Z" w16du:dateUtc="2026-04-24T04:01:00Z"/>
         </w:rPr>
       </w:pPr>
-      <w:bookmarkStart w:id="47" w:name="methodological-integrity"/>
-      <w:bookmarkEnd w:id="44"/>
-      <w:ins w:id="48" w:author="Comparison" w:date="2026-04-22T15:46:00Z" w16du:dateUtc="2026-04-22T06:46:00Z">
+      <w:bookmarkStart w:id="67" w:name="methodological-integrity"/>
+      <w:bookmarkEnd w:id="64"/>
+      <w:ins w:id="68" w:author="Comparison" w:date="2026-04-24T13:01:00Z" w16du:dateUtc="2026-04-24T04:01:00Z">
         <w:r>
           <w:t>Methodological Integrity</w:t>
         </w:r>
@@ -886,10 +1130,10 @@
       <w:pPr>
         <w:pStyle w:val="FirstParagraph"/>
         <w:rPr>
-          <w:ins w:id="49" w:author="Comparison" w:date="2026-04-22T15:46:00Z" w16du:dateUtc="2026-04-22T06:46:00Z"/>
+          <w:ins w:id="69" w:author="Comparison" w:date="2026-04-24T13:01:00Z" w16du:dateUtc="2026-04-24T04:01:00Z"/>
         </w:rPr>
       </w:pPr>
-      <w:ins w:id="50" w:author="Comparison" w:date="2026-04-22T15:46:00Z" w16du:dateUtc="2026-04-22T06:46:00Z">
+      <w:ins w:id="70" w:author="Comparison" w:date="2026-04-24T13:01:00Z" w16du:dateUtc="2026-04-24T04:01:00Z">
         <w:r>
           <w:t xml:space="preserve">Methodological integrity was pursued along the two dimensions articulated in the APA Journal Article Reporting Standards for Qualitative Research [48]: fidelity to the subject matter and utility in achieving the research goals. With respect to data adequacy, the analytic corpus comprised the complete set of open-ended comments from all 20 evaluators (10 faculty and 10 students) across 161 datasets spanning 12 clinical departments; because this full-corpus approach precluded iterative sampling to saturation </w:t>
         </w:r>
@@ -902,10 +1146,10 @@
       <w:pPr>
         <w:pStyle w:val="BodyText"/>
         <w:rPr>
-          <w:ins w:id="51" w:author="Comparison" w:date="2026-04-22T15:46:00Z" w16du:dateUtc="2026-04-22T06:46:00Z"/>
+          <w:ins w:id="71" w:author="Comparison" w:date="2026-04-24T13:01:00Z" w16du:dateUtc="2026-04-24T04:01:00Z"/>
         </w:rPr>
       </w:pPr>
-      <w:ins w:id="52" w:author="Comparison" w:date="2026-04-22T15:46:00Z" w16du:dateUtc="2026-04-22T06:46:00Z">
+      <w:ins w:id="72" w:author="Comparison" w:date="2026-04-24T13:01:00Z" w16du:dateUtc="2026-04-24T04:01:00Z">
         <w:r>
           <w:t xml:space="preserve">Credibility was supported by several analytic checks. Initial coding (steps 1 and 2) was double-coded by TK and HN, with discussion to agreement. Theme development (steps 3 to 6) was opened to three additional analysts (SH, SR, JD) with distinct disciplinary perspectives, functioning as analyst triangulation across clinical practice, medical education, programmatic assessment, self-regulated learning, and statistics and AI. The bilingual workflow (Japanese for initial coding, English for theme development) </w:t>
         </w:r>
@@ -918,10 +1162,10 @@
       <w:pPr>
         <w:pStyle w:val="BodyText"/>
         <w:rPr>
-          <w:ins w:id="53" w:author="Comparison" w:date="2026-04-22T15:46:00Z" w16du:dateUtc="2026-04-22T06:46:00Z"/>
+          <w:ins w:id="73" w:author="Comparison" w:date="2026-04-24T13:01:00Z" w16du:dateUtc="2026-04-24T04:01:00Z"/>
         </w:rPr>
       </w:pPr>
-      <w:ins w:id="54" w:author="Comparison" w:date="2026-04-22T15:46:00Z" w16du:dateUtc="2026-04-22T06:46:00Z">
+      <w:ins w:id="74" w:author="Comparison" w:date="2026-04-24T13:01:00Z" w16du:dateUtc="2026-04-24T04:01:00Z">
         <w:r>
           <w:t>Member checking was not conducted because evaluators participated as unpaid volunteers, including sixth-year students approaching the national licensing examination and clinically active faculty, for whom additional engagement would have been incompatible with our commitment to minimize participant burden (see Ethical Considerations). Credibility was instead supported by the multi-analyst procedures described above. Meaningful coherence between findings and interpretation was pursued through Joint Display A</w:t>
         </w:r>
@@ -934,9 +1178,9 @@
       <w:pPr>
         <w:pStyle w:val="Heading3"/>
       </w:pPr>
-      <w:bookmarkStart w:id="55" w:name="integration-of-results"/>
-      <w:bookmarkEnd w:id="41"/>
-      <w:bookmarkEnd w:id="47"/>
+      <w:bookmarkStart w:id="75" w:name="integration-of-results"/>
+      <w:bookmarkEnd w:id="61"/>
+      <w:bookmarkEnd w:id="67"/>
       <w:r>
         <w:t>Integration of results</w:t>
       </w:r>
@@ -948,7 +1192,7 @@
       <w:r>
         <w:t>The results of the quantitative and qualitative analyses were documented separately and then integrated using Joint Display Analysis (JDA). JDA is an analytic strategy in mixed-methods research that brings qualitative and quantitative evidence together in a single, structured visual (a “joint display”) to enable explicit integration and the drawing of meta-inferences that would be difficult to see from either strand alone [</w:t>
       </w:r>
-      <w:del w:id="56" w:author="Comparison" w:date="2026-04-22T15:46:00Z" w16du:dateUtc="2026-04-22T06:46:00Z">
+      <w:del w:id="76" w:author="Comparison" w:date="2026-04-24T13:01:00Z" w16du:dateUtc="2026-04-24T04:01:00Z">
         <w:r>
           <w:delText>48,</w:delText>
         </w:r>
@@ -956,7 +1200,7 @@
       <w:r>
         <w:t>49</w:t>
       </w:r>
-      <w:ins w:id="57" w:author="Comparison" w:date="2026-04-22T15:46:00Z" w16du:dateUtc="2026-04-22T06:46:00Z">
+      <w:ins w:id="77" w:author="Comparison" w:date="2026-04-24T13:01:00Z" w16du:dateUtc="2026-04-24T04:01:00Z">
         <w:r>
           <w:t>,50</w:t>
         </w:r>
@@ -969,8 +1213,8 @@
       <w:pPr>
         <w:pStyle w:val="Heading3"/>
       </w:pPr>
-      <w:bookmarkStart w:id="58" w:name="ethical-considerations"/>
-      <w:bookmarkEnd w:id="55"/>
+      <w:bookmarkStart w:id="78" w:name="ethical-considerations"/>
+      <w:bookmarkEnd w:id="75"/>
       <w:r>
         <w:t>Ethical considerations</w:t>
       </w:r>
@@ -996,9 +1240,9 @@
       <w:pPr>
         <w:pStyle w:val="Heading2"/>
       </w:pPr>
-      <w:bookmarkStart w:id="59" w:name="results"/>
-      <w:bookmarkEnd w:id="26"/>
-      <w:bookmarkEnd w:id="58"/>
+      <w:bookmarkStart w:id="79" w:name="results"/>
+      <w:bookmarkEnd w:id="8"/>
+      <w:bookmarkEnd w:id="78"/>
       <w:r>
         <w:t>Results</w:t>
       </w:r>
@@ -1013,24 +1257,14 @@
       <w:r>
         <w:t xml:space="preserve">nsisting of a student’s clerkship logs for one week, supervisor feedback, and AI feedback. The weekly clerkship logs varied considerably in length (mean 675.2 characters, SD 459.8; median 551; range 51–2,342). The number of datasets, students, and supervisors by department is shown in </w:t>
       </w:r>
-      <w:r>
-        <w:fldChar w:fldCharType="begin"/>
-      </w:r>
-      <w:r>
-        <w:instrText>HYPERLINK \l "tbl-dataset_summary" \h</w:instrText>
-      </w:r>
-      <w:r>
-        <w:fldChar w:fldCharType="separate"/>
-      </w:r>
-      <w:r>
-        <w:rPr>
-          <w:rStyle w:val="Hyperlink"/>
-        </w:rPr>
-        <w:t>Table 1</w:t>
-      </w:r>
-      <w:r>
-        <w:fldChar w:fldCharType="end"/>
-      </w:r>
+      <w:hyperlink w:anchor="tbl-dataset_summary">
+        <w:r>
+          <w:rPr>
+            <w:rStyle w:val="Hyperlink"/>
+          </w:rPr>
+          <w:t>Table 1</w:t>
+        </w:r>
+      </w:hyperlink>
       <w:r>
         <w:t>.</w:t>
       </w:r>
@@ -1055,7 +1289,7 @@
               <w:pStyle w:val="ImageCaption"/>
               <w:spacing w:before="200"/>
             </w:pPr>
-            <w:bookmarkStart w:id="60" w:name="tbl-dataset_summary"/>
+            <w:bookmarkStart w:id="80" w:name="tbl-dataset_summary"/>
             <w:r>
               <w:t>Table 1: Dataset Summary. Convergent mixed-methods study comparing AI-generated and supervisor feedback on clinical clerkship logs, Nagoya University, Japan, 2024.</w:t>
             </w:r>
@@ -3305,7 +3539,7 @@
           </w:tbl>
           <w:p/>
         </w:tc>
-        <w:bookmarkEnd w:id="60"/>
+        <w:bookmarkEnd w:id="80"/>
       </w:tr>
     </w:tbl>
     <w:p>
@@ -3315,7 +3549,7 @@
       <w:r>
         <w:t xml:space="preserve">From October 2024 to January 2025, 10 medical students and 10 faculty who were not involved in the creation of the above student clerkship logs or feedback evaluated the AI and supervisor feedback. No missing data were identified; all 161 records contained complete rubric scores from both assessors across all five items, yielding 3,220 observations with 100% data completeness. </w:t>
       </w:r>
-      <w:ins w:id="61" w:author="Comparison" w:date="2026-04-22T15:46:00Z" w16du:dateUtc="2026-04-22T06:46:00Z">
+      <w:ins w:id="81" w:author="Comparison" w:date="2026-04-24T13:01:00Z" w16du:dateUtc="2026-04-24T04:01:00Z">
         <w:r>
           <w:t xml:space="preserve">Because the dataset was complete, we did not perform a missingness test (such as Little’s MCAR test) or apply multiple imputation. </w:t>
         </w:r>
@@ -3323,24 +3557,14 @@
       <w:r>
         <w:t xml:space="preserve">The flow of participants through each stage of the study is shown in </w:t>
       </w:r>
-      <w:r>
-        <w:fldChar w:fldCharType="begin"/>
-      </w:r>
-      <w:r>
-        <w:instrText>HYPERLINK \l "fig-participant-flowchart" \h</w:instrText>
-      </w:r>
-      <w:r>
-        <w:fldChar w:fldCharType="separate"/>
-      </w:r>
-      <w:r>
-        <w:rPr>
-          <w:rStyle w:val="Hyperlink"/>
-        </w:rPr>
-        <w:t>Figure 2</w:t>
-      </w:r>
-      <w:r>
-        <w:fldChar w:fldCharType="end"/>
-      </w:r>
+      <w:hyperlink w:anchor="fig-participant-flowchart">
+        <w:r>
+          <w:rPr>
+            <w:rStyle w:val="Hyperlink"/>
+          </w:rPr>
+          <w:t>Figure 2</w:t>
+        </w:r>
+      </w:hyperlink>
       <w:r>
         <w:t>.</w:t>
       </w:r>
@@ -3365,17 +3589,17 @@
               <w:pStyle w:val="Compact"/>
               <w:jc w:val="center"/>
               <w:rPr>
-                <w:del w:id="62" w:author="Comparison" w:date="2026-04-22T15:46:00Z" w16du:dateUtc="2026-04-22T06:46:00Z"/>
+                <w:del w:id="82" w:author="Comparison" w:date="2026-04-24T13:01:00Z" w16du:dateUtc="2026-04-24T04:01:00Z"/>
               </w:rPr>
             </w:pPr>
-            <w:bookmarkStart w:id="63" w:name="fig-participant-flowchart"/>
-            <w:del w:id="64" w:author="Comparison" w:date="2026-04-22T15:46:00Z" w16du:dateUtc="2026-04-22T06:46:00Z">
+            <w:bookmarkStart w:id="83" w:name="fig-participant-flowchart"/>
+            <w:del w:id="84" w:author="Comparison" w:date="2026-04-24T13:01:00Z" w16du:dateUtc="2026-04-24T04:01:00Z">
               <w:r>
                 <w:rPr>
                   <w:noProof/>
                 </w:rPr>
                 <w:drawing>
-                  <wp:inline distT="0" distB="0" distL="0" distR="0" wp14:anchorId="5B0DC7F6" wp14:editId="3ABCFC23">
+                  <wp:inline distT="0" distB="0" distL="0" distR="0">
                     <wp:extent cx="5334000" cy="4122094"/>
                     <wp:effectExtent l="0" t="0" r="0" b="0"/>
                     <wp:docPr id="49" name="Picture"/>
@@ -3432,16 +3656,16 @@
               <w:pStyle w:val="Compact"/>
               <w:jc w:val="center"/>
               <w:rPr>
-                <w:ins w:id="65" w:author="Comparison" w:date="2026-04-22T15:46:00Z" w16du:dateUtc="2026-04-22T06:46:00Z"/>
+                <w:ins w:id="85" w:author="Comparison" w:date="2026-04-24T13:01:00Z" w16du:dateUtc="2026-04-24T04:01:00Z"/>
               </w:rPr>
             </w:pPr>
-            <w:ins w:id="66" w:author="Comparison" w:date="2026-04-22T15:46:00Z" w16du:dateUtc="2026-04-22T06:46:00Z">
+            <w:ins w:id="86" w:author="Comparison" w:date="2026-04-24T13:01:00Z" w16du:dateUtc="2026-04-24T04:01:00Z">
               <w:r>
                 <w:rPr>
                   <w:noProof/>
                 </w:rPr>
                 <w:drawing>
-                  <wp:inline distT="0" distB="0" distL="0" distR="0" wp14:anchorId="4EE3C5FF" wp14:editId="132FAD51">
+                  <wp:inline distT="0" distB="0" distL="0" distR="0" wp14:anchorId="162CB026" wp14:editId="4B6E6371">
                     <wp:extent cx="5334000" cy="4122094"/>
                     <wp:effectExtent l="0" t="0" r="0" b="0"/>
                     <wp:docPr id="50" name="Picture"/>
@@ -3506,14 +3730,14 @@
             </w:r>
           </w:p>
         </w:tc>
-        <w:bookmarkEnd w:id="63"/>
+        <w:bookmarkEnd w:id="83"/>
       </w:tr>
     </w:tbl>
     <w:p>
       <w:pPr>
         <w:pStyle w:val="Heading3"/>
       </w:pPr>
-      <w:bookmarkStart w:id="67" w:name="quantitative-analysis-1"/>
+      <w:bookmarkStart w:id="87" w:name="quantitative-analysis-1"/>
       <w:r>
         <w:t>Quantitative analysis</w:t>
       </w:r>
@@ -3522,7 +3746,7 @@
       <w:pPr>
         <w:pStyle w:val="Heading4"/>
       </w:pPr>
-      <w:bookmarkStart w:id="68" w:name="Xba8190d6eb4dba86e04165cd34ad4975da570f1"/>
+      <w:bookmarkStart w:id="88" w:name="Xba8190d6eb4dba86e04165cd34ad4975da570f1"/>
       <w:r>
         <w:t>Distribution Assessment and Sensitivity Analysis</w:t>
       </w:r>
@@ -3572,18 +3796,23 @@
         <w:t>P</w:t>
       </w:r>
       <w:r>
-        <w:t xml:space="preserve">&lt;.001 after Bonferroni correction). As a sensitivity analysis, Wilcoxon signed-rank tests were conducted alongside the paired t-tests; the two methods yielded identical conclusions regarding statistical significance for every variable. Moreover, the primary analysis of rubric scores employed cumulative link mixed models (see below), </w:t>
-      </w:r>
-      <w:r>
-        <w:t>which do not assume normality of the outcome distribution.</w:t>
+        <w:t>&lt;.001 after Bonferroni correction). As a sensitivity analysis, Wilcoxon signed-rank tests were conducted alongside the paired t-tests; the two methods yielded identical conclusions regarding statistical significance for every variable. Moreover, the primary analysis of rubric scores employed cumulative link mixed</w:t>
+      </w:r>
+      <w:ins w:id="89" w:author="Comparison" w:date="2026-04-24T13:01:00Z" w16du:dateUtc="2026-04-24T04:01:00Z">
+        <w:r>
+          <w:t>-effects</w:t>
+        </w:r>
+      </w:ins>
+      <w:r>
+        <w:t xml:space="preserve"> models (see below), which do not assume normality of the outcome distribution.</w:t>
       </w:r>
     </w:p>
     <w:p>
       <w:pPr>
         <w:pStyle w:val="Heading4"/>
       </w:pPr>
-      <w:bookmarkStart w:id="69" w:name="difference-between-feedback-length"/>
-      <w:bookmarkEnd w:id="68"/>
+      <w:bookmarkStart w:id="90" w:name="difference-between-feedback-length"/>
+      <w:bookmarkEnd w:id="88"/>
       <w:r>
         <w:t>Difference Between Feedback Length</w:t>
       </w:r>
@@ -3595,24 +3824,14 @@
       <w:r>
         <w:t xml:space="preserve">The length of the feedback was compared between AI and supervisor feedback. Mean lengths were 382.02 (95% CI 369.29-394.76) characters for AI and 97.87 (95% CI 86.4-109.33) characters for supervisors. The distribution of the lengths of supervisor feedback and AI feedback is shown in </w:t>
       </w:r>
-      <w:r>
-        <w:fldChar w:fldCharType="begin"/>
-      </w:r>
-      <w:r>
-        <w:instrText>HYPERLINK \l "fig-length_distribution" \h</w:instrText>
-      </w:r>
-      <w:r>
-        <w:fldChar w:fldCharType="separate"/>
-      </w:r>
-      <w:r>
-        <w:rPr>
-          <w:rStyle w:val="Hyperlink"/>
-        </w:rPr>
-        <w:t>Figure 3</w:t>
-      </w:r>
-      <w:r>
-        <w:fldChar w:fldCharType="end"/>
-      </w:r>
+      <w:hyperlink w:anchor="fig-length_distribution">
+        <w:r>
+          <w:rPr>
+            <w:rStyle w:val="Hyperlink"/>
+          </w:rPr>
+          <w:t>Figure 3</w:t>
+        </w:r>
+      </w:hyperlink>
       <w:r>
         <w:t xml:space="preserve">. Paired t-test results indicated that the mean character count of AI feedback was significantly higher than that of supervisor feedback (mean difference 284.16 characters; 95% CI 268.6-299.71; </w:t>
       </w:r>
@@ -3657,17 +3876,17 @@
               <w:pStyle w:val="Compact"/>
               <w:jc w:val="center"/>
               <w:rPr>
-                <w:del w:id="70" w:author="Comparison" w:date="2026-04-22T15:46:00Z" w16du:dateUtc="2026-04-22T06:46:00Z"/>
+                <w:del w:id="91" w:author="Comparison" w:date="2026-04-24T13:01:00Z" w16du:dateUtc="2026-04-24T04:01:00Z"/>
               </w:rPr>
             </w:pPr>
-            <w:bookmarkStart w:id="71" w:name="fig-length_distribution"/>
-            <w:del w:id="72" w:author="Comparison" w:date="2026-04-22T15:46:00Z" w16du:dateUtc="2026-04-22T06:46:00Z">
+            <w:bookmarkStart w:id="92" w:name="fig-length_distribution"/>
+            <w:del w:id="93" w:author="Comparison" w:date="2026-04-24T13:01:00Z" w16du:dateUtc="2026-04-24T04:01:00Z">
               <w:r>
                 <w:rPr>
                   <w:noProof/>
                 </w:rPr>
                 <w:drawing>
-                  <wp:inline distT="0" distB="0" distL="0" distR="0" wp14:anchorId="7F21A766" wp14:editId="491FE858">
+                  <wp:inline distT="0" distB="0" distL="0" distR="0">
                     <wp:extent cx="5334000" cy="3200400"/>
                     <wp:effectExtent l="0" t="0" r="0" b="0"/>
                     <wp:docPr id="54" name="Picture"/>
@@ -3724,16 +3943,16 @@
               <w:pStyle w:val="Compact"/>
               <w:jc w:val="center"/>
               <w:rPr>
-                <w:ins w:id="73" w:author="Comparison" w:date="2026-04-22T15:46:00Z" w16du:dateUtc="2026-04-22T06:46:00Z"/>
+                <w:ins w:id="94" w:author="Comparison" w:date="2026-04-24T13:01:00Z" w16du:dateUtc="2026-04-24T04:01:00Z"/>
               </w:rPr>
             </w:pPr>
-            <w:ins w:id="74" w:author="Comparison" w:date="2026-04-22T15:46:00Z" w16du:dateUtc="2026-04-22T06:46:00Z">
+            <w:ins w:id="95" w:author="Comparison" w:date="2026-04-24T13:01:00Z" w16du:dateUtc="2026-04-24T04:01:00Z">
               <w:r>
                 <w:rPr>
                   <w:noProof/>
                 </w:rPr>
                 <w:drawing>
-                  <wp:inline distT="0" distB="0" distL="0" distR="0" wp14:anchorId="2718C28F" wp14:editId="7BECC262">
+                  <wp:inline distT="0" distB="0" distL="0" distR="0" wp14:anchorId="64E9C462" wp14:editId="771FD7BD">
                     <wp:extent cx="5334000" cy="3200400"/>
                     <wp:effectExtent l="0" t="0" r="0" b="0"/>
                     <wp:docPr id="55" name="Picture"/>
@@ -3795,15 +4014,15 @@
             </w:r>
           </w:p>
         </w:tc>
-        <w:bookmarkEnd w:id="71"/>
+        <w:bookmarkEnd w:id="92"/>
       </w:tr>
     </w:tbl>
     <w:p>
       <w:pPr>
         <w:pStyle w:val="Heading4"/>
       </w:pPr>
-      <w:bookmarkStart w:id="75" w:name="comparison-of-scores"/>
-      <w:bookmarkEnd w:id="69"/>
+      <w:bookmarkStart w:id="96" w:name="comparison-of-scores"/>
+      <w:bookmarkEnd w:id="90"/>
       <w:r>
         <w:t>Comparison of Scores</w:t>
       </w:r>
@@ -3815,24 +4034,14 @@
       <w:r>
         <w:t xml:space="preserve">The scores assigned by the evaluators to the AI and supervisor feedback were compared. </w:t>
       </w:r>
-      <w:r>
-        <w:fldChar w:fldCharType="begin"/>
-      </w:r>
-      <w:r>
-        <w:instrText>HYPERLINK \l "fig-diff-ai-vs-supervisor" \h</w:instrText>
-      </w:r>
-      <w:r>
-        <w:fldChar w:fldCharType="separate"/>
-      </w:r>
-      <w:r>
-        <w:rPr>
-          <w:rStyle w:val="Hyperlink"/>
-        </w:rPr>
-        <w:t>Figure 4</w:t>
-      </w:r>
-      <w:r>
-        <w:fldChar w:fldCharType="end"/>
-      </w:r>
+      <w:hyperlink w:anchor="fig-diff-ai-vs-supervisor">
+        <w:r>
+          <w:rPr>
+            <w:rStyle w:val="Hyperlink"/>
+          </w:rPr>
+          <w:t>Figure 4</w:t>
+        </w:r>
+      </w:hyperlink>
       <w:r>
         <w:t xml:space="preserve"> shows the differences in feedback scores by AI and supervisors for the same log. Values greater than 0 indicate that the AI score is higher, and values less than 0 indicate that the supervisor score is higher. Although there are slight differences among evaluators, AI scores tend to be higher except for the “supportive” item.</w:t>
       </w:r>
@@ -3857,17 +4066,17 @@
               <w:pStyle w:val="Compact"/>
               <w:jc w:val="center"/>
               <w:rPr>
-                <w:del w:id="76" w:author="Comparison" w:date="2026-04-22T15:46:00Z" w16du:dateUtc="2026-04-22T06:46:00Z"/>
+                <w:del w:id="97" w:author="Comparison" w:date="2026-04-24T13:01:00Z" w16du:dateUtc="2026-04-24T04:01:00Z"/>
               </w:rPr>
             </w:pPr>
-            <w:bookmarkStart w:id="77" w:name="fig-diff-ai-vs-supervisor"/>
-            <w:del w:id="78" w:author="Comparison" w:date="2026-04-22T15:46:00Z" w16du:dateUtc="2026-04-22T06:46:00Z">
+            <w:bookmarkStart w:id="98" w:name="fig-diff-ai-vs-supervisor"/>
+            <w:del w:id="99" w:author="Comparison" w:date="2026-04-24T13:01:00Z" w16du:dateUtc="2026-04-24T04:01:00Z">
               <w:r>
                 <w:rPr>
                   <w:noProof/>
                 </w:rPr>
                 <w:drawing>
-                  <wp:inline distT="0" distB="0" distL="0" distR="0" wp14:anchorId="68214E36" wp14:editId="60C24A14">
+                  <wp:inline distT="0" distB="0" distL="0" distR="0">
                     <wp:extent cx="5334000" cy="3200400"/>
                     <wp:effectExtent l="0" t="0" r="0" b="0"/>
                     <wp:docPr id="59" name="Picture"/>
@@ -3924,16 +4133,16 @@
               <w:pStyle w:val="Compact"/>
               <w:jc w:val="center"/>
               <w:rPr>
-                <w:ins w:id="79" w:author="Comparison" w:date="2026-04-22T15:46:00Z" w16du:dateUtc="2026-04-22T06:46:00Z"/>
+                <w:ins w:id="100" w:author="Comparison" w:date="2026-04-24T13:01:00Z" w16du:dateUtc="2026-04-24T04:01:00Z"/>
               </w:rPr>
             </w:pPr>
-            <w:ins w:id="80" w:author="Comparison" w:date="2026-04-22T15:46:00Z" w16du:dateUtc="2026-04-22T06:46:00Z">
+            <w:ins w:id="101" w:author="Comparison" w:date="2026-04-24T13:01:00Z" w16du:dateUtc="2026-04-24T04:01:00Z">
               <w:r>
                 <w:rPr>
                   <w:noProof/>
                 </w:rPr>
                 <w:drawing>
-                  <wp:inline distT="0" distB="0" distL="0" distR="0" wp14:anchorId="44EA3305" wp14:editId="67B425C0">
+                  <wp:inline distT="0" distB="0" distL="0" distR="0" wp14:anchorId="1BA45C55" wp14:editId="0B76E74C">
                     <wp:extent cx="5334000" cy="3200400"/>
                     <wp:effectExtent l="0" t="0" r="0" b="0"/>
                     <wp:docPr id="60" name="Picture"/>
@@ -3995,7 +4204,7 @@
             </w:r>
           </w:p>
         </w:tc>
-        <w:bookmarkEnd w:id="77"/>
+        <w:bookmarkEnd w:id="98"/>
       </w:tr>
     </w:tbl>
     <w:p>
@@ -4055,12 +4264,12 @@
       <w:r>
         <w:t xml:space="preserve">=.011). Details </w:t>
       </w:r>
-      <w:del w:id="81" w:author="Comparison" w:date="2026-04-22T15:46:00Z" w16du:dateUtc="2026-04-22T06:46:00Z">
+      <w:del w:id="102" w:author="Comparison" w:date="2026-04-24T13:01:00Z" w16du:dateUtc="2026-04-24T04:01:00Z">
         <w:r>
           <w:delText>including</w:delText>
         </w:r>
       </w:del>
-      <w:ins w:id="82" w:author="Comparison" w:date="2026-04-22T15:46:00Z" w16du:dateUtc="2026-04-22T06:46:00Z">
+      <w:ins w:id="103" w:author="Comparison" w:date="2026-04-24T13:01:00Z" w16du:dateUtc="2026-04-24T04:01:00Z">
         <w:r>
           <w:t xml:space="preserve">are shown in </w:t>
         </w:r>
@@ -4089,12 +4298,12 @@
       <w:r>
         <w:t xml:space="preserve"> uncorrected </w:t>
       </w:r>
-      <w:del w:id="83" w:author="Comparison" w:date="2026-04-22T15:46:00Z" w16du:dateUtc="2026-04-22T06:46:00Z">
+      <w:del w:id="104" w:author="Comparison" w:date="2026-04-24T13:01:00Z" w16du:dateUtc="2026-04-24T04:01:00Z">
         <w:r>
           <w:delText>p-</w:delText>
         </w:r>
       </w:del>
-      <w:ins w:id="84" w:author="Comparison" w:date="2026-04-22T15:46:00Z" w16du:dateUtc="2026-04-22T06:46:00Z">
+      <w:ins w:id="105" w:author="Comparison" w:date="2026-04-24T13:01:00Z" w16du:dateUtc="2026-04-24T04:01:00Z">
         <w:r>
           <w:rPr>
             <w:i/>
@@ -4109,7 +4318,7 @@
       <w:r>
         <w:t xml:space="preserve">values are </w:t>
       </w:r>
-      <w:del w:id="85" w:author="Comparison" w:date="2026-04-22T15:46:00Z" w16du:dateUtc="2026-04-22T06:46:00Z">
+      <w:del w:id="106" w:author="Comparison" w:date="2026-04-24T13:01:00Z" w16du:dateUtc="2026-04-24T04:01:00Z">
         <w:r>
           <w:delText xml:space="preserve">shown in </w:delText>
         </w:r>
@@ -4135,7 +4344,7 @@
           <w:delText>.</w:delText>
         </w:r>
       </w:del>
-      <w:ins w:id="86" w:author="Comparison" w:date="2026-04-22T15:46:00Z" w16du:dateUtc="2026-04-22T06:46:00Z">
+      <w:ins w:id="107" w:author="Comparison" w:date="2026-04-24T13:01:00Z" w16du:dateUtc="2026-04-24T04:01:00Z">
         <w:r>
           <w:t>provided in Multimedia Appendix 4.</w:t>
         </w:r>
@@ -4161,11 +4370,11 @@
               <w:pStyle w:val="ImageCaption"/>
               <w:spacing w:before="200"/>
             </w:pPr>
-            <w:bookmarkStart w:id="87" w:name="tbl-paired_ttest_results"/>
+            <w:bookmarkStart w:id="108" w:name="tbl-paired_ttest_results"/>
             <w:r>
               <w:t>Table 2: Paired T-test Results Comparing AI and Supervisor Feedback Scores on the Steiss et al. Five-Item Analytic Rubric. Convergent mixed-methods study, Nagoya University medical students, Japan, 2024. Rubric items: (A) criteria-based, (B) clear direction, (C) accurate, (D) prioritization, (E) supportive. This rubric assesses structural and content dimensions of written feedback; clinically specific dimensions such as diagnostic reasoning and professional judgment were not directly measured.</w:t>
             </w:r>
-            <w:ins w:id="88" w:author="Comparison" w:date="2026-04-22T15:46:00Z" w16du:dateUtc="2026-04-22T06:46:00Z">
+            <w:ins w:id="109" w:author="Comparison" w:date="2026-04-24T13:01:00Z" w16du:dateUtc="2026-04-24T04:01:00Z">
               <w:r>
                 <w:t xml:space="preserve"> Mean differences and uncorrected P values are reported in Multimedia Appendix 4.</w:t>
               </w:r>
@@ -4178,7 +4387,7 @@
               <w:jc w:val="center"/>
               <w:tblLayout w:type="fixed"/>
               <w:tblLook w:val="0420" w:firstRow="1" w:lastRow="0" w:firstColumn="0" w:lastColumn="0" w:noHBand="0" w:noVBand="1"/>
-              <w:tblPrChange w:id="89" w:author="Comparison" w:date="2026-04-22T15:46:00Z" w16du:dateUtc="2026-04-22T06:46:00Z">
+              <w:tblPrChange w:id="110" w:author="Comparison" w:date="2026-04-24T13:01:00Z" w16du:dateUtc="2026-04-24T04:01:00Z">
                 <w:tblPr>
                   <w:tblStyle w:val="Table"/>
                   <w:tblW w:w="5000" w:type="pct"/>
@@ -4197,7 +4406,7 @@
               <w:gridCol w:w="931"/>
               <w:gridCol w:w="1209"/>
               <w:gridCol w:w="931"/>
-              <w:tblGridChange w:id="90">
+              <w:tblGridChange w:id="111">
                 <w:tblGrid>
                   <w:gridCol w:w="1209"/>
                   <w:gridCol w:w="53"/>
@@ -4220,7 +4429,7 @@
                 <w:cnfStyle w:val="100000000000" w:firstRow="1" w:lastRow="0" w:firstColumn="0" w:lastColumn="0" w:oddVBand="0" w:evenVBand="0" w:oddHBand="0" w:evenHBand="0" w:firstRowFirstColumn="0" w:firstRowLastColumn="0" w:lastRowFirstColumn="0" w:lastRowLastColumn="0"/>
                 <w:tblHeader/>
                 <w:jc w:val="center"/>
-                <w:trPrChange w:id="91" w:author="Comparison" w:date="2026-04-22T15:46:00Z" w16du:dateUtc="2026-04-22T06:46:00Z">
+                <w:trPrChange w:id="112" w:author="Comparison" w:date="2026-04-24T13:01:00Z" w16du:dateUtc="2026-04-24T04:01:00Z">
                   <w:trPr>
                     <w:tblHeader/>
                     <w:jc w:val="center"/>
@@ -4244,7 +4453,7 @@
                     <w:right w:w="0" w:type="dxa"/>
                   </w:tcMar>
                   <w:vAlign w:val="center"/>
-                  <w:tcPrChange w:id="92" w:author="Comparison" w:date="2026-04-22T15:46:00Z" w16du:dateUtc="2026-04-22T06:46:00Z">
+                  <w:tcPrChange w:id="113" w:author="Comparison" w:date="2026-04-24T13:01:00Z" w16du:dateUtc="2026-04-24T04:01:00Z">
                     <w:tcPr>
                       <w:tcW w:w="1234" w:type="dxa"/>
                       <w:gridSpan w:val="2"/>
@@ -4298,8 +4507,8 @@
                     <w:right w:val="none" w:sz="0" w:space="0" w:color="000000"/>
                   </w:tcBorders>
                   <w:shd w:val="clear" w:color="auto" w:fill="FFFFFF"/>
-                  <w:cellDel w:id="93" w:author="Comparison" w:date="2026-04-22T15:46:00Z"/>
-                  <w:tcPrChange w:id="94" w:author="Comparison" w:date="2026-04-22T15:46:00Z" w16du:dateUtc="2026-04-22T06:46:00Z">
+                  <w:cellDel w:id="114" w:author="Comparison" w:date="2026-04-24T13:01:00Z"/>
+                  <w:tcPrChange w:id="115" w:author="Comparison" w:date="2026-04-24T13:01:00Z" w16du:dateUtc="2026-04-24T04:01:00Z">
                     <w:tcPr>
                       <w:tcW w:w="1234" w:type="dxa"/>
                       <w:gridSpan w:val="2"/>
@@ -4317,7 +4526,7 @@
                         <w:right w:w="0" w:type="dxa"/>
                       </w:tcMar>
                       <w:vAlign w:val="center"/>
-                      <w:cellDel w:id="95" w:author="Comparison" w:date="2026-04-22T15:46:00Z"/>
+                      <w:cellDel w:id="116" w:author="Comparison" w:date="2026-04-24T13:01:00Z"/>
                     </w:tcPr>
                   </w:tcPrChange>
                 </w:tcPr>
@@ -4332,7 +4541,7 @@
                       <w:szCs w:val="16"/>
                     </w:rPr>
                   </w:pPr>
-                  <w:del w:id="96" w:author="Comparison" w:date="2026-04-22T15:46:00Z" w16du:dateUtc="2026-04-22T06:46:00Z">
+                  <w:del w:id="117" w:author="Comparison" w:date="2026-04-24T13:01:00Z" w16du:dateUtc="2026-04-24T04:01:00Z">
                     <w:r>
                       <w:rPr>
                         <w:rFonts w:ascii="DejaVu Sans" w:eastAsia="DejaVu Sans" w:hAnsi="DejaVu Sans" w:cs="DejaVu Sans"/>
@@ -4363,7 +4572,7 @@
                     <w:right w:w="0" w:type="dxa"/>
                   </w:tcMar>
                   <w:vAlign w:val="center"/>
-                  <w:tcPrChange w:id="97" w:author="Comparison" w:date="2026-04-22T15:46:00Z" w16du:dateUtc="2026-04-22T06:46:00Z">
+                  <w:tcPrChange w:id="118" w:author="Comparison" w:date="2026-04-24T13:01:00Z" w16du:dateUtc="2026-04-24T04:01:00Z">
                     <w:tcPr>
                       <w:tcW w:w="1234" w:type="dxa"/>
                       <w:gridSpan w:val="2"/>
@@ -4424,7 +4633,7 @@
                     <w:right w:w="0" w:type="dxa"/>
                   </w:tcMar>
                   <w:vAlign w:val="center"/>
-                  <w:tcPrChange w:id="98" w:author="Comparison" w:date="2026-04-22T15:46:00Z" w16du:dateUtc="2026-04-22T06:46:00Z">
+                  <w:tcPrChange w:id="119" w:author="Comparison" w:date="2026-04-24T13:01:00Z" w16du:dateUtc="2026-04-24T04:01:00Z">
                     <w:tcPr>
                       <w:tcW w:w="1234" w:type="dxa"/>
                       <w:gridSpan w:val="2"/>
@@ -4485,7 +4694,7 @@
                     <w:right w:w="0" w:type="dxa"/>
                   </w:tcMar>
                   <w:vAlign w:val="center"/>
-                  <w:tcPrChange w:id="99" w:author="Comparison" w:date="2026-04-22T15:46:00Z" w16du:dateUtc="2026-04-22T06:46:00Z">
+                  <w:tcPrChange w:id="120" w:author="Comparison" w:date="2026-04-24T13:01:00Z" w16du:dateUtc="2026-04-24T04:01:00Z">
                     <w:tcPr>
                       <w:tcW w:w="1234" w:type="dxa"/>
                       <w:gridSpan w:val="2"/>
@@ -4550,8 +4759,8 @@
                     <w:right w:val="none" w:sz="0" w:space="0" w:color="000000"/>
                   </w:tcBorders>
                   <w:shd w:val="clear" w:color="auto" w:fill="FFFFFF"/>
-                  <w:cellDel w:id="100" w:author="Comparison" w:date="2026-04-22T15:46:00Z"/>
-                  <w:tcPrChange w:id="101" w:author="Comparison" w:date="2026-04-22T15:46:00Z" w16du:dateUtc="2026-04-22T06:46:00Z">
+                  <w:cellDel w:id="121" w:author="Comparison" w:date="2026-04-24T13:01:00Z"/>
+                  <w:tcPrChange w:id="122" w:author="Comparison" w:date="2026-04-24T13:01:00Z" w16du:dateUtc="2026-04-24T04:01:00Z">
                     <w:tcPr>
                       <w:tcW w:w="1234" w:type="dxa"/>
                       <w:gridSpan w:val="2"/>
@@ -4569,7 +4778,7 @@
                         <w:right w:w="0" w:type="dxa"/>
                       </w:tcMar>
                       <w:vAlign w:val="center"/>
-                      <w:cellDel w:id="102" w:author="Comparison" w:date="2026-04-22T15:46:00Z"/>
+                      <w:cellDel w:id="123" w:author="Comparison" w:date="2026-04-24T13:01:00Z"/>
                     </w:tcPr>
                   </w:tcPrChange>
                 </w:tcPr>
@@ -4584,7 +4793,7 @@
                       <w:szCs w:val="16"/>
                     </w:rPr>
                   </w:pPr>
-                  <w:del w:id="103" w:author="Comparison" w:date="2026-04-22T15:46:00Z" w16du:dateUtc="2026-04-22T06:46:00Z">
+                  <w:del w:id="124" w:author="Comparison" w:date="2026-04-24T13:01:00Z" w16du:dateUtc="2026-04-24T04:01:00Z">
                     <w:r>
                       <w:rPr>
                         <w:rFonts w:ascii="DejaVu Sans" w:eastAsia="DejaVu Sans" w:hAnsi="DejaVu Sans" w:cs="DejaVu Sans"/>
@@ -4616,7 +4825,7 @@
                     <w:right w:w="0" w:type="dxa"/>
                   </w:tcMar>
                   <w:vAlign w:val="center"/>
-                  <w:tcPrChange w:id="104" w:author="Comparison" w:date="2026-04-22T15:46:00Z" w16du:dateUtc="2026-04-22T06:46:00Z">
+                  <w:tcPrChange w:id="125" w:author="Comparison" w:date="2026-04-24T13:01:00Z" w16du:dateUtc="2026-04-24T04:01:00Z">
                     <w:tcPr>
                       <w:tcW w:w="1234" w:type="dxa"/>
                       <w:tcBorders>
@@ -4674,7 +4883,7 @@
             <w:tr>
               <w:trPr>
                 <w:jc w:val="center"/>
-                <w:trPrChange w:id="105" w:author="Comparison" w:date="2026-04-22T15:46:00Z" w16du:dateUtc="2026-04-22T06:46:00Z">
+                <w:trPrChange w:id="126" w:author="Comparison" w:date="2026-04-24T13:01:00Z" w16du:dateUtc="2026-04-24T04:01:00Z">
                   <w:trPr>
                     <w:jc w:val="center"/>
                   </w:trPr>
@@ -4697,7 +4906,7 @@
                     <w:right w:w="0" w:type="dxa"/>
                   </w:tcMar>
                   <w:vAlign w:val="center"/>
-                  <w:tcPrChange w:id="106" w:author="Comparison" w:date="2026-04-22T15:46:00Z" w16du:dateUtc="2026-04-22T06:46:00Z">
+                  <w:tcPrChange w:id="127" w:author="Comparison" w:date="2026-04-24T13:01:00Z" w16du:dateUtc="2026-04-24T04:01:00Z">
                     <w:tcPr>
                       <w:tcW w:w="1234" w:type="dxa"/>
                       <w:gridSpan w:val="2"/>
@@ -4748,8 +4957,8 @@
                     <w:right w:val="none" w:sz="0" w:space="0" w:color="000000"/>
                   </w:tcBorders>
                   <w:shd w:val="clear" w:color="auto" w:fill="FFFFFF"/>
-                  <w:cellDel w:id="107" w:author="Comparison" w:date="2026-04-22T15:46:00Z"/>
-                  <w:tcPrChange w:id="108" w:author="Comparison" w:date="2026-04-22T15:46:00Z" w16du:dateUtc="2026-04-22T06:46:00Z">
+                  <w:cellDel w:id="128" w:author="Comparison" w:date="2026-04-24T13:01:00Z"/>
+                  <w:tcPrChange w:id="129" w:author="Comparison" w:date="2026-04-24T13:01:00Z" w16du:dateUtc="2026-04-24T04:01:00Z">
                     <w:tcPr>
                       <w:tcW w:w="1234" w:type="dxa"/>
                       <w:gridSpan w:val="2"/>
@@ -4767,7 +4976,7 @@
                         <w:right w:w="0" w:type="dxa"/>
                       </w:tcMar>
                       <w:vAlign w:val="center"/>
-                      <w:cellDel w:id="109" w:author="Comparison" w:date="2026-04-22T15:46:00Z"/>
+                      <w:cellDel w:id="130" w:author="Comparison" w:date="2026-04-24T13:01:00Z"/>
                     </w:tcPr>
                   </w:tcPrChange>
                 </w:tcPr>
@@ -4780,7 +4989,7 @@
                       <w:szCs w:val="16"/>
                     </w:rPr>
                   </w:pPr>
-                  <w:del w:id="110" w:author="Comparison" w:date="2026-04-22T15:46:00Z" w16du:dateUtc="2026-04-22T06:46:00Z">
+                  <w:del w:id="131" w:author="Comparison" w:date="2026-04-24T13:01:00Z" w16du:dateUtc="2026-04-24T04:01:00Z">
                     <w:r>
                       <w:rPr>
                         <w:rFonts w:ascii="DejaVu Sans" w:eastAsia="DejaVu Sans" w:hAnsi="DejaVu Sans" w:cs="DejaVu Sans"/>
@@ -4810,7 +5019,7 @@
                     <w:right w:w="0" w:type="dxa"/>
                   </w:tcMar>
                   <w:vAlign w:val="center"/>
-                  <w:tcPrChange w:id="111" w:author="Comparison" w:date="2026-04-22T15:46:00Z" w16du:dateUtc="2026-04-22T06:46:00Z">
+                  <w:tcPrChange w:id="132" w:author="Comparison" w:date="2026-04-24T13:01:00Z" w16du:dateUtc="2026-04-24T04:01:00Z">
                     <w:tcPr>
                       <w:tcW w:w="1234" w:type="dxa"/>
                       <w:gridSpan w:val="2"/>
@@ -4868,7 +5077,7 @@
                     <w:right w:w="0" w:type="dxa"/>
                   </w:tcMar>
                   <w:vAlign w:val="center"/>
-                  <w:tcPrChange w:id="112" w:author="Comparison" w:date="2026-04-22T15:46:00Z" w16du:dateUtc="2026-04-22T06:46:00Z">
+                  <w:tcPrChange w:id="133" w:author="Comparison" w:date="2026-04-24T13:01:00Z" w16du:dateUtc="2026-04-24T04:01:00Z">
                     <w:tcPr>
                       <w:tcW w:w="1234" w:type="dxa"/>
                       <w:gridSpan w:val="2"/>
@@ -4927,7 +5136,7 @@
                     <w:right w:w="0" w:type="dxa"/>
                   </w:tcMar>
                   <w:vAlign w:val="center"/>
-                  <w:tcPrChange w:id="113" w:author="Comparison" w:date="2026-04-22T15:46:00Z" w16du:dateUtc="2026-04-22T06:46:00Z">
+                  <w:tcPrChange w:id="134" w:author="Comparison" w:date="2026-04-24T13:01:00Z" w16du:dateUtc="2026-04-24T04:01:00Z">
                     <w:tcPr>
                       <w:tcW w:w="1234" w:type="dxa"/>
                       <w:gridSpan w:val="2"/>
@@ -4985,7 +5194,7 @@
                     <w:right w:w="0" w:type="dxa"/>
                   </w:tcMar>
                   <w:vAlign w:val="center"/>
-                  <w:tcPrChange w:id="114" w:author="Comparison" w:date="2026-04-22T15:46:00Z" w16du:dateUtc="2026-04-22T06:46:00Z">
+                  <w:tcPrChange w:id="135" w:author="Comparison" w:date="2026-04-24T13:01:00Z" w16du:dateUtc="2026-04-24T04:01:00Z">
                     <w:tcPr>
                       <w:tcW w:w="1234" w:type="dxa"/>
                       <w:gridSpan w:val="2"/>
@@ -5036,8 +5245,8 @@
                     <w:right w:val="none" w:sz="0" w:space="0" w:color="000000"/>
                   </w:tcBorders>
                   <w:shd w:val="clear" w:color="auto" w:fill="FFFFFF"/>
-                  <w:cellDel w:id="115" w:author="Comparison" w:date="2026-04-22T15:46:00Z"/>
-                  <w:tcPrChange w:id="116" w:author="Comparison" w:date="2026-04-22T15:46:00Z" w16du:dateUtc="2026-04-22T06:46:00Z">
+                  <w:cellDel w:id="136" w:author="Comparison" w:date="2026-04-24T13:01:00Z"/>
+                  <w:tcPrChange w:id="137" w:author="Comparison" w:date="2026-04-24T13:01:00Z" w16du:dateUtc="2026-04-24T04:01:00Z">
                     <w:tcPr>
                       <w:tcW w:w="1234" w:type="dxa"/>
                       <w:tcBorders>
@@ -5054,7 +5263,7 @@
                         <w:right w:w="0" w:type="dxa"/>
                       </w:tcMar>
                       <w:vAlign w:val="center"/>
-                      <w:cellDel w:id="117" w:author="Comparison" w:date="2026-04-22T15:46:00Z"/>
+                      <w:cellDel w:id="138" w:author="Comparison" w:date="2026-04-24T13:01:00Z"/>
                     </w:tcPr>
                   </w:tcPrChange>
                 </w:tcPr>
@@ -5067,7 +5276,7 @@
                       <w:szCs w:val="16"/>
                     </w:rPr>
                   </w:pPr>
-                  <w:del w:id="118" w:author="Comparison" w:date="2026-04-22T15:46:00Z" w16du:dateUtc="2026-04-22T06:46:00Z">
+                  <w:del w:id="139" w:author="Comparison" w:date="2026-04-24T13:01:00Z" w16du:dateUtc="2026-04-24T04:01:00Z">
                     <w:r>
                       <w:rPr>
                         <w:rFonts w:ascii="DejaVu Sans" w:eastAsia="DejaVu Sans" w:hAnsi="DejaVu Sans" w:cs="DejaVu Sans"/>
@@ -5084,7 +5293,7 @@
             <w:tr>
               <w:trPr>
                 <w:jc w:val="center"/>
-                <w:trPrChange w:id="119" w:author="Comparison" w:date="2026-04-22T15:46:00Z" w16du:dateUtc="2026-04-22T06:46:00Z">
+                <w:trPrChange w:id="140" w:author="Comparison" w:date="2026-04-24T13:01:00Z" w16du:dateUtc="2026-04-24T04:01:00Z">
                   <w:trPr>
                     <w:jc w:val="center"/>
                   </w:trPr>
@@ -5107,7 +5316,7 @@
                     <w:right w:w="0" w:type="dxa"/>
                   </w:tcMar>
                   <w:vAlign w:val="center"/>
-                  <w:tcPrChange w:id="120" w:author="Comparison" w:date="2026-04-22T15:46:00Z" w16du:dateUtc="2026-04-22T06:46:00Z">
+                  <w:tcPrChange w:id="141" w:author="Comparison" w:date="2026-04-24T13:01:00Z" w16du:dateUtc="2026-04-24T04:01:00Z">
                     <w:tcPr>
                       <w:tcW w:w="1234" w:type="dxa"/>
                       <w:gridSpan w:val="2"/>
@@ -5158,8 +5367,8 @@
                     <w:right w:val="none" w:sz="0" w:space="0" w:color="000000"/>
                   </w:tcBorders>
                   <w:shd w:val="clear" w:color="auto" w:fill="FFFFFF"/>
-                  <w:cellDel w:id="121" w:author="Comparison" w:date="2026-04-22T15:46:00Z"/>
-                  <w:tcPrChange w:id="122" w:author="Comparison" w:date="2026-04-22T15:46:00Z" w16du:dateUtc="2026-04-22T06:46:00Z">
+                  <w:cellDel w:id="142" w:author="Comparison" w:date="2026-04-24T13:01:00Z"/>
+                  <w:tcPrChange w:id="143" w:author="Comparison" w:date="2026-04-24T13:01:00Z" w16du:dateUtc="2026-04-24T04:01:00Z">
                     <w:tcPr>
                       <w:tcW w:w="1234" w:type="dxa"/>
                       <w:gridSpan w:val="2"/>
@@ -5177,7 +5386,7 @@
                         <w:right w:w="0" w:type="dxa"/>
                       </w:tcMar>
                       <w:vAlign w:val="center"/>
-                      <w:cellDel w:id="123" w:author="Comparison" w:date="2026-04-22T15:46:00Z"/>
+                      <w:cellDel w:id="144" w:author="Comparison" w:date="2026-04-24T13:01:00Z"/>
                     </w:tcPr>
                   </w:tcPrChange>
                 </w:tcPr>
@@ -5190,7 +5399,7 @@
                       <w:szCs w:val="16"/>
                     </w:rPr>
                   </w:pPr>
-                  <w:del w:id="124" w:author="Comparison" w:date="2026-04-22T15:46:00Z" w16du:dateUtc="2026-04-22T06:46:00Z">
+                  <w:del w:id="145" w:author="Comparison" w:date="2026-04-24T13:01:00Z" w16du:dateUtc="2026-04-24T04:01:00Z">
                     <w:r>
                       <w:rPr>
                         <w:rFonts w:ascii="DejaVu Sans" w:eastAsia="DejaVu Sans" w:hAnsi="DejaVu Sans" w:cs="DejaVu Sans"/>
@@ -5220,7 +5429,7 @@
                     <w:right w:w="0" w:type="dxa"/>
                   </w:tcMar>
                   <w:vAlign w:val="center"/>
-                  <w:tcPrChange w:id="125" w:author="Comparison" w:date="2026-04-22T15:46:00Z" w16du:dateUtc="2026-04-22T06:46:00Z">
+                  <w:tcPrChange w:id="146" w:author="Comparison" w:date="2026-04-24T13:01:00Z" w16du:dateUtc="2026-04-24T04:01:00Z">
                     <w:tcPr>
                       <w:tcW w:w="1234" w:type="dxa"/>
                       <w:gridSpan w:val="2"/>
@@ -5278,7 +5487,7 @@
                     <w:right w:w="0" w:type="dxa"/>
                   </w:tcMar>
                   <w:vAlign w:val="center"/>
-                  <w:tcPrChange w:id="126" w:author="Comparison" w:date="2026-04-22T15:46:00Z" w16du:dateUtc="2026-04-22T06:46:00Z">
+                  <w:tcPrChange w:id="147" w:author="Comparison" w:date="2026-04-24T13:01:00Z" w16du:dateUtc="2026-04-24T04:01:00Z">
                     <w:tcPr>
                       <w:tcW w:w="1234" w:type="dxa"/>
                       <w:gridSpan w:val="2"/>
@@ -5337,7 +5546,7 @@
                     <w:right w:w="0" w:type="dxa"/>
                   </w:tcMar>
                   <w:vAlign w:val="center"/>
-                  <w:tcPrChange w:id="127" w:author="Comparison" w:date="2026-04-22T15:46:00Z" w16du:dateUtc="2026-04-22T06:46:00Z">
+                  <w:tcPrChange w:id="148" w:author="Comparison" w:date="2026-04-24T13:01:00Z" w16du:dateUtc="2026-04-24T04:01:00Z">
                     <w:tcPr>
                       <w:tcW w:w="1234" w:type="dxa"/>
                       <w:gridSpan w:val="2"/>
@@ -5395,7 +5604,7 @@
                     <w:right w:w="0" w:type="dxa"/>
                   </w:tcMar>
                   <w:vAlign w:val="center"/>
-                  <w:tcPrChange w:id="128" w:author="Comparison" w:date="2026-04-22T15:46:00Z" w16du:dateUtc="2026-04-22T06:46:00Z">
+                  <w:tcPrChange w:id="149" w:author="Comparison" w:date="2026-04-24T13:01:00Z" w16du:dateUtc="2026-04-24T04:01:00Z">
                     <w:tcPr>
                       <w:tcW w:w="1234" w:type="dxa"/>
                       <w:gridSpan w:val="2"/>
@@ -5446,8 +5655,8 @@
                     <w:right w:val="none" w:sz="0" w:space="0" w:color="000000"/>
                   </w:tcBorders>
                   <w:shd w:val="clear" w:color="auto" w:fill="FFFFFF"/>
-                  <w:cellDel w:id="129" w:author="Comparison" w:date="2026-04-22T15:46:00Z"/>
-                  <w:tcPrChange w:id="130" w:author="Comparison" w:date="2026-04-22T15:46:00Z" w16du:dateUtc="2026-04-22T06:46:00Z">
+                  <w:cellDel w:id="150" w:author="Comparison" w:date="2026-04-24T13:01:00Z"/>
+                  <w:tcPrChange w:id="151" w:author="Comparison" w:date="2026-04-24T13:01:00Z" w16du:dateUtc="2026-04-24T04:01:00Z">
                     <w:tcPr>
                       <w:tcW w:w="1234" w:type="dxa"/>
                       <w:tcBorders>
@@ -5464,7 +5673,7 @@
                         <w:right w:w="0" w:type="dxa"/>
                       </w:tcMar>
                       <w:vAlign w:val="center"/>
-                      <w:cellDel w:id="131" w:author="Comparison" w:date="2026-04-22T15:46:00Z"/>
+                      <w:cellDel w:id="152" w:author="Comparison" w:date="2026-04-24T13:01:00Z"/>
                     </w:tcPr>
                   </w:tcPrChange>
                 </w:tcPr>
@@ -5477,7 +5686,7 @@
                       <w:szCs w:val="16"/>
                     </w:rPr>
                   </w:pPr>
-                  <w:del w:id="132" w:author="Comparison" w:date="2026-04-22T15:46:00Z" w16du:dateUtc="2026-04-22T06:46:00Z">
+                  <w:del w:id="153" w:author="Comparison" w:date="2026-04-24T13:01:00Z" w16du:dateUtc="2026-04-24T04:01:00Z">
                     <w:r>
                       <w:rPr>
                         <w:rFonts w:ascii="DejaVu Sans" w:eastAsia="DejaVu Sans" w:hAnsi="DejaVu Sans" w:cs="DejaVu Sans"/>
@@ -5494,7 +5703,7 @@
             <w:tr>
               <w:trPr>
                 <w:jc w:val="center"/>
-                <w:trPrChange w:id="133" w:author="Comparison" w:date="2026-04-22T15:46:00Z" w16du:dateUtc="2026-04-22T06:46:00Z">
+                <w:trPrChange w:id="154" w:author="Comparison" w:date="2026-04-24T13:01:00Z" w16du:dateUtc="2026-04-24T04:01:00Z">
                   <w:trPr>
                     <w:jc w:val="center"/>
                   </w:trPr>
@@ -5517,7 +5726,7 @@
                     <w:right w:w="0" w:type="dxa"/>
                   </w:tcMar>
                   <w:vAlign w:val="center"/>
-                  <w:tcPrChange w:id="134" w:author="Comparison" w:date="2026-04-22T15:46:00Z" w16du:dateUtc="2026-04-22T06:46:00Z">
+                  <w:tcPrChange w:id="155" w:author="Comparison" w:date="2026-04-24T13:01:00Z" w16du:dateUtc="2026-04-24T04:01:00Z">
                     <w:tcPr>
                       <w:tcW w:w="1234" w:type="dxa"/>
                       <w:gridSpan w:val="2"/>
@@ -5568,8 +5777,8 @@
                     <w:right w:val="none" w:sz="0" w:space="0" w:color="000000"/>
                   </w:tcBorders>
                   <w:shd w:val="clear" w:color="auto" w:fill="FFFFFF"/>
-                  <w:cellDel w:id="135" w:author="Comparison" w:date="2026-04-22T15:46:00Z"/>
-                  <w:tcPrChange w:id="136" w:author="Comparison" w:date="2026-04-22T15:46:00Z" w16du:dateUtc="2026-04-22T06:46:00Z">
+                  <w:cellDel w:id="156" w:author="Comparison" w:date="2026-04-24T13:01:00Z"/>
+                  <w:tcPrChange w:id="157" w:author="Comparison" w:date="2026-04-24T13:01:00Z" w16du:dateUtc="2026-04-24T04:01:00Z">
                     <w:tcPr>
                       <w:tcW w:w="1234" w:type="dxa"/>
                       <w:gridSpan w:val="2"/>
@@ -5587,7 +5796,7 @@
                         <w:right w:w="0" w:type="dxa"/>
                       </w:tcMar>
                       <w:vAlign w:val="center"/>
-                      <w:cellDel w:id="137" w:author="Comparison" w:date="2026-04-22T15:46:00Z"/>
+                      <w:cellDel w:id="158" w:author="Comparison" w:date="2026-04-24T13:01:00Z"/>
                     </w:tcPr>
                   </w:tcPrChange>
                 </w:tcPr>
@@ -5600,7 +5809,7 @@
                       <w:szCs w:val="16"/>
                     </w:rPr>
                   </w:pPr>
-                  <w:del w:id="138" w:author="Comparison" w:date="2026-04-22T15:46:00Z" w16du:dateUtc="2026-04-22T06:46:00Z">
+                  <w:del w:id="159" w:author="Comparison" w:date="2026-04-24T13:01:00Z" w16du:dateUtc="2026-04-24T04:01:00Z">
                     <w:r>
                       <w:rPr>
                         <w:rFonts w:ascii="DejaVu Sans" w:eastAsia="DejaVu Sans" w:hAnsi="DejaVu Sans" w:cs="DejaVu Sans"/>
@@ -5630,7 +5839,7 @@
                     <w:right w:w="0" w:type="dxa"/>
                   </w:tcMar>
                   <w:vAlign w:val="center"/>
-                  <w:tcPrChange w:id="139" w:author="Comparison" w:date="2026-04-22T15:46:00Z" w16du:dateUtc="2026-04-22T06:46:00Z">
+                  <w:tcPrChange w:id="160" w:author="Comparison" w:date="2026-04-24T13:01:00Z" w16du:dateUtc="2026-04-24T04:01:00Z">
                     <w:tcPr>
                       <w:tcW w:w="1234" w:type="dxa"/>
                       <w:gridSpan w:val="2"/>
@@ -5688,7 +5897,7 @@
                     <w:right w:w="0" w:type="dxa"/>
                   </w:tcMar>
                   <w:vAlign w:val="center"/>
-                  <w:tcPrChange w:id="140" w:author="Comparison" w:date="2026-04-22T15:46:00Z" w16du:dateUtc="2026-04-22T06:46:00Z">
+                  <w:tcPrChange w:id="161" w:author="Comparison" w:date="2026-04-24T13:01:00Z" w16du:dateUtc="2026-04-24T04:01:00Z">
                     <w:tcPr>
                       <w:tcW w:w="1234" w:type="dxa"/>
                       <w:gridSpan w:val="2"/>
@@ -5747,7 +5956,7 @@
                     <w:right w:w="0" w:type="dxa"/>
                   </w:tcMar>
                   <w:vAlign w:val="center"/>
-                  <w:tcPrChange w:id="141" w:author="Comparison" w:date="2026-04-22T15:46:00Z" w16du:dateUtc="2026-04-22T06:46:00Z">
+                  <w:tcPrChange w:id="162" w:author="Comparison" w:date="2026-04-24T13:01:00Z" w16du:dateUtc="2026-04-24T04:01:00Z">
                     <w:tcPr>
                       <w:tcW w:w="1234" w:type="dxa"/>
                       <w:gridSpan w:val="2"/>
@@ -5805,7 +6014,7 @@
                     <w:right w:w="0" w:type="dxa"/>
                   </w:tcMar>
                   <w:vAlign w:val="center"/>
-                  <w:tcPrChange w:id="142" w:author="Comparison" w:date="2026-04-22T15:46:00Z" w16du:dateUtc="2026-04-22T06:46:00Z">
+                  <w:tcPrChange w:id="163" w:author="Comparison" w:date="2026-04-24T13:01:00Z" w16du:dateUtc="2026-04-24T04:01:00Z">
                     <w:tcPr>
                       <w:tcW w:w="1234" w:type="dxa"/>
                       <w:gridSpan w:val="2"/>
@@ -5856,8 +6065,8 @@
                     <w:right w:val="none" w:sz="0" w:space="0" w:color="000000"/>
                   </w:tcBorders>
                   <w:shd w:val="clear" w:color="auto" w:fill="FFFFFF"/>
-                  <w:cellDel w:id="143" w:author="Comparison" w:date="2026-04-22T15:46:00Z"/>
-                  <w:tcPrChange w:id="144" w:author="Comparison" w:date="2026-04-22T15:46:00Z" w16du:dateUtc="2026-04-22T06:46:00Z">
+                  <w:cellDel w:id="164" w:author="Comparison" w:date="2026-04-24T13:01:00Z"/>
+                  <w:tcPrChange w:id="165" w:author="Comparison" w:date="2026-04-24T13:01:00Z" w16du:dateUtc="2026-04-24T04:01:00Z">
                     <w:tcPr>
                       <w:tcW w:w="1234" w:type="dxa"/>
                       <w:tcBorders>
@@ -5874,7 +6083,7 @@
                         <w:right w:w="0" w:type="dxa"/>
                       </w:tcMar>
                       <w:vAlign w:val="center"/>
-                      <w:cellDel w:id="145" w:author="Comparison" w:date="2026-04-22T15:46:00Z"/>
+                      <w:cellDel w:id="166" w:author="Comparison" w:date="2026-04-24T13:01:00Z"/>
                     </w:tcPr>
                   </w:tcPrChange>
                 </w:tcPr>
@@ -5887,7 +6096,7 @@
                       <w:szCs w:val="16"/>
                     </w:rPr>
                   </w:pPr>
-                  <w:del w:id="146" w:author="Comparison" w:date="2026-04-22T15:46:00Z" w16du:dateUtc="2026-04-22T06:46:00Z">
+                  <w:del w:id="167" w:author="Comparison" w:date="2026-04-24T13:01:00Z" w16du:dateUtc="2026-04-24T04:01:00Z">
                     <w:r>
                       <w:rPr>
                         <w:rFonts w:ascii="DejaVu Sans" w:eastAsia="DejaVu Sans" w:hAnsi="DejaVu Sans" w:cs="DejaVu Sans"/>
@@ -5904,7 +6113,7 @@
             <w:tr>
               <w:trPr>
                 <w:jc w:val="center"/>
-                <w:trPrChange w:id="147" w:author="Comparison" w:date="2026-04-22T15:46:00Z" w16du:dateUtc="2026-04-22T06:46:00Z">
+                <w:trPrChange w:id="168" w:author="Comparison" w:date="2026-04-24T13:01:00Z" w16du:dateUtc="2026-04-24T04:01:00Z">
                   <w:trPr>
                     <w:jc w:val="center"/>
                   </w:trPr>
@@ -5927,7 +6136,7 @@
                     <w:right w:w="0" w:type="dxa"/>
                   </w:tcMar>
                   <w:vAlign w:val="center"/>
-                  <w:tcPrChange w:id="148" w:author="Comparison" w:date="2026-04-22T15:46:00Z" w16du:dateUtc="2026-04-22T06:46:00Z">
+                  <w:tcPrChange w:id="169" w:author="Comparison" w:date="2026-04-24T13:01:00Z" w16du:dateUtc="2026-04-24T04:01:00Z">
                     <w:tcPr>
                       <w:tcW w:w="1234" w:type="dxa"/>
                       <w:gridSpan w:val="2"/>
@@ -5978,8 +6187,8 @@
                     <w:right w:val="none" w:sz="0" w:space="0" w:color="000000"/>
                   </w:tcBorders>
                   <w:shd w:val="clear" w:color="auto" w:fill="FFFFFF"/>
-                  <w:cellDel w:id="149" w:author="Comparison" w:date="2026-04-22T15:46:00Z"/>
-                  <w:tcPrChange w:id="150" w:author="Comparison" w:date="2026-04-22T15:46:00Z" w16du:dateUtc="2026-04-22T06:46:00Z">
+                  <w:cellDel w:id="170" w:author="Comparison" w:date="2026-04-24T13:01:00Z"/>
+                  <w:tcPrChange w:id="171" w:author="Comparison" w:date="2026-04-24T13:01:00Z" w16du:dateUtc="2026-04-24T04:01:00Z">
                     <w:tcPr>
                       <w:tcW w:w="1234" w:type="dxa"/>
                       <w:gridSpan w:val="2"/>
@@ -5997,7 +6206,7 @@
                         <w:right w:w="0" w:type="dxa"/>
                       </w:tcMar>
                       <w:vAlign w:val="center"/>
-                      <w:cellDel w:id="151" w:author="Comparison" w:date="2026-04-22T15:46:00Z"/>
+                      <w:cellDel w:id="172" w:author="Comparison" w:date="2026-04-24T13:01:00Z"/>
                     </w:tcPr>
                   </w:tcPrChange>
                 </w:tcPr>
@@ -6010,7 +6219,7 @@
                       <w:szCs w:val="16"/>
                     </w:rPr>
                   </w:pPr>
-                  <w:del w:id="152" w:author="Comparison" w:date="2026-04-22T15:46:00Z" w16du:dateUtc="2026-04-22T06:46:00Z">
+                  <w:del w:id="173" w:author="Comparison" w:date="2026-04-24T13:01:00Z" w16du:dateUtc="2026-04-24T04:01:00Z">
                     <w:r>
                       <w:rPr>
                         <w:rFonts w:ascii="DejaVu Sans" w:eastAsia="DejaVu Sans" w:hAnsi="DejaVu Sans" w:cs="DejaVu Sans"/>
@@ -6040,7 +6249,7 @@
                     <w:right w:w="0" w:type="dxa"/>
                   </w:tcMar>
                   <w:vAlign w:val="center"/>
-                  <w:tcPrChange w:id="153" w:author="Comparison" w:date="2026-04-22T15:46:00Z" w16du:dateUtc="2026-04-22T06:46:00Z">
+                  <w:tcPrChange w:id="174" w:author="Comparison" w:date="2026-04-24T13:01:00Z" w16du:dateUtc="2026-04-24T04:01:00Z">
                     <w:tcPr>
                       <w:tcW w:w="1234" w:type="dxa"/>
                       <w:gridSpan w:val="2"/>
@@ -6098,7 +6307,7 @@
                     <w:right w:w="0" w:type="dxa"/>
                   </w:tcMar>
                   <w:vAlign w:val="center"/>
-                  <w:tcPrChange w:id="154" w:author="Comparison" w:date="2026-04-22T15:46:00Z" w16du:dateUtc="2026-04-22T06:46:00Z">
+                  <w:tcPrChange w:id="175" w:author="Comparison" w:date="2026-04-24T13:01:00Z" w16du:dateUtc="2026-04-24T04:01:00Z">
                     <w:tcPr>
                       <w:tcW w:w="1234" w:type="dxa"/>
                       <w:gridSpan w:val="2"/>
@@ -6157,7 +6366,7 @@
                     <w:right w:w="0" w:type="dxa"/>
                   </w:tcMar>
                   <w:vAlign w:val="center"/>
-                  <w:tcPrChange w:id="155" w:author="Comparison" w:date="2026-04-22T15:46:00Z" w16du:dateUtc="2026-04-22T06:46:00Z">
+                  <w:tcPrChange w:id="176" w:author="Comparison" w:date="2026-04-24T13:01:00Z" w16du:dateUtc="2026-04-24T04:01:00Z">
                     <w:tcPr>
                       <w:tcW w:w="1234" w:type="dxa"/>
                       <w:gridSpan w:val="2"/>
@@ -6215,7 +6424,7 @@
                     <w:right w:w="0" w:type="dxa"/>
                   </w:tcMar>
                   <w:vAlign w:val="center"/>
-                  <w:tcPrChange w:id="156" w:author="Comparison" w:date="2026-04-22T15:46:00Z" w16du:dateUtc="2026-04-22T06:46:00Z">
+                  <w:tcPrChange w:id="177" w:author="Comparison" w:date="2026-04-24T13:01:00Z" w16du:dateUtc="2026-04-24T04:01:00Z">
                     <w:tcPr>
                       <w:tcW w:w="1234" w:type="dxa"/>
                       <w:gridSpan w:val="2"/>
@@ -6266,8 +6475,8 @@
                     <w:right w:val="none" w:sz="0" w:space="0" w:color="000000"/>
                   </w:tcBorders>
                   <w:shd w:val="clear" w:color="auto" w:fill="FFFFFF"/>
-                  <w:cellDel w:id="157" w:author="Comparison" w:date="2026-04-22T15:46:00Z"/>
-                  <w:tcPrChange w:id="158" w:author="Comparison" w:date="2026-04-22T15:46:00Z" w16du:dateUtc="2026-04-22T06:46:00Z">
+                  <w:cellDel w:id="178" w:author="Comparison" w:date="2026-04-24T13:01:00Z"/>
+                  <w:tcPrChange w:id="179" w:author="Comparison" w:date="2026-04-24T13:01:00Z" w16du:dateUtc="2026-04-24T04:01:00Z">
                     <w:tcPr>
                       <w:tcW w:w="1234" w:type="dxa"/>
                       <w:tcBorders>
@@ -6284,7 +6493,7 @@
                         <w:right w:w="0" w:type="dxa"/>
                       </w:tcMar>
                       <w:vAlign w:val="center"/>
-                      <w:cellDel w:id="159" w:author="Comparison" w:date="2026-04-22T15:46:00Z"/>
+                      <w:cellDel w:id="180" w:author="Comparison" w:date="2026-04-24T13:01:00Z"/>
                     </w:tcPr>
                   </w:tcPrChange>
                 </w:tcPr>
@@ -6297,7 +6506,7 @@
                       <w:szCs w:val="16"/>
                     </w:rPr>
                   </w:pPr>
-                  <w:del w:id="160" w:author="Comparison" w:date="2026-04-22T15:46:00Z" w16du:dateUtc="2026-04-22T06:46:00Z">
+                  <w:del w:id="181" w:author="Comparison" w:date="2026-04-24T13:01:00Z" w16du:dateUtc="2026-04-24T04:01:00Z">
                     <w:r>
                       <w:rPr>
                         <w:rFonts w:ascii="DejaVu Sans" w:eastAsia="DejaVu Sans" w:hAnsi="DejaVu Sans" w:cs="DejaVu Sans"/>
@@ -6314,7 +6523,7 @@
             <w:tr>
               <w:trPr>
                 <w:jc w:val="center"/>
-                <w:trPrChange w:id="161" w:author="Comparison" w:date="2026-04-22T15:46:00Z" w16du:dateUtc="2026-04-22T06:46:00Z">
+                <w:trPrChange w:id="182" w:author="Comparison" w:date="2026-04-24T13:01:00Z" w16du:dateUtc="2026-04-24T04:01:00Z">
                   <w:trPr>
                     <w:jc w:val="center"/>
                   </w:trPr>
@@ -6337,7 +6546,7 @@
                     <w:right w:w="0" w:type="dxa"/>
                   </w:tcMar>
                   <w:vAlign w:val="center"/>
-                  <w:tcPrChange w:id="162" w:author="Comparison" w:date="2026-04-22T15:46:00Z" w16du:dateUtc="2026-04-22T06:46:00Z">
+                  <w:tcPrChange w:id="183" w:author="Comparison" w:date="2026-04-24T13:01:00Z" w16du:dateUtc="2026-04-24T04:01:00Z">
                     <w:tcPr>
                       <w:tcW w:w="1234" w:type="dxa"/>
                       <w:gridSpan w:val="2"/>
@@ -6388,8 +6597,8 @@
                     <w:right w:val="none" w:sz="0" w:space="0" w:color="000000"/>
                   </w:tcBorders>
                   <w:shd w:val="clear" w:color="auto" w:fill="FFFFFF"/>
-                  <w:cellDel w:id="163" w:author="Comparison" w:date="2026-04-22T15:46:00Z"/>
-                  <w:tcPrChange w:id="164" w:author="Comparison" w:date="2026-04-22T15:46:00Z" w16du:dateUtc="2026-04-22T06:46:00Z">
+                  <w:cellDel w:id="184" w:author="Comparison" w:date="2026-04-24T13:01:00Z"/>
+                  <w:tcPrChange w:id="185" w:author="Comparison" w:date="2026-04-24T13:01:00Z" w16du:dateUtc="2026-04-24T04:01:00Z">
                     <w:tcPr>
                       <w:tcW w:w="1234" w:type="dxa"/>
                       <w:gridSpan w:val="2"/>
@@ -6407,7 +6616,7 @@
                         <w:right w:w="0" w:type="dxa"/>
                       </w:tcMar>
                       <w:vAlign w:val="center"/>
-                      <w:cellDel w:id="165" w:author="Comparison" w:date="2026-04-22T15:46:00Z"/>
+                      <w:cellDel w:id="186" w:author="Comparison" w:date="2026-04-24T13:01:00Z"/>
                     </w:tcPr>
                   </w:tcPrChange>
                 </w:tcPr>
@@ -6420,7 +6629,7 @@
                       <w:szCs w:val="16"/>
                     </w:rPr>
                   </w:pPr>
-                  <w:del w:id="166" w:author="Comparison" w:date="2026-04-22T15:46:00Z" w16du:dateUtc="2026-04-22T06:46:00Z">
+                  <w:del w:id="187" w:author="Comparison" w:date="2026-04-24T13:01:00Z" w16du:dateUtc="2026-04-24T04:01:00Z">
                     <w:r>
                       <w:rPr>
                         <w:rFonts w:ascii="DejaVu Sans" w:eastAsia="DejaVu Sans" w:hAnsi="DejaVu Sans" w:cs="DejaVu Sans"/>
@@ -6450,7 +6659,7 @@
                     <w:right w:w="0" w:type="dxa"/>
                   </w:tcMar>
                   <w:vAlign w:val="center"/>
-                  <w:tcPrChange w:id="167" w:author="Comparison" w:date="2026-04-22T15:46:00Z" w16du:dateUtc="2026-04-22T06:46:00Z">
+                  <w:tcPrChange w:id="188" w:author="Comparison" w:date="2026-04-24T13:01:00Z" w16du:dateUtc="2026-04-24T04:01:00Z">
                     <w:tcPr>
                       <w:tcW w:w="1234" w:type="dxa"/>
                       <w:gridSpan w:val="2"/>
@@ -6508,7 +6717,7 @@
                     <w:right w:w="0" w:type="dxa"/>
                   </w:tcMar>
                   <w:vAlign w:val="center"/>
-                  <w:tcPrChange w:id="168" w:author="Comparison" w:date="2026-04-22T15:46:00Z" w16du:dateUtc="2026-04-22T06:46:00Z">
+                  <w:tcPrChange w:id="189" w:author="Comparison" w:date="2026-04-24T13:01:00Z" w16du:dateUtc="2026-04-24T04:01:00Z">
                     <w:tcPr>
                       <w:tcW w:w="1234" w:type="dxa"/>
                       <w:gridSpan w:val="2"/>
@@ -6566,7 +6775,7 @@
                     <w:right w:w="0" w:type="dxa"/>
                   </w:tcMar>
                   <w:vAlign w:val="center"/>
-                  <w:tcPrChange w:id="169" w:author="Comparison" w:date="2026-04-22T15:46:00Z" w16du:dateUtc="2026-04-22T06:46:00Z">
+                  <w:tcPrChange w:id="190" w:author="Comparison" w:date="2026-04-24T13:01:00Z" w16du:dateUtc="2026-04-24T04:01:00Z">
                     <w:tcPr>
                       <w:tcW w:w="1234" w:type="dxa"/>
                       <w:gridSpan w:val="2"/>
@@ -6617,8 +6826,8 @@
                     <w:right w:val="none" w:sz="0" w:space="0" w:color="000000"/>
                   </w:tcBorders>
                   <w:shd w:val="clear" w:color="auto" w:fill="FFFFFF"/>
-                  <w:cellDel w:id="170" w:author="Comparison" w:date="2026-04-22T15:46:00Z"/>
-                  <w:tcPrChange w:id="171" w:author="Comparison" w:date="2026-04-22T15:46:00Z" w16du:dateUtc="2026-04-22T06:46:00Z">
+                  <w:cellDel w:id="191" w:author="Comparison" w:date="2026-04-24T13:01:00Z"/>
+                  <w:tcPrChange w:id="192" w:author="Comparison" w:date="2026-04-24T13:01:00Z" w16du:dateUtc="2026-04-24T04:01:00Z">
                     <w:tcPr>
                       <w:tcW w:w="1234" w:type="dxa"/>
                       <w:gridSpan w:val="2"/>
@@ -6636,7 +6845,7 @@
                         <w:right w:w="0" w:type="dxa"/>
                       </w:tcMar>
                       <w:vAlign w:val="center"/>
-                      <w:cellDel w:id="172" w:author="Comparison" w:date="2026-04-22T15:46:00Z"/>
+                      <w:cellDel w:id="193" w:author="Comparison" w:date="2026-04-24T13:01:00Z"/>
                     </w:tcPr>
                   </w:tcPrChange>
                 </w:tcPr>
@@ -6649,7 +6858,7 @@
                       <w:szCs w:val="16"/>
                     </w:rPr>
                   </w:pPr>
-                  <w:del w:id="173" w:author="Comparison" w:date="2026-04-22T15:46:00Z" w16du:dateUtc="2026-04-22T06:46:00Z">
+                  <w:del w:id="194" w:author="Comparison" w:date="2026-04-24T13:01:00Z" w16du:dateUtc="2026-04-24T04:01:00Z">
                     <w:r>
                       <w:rPr>
                         <w:rFonts w:ascii="DejaVu Sans" w:eastAsia="DejaVu Sans" w:hAnsi="DejaVu Sans" w:cs="DejaVu Sans"/>
@@ -6680,7 +6889,7 @@
                     <w:right w:w="0" w:type="dxa"/>
                   </w:tcMar>
                   <w:vAlign w:val="center"/>
-                  <w:tcPrChange w:id="174" w:author="Comparison" w:date="2026-04-22T15:46:00Z" w16du:dateUtc="2026-04-22T06:46:00Z">
+                  <w:tcPrChange w:id="195" w:author="Comparison" w:date="2026-04-24T13:01:00Z" w16du:dateUtc="2026-04-24T04:01:00Z">
                     <w:tcPr>
                       <w:tcW w:w="1234" w:type="dxa"/>
                       <w:tcBorders>
@@ -6724,7 +6933,7 @@
           </w:tbl>
           <w:p/>
         </w:tc>
-        <w:bookmarkEnd w:id="87"/>
+        <w:bookmarkEnd w:id="108"/>
       </w:tr>
     </w:tbl>
     <w:p>
@@ -6734,24 +6943,14 @@
       <w:r>
         <w:t xml:space="preserve">Because the rubric used for scoring is a 5-point scale and the intervals from 1 to 5 may not be equal, using average scores may not be appropriate. Therefore, we used ordinal logistic regression to examine whether there are differences between AI and supervisors scores. We also employed a mixed-effects ordinal model to account for assessor type (student or faculty) and random effects by assessor. The results are shown in </w:t>
       </w:r>
-      <w:r>
-        <w:fldChar w:fldCharType="begin"/>
-      </w:r>
-      <w:r>
-        <w:instrText>HYPERLINK \l "tbl-ordinal-regression-clmm" \h</w:instrText>
-      </w:r>
-      <w:r>
-        <w:fldChar w:fldCharType="separate"/>
-      </w:r>
-      <w:r>
-        <w:rPr>
-          <w:rStyle w:val="Hyperlink"/>
-        </w:rPr>
-        <w:t>Table 3</w:t>
-      </w:r>
-      <w:r>
-        <w:fldChar w:fldCharType="end"/>
-      </w:r>
+      <w:hyperlink w:anchor="tbl-ordinal-regression-clmm">
+        <w:r>
+          <w:rPr>
+            <w:rStyle w:val="Hyperlink"/>
+          </w:rPr>
+          <w:t>Table 3</w:t>
+        </w:r>
+      </w:hyperlink>
       <w:r>
         <w:t>. In the ordinal logistic regression, three effects are expressed as odds ratios (OR) for each category. “Provider: AI” indicates that the larger the OR above 1, the more likely AI is to receive higher scores compared to supervisors. “Assessor type: student” indicates that the larger the OR above 1, the more likely students are to give higher scores compared to faculty. “Interaction: supervisor × student” indicates that the larger the OR above 1, the greater the difference in scores between AI and superviso</w:t>
       </w:r>
@@ -6842,9 +7041,17 @@
               <w:pStyle w:val="ImageCaption"/>
               <w:spacing w:before="200"/>
             </w:pPr>
-            <w:bookmarkStart w:id="175" w:name="tbl-ordinal-regression-clmm"/>
+            <w:bookmarkStart w:id="196" w:name="tbl-ordinal-regression-clmm"/>
             <w:r>
-              <w:t>Table 3: Cumulative Link Mixed Models Results Comparing AI and Supervisor Feedback Scores on the Steiss et al. Five-Item Analytic Rubric. Convergent mixed-methods study, Nagoya University medical students, Japan, 2024. See Table 2 for rubric item descriptions and measurement scope.</w:t>
+              <w:t>Table 3: Cumulative Link Mixed</w:t>
+            </w:r>
+            <w:ins w:id="197" w:author="Comparison" w:date="2026-04-24T13:01:00Z" w16du:dateUtc="2026-04-24T04:01:00Z">
+              <w:r>
+                <w:t>-Effects</w:t>
+              </w:r>
+            </w:ins>
+            <w:r>
+              <w:t xml:space="preserve"> Models Results Comparing AI and Supervisor Feedback Scores on the Steiss et al. Five-Item Analytic Rubric. Convergent mixed-methods study, Nagoya University medical students, Japan, 2024. See Table 2 for rubric item descriptions and measurement scope.</w:t>
             </w:r>
           </w:p>
           <w:tbl>
@@ -9922,7 +10129,7 @@
           </w:tbl>
           <w:p/>
         </w:tc>
-        <w:bookmarkEnd w:id="175"/>
+        <w:bookmarkEnd w:id="196"/>
       </w:tr>
     </w:tbl>
     <w:p>
@@ -9932,12 +10139,12 @@
       <w:r>
         <w:t>These rubric-based findings should be interpreted in light of the asymmetric design described in the Methods</w:t>
       </w:r>
-      <w:del w:id="176" w:author="Comparison" w:date="2026-04-22T15:46:00Z" w16du:dateUtc="2026-04-22T06:46:00Z">
+      <w:del w:id="198" w:author="Comparison" w:date="2026-04-24T13:01:00Z" w16du:dateUtc="2026-04-24T04:01:00Z">
         <w:r>
           <w:delText xml:space="preserve"> section: AI feedback was generated with</w:delText>
         </w:r>
       </w:del>
-      <w:ins w:id="177" w:author="Comparison" w:date="2026-04-22T15:46:00Z" w16du:dateUtc="2026-04-22T06:46:00Z">
+      <w:ins w:id="199" w:author="Comparison" w:date="2026-04-24T13:01:00Z" w16du:dateUtc="2026-04-24T04:01:00Z">
         <w:r>
           <w:t>:</w:t>
         </w:r>
@@ -9945,7 +10152,7 @@
       <w:r>
         <w:t xml:space="preserve"> the rubric criteria </w:t>
       </w:r>
-      <w:ins w:id="178" w:author="Comparison" w:date="2026-04-22T15:46:00Z" w16du:dateUtc="2026-04-22T06:46:00Z">
+      <w:ins w:id="200" w:author="Comparison" w:date="2026-04-24T13:01:00Z" w16du:dateUtc="2026-04-24T04:01:00Z">
         <w:r>
           <w:t xml:space="preserve">were </w:t>
         </w:r>
@@ -9953,7 +10160,7 @@
       <w:r>
         <w:t xml:space="preserve">explicitly embedded in the </w:t>
       </w:r>
-      <w:ins w:id="179" w:author="Comparison" w:date="2026-04-22T15:46:00Z" w16du:dateUtc="2026-04-22T06:46:00Z">
+      <w:ins w:id="201" w:author="Comparison" w:date="2026-04-24T13:01:00Z" w16du:dateUtc="2026-04-24T04:01:00Z">
         <w:r>
           <w:t xml:space="preserve">AI </w:t>
         </w:r>
@@ -9961,12 +10168,12 @@
       <w:r>
         <w:t>prompt</w:t>
       </w:r>
-      <w:del w:id="180" w:author="Comparison" w:date="2026-04-22T15:46:00Z" w16du:dateUtc="2026-04-22T06:46:00Z">
+      <w:del w:id="202" w:author="Comparison" w:date="2026-04-24T13:01:00Z" w16du:dateUtc="2026-04-24T04:01:00Z">
         <w:r>
           <w:delText>, whereas supervisor feedback was produced under routine clinical conditions without rubric guidance.</w:delText>
         </w:r>
       </w:del>
-      <w:ins w:id="181" w:author="Comparison" w:date="2026-04-22T15:46:00Z" w16du:dateUtc="2026-04-22T06:46:00Z">
+      <w:ins w:id="203" w:author="Comparison" w:date="2026-04-24T13:01:00Z" w16du:dateUtc="2026-04-24T04:01:00Z">
         <w:r>
           <w:t xml:space="preserve"> but not given to supervisors.</w:t>
         </w:r>
@@ -9974,12 +10181,12 @@
       <w:r>
         <w:t xml:space="preserve"> The observed score differences therefore reflect</w:t>
       </w:r>
-      <w:del w:id="182" w:author="Comparison" w:date="2026-04-22T15:46:00Z" w16du:dateUtc="2026-04-22T06:46:00Z">
+      <w:del w:id="204" w:author="Comparison" w:date="2026-04-24T13:01:00Z" w16du:dateUtc="2026-04-24T04:01:00Z">
         <w:r>
           <w:delText>, at least in part, the degree to which each feedback type adheres</w:delText>
         </w:r>
       </w:del>
-      <w:ins w:id="183" w:author="Comparison" w:date="2026-04-22T15:46:00Z" w16du:dateUtc="2026-04-22T06:46:00Z">
+      <w:ins w:id="205" w:author="Comparison" w:date="2026-04-24T13:01:00Z" w16du:dateUtc="2026-04-24T04:01:00Z">
         <w:r>
           <w:t xml:space="preserve"> adherence</w:t>
         </w:r>
@@ -9987,12 +10194,12 @@
       <w:r>
         <w:t xml:space="preserve"> to </w:t>
       </w:r>
-      <w:del w:id="184" w:author="Comparison" w:date="2026-04-22T15:46:00Z" w16du:dateUtc="2026-04-22T06:46:00Z">
+      <w:del w:id="206" w:author="Comparison" w:date="2026-04-24T13:01:00Z" w16du:dateUtc="2026-04-24T04:01:00Z">
         <w:r>
           <w:delText>the</w:delText>
         </w:r>
       </w:del>
-      <w:ins w:id="185" w:author="Comparison" w:date="2026-04-22T15:46:00Z" w16du:dateUtc="2026-04-22T06:46:00Z">
+      <w:ins w:id="207" w:author="Comparison" w:date="2026-04-24T13:01:00Z" w16du:dateUtc="2026-04-24T04:01:00Z">
         <w:r>
           <w:t>these</w:t>
         </w:r>
@@ -10000,7 +10207,7 @@
       <w:r>
         <w:t xml:space="preserve"> specific structural dimensions</w:t>
       </w:r>
-      <w:del w:id="186" w:author="Comparison" w:date="2026-04-22T15:46:00Z" w16du:dateUtc="2026-04-22T06:46:00Z">
+      <w:del w:id="208" w:author="Comparison" w:date="2026-04-24T13:01:00Z" w16du:dateUtc="2026-04-24T04:01:00Z">
         <w:r>
           <w:delText xml:space="preserve"> assessed by this instrument</w:delText>
         </w:r>
@@ -10013,17 +10220,17 @@
       <w:pPr>
         <w:pStyle w:val="Heading4"/>
       </w:pPr>
-      <w:bookmarkStart w:id="187" w:name="consistency-of-rubric-scores"/>
-      <w:bookmarkEnd w:id="75"/>
+      <w:bookmarkStart w:id="209" w:name="consistency-of-rubric-scores"/>
+      <w:bookmarkEnd w:id="96"/>
       <w:r>
         <w:t xml:space="preserve">Consistency of </w:t>
       </w:r>
-      <w:del w:id="188" w:author="Comparison" w:date="2026-04-22T15:46:00Z" w16du:dateUtc="2026-04-22T06:46:00Z">
+      <w:del w:id="210" w:author="Comparison" w:date="2026-04-24T13:01:00Z" w16du:dateUtc="2026-04-24T04:01:00Z">
         <w:r>
           <w:delText>Feedback Quality</w:delText>
         </w:r>
       </w:del>
-      <w:ins w:id="189" w:author="Comparison" w:date="2026-04-22T15:46:00Z" w16du:dateUtc="2026-04-22T06:46:00Z">
+      <w:ins w:id="211" w:author="Comparison" w:date="2026-04-24T13:01:00Z" w16du:dateUtc="2026-04-24T04:01:00Z">
         <w:r>
           <w:t>Rubric Scores</w:t>
         </w:r>
@@ -10036,12 +10243,12 @@
       <w:r>
         <w:t xml:space="preserve">To compare the consistency of </w:t>
       </w:r>
-      <w:del w:id="190" w:author="Comparison" w:date="2026-04-22T15:46:00Z" w16du:dateUtc="2026-04-22T06:46:00Z">
+      <w:del w:id="212" w:author="Comparison" w:date="2026-04-24T13:01:00Z" w16du:dateUtc="2026-04-24T04:01:00Z">
         <w:r>
           <w:delText>feedback quality</w:delText>
         </w:r>
       </w:del>
-      <w:ins w:id="191" w:author="Comparison" w:date="2026-04-22T15:46:00Z" w16du:dateUtc="2026-04-22T06:46:00Z">
+      <w:ins w:id="213" w:author="Comparison" w:date="2026-04-24T13:01:00Z" w16du:dateUtc="2026-04-24T04:01:00Z">
         <w:r>
           <w:t>rubric scores</w:t>
         </w:r>
@@ -10049,33 +10256,23 @@
       <w:r>
         <w:t xml:space="preserve"> between AI and supervisors, we plotted the distribution of per-clinical clerkship log mean scores (see </w:t>
       </w:r>
-      <w:r>
-        <w:fldChar w:fldCharType="begin"/>
-      </w:r>
-      <w:r>
-        <w:instrText>HYPERLINK \l "fig-mean-score-per-record" \h</w:instrText>
-      </w:r>
-      <w:r>
-        <w:fldChar w:fldCharType="separate"/>
-      </w:r>
-      <w:r>
-        <w:rPr>
-          <w:rStyle w:val="Hyperlink"/>
-        </w:rPr>
-        <w:t>Figure 5</w:t>
-      </w:r>
-      <w:r>
-        <w:fldChar w:fldCharType="end"/>
-      </w:r>
+      <w:hyperlink w:anchor="fig-mean-score-per-record">
+        <w:r>
+          <w:rPr>
+            <w:rStyle w:val="Hyperlink"/>
+          </w:rPr>
+          <w:t>Figure 5</w:t>
+        </w:r>
+      </w:hyperlink>
       <w:r>
         <w:t xml:space="preserve">). AI exhibited smaller score dispersion, suggesting higher consistency in </w:t>
       </w:r>
-      <w:del w:id="192" w:author="Comparison" w:date="2026-04-22T15:46:00Z" w16du:dateUtc="2026-04-22T06:46:00Z">
+      <w:del w:id="214" w:author="Comparison" w:date="2026-04-24T13:01:00Z" w16du:dateUtc="2026-04-24T04:01:00Z">
         <w:r>
           <w:delText>feedback quality.</w:delText>
         </w:r>
       </w:del>
-      <w:ins w:id="193" w:author="Comparison" w:date="2026-04-22T15:46:00Z" w16du:dateUtc="2026-04-22T06:46:00Z">
+      <w:ins w:id="215" w:author="Comparison" w:date="2026-04-24T13:01:00Z" w16du:dateUtc="2026-04-24T04:01:00Z">
         <w:r>
           <w:t>rubric scores.</w:t>
         </w:r>
@@ -10133,12 +10330,12 @@
       <w:r>
         <w:t xml:space="preserve">&lt;.001). The supervisor variance was about 3.9 times that of AI, suggesting that AI feedback </w:t>
       </w:r>
-      <w:del w:id="194" w:author="Comparison" w:date="2026-04-22T15:46:00Z" w16du:dateUtc="2026-04-22T06:46:00Z">
+      <w:del w:id="216" w:author="Comparison" w:date="2026-04-24T13:01:00Z" w16du:dateUtc="2026-04-24T04:01:00Z">
         <w:r>
           <w:delText>quality is</w:delText>
         </w:r>
       </w:del>
-      <w:ins w:id="195" w:author="Comparison" w:date="2026-04-22T15:46:00Z" w16du:dateUtc="2026-04-22T06:46:00Z">
+      <w:ins w:id="217" w:author="Comparison" w:date="2026-04-24T13:01:00Z" w16du:dateUtc="2026-04-24T04:01:00Z">
         <w:r>
           <w:t>received</w:t>
         </w:r>
@@ -10146,7 +10343,7 @@
       <w:r>
         <w:t xml:space="preserve"> more consistent</w:t>
       </w:r>
-      <w:ins w:id="196" w:author="Comparison" w:date="2026-04-22T15:46:00Z" w16du:dateUtc="2026-04-22T06:46:00Z">
+      <w:ins w:id="218" w:author="Comparison" w:date="2026-04-24T13:01:00Z" w16du:dateUtc="2026-04-24T04:01:00Z">
         <w:r>
           <w:t xml:space="preserve"> rubric scores</w:t>
         </w:r>
@@ -10154,12 +10351,12 @@
       <w:r>
         <w:t xml:space="preserve">, whereas supervisor feedback </w:t>
       </w:r>
-      <w:del w:id="197" w:author="Comparison" w:date="2026-04-22T15:46:00Z" w16du:dateUtc="2026-04-22T06:46:00Z">
+      <w:del w:id="219" w:author="Comparison" w:date="2026-04-24T13:01:00Z" w16du:dateUtc="2026-04-24T04:01:00Z">
         <w:r>
           <w:delText>quality is</w:delText>
         </w:r>
       </w:del>
-      <w:ins w:id="198" w:author="Comparison" w:date="2026-04-22T15:46:00Z" w16du:dateUtc="2026-04-22T06:46:00Z">
+      <w:ins w:id="220" w:author="Comparison" w:date="2026-04-24T13:01:00Z" w16du:dateUtc="2026-04-24T04:01:00Z">
         <w:r>
           <w:t>received</w:t>
         </w:r>
@@ -10167,7 +10364,7 @@
       <w:r>
         <w:t xml:space="preserve"> more variable</w:t>
       </w:r>
-      <w:ins w:id="199" w:author="Comparison" w:date="2026-04-22T15:46:00Z" w16du:dateUtc="2026-04-22T06:46:00Z">
+      <w:ins w:id="221" w:author="Comparison" w:date="2026-04-24T13:01:00Z" w16du:dateUtc="2026-04-24T04:01:00Z">
         <w:r>
           <w:t xml:space="preserve"> ones</w:t>
         </w:r>
@@ -10196,17 +10393,17 @@
               <w:pStyle w:val="Compact"/>
               <w:jc w:val="center"/>
               <w:rPr>
-                <w:del w:id="200" w:author="Comparison" w:date="2026-04-22T15:46:00Z" w16du:dateUtc="2026-04-22T06:46:00Z"/>
+                <w:del w:id="222" w:author="Comparison" w:date="2026-04-24T13:01:00Z" w16du:dateUtc="2026-04-24T04:01:00Z"/>
               </w:rPr>
             </w:pPr>
-            <w:bookmarkStart w:id="201" w:name="fig-mean-score-per-record"/>
-            <w:del w:id="202" w:author="Comparison" w:date="2026-04-22T15:46:00Z" w16du:dateUtc="2026-04-22T06:46:00Z">
+            <w:bookmarkStart w:id="223" w:name="fig-mean-score-per-record"/>
+            <w:del w:id="224" w:author="Comparison" w:date="2026-04-24T13:01:00Z" w16du:dateUtc="2026-04-24T04:01:00Z">
               <w:r>
                 <w:rPr>
                   <w:noProof/>
                 </w:rPr>
                 <w:drawing>
-                  <wp:inline distT="0" distB="0" distL="0" distR="0" wp14:anchorId="18A0C0A7" wp14:editId="6A0B82E8">
+                  <wp:inline distT="0" distB="0" distL="0" distR="0">
                     <wp:extent cx="5334000" cy="3200400"/>
                     <wp:effectExtent l="0" t="0" r="0" b="0"/>
                     <wp:docPr id="66" name="Picture"/>
@@ -10263,16 +10460,16 @@
               <w:pStyle w:val="Compact"/>
               <w:jc w:val="center"/>
               <w:rPr>
-                <w:ins w:id="203" w:author="Comparison" w:date="2026-04-22T15:46:00Z" w16du:dateUtc="2026-04-22T06:46:00Z"/>
+                <w:ins w:id="225" w:author="Comparison" w:date="2026-04-24T13:01:00Z" w16du:dateUtc="2026-04-24T04:01:00Z"/>
               </w:rPr>
             </w:pPr>
-            <w:ins w:id="204" w:author="Comparison" w:date="2026-04-22T15:46:00Z" w16du:dateUtc="2026-04-22T06:46:00Z">
+            <w:ins w:id="226" w:author="Comparison" w:date="2026-04-24T13:01:00Z" w16du:dateUtc="2026-04-24T04:01:00Z">
               <w:r>
                 <w:rPr>
                   <w:noProof/>
                 </w:rPr>
                 <w:drawing>
-                  <wp:inline distT="0" distB="0" distL="0" distR="0" wp14:anchorId="051915EA" wp14:editId="2E6A5959">
+                  <wp:inline distT="0" distB="0" distL="0" distR="0" wp14:anchorId="6B940DD9" wp14:editId="29E4235D">
                     <wp:extent cx="5334000" cy="3200400"/>
                     <wp:effectExtent l="0" t="0" r="0" b="0"/>
                     <wp:docPr id="67" name="Picture"/>
@@ -10334,15 +10531,15 @@
             </w:r>
           </w:p>
         </w:tc>
-        <w:bookmarkEnd w:id="201"/>
+        <w:bookmarkEnd w:id="223"/>
       </w:tr>
     </w:tbl>
     <w:p>
       <w:pPr>
         <w:pStyle w:val="Heading4"/>
       </w:pPr>
-      <w:bookmarkStart w:id="205" w:name="Xab7d2b16f0485721e4a7a33cad2fa2130bd3877"/>
-      <w:bookmarkEnd w:id="187"/>
+      <w:bookmarkStart w:id="227" w:name="Xab7d2b16f0485721e4a7a33cad2fa2130bd3877"/>
+      <w:bookmarkEnd w:id="209"/>
       <w:r>
         <w:t>Correlation between feedback length and score</w:t>
       </w:r>
@@ -10354,24 +10551,14 @@
       <w:r>
         <w:t xml:space="preserve">To investigate whether the character count of feedback is correlated with the scores given by evaluators, we calculated the Spearman’s rank correlation coefficient for each feedback provider. The results are summarized in </w:t>
       </w:r>
-      <w:r>
-        <w:fldChar w:fldCharType="begin"/>
-      </w:r>
-      <w:r>
-        <w:instrText>HYPERLINK \l "Xfd729f81f31c49b3e1a6a80b6107c0be4986fdd" \h</w:instrText>
-      </w:r>
-      <w:r>
-        <w:fldChar w:fldCharType="separate"/>
-      </w:r>
-      <w:r>
-        <w:rPr>
-          <w:rStyle w:val="Hyperlink"/>
-        </w:rPr>
-        <w:t>Table 4</w:t>
-      </w:r>
-      <w:r>
-        <w:fldChar w:fldCharType="end"/>
-      </w:r>
+      <w:hyperlink w:anchor="Xfd729f81f31c49b3e1a6a80b6107c0be4986fdd">
+        <w:r>
+          <w:rPr>
+            <w:rStyle w:val="Hyperlink"/>
+          </w:rPr>
+          <w:t>Table 4</w:t>
+        </w:r>
+      </w:hyperlink>
       <w:r>
         <w:t xml:space="preserve">. </w:t>
       </w:r>
@@ -10406,7 +10593,7 @@
               <w:pStyle w:val="ImageCaption"/>
               <w:spacing w:before="200"/>
             </w:pPr>
-            <w:bookmarkStart w:id="206" w:name="Xfd729f81f31c49b3e1a6a80b6107c0be4986fdd"/>
+            <w:bookmarkStart w:id="228" w:name="Xfd729f81f31c49b3e1a6a80b6107c0be4986fdd"/>
             <w:r>
               <w:t>Table 4: Spearman Rank Correlation Between Feedback Character Count and Rubric Score by Feedback Provider. Convergent mixed-methods study, Nagoya University medical students, Japan, 2024. P values are Bonferroni-corrected for 10 comparisons.</w:t>
             </w:r>
@@ -11769,15 +11956,15 @@
           </w:tbl>
           <w:p/>
         </w:tc>
-        <w:bookmarkEnd w:id="206"/>
+        <w:bookmarkEnd w:id="228"/>
       </w:tr>
     </w:tbl>
     <w:p>
       <w:pPr>
         <w:pStyle w:val="Heading4"/>
       </w:pPr>
-      <w:bookmarkStart w:id="207" w:name="X2274c5648a659b767e085ca42b68a59629a3fc5"/>
-      <w:bookmarkEnd w:id="205"/>
+      <w:bookmarkStart w:id="229" w:name="X2274c5648a659b767e085ca42b68a59629a3fc5"/>
+      <w:bookmarkEnd w:id="227"/>
       <w:r>
         <w:t>Relationship Between Student Log Length and Feedback Scores</w:t>
       </w:r>
@@ -11804,8 +11991,8 @@
       <w:pPr>
         <w:pStyle w:val="Heading4"/>
       </w:pPr>
-      <w:bookmarkStart w:id="208" w:name="inter-rater-reliability"/>
-      <w:bookmarkEnd w:id="207"/>
+      <w:bookmarkStart w:id="230" w:name="inter-rater-reliability"/>
+      <w:bookmarkEnd w:id="229"/>
       <w:r>
         <w:t>Inter-Rater Reliability</w:t>
       </w:r>
@@ -11817,24 +12004,14 @@
       <w:r>
         <w:t>Because each dataset was independently evaluated by one faculty member and one student, we examined agreement between these two assessor types using weighted Cohen’s kappa (quadratic weights) and intraclass correlation coefficients (ICC), computed separately for AI and supervisor feedback across all five rubric items (</w:t>
       </w:r>
-      <w:r>
-        <w:fldChar w:fldCharType="begin"/>
-      </w:r>
-      <w:r>
-        <w:instrText>HYPERLINK \l "tbl-inter-rater-reliability" \h</w:instrText>
-      </w:r>
-      <w:r>
-        <w:fldChar w:fldCharType="separate"/>
-      </w:r>
-      <w:r>
-        <w:rPr>
-          <w:rStyle w:val="Hyperlink"/>
-        </w:rPr>
-        <w:t>Table 5</w:t>
-      </w:r>
-      <w:r>
-        <w:fldChar w:fldCharType="end"/>
-      </w:r>
+      <w:hyperlink w:anchor="tbl-inter-rater-reliability">
+        <w:r>
+          <w:rPr>
+            <w:rStyle w:val="Hyperlink"/>
+          </w:rPr>
+          <w:t>Table 5</w:t>
+        </w:r>
+      </w:hyperlink>
       <w:r>
         <w:t xml:space="preserve">). For supervisor feedback, inter-rater agreement was fair to moderate (weighted κ=0.37–0.54, all </w:t>
       </w:r>
@@ -11869,7 +12046,7 @@
               <w:pStyle w:val="ImageCaption"/>
               <w:spacing w:before="200"/>
             </w:pPr>
-            <w:bookmarkStart w:id="209" w:name="tbl-inter-rater-reliability"/>
+            <w:bookmarkStart w:id="231" w:name="tbl-inter-rater-reliability"/>
             <w:r>
               <w:t>Table 5: Inter-Rater Reliability Between Faculty and Student Evaluators for AI-Generated and Supervisor Feedback. Convergent mixed-methods study, Nagoya University, Japan, 2024. Weighted Cohen kappa (quadratic weights) and intraclass correlation coefficients (ICC) were computed for each rubric item.</w:t>
             </w:r>
@@ -15411,15 +15588,15 @@
           </w:tbl>
           <w:p/>
         </w:tc>
-        <w:bookmarkEnd w:id="209"/>
+        <w:bookmarkEnd w:id="231"/>
       </w:tr>
     </w:tbl>
     <w:p>
       <w:pPr>
         <w:pStyle w:val="Heading4"/>
       </w:pPr>
-      <w:bookmarkStart w:id="210" w:name="identification-of-feedback-source"/>
-      <w:bookmarkEnd w:id="208"/>
+      <w:bookmarkStart w:id="232" w:name="identification-of-feedback-source"/>
+      <w:bookmarkEnd w:id="230"/>
       <w:r>
         <w:t>Identification of Feedback Source</w:t>
       </w:r>
@@ -15436,9 +15613,9 @@
       <w:pPr>
         <w:pStyle w:val="Heading3"/>
       </w:pPr>
-      <w:bookmarkStart w:id="211" w:name="qualitative-analysis-1"/>
-      <w:bookmarkEnd w:id="67"/>
-      <w:bookmarkEnd w:id="210"/>
+      <w:bookmarkStart w:id="233" w:name="qualitative-analysis-1"/>
+      <w:bookmarkEnd w:id="87"/>
+      <w:bookmarkEnd w:id="232"/>
       <w:r>
         <w:t>Qualitative analysis</w:t>
       </w:r>
@@ -15450,12 +15627,33 @@
       <w:r>
         <w:t xml:space="preserve">The qualitative analysis of the free-text comments provided by the evaluators revealed several themes regarding the differences between AI and supervisor feedback. </w:t>
       </w:r>
-      <w:del w:id="212" w:author="Comparison" w:date="2026-04-22T15:46:00Z" w16du:dateUtc="2026-04-22T06:46:00Z">
-        <w:r>
-          <w:delText>The themes are</w:delText>
+      <w:del w:id="234" w:author="Comparison" w:date="2026-04-24T13:01:00Z" w16du:dateUtc="2026-04-24T04:01:00Z">
+        <w:r>
+          <w:delText xml:space="preserve">The themes are shown in </w:delText>
+        </w:r>
+        <w:r>
+          <w:fldChar w:fldCharType="begin"/>
+        </w:r>
+        <w:r>
+          <w:delInstrText>HYPERLINK \l "tbl-themes" \h</w:delInstrText>
+        </w:r>
+        <w:r>
+          <w:fldChar w:fldCharType="separate"/>
+        </w:r>
+        <w:r>
+          <w:rPr>
+            <w:rStyle w:val="Hyperlink"/>
+          </w:rPr>
+          <w:delText>Table 6</w:delText>
+        </w:r>
+        <w:r>
+          <w:fldChar w:fldCharType="end"/>
+        </w:r>
+        <w:r>
+          <w:delText>.</w:delText>
         </w:r>
       </w:del>
-      <w:ins w:id="213" w:author="Comparison" w:date="2026-04-22T15:46:00Z" w16du:dateUtc="2026-04-22T06:46:00Z">
+      <w:ins w:id="235" w:author="Comparison" w:date="2026-04-24T13:01:00Z" w16du:dateUtc="2026-04-24T04:01:00Z">
         <w:r>
           <w:t xml:space="preserve">Following the thematic-map guidance of [51], the thematic map in </w:t>
         </w:r>
@@ -15478,33 +15676,9 @@
           <w:fldChar w:fldCharType="end"/>
         </w:r>
         <w:r>
-          <w:t xml:space="preserve"> visualizes the research question, the five themes, and their sub-themes arranged by feedback provider. The complete list of sub-themes by provider is</w:t>
+          <w:t xml:space="preserve"> visualizes the research question, the five themes, and their sub-themes arranged by feedback provider.</w:t>
         </w:r>
       </w:ins>
-      <w:r>
-        <w:t xml:space="preserve"> shown in </w:t>
-      </w:r>
-      <w:r>
-        <w:fldChar w:fldCharType="begin"/>
-      </w:r>
-      <w:r>
-        <w:instrText>HYPERLINK \l "tbl-themes" \h</w:instrText>
-      </w:r>
-      <w:r>
-        <w:fldChar w:fldCharType="separate"/>
-      </w:r>
-      <w:r>
-        <w:rPr>
-          <w:rStyle w:val="Hyperlink"/>
-        </w:rPr>
-        <w:t>Table 6</w:t>
-      </w:r>
-      <w:r>
-        <w:fldChar w:fldCharType="end"/>
-      </w:r>
-      <w:r>
-        <w:t>.</w:t>
-      </w:r>
     </w:p>
     <w:tbl>
       <w:tblPr>
@@ -15517,9 +15691,6 @@
         <w:gridCol w:w="9054"/>
       </w:tblGrid>
       <w:tr>
-        <w:trPr>
-          <w:ins w:id="214" w:author="Comparison" w:date="2026-04-22T15:46:00Z" w16du:dateUtc="2026-04-22T06:46:00Z"/>
-        </w:trPr>
         <w:tc>
           <w:tcPr>
             <w:tcW w:w="7920" w:type="dxa"/>
@@ -15529,17 +15700,22 @@
               <w:pStyle w:val="Compact"/>
               <w:jc w:val="center"/>
               <w:rPr>
-                <w:ins w:id="215" w:author="Comparison" w:date="2026-04-22T15:46:00Z" w16du:dateUtc="2026-04-22T06:46:00Z"/>
+                <w:ins w:id="236" w:author="Comparison" w:date="2026-04-24T13:01:00Z" w16du:dateUtc="2026-04-24T04:01:00Z"/>
               </w:rPr>
             </w:pPr>
-            <w:bookmarkStart w:id="216" w:name="fig-thematic_map"/>
-            <w:ins w:id="217" w:author="Comparison" w:date="2026-04-22T15:46:00Z" w16du:dateUtc="2026-04-22T06:46:00Z">
+            <w:bookmarkStart w:id="237" w:name="fig-thematic_map"/>
+            <w:del w:id="238" w:author="Comparison" w:date="2026-04-24T13:01:00Z" w16du:dateUtc="2026-04-24T04:01:00Z">
+              <w:r>
+                <w:delText>Table</w:delText>
+              </w:r>
+            </w:del>
+            <w:ins w:id="239" w:author="Comparison" w:date="2026-04-24T13:01:00Z" w16du:dateUtc="2026-04-24T04:01:00Z">
               <w:r>
                 <w:rPr>
                   <w:noProof/>
                 </w:rPr>
                 <w:drawing>
-                  <wp:inline distT="0" distB="0" distL="0" distR="0" wp14:anchorId="40F26CAB" wp14:editId="2F3FC4F2">
+                  <wp:inline distT="0" distB="0" distL="0" distR="0" wp14:anchorId="302D5F0F" wp14:editId="57A485BC">
                     <wp:extent cx="5334000" cy="4534166"/>
                     <wp:effectExtent l="0" t="0" r="0" b="0"/>
                     <wp:docPr id="79" name="Picture"/>
@@ -15596,31 +15772,68 @@
               <w:pStyle w:val="ImageCaption"/>
               <w:spacing w:before="200"/>
               <w:rPr>
-                <w:ins w:id="218" w:author="Comparison" w:date="2026-04-22T15:46:00Z" w16du:dateUtc="2026-04-22T06:46:00Z"/>
+                <w:del w:id="240" w:author="Comparison" w:date="2026-04-24T13:01:00Z" w16du:dateUtc="2026-04-24T04:01:00Z"/>
               </w:rPr>
             </w:pPr>
-            <w:ins w:id="219" w:author="Comparison" w:date="2026-04-22T15:46:00Z" w16du:dateUtc="2026-04-22T06:46:00Z">
+            <w:ins w:id="241" w:author="Comparison" w:date="2026-04-24T13:01:00Z" w16du:dateUtc="2026-04-24T04:01:00Z">
               <w:r>
-                <w:t>Figure 6: Thematic map of differences between AI-generated and supervisor feedback on medical students’ clinical clerkship logs. The research question is presented at the top, the two feedback modes are shown as contrasting poles, and each of the five themes is displayed with its AI and supervisor sub-themes arranged on the left and right, respectively. Convergent mixed-methods study, 161 clinical clerkship logs, Nagoya University, Japan, 2024.</w:t>
+                <w:t>Figure</w:t>
               </w:r>
             </w:ins>
-          </w:p>
-        </w:tc>
-        <w:bookmarkEnd w:id="216"/>
-      </w:tr>
-      <w:tr>
-        <w:tc>
-          <w:tcPr>
-            <w:tcW w:w="7920" w:type="dxa"/>
-          </w:tcPr>
-          <w:p>
-            <w:pPr>
-              <w:pStyle w:val="ImageCaption"/>
-              <w:spacing w:before="200"/>
-            </w:pPr>
-            <w:bookmarkStart w:id="220" w:name="tbl-themes"/>
             <w:r>
-              <w:t>Table 6: Themes Identified in Qualitative Analysis of Evaluator Comments on AI-Generated and Supervisor Feedback. Convergent mixed-methods study, 161 clinical clerkship logs, Nagoya University, Japan, 2024.</w:t>
+              <w:t xml:space="preserve"> 6: </w:t>
+            </w:r>
+            <w:del w:id="242" w:author="Comparison" w:date="2026-04-24T13:01:00Z" w16du:dateUtc="2026-04-24T04:01:00Z">
+              <w:r>
+                <w:delText>Themes Identified in Qualitative Analysis</w:delText>
+              </w:r>
+            </w:del>
+            <w:ins w:id="243" w:author="Comparison" w:date="2026-04-24T13:01:00Z" w16du:dateUtc="2026-04-24T04:01:00Z">
+              <w:r>
+                <w:t>Thematic map</w:t>
+              </w:r>
+            </w:ins>
+            <w:r>
+              <w:t xml:space="preserve"> of </w:t>
+            </w:r>
+            <w:del w:id="244" w:author="Comparison" w:date="2026-04-24T13:01:00Z" w16du:dateUtc="2026-04-24T04:01:00Z">
+              <w:r>
+                <w:delText xml:space="preserve">Evaluator Comments on </w:delText>
+              </w:r>
+            </w:del>
+            <w:ins w:id="245" w:author="Comparison" w:date="2026-04-24T13:01:00Z" w16du:dateUtc="2026-04-24T04:01:00Z">
+              <w:r>
+                <w:t xml:space="preserve">differences between </w:t>
+              </w:r>
+            </w:ins>
+            <w:r>
+              <w:t>AI-</w:t>
+            </w:r>
+            <w:del w:id="246" w:author="Comparison" w:date="2026-04-24T13:01:00Z" w16du:dateUtc="2026-04-24T04:01:00Z">
+              <w:r>
+                <w:delText>Generated</w:delText>
+              </w:r>
+            </w:del>
+            <w:ins w:id="247" w:author="Comparison" w:date="2026-04-24T13:01:00Z" w16du:dateUtc="2026-04-24T04:01:00Z">
+              <w:r>
+                <w:t>generated</w:t>
+              </w:r>
+            </w:ins>
+            <w:r>
+              <w:t xml:space="preserve"> and </w:t>
+            </w:r>
+            <w:del w:id="248" w:author="Comparison" w:date="2026-04-24T13:01:00Z" w16du:dateUtc="2026-04-24T04:01:00Z">
+              <w:r>
+                <w:delText>Supervisor Feedback.</w:delText>
+              </w:r>
+            </w:del>
+            <w:ins w:id="249" w:author="Comparison" w:date="2026-04-24T13:01:00Z" w16du:dateUtc="2026-04-24T04:01:00Z">
+              <w:r>
+                <w:t>supervisor feedback on medical students’ clinical clerkship logs. The research question is presented at the top, the two feedback modes are shown as contrasting poles, and each of the five themes is displayed with its AI and supervisor sub-themes arranged on the left and right, respectively.</w:t>
+              </w:r>
+            </w:ins>
+            <w:r>
+              <w:t xml:space="preserve"> Convergent mixed-methods study, 161 clinical clerkship logs, Nagoya University, Japan, 2024.</w:t>
             </w:r>
           </w:p>
           <w:tbl>
@@ -15641,6 +15854,7 @@
                 <w:cnfStyle w:val="100000000000" w:firstRow="1" w:lastRow="0" w:firstColumn="0" w:lastColumn="0" w:oddVBand="0" w:evenVBand="0" w:oddHBand="0" w:evenHBand="0" w:firstRowFirstColumn="0" w:firstRowLastColumn="0" w:lastRowFirstColumn="0" w:lastRowLastColumn="0"/>
                 <w:tblHeader/>
                 <w:jc w:val="center"/>
+                <w:del w:id="250" w:author="Comparison" w:date="2026-04-24T13:01:00Z" w16du:dateUtc="2026-04-24T04:01:00Z"/>
               </w:trPr>
               <w:tc>
                 <w:tcPr>
@@ -15663,6 +15877,7 @@
                 <w:p>
                   <w:pPr>
                     <w:rPr>
+                      <w:del w:id="251" w:author="Comparison" w:date="2026-04-24T13:01:00Z" w16du:dateUtc="2026-04-24T04:01:00Z"/>
                       <w:rFonts w:ascii="DejaVu Sans" w:eastAsia="DejaVu Sans" w:hAnsi="DejaVu Sans" w:cs="DejaVu Sans"/>
                       <w:b/>
                       <w:color w:val="000000"/>
@@ -15670,16 +15885,61 @@
                       <w:szCs w:val="18"/>
                     </w:rPr>
                   </w:pPr>
-                  <w:r>
-                    <w:rPr>
+                  <w:del w:id="252" w:author="Comparison" w:date="2026-04-24T13:01:00Z" w16du:dateUtc="2026-04-24T04:01:00Z">
+                    <w:r>
+                      <w:rPr>
+                        <w:rFonts w:ascii="DejaVu Sans" w:eastAsia="DejaVu Sans" w:hAnsi="DejaVu Sans" w:cs="DejaVu Sans"/>
+                        <w:b/>
+                        <w:color w:val="000000"/>
+                        <w:sz w:val="18"/>
+                        <w:szCs w:val="18"/>
+                      </w:rPr>
+                      <w:delText>Theme</w:delText>
+                    </w:r>
+                  </w:del>
+                </w:p>
+              </w:tc>
+              <w:tc>
+                <w:tcPr>
+                  <w:tcW w:w="2880" w:type="dxa"/>
+                  <w:tcBorders>
+                    <w:top w:val="single" w:sz="12" w:space="0" w:color="666666"/>
+                    <w:left w:val="none" w:sz="0" w:space="0" w:color="000000"/>
+                    <w:bottom w:val="single" w:sz="12" w:space="0" w:color="666666"/>
+                    <w:right w:val="none" w:sz="0" w:space="0" w:color="000000"/>
+                  </w:tcBorders>
+                  <w:shd w:val="clear" w:color="auto" w:fill="FFFFFF"/>
+                  <w:tcMar>
+                    <w:top w:w="0" w:type="dxa"/>
+                    <w:left w:w="0" w:type="dxa"/>
+                    <w:bottom w:w="0" w:type="dxa"/>
+                    <w:right w:w="0" w:type="dxa"/>
+                  </w:tcMar>
+                  <w:vAlign w:val="center"/>
+                </w:tcPr>
+                <w:p>
+                  <w:pPr>
+                    <w:rPr>
+                      <w:del w:id="253" w:author="Comparison" w:date="2026-04-24T13:01:00Z" w16du:dateUtc="2026-04-24T04:01:00Z"/>
                       <w:rFonts w:ascii="DejaVu Sans" w:eastAsia="DejaVu Sans" w:hAnsi="DejaVu Sans" w:cs="DejaVu Sans"/>
                       <w:b/>
                       <w:color w:val="000000"/>
                       <w:sz w:val="18"/>
                       <w:szCs w:val="18"/>
                     </w:rPr>
-                    <w:t>Theme</w:t>
-                  </w:r>
+                  </w:pPr>
+                  <w:del w:id="254" w:author="Comparison" w:date="2026-04-24T13:01:00Z" w16du:dateUtc="2026-04-24T04:01:00Z">
+                    <w:r>
+                      <w:rPr>
+                        <w:rFonts w:ascii="DejaVu Sans" w:eastAsia="DejaVu Sans" w:hAnsi="DejaVu Sans" w:cs="DejaVu Sans"/>
+                        <w:b/>
+                        <w:color w:val="000000"/>
+                        <w:sz w:val="18"/>
+                        <w:szCs w:val="18"/>
+                      </w:rPr>
+                      <w:delText>Sub themes for AI</w:delText>
+                    </w:r>
+                  </w:del>
                 </w:p>
               </w:tc>
               <w:tc>
@@ -15703,6 +15963,7 @@
                 <w:p>
                   <w:pPr>
                     <w:rPr>
+                      <w:del w:id="255" w:author="Comparison" w:date="2026-04-24T13:01:00Z" w16du:dateUtc="2026-04-24T04:01:00Z"/>
                       <w:rFonts w:ascii="DejaVu Sans" w:eastAsia="DejaVu Sans" w:hAnsi="DejaVu Sans" w:cs="DejaVu Sans"/>
                       <w:b/>
                       <w:color w:val="000000"/>
@@ -15710,62 +15971,25 @@
                       <w:szCs w:val="18"/>
                     </w:rPr>
                   </w:pPr>
-                  <w:r>
-                    <w:rPr>
-                      <w:rFonts w:ascii="DejaVu Sans" w:eastAsia="DejaVu Sans" w:hAnsi="DejaVu Sans" w:cs="DejaVu Sans"/>
-                      <w:b/>
-                      <w:color w:val="000000"/>
-                      <w:sz w:val="18"/>
-                      <w:szCs w:val="18"/>
-                    </w:rPr>
-                    <w:t>Sub themes for AI</w:t>
-                  </w:r>
-                </w:p>
-              </w:tc>
-              <w:tc>
-                <w:tcPr>
-                  <w:tcW w:w="2880" w:type="dxa"/>
-                  <w:tcBorders>
-                    <w:top w:val="single" w:sz="12" w:space="0" w:color="666666"/>
-                    <w:left w:val="none" w:sz="0" w:space="0" w:color="000000"/>
-                    <w:bottom w:val="single" w:sz="12" w:space="0" w:color="666666"/>
-                    <w:right w:val="none" w:sz="0" w:space="0" w:color="000000"/>
-                  </w:tcBorders>
-                  <w:shd w:val="clear" w:color="auto" w:fill="FFFFFF"/>
-                  <w:tcMar>
-                    <w:top w:w="0" w:type="dxa"/>
-                    <w:left w:w="0" w:type="dxa"/>
-                    <w:bottom w:w="0" w:type="dxa"/>
-                    <w:right w:w="0" w:type="dxa"/>
-                  </w:tcMar>
-                  <w:vAlign w:val="center"/>
-                </w:tcPr>
-                <w:p>
-                  <w:pPr>
-                    <w:rPr>
-                      <w:rFonts w:ascii="DejaVu Sans" w:eastAsia="DejaVu Sans" w:hAnsi="DejaVu Sans" w:cs="DejaVu Sans"/>
-                      <w:b/>
-                      <w:color w:val="000000"/>
-                      <w:sz w:val="18"/>
-                      <w:szCs w:val="18"/>
-                    </w:rPr>
-                  </w:pPr>
-                  <w:r>
-                    <w:rPr>
-                      <w:rFonts w:ascii="DejaVu Sans" w:eastAsia="DejaVu Sans" w:hAnsi="DejaVu Sans" w:cs="DejaVu Sans"/>
-                      <w:b/>
-                      <w:color w:val="000000"/>
-                      <w:sz w:val="18"/>
-                      <w:szCs w:val="18"/>
-                    </w:rPr>
-                    <w:t>Sub themes for Supervisor</w:t>
-                  </w:r>
+                  <w:del w:id="256" w:author="Comparison" w:date="2026-04-24T13:01:00Z" w16du:dateUtc="2026-04-24T04:01:00Z">
+                    <w:r>
+                      <w:rPr>
+                        <w:rFonts w:ascii="DejaVu Sans" w:eastAsia="DejaVu Sans" w:hAnsi="DejaVu Sans" w:cs="DejaVu Sans"/>
+                        <w:b/>
+                        <w:color w:val="000000"/>
+                        <w:sz w:val="18"/>
+                        <w:szCs w:val="18"/>
+                      </w:rPr>
+                      <w:delText>Sub themes for Supervisor</w:delText>
+                    </w:r>
+                  </w:del>
                 </w:p>
               </w:tc>
             </w:tr>
             <w:tr>
               <w:trPr>
                 <w:jc w:val="center"/>
+                <w:del w:id="257" w:author="Comparison" w:date="2026-04-24T13:01:00Z" w16du:dateUtc="2026-04-24T04:01:00Z"/>
               </w:trPr>
               <w:tc>
                 <w:tcPr>
@@ -15788,21 +16012,24 @@
                 <w:p>
                   <w:pPr>
                     <w:rPr>
-                      <w:rFonts w:ascii="DejaVu Sans" w:eastAsia="DejaVu Sans" w:hAnsi="DejaVu Sans" w:cs="DejaVu Sans"/>
-                      <w:color w:val="000000"/>
-                      <w:sz w:val="18"/>
-                      <w:szCs w:val="18"/>
-                    </w:rPr>
-                  </w:pPr>
-                  <w:r>
-                    <w:rPr>
-                      <w:rFonts w:ascii="DejaVu Sans" w:eastAsia="DejaVu Sans" w:hAnsi="DejaVu Sans" w:cs="DejaVu Sans"/>
-                      <w:color w:val="000000"/>
-                      <w:sz w:val="18"/>
-                      <w:szCs w:val="18"/>
-                    </w:rPr>
-                    <w:t>Adherence to the feedback criteria and structure</w:t>
-                  </w:r>
+                      <w:del w:id="258" w:author="Comparison" w:date="2026-04-24T13:01:00Z" w16du:dateUtc="2026-04-24T04:01:00Z"/>
+                      <w:rFonts w:ascii="DejaVu Sans" w:eastAsia="DejaVu Sans" w:hAnsi="DejaVu Sans" w:cs="DejaVu Sans"/>
+                      <w:color w:val="000000"/>
+                      <w:sz w:val="18"/>
+                      <w:szCs w:val="18"/>
+                    </w:rPr>
+                  </w:pPr>
+                  <w:del w:id="259" w:author="Comparison" w:date="2026-04-24T13:01:00Z" w16du:dateUtc="2026-04-24T04:01:00Z">
+                    <w:r>
+                      <w:rPr>
+                        <w:rFonts w:ascii="DejaVu Sans" w:eastAsia="DejaVu Sans" w:hAnsi="DejaVu Sans" w:cs="DejaVu Sans"/>
+                        <w:color w:val="000000"/>
+                        <w:sz w:val="18"/>
+                        <w:szCs w:val="18"/>
+                      </w:rPr>
+                      <w:delText>Adherence to the feedback criteria and structure</w:delText>
+                    </w:r>
+                  </w:del>
                 </w:p>
               </w:tc>
               <w:tc>
@@ -15826,31 +16053,42 @@
                 <w:p>
                   <w:pPr>
                     <w:rPr>
-                      <w:rFonts w:ascii="DejaVu Sans" w:eastAsia="DejaVu Sans" w:hAnsi="DejaVu Sans" w:cs="DejaVu Sans"/>
-                      <w:color w:val="000000"/>
-                      <w:sz w:val="18"/>
-                      <w:szCs w:val="18"/>
-                    </w:rPr>
-                  </w:pPr>
-                  <w:r>
-                    <w:rPr>
-                      <w:rFonts w:ascii="DejaVu Sans" w:eastAsia="DejaVu Sans" w:hAnsi="DejaVu Sans" w:cs="DejaVu Sans"/>
-                      <w:color w:val="000000"/>
-                      <w:sz w:val="18"/>
-                      <w:szCs w:val="18"/>
-                    </w:rPr>
-                    <w:t>- Mismatch with student preferences</w:t>
-                  </w:r>
-                  <w:r>
-                    <w:rPr>
-                      <w:rFonts w:ascii="DejaVu Sans" w:eastAsia="DejaVu Sans" w:hAnsi="DejaVu Sans" w:cs="DejaVu Sans"/>
-                      <w:color w:val="000000"/>
-                      <w:sz w:val="18"/>
-                      <w:szCs w:val="18"/>
-                    </w:rPr>
-                    <w:br/>
-                    <w:t>- Well-structured feedback that adheres to principles</w:t>
-                  </w:r>
+                      <w:del w:id="260" w:author="Comparison" w:date="2026-04-24T13:01:00Z" w16du:dateUtc="2026-04-24T04:01:00Z"/>
+                      <w:rFonts w:ascii="DejaVu Sans" w:eastAsia="DejaVu Sans" w:hAnsi="DejaVu Sans" w:cs="DejaVu Sans"/>
+                      <w:color w:val="000000"/>
+                      <w:sz w:val="18"/>
+                      <w:szCs w:val="18"/>
+                    </w:rPr>
+                  </w:pPr>
+                  <w:del w:id="261" w:author="Comparison" w:date="2026-04-24T13:01:00Z" w16du:dateUtc="2026-04-24T04:01:00Z">
+                    <w:r>
+                      <w:rPr>
+                        <w:rFonts w:ascii="DejaVu Sans" w:eastAsia="DejaVu Sans" w:hAnsi="DejaVu Sans" w:cs="DejaVu Sans"/>
+                        <w:color w:val="000000"/>
+                        <w:sz w:val="18"/>
+                        <w:szCs w:val="18"/>
+                      </w:rPr>
+                      <w:delText>- Mismatch with student preferences</w:delText>
+                    </w:r>
+                    <w:r>
+                      <w:rPr>
+                        <w:rFonts w:ascii="DejaVu Sans" w:eastAsia="DejaVu Sans" w:hAnsi="DejaVu Sans" w:cs="DejaVu Sans"/>
+                        <w:color w:val="000000"/>
+                        <w:sz w:val="18"/>
+                        <w:szCs w:val="18"/>
+                      </w:rPr>
+                      <w:br/>
+                    </w:r>
+                    <w:r>
+                      <w:rPr>
+                        <w:rFonts w:ascii="DejaVu Sans" w:eastAsia="DejaVu Sans" w:hAnsi="DejaVu Sans" w:cs="DejaVu Sans"/>
+                        <w:color w:val="000000"/>
+                        <w:sz w:val="18"/>
+                        <w:szCs w:val="18"/>
+                      </w:rPr>
+                      <w:delText>- Well-structured feedback that adheres to principles</w:delText>
+                    </w:r>
+                  </w:del>
                 </w:p>
               </w:tc>
               <w:tc>
@@ -15874,27 +16112,31 @@
                 <w:p>
                   <w:pPr>
                     <w:rPr>
-                      <w:rFonts w:ascii="DejaVu Sans" w:eastAsia="DejaVu Sans" w:hAnsi="DejaVu Sans" w:cs="DejaVu Sans"/>
-                      <w:color w:val="000000"/>
-                      <w:sz w:val="18"/>
-                      <w:szCs w:val="18"/>
-                    </w:rPr>
-                  </w:pPr>
-                  <w:r>
-                    <w:rPr>
-                      <w:rFonts w:ascii="DejaVu Sans" w:eastAsia="DejaVu Sans" w:hAnsi="DejaVu Sans" w:cs="DejaVu Sans"/>
-                      <w:color w:val="000000"/>
-                      <w:sz w:val="18"/>
-                      <w:szCs w:val="18"/>
-                    </w:rPr>
-                    <w:t>- Entries not complying with feedback principles and standards</w:t>
-                  </w:r>
+                      <w:del w:id="262" w:author="Comparison" w:date="2026-04-24T13:01:00Z" w16du:dateUtc="2026-04-24T04:01:00Z"/>
+                      <w:rFonts w:ascii="DejaVu Sans" w:eastAsia="DejaVu Sans" w:hAnsi="DejaVu Sans" w:cs="DejaVu Sans"/>
+                      <w:color w:val="000000"/>
+                      <w:sz w:val="18"/>
+                      <w:szCs w:val="18"/>
+                    </w:rPr>
+                  </w:pPr>
+                  <w:del w:id="263" w:author="Comparison" w:date="2026-04-24T13:01:00Z" w16du:dateUtc="2026-04-24T04:01:00Z">
+                    <w:r>
+                      <w:rPr>
+                        <w:rFonts w:ascii="DejaVu Sans" w:eastAsia="DejaVu Sans" w:hAnsi="DejaVu Sans" w:cs="DejaVu Sans"/>
+                        <w:color w:val="000000"/>
+                        <w:sz w:val="18"/>
+                        <w:szCs w:val="18"/>
+                      </w:rPr>
+                      <w:delText>- Entries not complying with feedback principles and standards</w:delText>
+                    </w:r>
+                  </w:del>
                 </w:p>
               </w:tc>
             </w:tr>
             <w:tr>
               <w:trPr>
                 <w:jc w:val="center"/>
+                <w:del w:id="264" w:author="Comparison" w:date="2026-04-24T13:01:00Z" w16du:dateUtc="2026-04-24T04:01:00Z"/>
               </w:trPr>
               <w:tc>
                 <w:tcPr>
@@ -15917,21 +16159,24 @@
                 <w:p>
                   <w:pPr>
                     <w:rPr>
-                      <w:rFonts w:ascii="DejaVu Sans" w:eastAsia="DejaVu Sans" w:hAnsi="DejaVu Sans" w:cs="DejaVu Sans"/>
-                      <w:color w:val="000000"/>
-                      <w:sz w:val="18"/>
-                      <w:szCs w:val="18"/>
-                    </w:rPr>
-                  </w:pPr>
-                  <w:r>
-                    <w:rPr>
-                      <w:rFonts w:ascii="DejaVu Sans" w:eastAsia="DejaVu Sans" w:hAnsi="DejaVu Sans" w:cs="DejaVu Sans"/>
-                      <w:color w:val="000000"/>
-                      <w:sz w:val="18"/>
-                      <w:szCs w:val="18"/>
-                    </w:rPr>
-                    <w:t>Continuity and consistency</w:t>
-                  </w:r>
+                      <w:del w:id="265" w:author="Comparison" w:date="2026-04-24T13:01:00Z" w16du:dateUtc="2026-04-24T04:01:00Z"/>
+                      <w:rFonts w:ascii="DejaVu Sans" w:eastAsia="DejaVu Sans" w:hAnsi="DejaVu Sans" w:cs="DejaVu Sans"/>
+                      <w:color w:val="000000"/>
+                      <w:sz w:val="18"/>
+                      <w:szCs w:val="18"/>
+                    </w:rPr>
+                  </w:pPr>
+                  <w:del w:id="266" w:author="Comparison" w:date="2026-04-24T13:01:00Z" w16du:dateUtc="2026-04-24T04:01:00Z">
+                    <w:r>
+                      <w:rPr>
+                        <w:rFonts w:ascii="DejaVu Sans" w:eastAsia="DejaVu Sans" w:hAnsi="DejaVu Sans" w:cs="DejaVu Sans"/>
+                        <w:color w:val="000000"/>
+                        <w:sz w:val="18"/>
+                        <w:szCs w:val="18"/>
+                      </w:rPr>
+                      <w:delText>Continuity and consistency</w:delText>
+                    </w:r>
+                  </w:del>
                 </w:p>
               </w:tc>
               <w:tc>
@@ -15955,51 +16200,54 @@
                 <w:p>
                   <w:pPr>
                     <w:rPr>
-                      <w:rFonts w:ascii="DejaVu Sans" w:eastAsia="DejaVu Sans" w:hAnsi="DejaVu Sans" w:cs="DejaVu Sans"/>
-                      <w:color w:val="000000"/>
-                      <w:sz w:val="18"/>
-                      <w:szCs w:val="18"/>
-                    </w:rPr>
-                  </w:pPr>
-                  <w:r>
-                    <w:rPr>
-                      <w:rFonts w:ascii="DejaVu Sans" w:eastAsia="DejaVu Sans" w:hAnsi="DejaVu Sans" w:cs="DejaVu Sans"/>
-                      <w:color w:val="000000"/>
-                      <w:sz w:val="18"/>
-                      <w:szCs w:val="18"/>
-                    </w:rPr>
-                    <w:t>- Feedback based on a comprehensive review of the recorded content</w:t>
-                  </w:r>
-                  <w:r>
-                    <w:rPr>
-                      <w:rFonts w:ascii="DejaVu Sans" w:eastAsia="DejaVu Sans" w:hAnsi="DejaVu Sans" w:cs="DejaVu Sans"/>
-                      <w:color w:val="000000"/>
-                      <w:sz w:val="18"/>
-                      <w:szCs w:val="18"/>
-                    </w:rPr>
-                    <w:br/>
-                    <w:t>- Limitations due to lack of understanding of the practicum context</w:t>
-                  </w:r>
-                  <w:r>
-                    <w:rPr>
-                      <w:rFonts w:ascii="DejaVu Sans" w:eastAsia="DejaVu Sans" w:hAnsi="DejaVu Sans" w:cs="DejaVu Sans"/>
-                      <w:color w:val="000000"/>
-                      <w:sz w:val="18"/>
-                      <w:szCs w:val="18"/>
-                    </w:rPr>
-                    <w:br/>
-                    <w:t>- Support for verbalizing experiences</w:t>
-                  </w:r>
-                  <w:r>
-                    <w:rPr>
-                      <w:rFonts w:ascii="DejaVu Sans" w:eastAsia="DejaVu Sans" w:hAnsi="DejaVu Sans" w:cs="DejaVu Sans"/>
-                      <w:color w:val="000000"/>
-                      <w:sz w:val="18"/>
-                      <w:szCs w:val="18"/>
-                    </w:rPr>
-                    <w:br/>
-                    <w:t>- Variability in feedback quality depending on the content recorded</w:t>
-                  </w:r>
+                      <w:del w:id="267" w:author="Comparison" w:date="2026-04-24T13:01:00Z" w16du:dateUtc="2026-04-24T04:01:00Z"/>
+                      <w:rFonts w:ascii="DejaVu Sans" w:eastAsia="DejaVu Sans" w:hAnsi="DejaVu Sans" w:cs="DejaVu Sans"/>
+                      <w:color w:val="000000"/>
+                      <w:sz w:val="18"/>
+                      <w:szCs w:val="18"/>
+                    </w:rPr>
+                  </w:pPr>
+                  <w:del w:id="268" w:author="Comparison" w:date="2026-04-24T13:01:00Z" w16du:dateUtc="2026-04-24T04:01:00Z">
+                    <w:r>
+                      <w:rPr>
+                        <w:rFonts w:ascii="DejaVu Sans" w:eastAsia="DejaVu Sans" w:hAnsi="DejaVu Sans" w:cs="DejaVu Sans"/>
+                        <w:color w:val="000000"/>
+                        <w:sz w:val="18"/>
+                        <w:szCs w:val="18"/>
+                      </w:rPr>
+                      <w:delText>- Feedback based on a comprehensive review of the recorded content</w:delText>
+                    </w:r>
+                    <w:r>
+                      <w:rPr>
+                        <w:rFonts w:ascii="DejaVu Sans" w:eastAsia="DejaVu Sans" w:hAnsi="DejaVu Sans" w:cs="DejaVu Sans"/>
+                        <w:color w:val="000000"/>
+                        <w:sz w:val="18"/>
+                        <w:szCs w:val="18"/>
+                      </w:rPr>
+                      <w:br/>
+                      <w:delText>- Limitations due to lack of understanding of the practicum context</w:delText>
+                    </w:r>
+                    <w:r>
+                      <w:rPr>
+                        <w:rFonts w:ascii="DejaVu Sans" w:eastAsia="DejaVu Sans" w:hAnsi="DejaVu Sans" w:cs="DejaVu Sans"/>
+                        <w:color w:val="000000"/>
+                        <w:sz w:val="18"/>
+                        <w:szCs w:val="18"/>
+                      </w:rPr>
+                      <w:br/>
+                      <w:delText>- Support for verbalizing experiences</w:delText>
+                    </w:r>
+                    <w:r>
+                      <w:rPr>
+                        <w:rFonts w:ascii="DejaVu Sans" w:eastAsia="DejaVu Sans" w:hAnsi="DejaVu Sans" w:cs="DejaVu Sans"/>
+                        <w:color w:val="000000"/>
+                        <w:sz w:val="18"/>
+                        <w:szCs w:val="18"/>
+                      </w:rPr>
+                      <w:br/>
+                      <w:delText>- Variability in feedback quality depending on the content recorded</w:delText>
+                    </w:r>
+                  </w:del>
                 </w:p>
               </w:tc>
               <w:tc>
@@ -16023,47 +16271,51 @@
                 <w:p>
                   <w:pPr>
                     <w:rPr>
-                      <w:rFonts w:ascii="DejaVu Sans" w:eastAsia="DejaVu Sans" w:hAnsi="DejaVu Sans" w:cs="DejaVu Sans"/>
-                      <w:color w:val="000000"/>
-                      <w:sz w:val="18"/>
-                      <w:szCs w:val="18"/>
-                    </w:rPr>
-                  </w:pPr>
-                  <w:r>
-                    <w:rPr>
-                      <w:rFonts w:ascii="DejaVu Sans" w:eastAsia="DejaVu Sans" w:hAnsi="DejaVu Sans" w:cs="DejaVu Sans"/>
-                      <w:color w:val="000000"/>
-                      <w:sz w:val="18"/>
-                      <w:szCs w:val="18"/>
-                    </w:rPr>
-                    <w:t>- Feedback that does not reflect the content of the report</w:t>
-                  </w:r>
-                  <w:r>
-                    <w:rPr>
-                      <w:rFonts w:ascii="DejaVu Sans" w:eastAsia="DejaVu Sans" w:hAnsi="DejaVu Sans" w:cs="DejaVu Sans"/>
-                      <w:color w:val="000000"/>
-                      <w:sz w:val="18"/>
-                      <w:szCs w:val="18"/>
-                    </w:rPr>
-                    <w:br/>
-                    <w:t>- Feedback that takes into account the practicum context</w:t>
-                  </w:r>
-                  <w:r>
-                    <w:rPr>
-                      <w:rFonts w:ascii="DejaVu Sans" w:eastAsia="DejaVu Sans" w:hAnsi="DejaVu Sans" w:cs="DejaVu Sans"/>
-                      <w:color w:val="000000"/>
-                      <w:sz w:val="18"/>
-                      <w:szCs w:val="18"/>
-                    </w:rPr>
-                    <w:br/>
-                    <w:t>- Limitations of feedback within a limited time</w:t>
-                  </w:r>
+                      <w:del w:id="269" w:author="Comparison" w:date="2026-04-24T13:01:00Z" w16du:dateUtc="2026-04-24T04:01:00Z"/>
+                      <w:rFonts w:ascii="DejaVu Sans" w:eastAsia="DejaVu Sans" w:hAnsi="DejaVu Sans" w:cs="DejaVu Sans"/>
+                      <w:color w:val="000000"/>
+                      <w:sz w:val="18"/>
+                      <w:szCs w:val="18"/>
+                    </w:rPr>
+                  </w:pPr>
+                  <w:del w:id="270" w:author="Comparison" w:date="2026-04-24T13:01:00Z" w16du:dateUtc="2026-04-24T04:01:00Z">
+                    <w:r>
+                      <w:rPr>
+                        <w:rFonts w:ascii="DejaVu Sans" w:eastAsia="DejaVu Sans" w:hAnsi="DejaVu Sans" w:cs="DejaVu Sans"/>
+                        <w:color w:val="000000"/>
+                        <w:sz w:val="18"/>
+                        <w:szCs w:val="18"/>
+                      </w:rPr>
+                      <w:delText>- Feedback that does not reflect the content of the report</w:delText>
+                    </w:r>
+                    <w:r>
+                      <w:rPr>
+                        <w:rFonts w:ascii="DejaVu Sans" w:eastAsia="DejaVu Sans" w:hAnsi="DejaVu Sans" w:cs="DejaVu Sans"/>
+                        <w:color w:val="000000"/>
+                        <w:sz w:val="18"/>
+                        <w:szCs w:val="18"/>
+                      </w:rPr>
+                      <w:br/>
+                      <w:delText>- Feedback that takes into account the practicum context</w:delText>
+                    </w:r>
+                    <w:r>
+                      <w:rPr>
+                        <w:rFonts w:ascii="DejaVu Sans" w:eastAsia="DejaVu Sans" w:hAnsi="DejaVu Sans" w:cs="DejaVu Sans"/>
+                        <w:color w:val="000000"/>
+                        <w:sz w:val="18"/>
+                        <w:szCs w:val="18"/>
+                      </w:rPr>
+                      <w:br/>
+                      <w:delText>- Limitations of feedback within a limited time</w:delText>
+                    </w:r>
+                  </w:del>
                 </w:p>
               </w:tc>
             </w:tr>
             <w:tr>
               <w:trPr>
                 <w:jc w:val="center"/>
+                <w:del w:id="271" w:author="Comparison" w:date="2026-04-24T13:01:00Z" w16du:dateUtc="2026-04-24T04:01:00Z"/>
               </w:trPr>
               <w:tc>
                 <w:tcPr>
@@ -16086,21 +16338,24 @@
                 <w:p>
                   <w:pPr>
                     <w:rPr>
-                      <w:rFonts w:ascii="DejaVu Sans" w:eastAsia="DejaVu Sans" w:hAnsi="DejaVu Sans" w:cs="DejaVu Sans"/>
-                      <w:color w:val="000000"/>
-                      <w:sz w:val="18"/>
-                      <w:szCs w:val="18"/>
-                    </w:rPr>
-                  </w:pPr>
-                  <w:r>
-                    <w:rPr>
-                      <w:rFonts w:ascii="DejaVu Sans" w:eastAsia="DejaVu Sans" w:hAnsi="DejaVu Sans" w:cs="DejaVu Sans"/>
-                      <w:color w:val="000000"/>
-                      <w:sz w:val="18"/>
-                      <w:szCs w:val="18"/>
-                    </w:rPr>
-                    <w:t>Perspective as a clinician</w:t>
-                  </w:r>
+                      <w:del w:id="272" w:author="Comparison" w:date="2026-04-24T13:01:00Z" w16du:dateUtc="2026-04-24T04:01:00Z"/>
+                      <w:rFonts w:ascii="DejaVu Sans" w:eastAsia="DejaVu Sans" w:hAnsi="DejaVu Sans" w:cs="DejaVu Sans"/>
+                      <w:color w:val="000000"/>
+                      <w:sz w:val="18"/>
+                      <w:szCs w:val="18"/>
+                    </w:rPr>
+                  </w:pPr>
+                  <w:del w:id="273" w:author="Comparison" w:date="2026-04-24T13:01:00Z" w16du:dateUtc="2026-04-24T04:01:00Z">
+                    <w:r>
+                      <w:rPr>
+                        <w:rFonts w:ascii="DejaVu Sans" w:eastAsia="DejaVu Sans" w:hAnsi="DejaVu Sans" w:cs="DejaVu Sans"/>
+                        <w:color w:val="000000"/>
+                        <w:sz w:val="18"/>
+                        <w:szCs w:val="18"/>
+                      </w:rPr>
+                      <w:delText>Perspective as a clinician</w:delText>
+                    </w:r>
+                  </w:del>
                 </w:p>
               </w:tc>
               <w:tc>
@@ -16124,21 +16379,24 @@
                 <w:p>
                   <w:pPr>
                     <w:rPr>
-                      <w:rFonts w:ascii="DejaVu Sans" w:eastAsia="DejaVu Sans" w:hAnsi="DejaVu Sans" w:cs="DejaVu Sans"/>
-                      <w:color w:val="000000"/>
-                      <w:sz w:val="18"/>
-                      <w:szCs w:val="18"/>
-                    </w:rPr>
-                  </w:pPr>
-                  <w:r>
-                    <w:rPr>
-                      <w:rFonts w:ascii="DejaVu Sans" w:eastAsia="DejaVu Sans" w:hAnsi="DejaVu Sans" w:cs="DejaVu Sans"/>
-                      <w:color w:val="000000"/>
-                      <w:sz w:val="18"/>
-                      <w:szCs w:val="18"/>
-                    </w:rPr>
-                    <w:t>- Lack of expert perspective</w:t>
-                  </w:r>
+                      <w:del w:id="274" w:author="Comparison" w:date="2026-04-24T13:01:00Z" w16du:dateUtc="2026-04-24T04:01:00Z"/>
+                      <w:rFonts w:ascii="DejaVu Sans" w:eastAsia="DejaVu Sans" w:hAnsi="DejaVu Sans" w:cs="DejaVu Sans"/>
+                      <w:color w:val="000000"/>
+                      <w:sz w:val="18"/>
+                      <w:szCs w:val="18"/>
+                    </w:rPr>
+                  </w:pPr>
+                  <w:del w:id="275" w:author="Comparison" w:date="2026-04-24T13:01:00Z" w16du:dateUtc="2026-04-24T04:01:00Z">
+                    <w:r>
+                      <w:rPr>
+                        <w:rFonts w:ascii="DejaVu Sans" w:eastAsia="DejaVu Sans" w:hAnsi="DejaVu Sans" w:cs="DejaVu Sans"/>
+                        <w:color w:val="000000"/>
+                        <w:sz w:val="18"/>
+                        <w:szCs w:val="18"/>
+                      </w:rPr>
+                      <w:delText>- Lack of expert perspective</w:delText>
+                    </w:r>
+                  </w:del>
                 </w:p>
               </w:tc>
               <w:tc>
@@ -16162,37 +16420,41 @@
                 <w:p>
                   <w:pPr>
                     <w:rPr>
-                      <w:rFonts w:ascii="DejaVu Sans" w:eastAsia="DejaVu Sans" w:hAnsi="DejaVu Sans" w:cs="DejaVu Sans"/>
-                      <w:color w:val="000000"/>
-                      <w:sz w:val="18"/>
-                      <w:szCs w:val="18"/>
-                    </w:rPr>
-                  </w:pPr>
-                  <w:r>
-                    <w:rPr>
-                      <w:rFonts w:ascii="DejaVu Sans" w:eastAsia="DejaVu Sans" w:hAnsi="DejaVu Sans" w:cs="DejaVu Sans"/>
-                      <w:color w:val="000000"/>
-                      <w:sz w:val="18"/>
-                      <w:szCs w:val="18"/>
-                    </w:rPr>
-                    <w:t>- Conflict of interest as an educator</w:t>
-                  </w:r>
-                  <w:r>
-                    <w:rPr>
-                      <w:rFonts w:ascii="DejaVu Sans" w:eastAsia="DejaVu Sans" w:hAnsi="DejaVu Sans" w:cs="DejaVu Sans"/>
-                      <w:color w:val="000000"/>
-                      <w:sz w:val="18"/>
-                      <w:szCs w:val="18"/>
-                    </w:rPr>
-                    <w:br/>
-                    <w:t>- Expert perspective</w:t>
-                  </w:r>
+                      <w:del w:id="276" w:author="Comparison" w:date="2026-04-24T13:01:00Z" w16du:dateUtc="2026-04-24T04:01:00Z"/>
+                      <w:rFonts w:ascii="DejaVu Sans" w:eastAsia="DejaVu Sans" w:hAnsi="DejaVu Sans" w:cs="DejaVu Sans"/>
+                      <w:color w:val="000000"/>
+                      <w:sz w:val="18"/>
+                      <w:szCs w:val="18"/>
+                    </w:rPr>
+                  </w:pPr>
+                  <w:del w:id="277" w:author="Comparison" w:date="2026-04-24T13:01:00Z" w16du:dateUtc="2026-04-24T04:01:00Z">
+                    <w:r>
+                      <w:rPr>
+                        <w:rFonts w:ascii="DejaVu Sans" w:eastAsia="DejaVu Sans" w:hAnsi="DejaVu Sans" w:cs="DejaVu Sans"/>
+                        <w:color w:val="000000"/>
+                        <w:sz w:val="18"/>
+                        <w:szCs w:val="18"/>
+                      </w:rPr>
+                      <w:delText>- Conflict of interest as an educator</w:delText>
+                    </w:r>
+                    <w:r>
+                      <w:rPr>
+                        <w:rFonts w:ascii="DejaVu Sans" w:eastAsia="DejaVu Sans" w:hAnsi="DejaVu Sans" w:cs="DejaVu Sans"/>
+                        <w:color w:val="000000"/>
+                        <w:sz w:val="18"/>
+                        <w:szCs w:val="18"/>
+                      </w:rPr>
+                      <w:br/>
+                      <w:delText>- Expert perspective</w:delText>
+                    </w:r>
+                  </w:del>
                 </w:p>
               </w:tc>
             </w:tr>
             <w:tr>
               <w:trPr>
                 <w:jc w:val="center"/>
+                <w:del w:id="278" w:author="Comparison" w:date="2026-04-24T13:01:00Z" w16du:dateUtc="2026-04-24T04:01:00Z"/>
               </w:trPr>
               <w:tc>
                 <w:tcPr>
@@ -16215,21 +16477,24 @@
                 <w:p>
                   <w:pPr>
                     <w:rPr>
-                      <w:rFonts w:ascii="DejaVu Sans" w:eastAsia="DejaVu Sans" w:hAnsi="DejaVu Sans" w:cs="DejaVu Sans"/>
-                      <w:color w:val="000000"/>
-                      <w:sz w:val="18"/>
-                      <w:szCs w:val="18"/>
-                    </w:rPr>
-                  </w:pPr>
-                  <w:r>
-                    <w:rPr>
-                      <w:rFonts w:ascii="DejaVu Sans" w:eastAsia="DejaVu Sans" w:hAnsi="DejaVu Sans" w:cs="DejaVu Sans"/>
-                      <w:color w:val="000000"/>
-                      <w:sz w:val="18"/>
-                      <w:szCs w:val="18"/>
-                    </w:rPr>
-                    <w:t>Quality of the Japanese language</w:t>
-                  </w:r>
+                      <w:del w:id="279" w:author="Comparison" w:date="2026-04-24T13:01:00Z" w16du:dateUtc="2026-04-24T04:01:00Z"/>
+                      <w:rFonts w:ascii="DejaVu Sans" w:eastAsia="DejaVu Sans" w:hAnsi="DejaVu Sans" w:cs="DejaVu Sans"/>
+                      <w:color w:val="000000"/>
+                      <w:sz w:val="18"/>
+                      <w:szCs w:val="18"/>
+                    </w:rPr>
+                  </w:pPr>
+                  <w:del w:id="280" w:author="Comparison" w:date="2026-04-24T13:01:00Z" w16du:dateUtc="2026-04-24T04:01:00Z">
+                    <w:r>
+                      <w:rPr>
+                        <w:rFonts w:ascii="DejaVu Sans" w:eastAsia="DejaVu Sans" w:hAnsi="DejaVu Sans" w:cs="DejaVu Sans"/>
+                        <w:color w:val="000000"/>
+                        <w:sz w:val="18"/>
+                        <w:szCs w:val="18"/>
+                      </w:rPr>
+                      <w:delText>Quality of the Japanese language</w:delText>
+                    </w:r>
+                  </w:del>
                 </w:p>
               </w:tc>
               <w:tc>
@@ -16253,21 +16518,24 @@
                 <w:p>
                   <w:pPr>
                     <w:rPr>
-                      <w:rFonts w:ascii="DejaVu Sans" w:eastAsia="DejaVu Sans" w:hAnsi="DejaVu Sans" w:cs="DejaVu Sans"/>
-                      <w:color w:val="000000"/>
-                      <w:sz w:val="18"/>
-                      <w:szCs w:val="18"/>
-                    </w:rPr>
-                  </w:pPr>
-                  <w:r>
-                    <w:rPr>
-                      <w:rFonts w:ascii="DejaVu Sans" w:eastAsia="DejaVu Sans" w:hAnsi="DejaVu Sans" w:cs="DejaVu Sans"/>
-                      <w:color w:val="000000"/>
-                      <w:sz w:val="18"/>
-                      <w:szCs w:val="18"/>
-                    </w:rPr>
-                    <w:t>- Insufficient output quality</w:t>
-                  </w:r>
+                      <w:del w:id="281" w:author="Comparison" w:date="2026-04-24T13:01:00Z" w16du:dateUtc="2026-04-24T04:01:00Z"/>
+                      <w:rFonts w:ascii="DejaVu Sans" w:eastAsia="DejaVu Sans" w:hAnsi="DejaVu Sans" w:cs="DejaVu Sans"/>
+                      <w:color w:val="000000"/>
+                      <w:sz w:val="18"/>
+                      <w:szCs w:val="18"/>
+                    </w:rPr>
+                  </w:pPr>
+                  <w:del w:id="282" w:author="Comparison" w:date="2026-04-24T13:01:00Z" w16du:dateUtc="2026-04-24T04:01:00Z">
+                    <w:r>
+                      <w:rPr>
+                        <w:rFonts w:ascii="DejaVu Sans" w:eastAsia="DejaVu Sans" w:hAnsi="DejaVu Sans" w:cs="DejaVu Sans"/>
+                        <w:color w:val="000000"/>
+                        <w:sz w:val="18"/>
+                        <w:szCs w:val="18"/>
+                      </w:rPr>
+                      <w:delText>- Insufficient output quality</w:delText>
+                    </w:r>
+                  </w:del>
                 </w:p>
               </w:tc>
               <w:tc>
@@ -16291,37 +16559,41 @@
                 <w:p>
                   <w:pPr>
                     <w:rPr>
-                      <w:rFonts w:ascii="DejaVu Sans" w:eastAsia="DejaVu Sans" w:hAnsi="DejaVu Sans" w:cs="DejaVu Sans"/>
-                      <w:color w:val="000000"/>
-                      <w:sz w:val="18"/>
-                      <w:szCs w:val="18"/>
-                    </w:rPr>
-                  </w:pPr>
-                  <w:r>
-                    <w:rPr>
-                      <w:rFonts w:ascii="DejaVu Sans" w:eastAsia="DejaVu Sans" w:hAnsi="DejaVu Sans" w:cs="DejaVu Sans"/>
-                      <w:color w:val="000000"/>
-                      <w:sz w:val="18"/>
-                      <w:szCs w:val="18"/>
-                    </w:rPr>
-                    <w:t>- Descriptions that evoke the feeling of being reviewed by a human</w:t>
-                  </w:r>
-                  <w:r>
-                    <w:rPr>
-                      <w:rFonts w:ascii="DejaVu Sans" w:eastAsia="DejaVu Sans" w:hAnsi="DejaVu Sans" w:cs="DejaVu Sans"/>
-                      <w:color w:val="000000"/>
-                      <w:sz w:val="18"/>
-                      <w:szCs w:val="18"/>
-                    </w:rPr>
-                    <w:br/>
-                    <w:t>- Natural expressions</w:t>
-                  </w:r>
+                      <w:del w:id="283" w:author="Comparison" w:date="2026-04-24T13:01:00Z" w16du:dateUtc="2026-04-24T04:01:00Z"/>
+                      <w:rFonts w:ascii="DejaVu Sans" w:eastAsia="DejaVu Sans" w:hAnsi="DejaVu Sans" w:cs="DejaVu Sans"/>
+                      <w:color w:val="000000"/>
+                      <w:sz w:val="18"/>
+                      <w:szCs w:val="18"/>
+                    </w:rPr>
+                  </w:pPr>
+                  <w:del w:id="284" w:author="Comparison" w:date="2026-04-24T13:01:00Z" w16du:dateUtc="2026-04-24T04:01:00Z">
+                    <w:r>
+                      <w:rPr>
+                        <w:rFonts w:ascii="DejaVu Sans" w:eastAsia="DejaVu Sans" w:hAnsi="DejaVu Sans" w:cs="DejaVu Sans"/>
+                        <w:color w:val="000000"/>
+                        <w:sz w:val="18"/>
+                        <w:szCs w:val="18"/>
+                      </w:rPr>
+                      <w:delText>- Descriptions that evoke the feeling of being reviewed by a human</w:delText>
+                    </w:r>
+                    <w:r>
+                      <w:rPr>
+                        <w:rFonts w:ascii="DejaVu Sans" w:eastAsia="DejaVu Sans" w:hAnsi="DejaVu Sans" w:cs="DejaVu Sans"/>
+                        <w:color w:val="000000"/>
+                        <w:sz w:val="18"/>
+                        <w:szCs w:val="18"/>
+                      </w:rPr>
+                      <w:br/>
+                      <w:delText>- Natural expressions</w:delText>
+                    </w:r>
+                  </w:del>
                 </w:p>
               </w:tc>
             </w:tr>
             <w:tr>
               <w:trPr>
                 <w:jc w:val="center"/>
+                <w:del w:id="285" w:author="Comparison" w:date="2026-04-24T13:01:00Z" w16du:dateUtc="2026-04-24T04:01:00Z"/>
               </w:trPr>
               <w:tc>
                 <w:tcPr>
@@ -16344,21 +16616,24 @@
                 <w:p>
                   <w:pPr>
                     <w:rPr>
-                      <w:rFonts w:ascii="DejaVu Sans" w:eastAsia="DejaVu Sans" w:hAnsi="DejaVu Sans" w:cs="DejaVu Sans"/>
-                      <w:color w:val="000000"/>
-                      <w:sz w:val="18"/>
-                      <w:szCs w:val="18"/>
-                    </w:rPr>
-                  </w:pPr>
-                  <w:r>
-                    <w:rPr>
-                      <w:rFonts w:ascii="DejaVu Sans" w:eastAsia="DejaVu Sans" w:hAnsi="DejaVu Sans" w:cs="DejaVu Sans"/>
-                      <w:color w:val="000000"/>
-                      <w:sz w:val="18"/>
-                      <w:szCs w:val="18"/>
-                    </w:rPr>
-                    <w:t>Text length</w:t>
-                  </w:r>
+                      <w:del w:id="286" w:author="Comparison" w:date="2026-04-24T13:01:00Z" w16du:dateUtc="2026-04-24T04:01:00Z"/>
+                      <w:rFonts w:ascii="DejaVu Sans" w:eastAsia="DejaVu Sans" w:hAnsi="DejaVu Sans" w:cs="DejaVu Sans"/>
+                      <w:color w:val="000000"/>
+                      <w:sz w:val="18"/>
+                      <w:szCs w:val="18"/>
+                    </w:rPr>
+                  </w:pPr>
+                  <w:del w:id="287" w:author="Comparison" w:date="2026-04-24T13:01:00Z" w16du:dateUtc="2026-04-24T04:01:00Z">
+                    <w:r>
+                      <w:rPr>
+                        <w:rFonts w:ascii="DejaVu Sans" w:eastAsia="DejaVu Sans" w:hAnsi="DejaVu Sans" w:cs="DejaVu Sans"/>
+                        <w:color w:val="000000"/>
+                        <w:sz w:val="18"/>
+                        <w:szCs w:val="18"/>
+                      </w:rPr>
+                      <w:delText>Text length</w:delText>
+                    </w:r>
+                  </w:del>
                 </w:p>
               </w:tc>
               <w:tc>
@@ -16382,21 +16657,24 @@
                 <w:p>
                   <w:pPr>
                     <w:rPr>
-                      <w:rFonts w:ascii="DejaVu Sans" w:eastAsia="DejaVu Sans" w:hAnsi="DejaVu Sans" w:cs="DejaVu Sans"/>
-                      <w:color w:val="000000"/>
-                      <w:sz w:val="18"/>
-                      <w:szCs w:val="18"/>
-                    </w:rPr>
-                  </w:pPr>
-                  <w:r>
-                    <w:rPr>
-                      <w:rFonts w:ascii="DejaVu Sans" w:eastAsia="DejaVu Sans" w:hAnsi="DejaVu Sans" w:cs="DejaVu Sans"/>
-                      <w:color w:val="000000"/>
-                      <w:sz w:val="18"/>
-                      <w:szCs w:val="18"/>
-                    </w:rPr>
-                    <w:t>- Overly verbose expressions</w:t>
-                  </w:r>
+                      <w:del w:id="288" w:author="Comparison" w:date="2026-04-24T13:01:00Z" w16du:dateUtc="2026-04-24T04:01:00Z"/>
+                      <w:rFonts w:ascii="DejaVu Sans" w:eastAsia="DejaVu Sans" w:hAnsi="DejaVu Sans" w:cs="DejaVu Sans"/>
+                      <w:color w:val="000000"/>
+                      <w:sz w:val="18"/>
+                      <w:szCs w:val="18"/>
+                    </w:rPr>
+                  </w:pPr>
+                  <w:del w:id="289" w:author="Comparison" w:date="2026-04-24T13:01:00Z" w16du:dateUtc="2026-04-24T04:01:00Z">
+                    <w:r>
+                      <w:rPr>
+                        <w:rFonts w:ascii="DejaVu Sans" w:eastAsia="DejaVu Sans" w:hAnsi="DejaVu Sans" w:cs="DejaVu Sans"/>
+                        <w:color w:val="000000"/>
+                        <w:sz w:val="18"/>
+                        <w:szCs w:val="18"/>
+                      </w:rPr>
+                      <w:delText>- Overly verbose expressions</w:delText>
+                    </w:r>
+                  </w:del>
                 </w:p>
               </w:tc>
               <w:tc>
@@ -16420,28 +16698,39 @@
                 <w:p>
                   <w:pPr>
                     <w:rPr>
-                      <w:rFonts w:ascii="DejaVu Sans" w:eastAsia="DejaVu Sans" w:hAnsi="DejaVu Sans" w:cs="DejaVu Sans"/>
-                      <w:color w:val="000000"/>
-                      <w:sz w:val="18"/>
-                      <w:szCs w:val="18"/>
-                    </w:rPr>
-                  </w:pPr>
-                  <w:r>
-                    <w:rPr>
-                      <w:rFonts w:ascii="DejaVu Sans" w:eastAsia="DejaVu Sans" w:hAnsi="DejaVu Sans" w:cs="DejaVu Sans"/>
-                      <w:color w:val="000000"/>
-                      <w:sz w:val="18"/>
-                      <w:szCs w:val="18"/>
-                    </w:rPr>
-                    <w:t>- Insufficient amount of description</w:t>
-                  </w:r>
+                      <w:del w:id="290" w:author="Comparison" w:date="2026-04-24T13:01:00Z" w16du:dateUtc="2026-04-24T04:01:00Z"/>
+                      <w:rFonts w:ascii="DejaVu Sans" w:eastAsia="DejaVu Sans" w:hAnsi="DejaVu Sans" w:cs="DejaVu Sans"/>
+                      <w:color w:val="000000"/>
+                      <w:sz w:val="18"/>
+                      <w:szCs w:val="18"/>
+                    </w:rPr>
+                  </w:pPr>
+                  <w:del w:id="291" w:author="Comparison" w:date="2026-04-24T13:01:00Z" w16du:dateUtc="2026-04-24T04:01:00Z">
+                    <w:r>
+                      <w:rPr>
+                        <w:rFonts w:ascii="DejaVu Sans" w:eastAsia="DejaVu Sans" w:hAnsi="DejaVu Sans" w:cs="DejaVu Sans"/>
+                        <w:color w:val="000000"/>
+                        <w:sz w:val="18"/>
+                        <w:szCs w:val="18"/>
+                      </w:rPr>
+                      <w:delText>- Insufficient amount of description</w:delText>
+                    </w:r>
+                  </w:del>
                 </w:p>
               </w:tc>
             </w:tr>
           </w:tbl>
-          <w:p/>
+          <w:p>
+            <w:pPr>
+              <w:pStyle w:val="ImageCaption"/>
+              <w:spacing w:before="200"/>
+              <w:pPrChange w:id="292" w:author="Comparison" w:date="2026-04-24T13:01:00Z" w16du:dateUtc="2026-04-24T04:01:00Z">
+                <w:pPr/>
+              </w:pPrChange>
+            </w:pPr>
+          </w:p>
         </w:tc>
-        <w:bookmarkEnd w:id="220"/>
+        <w:bookmarkEnd w:id="237"/>
       </w:tr>
     </w:tbl>
     <w:p>
@@ -16459,7 +16748,7 @@
       <w:pPr>
         <w:pStyle w:val="Heading4"/>
       </w:pPr>
-      <w:bookmarkStart w:id="221" w:name="X47fb754f346a27bb0b9e24337d737e8c4f10bf9"/>
+      <w:bookmarkStart w:id="293" w:name="X47fb754f346a27bb0b9e24337d737e8c4f10bf9"/>
       <w:r>
         <w:t>Adherence to the feedback criteria and structure</w:t>
       </w:r>
@@ -16493,8 +16782,8 @@
       <w:pPr>
         <w:pStyle w:val="Heading4"/>
       </w:pPr>
-      <w:bookmarkStart w:id="222" w:name="continuity-and-consistency"/>
-      <w:bookmarkEnd w:id="221"/>
+      <w:bookmarkStart w:id="294" w:name="continuity-and-consistency"/>
+      <w:bookmarkEnd w:id="293"/>
       <w:r>
         <w:t>Continuity and consistency</w:t>
       </w:r>
@@ -16537,8 +16826,8 @@
       <w:pPr>
         <w:pStyle w:val="Heading4"/>
       </w:pPr>
-      <w:bookmarkStart w:id="223" w:name="perspective-as-a-clinician"/>
-      <w:bookmarkEnd w:id="222"/>
+      <w:bookmarkStart w:id="295" w:name="perspective-as-a-clinician"/>
+      <w:bookmarkEnd w:id="294"/>
       <w:r>
         <w:t>Perspective as a clinician</w:t>
       </w:r>
@@ -16572,8 +16861,8 @@
       <w:pPr>
         <w:pStyle w:val="Heading4"/>
       </w:pPr>
-      <w:bookmarkStart w:id="224" w:name="quality-of-the-japanese-language"/>
-      <w:bookmarkEnd w:id="223"/>
+      <w:bookmarkStart w:id="296" w:name="quality-of-the-japanese-language"/>
+      <w:bookmarkEnd w:id="295"/>
       <w:r>
         <w:t>Quality of the Japanese language</w:t>
       </w:r>
@@ -16601,8 +16890,8 @@
       <w:pPr>
         <w:pStyle w:val="Heading4"/>
       </w:pPr>
-      <w:bookmarkStart w:id="225" w:name="text-length"/>
-      <w:bookmarkEnd w:id="224"/>
+      <w:bookmarkStart w:id="297" w:name="text-length"/>
+      <w:bookmarkEnd w:id="296"/>
       <w:r>
         <w:t>Text length</w:t>
       </w:r>
@@ -16633,9 +16922,9 @@
       <w:pPr>
         <w:pStyle w:val="Heading3"/>
       </w:pPr>
-      <w:bookmarkStart w:id="226" w:name="X01bb3417fd4971b816d1200b89fc4d2acf53b02"/>
-      <w:bookmarkEnd w:id="211"/>
-      <w:bookmarkEnd w:id="225"/>
+      <w:bookmarkStart w:id="298" w:name="X01bb3417fd4971b816d1200b89fc4d2acf53b02"/>
+      <w:bookmarkEnd w:id="233"/>
+      <w:bookmarkEnd w:id="297"/>
       <w:r>
         <w:t>Integration of Quantitative and Qualitative Results</w:t>
       </w:r>
@@ -16660,8 +16949,24 @@
         <w:rPr>
           <w:rStyle w:val="Hyperlink"/>
         </w:rPr>
-        <w:t>Table 7</w:t>
-      </w:r>
+        <w:t>Table </w:t>
+      </w:r>
+      <w:del w:id="299" w:author="Comparison" w:date="2026-04-24T13:01:00Z" w16du:dateUtc="2026-04-24T04:01:00Z">
+        <w:r>
+          <w:rPr>
+            <w:rStyle w:val="Hyperlink"/>
+          </w:rPr>
+          <w:delText>7</w:delText>
+        </w:r>
+      </w:del>
+      <w:ins w:id="300" w:author="Comparison" w:date="2026-04-24T13:01:00Z" w16du:dateUtc="2026-04-24T04:01:00Z">
+        <w:r>
+          <w:rPr>
+            <w:rStyle w:val="Hyperlink"/>
+          </w:rPr>
+          <w:t>6</w:t>
+        </w:r>
+      </w:ins>
       <w:r>
         <w:fldChar w:fldCharType="end"/>
       </w:r>
@@ -16689,9 +16994,22 @@
               <w:pStyle w:val="ImageCaption"/>
               <w:spacing w:before="200"/>
             </w:pPr>
-            <w:bookmarkStart w:id="227" w:name="tbl-joint_display"/>
+            <w:bookmarkStart w:id="301" w:name="tbl-joint_display"/>
             <w:r>
-              <w:t>Table 7: Joint Display Integrating Quantitative and Qualitative Findings From a Convergent Mixed-Methods Study Comparing AI-Generated and Supervisor Feedback on Clinical Clerkship Logs, Nagoya University, Japan, 2024.</w:t>
+              <w:t>Table </w:t>
+            </w:r>
+            <w:del w:id="302" w:author="Comparison" w:date="2026-04-24T13:01:00Z" w16du:dateUtc="2026-04-24T04:01:00Z">
+              <w:r>
+                <w:delText>7</w:delText>
+              </w:r>
+            </w:del>
+            <w:ins w:id="303" w:author="Comparison" w:date="2026-04-24T13:01:00Z" w16du:dateUtc="2026-04-24T04:01:00Z">
+              <w:r>
+                <w:t>6</w:t>
+              </w:r>
+            </w:ins>
+            <w:r>
+              <w:t>: Joint Display Integrating Quantitative and Qualitative Findings From a Convergent Mixed-Methods Study Comparing AI-Generated and Supervisor Feedback on Clinical Clerkship Logs, Nagoya University, Japan, 2024.</w:t>
             </w:r>
           </w:p>
           <w:tbl>
@@ -17459,7 +17777,7 @@
                     </w:rPr>
                     <w:t xml:space="preserve">- Consistency of </w:t>
                   </w:r>
-                  <w:del w:id="228" w:author="Comparison" w:date="2026-04-22T15:46:00Z" w16du:dateUtc="2026-04-22T06:46:00Z">
+                  <w:del w:id="304" w:author="Comparison" w:date="2026-04-24T13:01:00Z" w16du:dateUtc="2026-04-24T04:01:00Z">
                     <w:r>
                       <w:rPr>
                         <w:rFonts w:ascii="DejaVu Sans" w:eastAsia="DejaVu Sans" w:hAnsi="DejaVu Sans" w:cs="DejaVu Sans"/>
@@ -17470,7 +17788,7 @@
                       <w:delText>Feedback Quality</w:delText>
                     </w:r>
                   </w:del>
-                  <w:ins w:id="229" w:author="Comparison" w:date="2026-04-22T15:46:00Z" w16du:dateUtc="2026-04-22T06:46:00Z">
+                  <w:ins w:id="305" w:author="Comparison" w:date="2026-04-24T13:01:00Z" w16du:dateUtc="2026-04-24T04:01:00Z">
                     <w:r>
                       <w:rPr>
                         <w:rFonts w:ascii="DejaVu Sans" w:eastAsia="DejaVu Sans" w:hAnsi="DejaVu Sans" w:cs="DejaVu Sans"/>
@@ -17929,14 +18247,14 @@
           </w:tbl>
           <w:p/>
         </w:tc>
-        <w:bookmarkEnd w:id="227"/>
+        <w:bookmarkEnd w:id="301"/>
       </w:tr>
     </w:tbl>
     <w:p>
       <w:pPr>
         <w:pStyle w:val="Heading4"/>
       </w:pPr>
-      <w:bookmarkStart w:id="230" w:name="index-1-text-length-and-feedback-quality"/>
+      <w:bookmarkStart w:id="306" w:name="index-1-text-length-and-feedback-quality"/>
       <w:r>
         <w:t>Index 1: Text Length and Feedback Quality</w:t>
       </w:r>
@@ -17956,8 +18274,8 @@
       <w:pPr>
         <w:pStyle w:val="Heading4"/>
       </w:pPr>
-      <w:bookmarkStart w:id="231" w:name="index-2-adherence-to-rubric-criteria"/>
-      <w:bookmarkEnd w:id="230"/>
+      <w:bookmarkStart w:id="307" w:name="index-2-adherence-to-rubric-criteria"/>
+      <w:bookmarkEnd w:id="306"/>
       <w:r>
         <w:t>Index 2: Adherence to Rubric Criteria</w:t>
       </w:r>
@@ -17972,12 +18290,12 @@
       <w:r>
         <w:t xml:space="preserve">rence in feedback length was also demonstrated quantitatively. This complementary integration explains how AI feedback </w:t>
       </w:r>
-      <w:del w:id="232" w:author="Comparison" w:date="2026-04-22T15:46:00Z" w16du:dateUtc="2026-04-22T06:46:00Z">
+      <w:del w:id="308" w:author="Comparison" w:date="2026-04-24T13:01:00Z" w16du:dateUtc="2026-04-24T04:01:00Z">
         <w:r>
           <w:delText>meets the elements required by</w:delText>
         </w:r>
       </w:del>
-      <w:ins w:id="233" w:author="Comparison" w:date="2026-04-22T15:46:00Z" w16du:dateUtc="2026-04-22T06:46:00Z">
+      <w:ins w:id="309" w:author="Comparison" w:date="2026-04-24T13:01:00Z" w16du:dateUtc="2026-04-24T04:01:00Z">
         <w:r>
           <w:t>aligns with</w:t>
         </w:r>
@@ -17985,7 +18303,7 @@
       <w:r>
         <w:t xml:space="preserve"> the rubric</w:t>
       </w:r>
-      <w:ins w:id="234" w:author="Comparison" w:date="2026-04-22T15:46:00Z" w16du:dateUtc="2026-04-22T06:46:00Z">
+      <w:ins w:id="310" w:author="Comparison" w:date="2026-04-24T13:01:00Z" w16du:dateUtc="2026-04-24T04:01:00Z">
         <w:r>
           <w:t>’s structural criteria</w:t>
         </w:r>
@@ -17998,18 +18316,18 @@
       <w:pPr>
         <w:pStyle w:val="Heading4"/>
       </w:pPr>
-      <w:bookmarkStart w:id="235" w:name="X9dcb11b589a50bc126f47419a1e00aacac4fb42"/>
-      <w:bookmarkStart w:id="236" w:name="Xd1c650e3ae642ac87bada9194c8acbe62b9c680"/>
-      <w:bookmarkEnd w:id="231"/>
+      <w:bookmarkStart w:id="311" w:name="X9dcb11b589a50bc126f47419a1e00aacac4fb42"/>
+      <w:bookmarkStart w:id="312" w:name="Xd1c650e3ae642ac87bada9194c8acbe62b9c680"/>
+      <w:bookmarkEnd w:id="307"/>
       <w:r>
         <w:t>Index 3: Length-</w:t>
       </w:r>
-      <w:del w:id="237" w:author="Comparison" w:date="2026-04-22T15:46:00Z" w16du:dateUtc="2026-04-22T06:46:00Z">
+      <w:del w:id="313" w:author="Comparison" w:date="2026-04-24T13:01:00Z" w16du:dateUtc="2026-04-24T04:01:00Z">
         <w:r>
           <w:delText>Quality</w:delText>
         </w:r>
       </w:del>
-      <w:ins w:id="238" w:author="Comparison" w:date="2026-04-22T15:46:00Z" w16du:dateUtc="2026-04-22T06:46:00Z">
+      <w:ins w:id="314" w:author="Comparison" w:date="2026-04-24T13:01:00Z" w16du:dateUtc="2026-04-24T04:01:00Z">
         <w:r>
           <w:t>Score</w:t>
         </w:r>
@@ -18025,12 +18343,12 @@
       <w:r>
         <w:t xml:space="preserve">A particularly illuminating pattern emerged from combining quantitative correlation analysis with qualitative text length observations. Quantitative examination revealed that while there was no correlation between length and </w:t>
       </w:r>
-      <w:del w:id="239" w:author="Comparison" w:date="2026-04-22T15:46:00Z" w16du:dateUtc="2026-04-22T06:46:00Z">
+      <w:del w:id="315" w:author="Comparison" w:date="2026-04-24T13:01:00Z" w16du:dateUtc="2026-04-24T04:01:00Z">
         <w:r>
           <w:delText>quality</w:delText>
         </w:r>
       </w:del>
-      <w:ins w:id="240" w:author="Comparison" w:date="2026-04-22T15:46:00Z" w16du:dateUtc="2026-04-22T06:46:00Z">
+      <w:ins w:id="316" w:author="Comparison" w:date="2026-04-24T13:01:00Z" w16du:dateUtc="2026-04-24T04:01:00Z">
         <w:r>
           <w:t>rubric scores</w:t>
         </w:r>
@@ -18038,12 +18356,12 @@
       <w:r>
         <w:t xml:space="preserve"> in AI feedback, longer submissions received higher scores in supervisor feedback. Qualitative examination showed that AI feedback length enables specific examples to be provided, leading to clarity, while potentially resulting in verbose expressions with unclear priorities. Supervisor feedback brevity can lead to missing important elements but can be highly effective when concise and targeted. This suggests that AI </w:t>
       </w:r>
-      <w:del w:id="241" w:author="Comparison" w:date="2026-04-22T15:46:00Z" w16du:dateUtc="2026-04-22T06:46:00Z">
+      <w:del w:id="317" w:author="Comparison" w:date="2026-04-24T13:01:00Z" w16du:dateUtc="2026-04-24T04:01:00Z">
         <w:r>
           <w:delText>excels at covering necessary</w:delText>
         </w:r>
       </w:del>
-      <w:ins w:id="242" w:author="Comparison" w:date="2026-04-22T15:46:00Z" w16du:dateUtc="2026-04-22T06:46:00Z">
+      <w:ins w:id="318" w:author="Comparison" w:date="2026-04-24T13:01:00Z" w16du:dateUtc="2026-04-24T04:01:00Z">
         <w:r>
           <w:t>more systematically covers the</w:t>
         </w:r>
@@ -18051,7 +18369,7 @@
       <w:r>
         <w:t xml:space="preserve"> elements</w:t>
       </w:r>
-      <w:ins w:id="243" w:author="Comparison" w:date="2026-04-22T15:46:00Z" w16du:dateUtc="2026-04-22T06:46:00Z">
+      <w:ins w:id="319" w:author="Comparison" w:date="2026-04-24T13:01:00Z" w16du:dateUtc="2026-04-24T04:01:00Z">
         <w:r>
           <w:t xml:space="preserve"> specified by the rubric</w:t>
         </w:r>
@@ -18064,19 +18382,19 @@
       <w:pPr>
         <w:pStyle w:val="Heading4"/>
       </w:pPr>
-      <w:bookmarkStart w:id="244" w:name="X457e5ad3d2f4ccee79dad0f94510e074561cf8e"/>
-      <w:bookmarkStart w:id="245" w:name="X75c9f45f769c997232980d27b432b05b41cc210"/>
-      <w:bookmarkEnd w:id="235"/>
-      <w:bookmarkEnd w:id="236"/>
+      <w:bookmarkStart w:id="320" w:name="X457e5ad3d2f4ccee79dad0f94510e074561cf8e"/>
+      <w:bookmarkStart w:id="321" w:name="X75c9f45f769c997232980d27b432b05b41cc210"/>
+      <w:bookmarkEnd w:id="311"/>
+      <w:bookmarkEnd w:id="312"/>
       <w:r>
         <w:t xml:space="preserve">Index 4: </w:t>
       </w:r>
-      <w:del w:id="246" w:author="Comparison" w:date="2026-04-22T15:46:00Z" w16du:dateUtc="2026-04-22T06:46:00Z">
+      <w:del w:id="322" w:author="Comparison" w:date="2026-04-24T13:01:00Z" w16du:dateUtc="2026-04-24T04:01:00Z">
         <w:r>
           <w:delText>Quality</w:delText>
         </w:r>
       </w:del>
-      <w:ins w:id="247" w:author="Comparison" w:date="2026-04-22T15:46:00Z" w16du:dateUtc="2026-04-22T06:46:00Z">
+      <w:ins w:id="323" w:author="Comparison" w:date="2026-04-24T13:01:00Z" w16du:dateUtc="2026-04-24T04:01:00Z">
         <w:r>
           <w:t>Rubric-Score</w:t>
         </w:r>
@@ -18092,12 +18410,12 @@
       <w:r>
         <w:t xml:space="preserve">The quantitative finding that AI feedback </w:t>
       </w:r>
-      <w:del w:id="248" w:author="Comparison" w:date="2026-04-22T15:46:00Z" w16du:dateUtc="2026-04-22T06:46:00Z">
+      <w:del w:id="324" w:author="Comparison" w:date="2026-04-24T13:01:00Z" w16du:dateUtc="2026-04-24T04:01:00Z">
         <w:r>
           <w:delText>quality was</w:delText>
         </w:r>
       </w:del>
-      <w:ins w:id="249" w:author="Comparison" w:date="2026-04-22T15:46:00Z" w16du:dateUtc="2026-04-22T06:46:00Z">
+      <w:ins w:id="325" w:author="Comparison" w:date="2026-04-24T13:01:00Z" w16du:dateUtc="2026-04-24T04:01:00Z">
         <w:r>
           <w:t>rubric scores were</w:t>
         </w:r>
@@ -18105,12 +18423,12 @@
       <w:r>
         <w:t xml:space="preserve"> more consistent while supervisor feedback </w:t>
       </w:r>
-      <w:del w:id="250" w:author="Comparison" w:date="2026-04-22T15:46:00Z" w16du:dateUtc="2026-04-22T06:46:00Z">
+      <w:del w:id="326" w:author="Comparison" w:date="2026-04-24T13:01:00Z" w16du:dateUtc="2026-04-24T04:01:00Z">
         <w:r>
           <w:delText>quality was</w:delText>
         </w:r>
       </w:del>
-      <w:ins w:id="251" w:author="Comparison" w:date="2026-04-22T15:46:00Z" w16du:dateUtc="2026-04-22T06:46:00Z">
+      <w:ins w:id="327" w:author="Comparison" w:date="2026-04-24T13:01:00Z" w16du:dateUtc="2026-04-24T04:01:00Z">
         <w:r>
           <w:t>rubric scores were</w:t>
         </w:r>
@@ -18118,12 +18436,12 @@
       <w:r>
         <w:t xml:space="preserve"> more variable was supported by qualitative observations regarding adherence to feedback criteria and structure. The qualitative analysis described AI feedback as closely following the rubric, leading to more uniform </w:t>
       </w:r>
-      <w:del w:id="252" w:author="Comparison" w:date="2026-04-22T15:46:00Z" w16du:dateUtc="2026-04-22T06:46:00Z">
+      <w:del w:id="328" w:author="Comparison" w:date="2026-04-24T13:01:00Z" w16du:dateUtc="2026-04-24T04:01:00Z">
         <w:r>
           <w:delText>quality</w:delText>
         </w:r>
       </w:del>
-      <w:ins w:id="253" w:author="Comparison" w:date="2026-04-22T15:46:00Z" w16du:dateUtc="2026-04-22T06:46:00Z">
+      <w:ins w:id="329" w:author="Comparison" w:date="2026-04-24T13:01:00Z" w16du:dateUtc="2026-04-24T04:01:00Z">
         <w:r>
           <w:t>rubric scores</w:t>
         </w:r>
@@ -18131,12 +18449,12 @@
       <w:r>
         <w:t xml:space="preserve">, whereas supervisors often deviated from the rubric, resulting in variable </w:t>
       </w:r>
-      <w:del w:id="254" w:author="Comparison" w:date="2026-04-22T15:46:00Z" w16du:dateUtc="2026-04-22T06:46:00Z">
+      <w:del w:id="330" w:author="Comparison" w:date="2026-04-24T13:01:00Z" w16du:dateUtc="2026-04-24T04:01:00Z">
         <w:r>
           <w:delText>quality</w:delText>
         </w:r>
       </w:del>
-      <w:ins w:id="255" w:author="Comparison" w:date="2026-04-22T15:46:00Z" w16du:dateUtc="2026-04-22T06:46:00Z">
+      <w:ins w:id="331" w:author="Comparison" w:date="2026-04-24T13:01:00Z" w16du:dateUtc="2026-04-24T04:01:00Z">
         <w:r>
           <w:t>scores</w:t>
         </w:r>
@@ -18144,12 +18462,12 @@
       <w:r>
         <w:t xml:space="preserve">. This integration demonstrates how structural consistency in AI feedback translates directly into measurable </w:t>
       </w:r>
-      <w:del w:id="256" w:author="Comparison" w:date="2026-04-22T15:46:00Z" w16du:dateUtc="2026-04-22T06:46:00Z">
+      <w:del w:id="332" w:author="Comparison" w:date="2026-04-24T13:01:00Z" w16du:dateUtc="2026-04-24T04:01:00Z">
         <w:r>
           <w:delText>quality</w:delText>
         </w:r>
       </w:del>
-      <w:ins w:id="257" w:author="Comparison" w:date="2026-04-22T15:46:00Z" w16du:dateUtc="2026-04-22T06:46:00Z">
+      <w:ins w:id="333" w:author="Comparison" w:date="2026-04-24T13:01:00Z" w16du:dateUtc="2026-04-24T04:01:00Z">
         <w:r>
           <w:t>rubric-score</w:t>
         </w:r>
@@ -18162,9 +18480,9 @@
       <w:pPr>
         <w:pStyle w:val="Heading4"/>
       </w:pPr>
-      <w:bookmarkStart w:id="258" w:name="index-5-clinical-context-and-perspective"/>
-      <w:bookmarkEnd w:id="244"/>
-      <w:bookmarkEnd w:id="245"/>
+      <w:bookmarkStart w:id="334" w:name="index-5-clinical-context-and-perspective"/>
+      <w:bookmarkEnd w:id="320"/>
+      <w:bookmarkEnd w:id="321"/>
       <w:r>
         <w:t>Index 5: Clinical Context and Perspective</w:t>
       </w:r>
@@ -18184,8 +18502,8 @@
       <w:pPr>
         <w:pStyle w:val="Heading4"/>
       </w:pPr>
-      <w:bookmarkStart w:id="259" w:name="X4da3c695ca00bef982cbcc6bfc184f1b852278a"/>
-      <w:bookmarkEnd w:id="258"/>
+      <w:bookmarkStart w:id="335" w:name="X4da3c695ca00bef982cbcc6bfc184f1b852278a"/>
+      <w:bookmarkEnd w:id="334"/>
       <w:r>
         <w:t>Index 6: Distinguishability of Feedback Sources</w:t>
       </w:r>
@@ -18205,10 +18523,10 @@
       <w:pPr>
         <w:pStyle w:val="Heading2"/>
       </w:pPr>
-      <w:bookmarkStart w:id="260" w:name="discussion"/>
-      <w:bookmarkEnd w:id="59"/>
-      <w:bookmarkEnd w:id="226"/>
-      <w:bookmarkEnd w:id="259"/>
+      <w:bookmarkStart w:id="336" w:name="discussion"/>
+      <w:bookmarkEnd w:id="79"/>
+      <w:bookmarkEnd w:id="298"/>
+      <w:bookmarkEnd w:id="335"/>
       <w:r>
         <w:t>Discussion</w:t>
       </w:r>
@@ -18217,7 +18535,7 @@
       <w:pPr>
         <w:pStyle w:val="Heading3"/>
       </w:pPr>
-      <w:bookmarkStart w:id="261" w:name="principal-findings"/>
+      <w:bookmarkStart w:id="337" w:name="principal-findings"/>
       <w:r>
         <w:t>Principal Findings</w:t>
       </w:r>
@@ -18229,12 +18547,12 @@
       <w:r>
         <w:t xml:space="preserve">This study compared AI-generated feedback with supervisor-provided feedback on medical student clinical clerkship logs through mixed-methods analysis, integrating results using a Joint Display Analysis. AI feedback was significantly longer and demonstrated </w:t>
       </w:r>
-      <w:del w:id="262" w:author="Comparison" w:date="2026-04-22T15:46:00Z" w16du:dateUtc="2026-04-22T06:46:00Z">
+      <w:del w:id="338" w:author="Comparison" w:date="2026-04-24T13:01:00Z" w16du:dateUtc="2026-04-24T04:01:00Z">
         <w:r>
           <w:delText>superior</w:delText>
         </w:r>
       </w:del>
-      <w:ins w:id="263" w:author="Comparison" w:date="2026-04-22T15:46:00Z" w16du:dateUtc="2026-04-22T06:46:00Z">
+      <w:ins w:id="339" w:author="Comparison" w:date="2026-04-24T13:01:00Z" w16du:dateUtc="2026-04-24T04:01:00Z">
         <w:r>
           <w:t>greater</w:t>
         </w:r>
@@ -18242,12 +18560,12 @@
       <w:r>
         <w:t xml:space="preserve"> adherence to rubric-based criteria, particularly in providing criteria-based guidance and clear directions for improvement. While supervisor feedback showed greater variability in </w:t>
       </w:r>
-      <w:del w:id="264" w:author="Comparison" w:date="2026-04-22T15:46:00Z" w16du:dateUtc="2026-04-22T06:46:00Z">
+      <w:del w:id="340" w:author="Comparison" w:date="2026-04-24T13:01:00Z" w16du:dateUtc="2026-04-24T04:01:00Z">
         <w:r>
           <w:delText>quality</w:delText>
         </w:r>
       </w:del>
-      <w:ins w:id="265" w:author="Comparison" w:date="2026-04-22T15:46:00Z" w16du:dateUtc="2026-04-22T06:46:00Z">
+      <w:ins w:id="341" w:author="Comparison" w:date="2026-04-24T13:01:00Z" w16du:dateUtc="2026-04-24T04:01:00Z">
         <w:r>
           <w:t>rubric scores</w:t>
         </w:r>
@@ -18255,12 +18573,12 @@
       <w:r>
         <w:t xml:space="preserve">, with length correlating positively with </w:t>
       </w:r>
-      <w:del w:id="266" w:author="Comparison" w:date="2026-04-22T15:46:00Z" w16du:dateUtc="2026-04-22T06:46:00Z">
+      <w:del w:id="342" w:author="Comparison" w:date="2026-04-24T13:01:00Z" w16du:dateUtc="2026-04-24T04:01:00Z">
         <w:r>
           <w:delText>perceived quality</w:delText>
         </w:r>
       </w:del>
-      <w:ins w:id="267" w:author="Comparison" w:date="2026-04-22T15:46:00Z" w16du:dateUtc="2026-04-22T06:46:00Z">
+      <w:ins w:id="343" w:author="Comparison" w:date="2026-04-24T13:01:00Z" w16du:dateUtc="2026-04-24T04:01:00Z">
         <w:r>
           <w:t>those scores</w:t>
         </w:r>
@@ -18268,12 +18586,12 @@
       <w:r>
         <w:t xml:space="preserve">, AI feedback maintained consistent </w:t>
       </w:r>
-      <w:del w:id="268" w:author="Comparison" w:date="2026-04-22T15:46:00Z" w16du:dateUtc="2026-04-22T06:46:00Z">
+      <w:del w:id="344" w:author="Comparison" w:date="2026-04-24T13:01:00Z" w16du:dateUtc="2026-04-24T04:01:00Z">
         <w:r>
           <w:delText>quality</w:delText>
         </w:r>
       </w:del>
-      <w:ins w:id="269" w:author="Comparison" w:date="2026-04-22T15:46:00Z" w16du:dateUtc="2026-04-22T06:46:00Z">
+      <w:ins w:id="345" w:author="Comparison" w:date="2026-04-24T13:01:00Z" w16du:dateUtc="2026-04-24T04:01:00Z">
         <w:r>
           <w:t>rubric scores</w:t>
         </w:r>
@@ -18281,12 +18599,12 @@
       <w:r>
         <w:t xml:space="preserve"> regardless of length, suggesting systematic coverage of </w:t>
       </w:r>
-      <w:del w:id="270" w:author="Comparison" w:date="2026-04-22T15:46:00Z" w16du:dateUtc="2026-04-22T06:46:00Z">
+      <w:del w:id="346" w:author="Comparison" w:date="2026-04-24T13:01:00Z" w16du:dateUtc="2026-04-24T04:01:00Z">
         <w:r>
           <w:delText>necessary</w:delText>
         </w:r>
       </w:del>
-      <w:ins w:id="271" w:author="Comparison" w:date="2026-04-22T15:46:00Z" w16du:dateUtc="2026-04-22T06:46:00Z">
+      <w:ins w:id="347" w:author="Comparison" w:date="2026-04-24T13:01:00Z" w16du:dateUtc="2026-04-24T04:01:00Z">
         <w:r>
           <w:t>the structural</w:t>
         </w:r>
@@ -18294,7 +18612,7 @@
       <w:r>
         <w:t xml:space="preserve"> elements</w:t>
       </w:r>
-      <w:ins w:id="272" w:author="Comparison" w:date="2026-04-22T15:46:00Z" w16du:dateUtc="2026-04-22T06:46:00Z">
+      <w:ins w:id="348" w:author="Comparison" w:date="2026-04-24T13:01:00Z" w16du:dateUtc="2026-04-24T04:01:00Z">
         <w:r>
           <w:t xml:space="preserve"> captured by the rubric</w:t>
         </w:r>
@@ -18310,8 +18628,8 @@
       <w:pPr>
         <w:pStyle w:val="Heading3"/>
       </w:pPr>
-      <w:bookmarkStart w:id="273" w:name="comparison-with-the-literature"/>
-      <w:bookmarkEnd w:id="261"/>
+      <w:bookmarkStart w:id="349" w:name="comparison-with-the-literature"/>
+      <w:bookmarkEnd w:id="337"/>
       <w:r>
         <w:t>Comparison with the Literature</w:t>
       </w:r>
@@ -18326,12 +18644,12 @@
       <w:r>
         <w:t xml:space="preserve">re, our results showed no correlation between AI feedback length and </w:t>
       </w:r>
-      <w:del w:id="274" w:author="Comparison" w:date="2026-04-22T15:46:00Z" w16du:dateUtc="2026-04-22T06:46:00Z">
+      <w:del w:id="350" w:author="Comparison" w:date="2026-04-24T13:01:00Z" w16du:dateUtc="2026-04-24T04:01:00Z">
         <w:r>
           <w:delText>quality</w:delText>
         </w:r>
       </w:del>
-      <w:ins w:id="275" w:author="Comparison" w:date="2026-04-22T15:46:00Z" w16du:dateUtc="2026-04-22T06:46:00Z">
+      <w:ins w:id="351" w:author="Comparison" w:date="2026-04-24T13:01:00Z" w16du:dateUtc="2026-04-24T04:01:00Z">
         <w:r>
           <w:t>rubric scores</w:t>
         </w:r>
@@ -18339,12 +18657,12 @@
       <w:r>
         <w:t xml:space="preserve">, while supervisor feedback demonstrated a positive correlation between length and </w:t>
       </w:r>
-      <w:del w:id="276" w:author="Comparison" w:date="2026-04-22T15:46:00Z" w16du:dateUtc="2026-04-22T06:46:00Z">
+      <w:del w:id="352" w:author="Comparison" w:date="2026-04-24T13:01:00Z" w16du:dateUtc="2026-04-24T04:01:00Z">
         <w:r>
           <w:delText>quality</w:delText>
         </w:r>
       </w:del>
-      <w:ins w:id="277" w:author="Comparison" w:date="2026-04-22T15:46:00Z" w16du:dateUtc="2026-04-22T06:46:00Z">
+      <w:ins w:id="353" w:author="Comparison" w:date="2026-04-24T13:01:00Z" w16du:dateUtc="2026-04-24T04:01:00Z">
         <w:r>
           <w:t>rubric scores</w:t>
         </w:r>
@@ -18352,12 +18670,12 @@
       <w:r>
         <w:t>. Some reports indicate that feedback length does not contribute to quality improvement beyond a certain threshold [</w:t>
       </w:r>
-      <w:del w:id="278" w:author="Comparison" w:date="2026-04-22T15:46:00Z" w16du:dateUtc="2026-04-22T06:46:00Z">
+      <w:del w:id="354" w:author="Comparison" w:date="2026-04-24T13:01:00Z" w16du:dateUtc="2026-04-24T04:01:00Z">
         <w:r>
           <w:delText>50</w:delText>
         </w:r>
       </w:del>
-      <w:ins w:id="279" w:author="Comparison" w:date="2026-04-22T15:46:00Z" w16du:dateUtc="2026-04-22T06:46:00Z">
+      <w:ins w:id="355" w:author="Comparison" w:date="2026-04-24T13:01:00Z" w16du:dateUtc="2026-04-24T04:01:00Z">
         <w:r>
           <w:t>52</w:t>
         </w:r>
@@ -18365,12 +18683,12 @@
       <w:r>
         <w:t>]. Considering that AI feedback length was sufficiently longer compared to supervisor feedback, our findings are consistent with these previous studies. Prior research has pointed out that busy physicians tend to provide short feedback, often lacking important elements such as specific examples and future action guidelines [28,</w:t>
       </w:r>
-      <w:del w:id="280" w:author="Comparison" w:date="2026-04-22T15:46:00Z" w16du:dateUtc="2026-04-22T06:46:00Z">
+      <w:del w:id="356" w:author="Comparison" w:date="2026-04-24T13:01:00Z" w16du:dateUtc="2026-04-24T04:01:00Z">
         <w:r>
           <w:delText>51</w:delText>
         </w:r>
       </w:del>
-      <w:ins w:id="281" w:author="Comparison" w:date="2026-04-22T15:46:00Z" w16du:dateUtc="2026-04-22T06:46:00Z">
+      <w:ins w:id="357" w:author="Comparison" w:date="2026-04-24T13:01:00Z" w16du:dateUtc="2026-04-24T04:01:00Z">
         <w:r>
           <w:t>53</w:t>
         </w:r>
@@ -18392,12 +18710,12 @@
       <w:r>
         <w:t>ch aspects to emphasize based on their professional assessment of each student’s needs, resulting in variable but contextually responsive feedback. Previous research has identified multiple factors that influence feedback quality variability, including feedback length [29], the subject of feedback [30], and whether supervisors have received feedback training [</w:t>
       </w:r>
-      <w:del w:id="282" w:author="Comparison" w:date="2026-04-22T15:46:00Z" w16du:dateUtc="2026-04-22T06:46:00Z">
+      <w:del w:id="358" w:author="Comparison" w:date="2026-04-24T13:01:00Z" w16du:dateUtc="2026-04-24T04:01:00Z">
         <w:r>
           <w:delText>52</w:delText>
         </w:r>
       </w:del>
-      <w:ins w:id="283" w:author="Comparison" w:date="2026-04-22T15:46:00Z" w16du:dateUtc="2026-04-22T06:46:00Z">
+      <w:ins w:id="359" w:author="Comparison" w:date="2026-04-24T13:01:00Z" w16du:dateUtc="2026-04-24T04:01:00Z">
         <w:r>
           <w:t>54</w:t>
         </w:r>
@@ -18413,12 +18731,12 @@
       <w:r>
         <w:t>The distinction between text-anchored versus experience-based feedback represents a novel contribution of our study. Most prior comparisons of AI and human feedback have been conducted in classroom or simulation settings [22,24,25,</w:t>
       </w:r>
-      <w:del w:id="284" w:author="Comparison" w:date="2026-04-22T15:46:00Z" w16du:dateUtc="2026-04-22T06:46:00Z">
+      <w:del w:id="360" w:author="Comparison" w:date="2026-04-24T13:01:00Z" w16du:dateUtc="2026-04-24T04:01:00Z">
         <w:r>
           <w:delText>53</w:delText>
         </w:r>
       </w:del>
-      <w:ins w:id="285" w:author="Comparison" w:date="2026-04-22T15:46:00Z" w16du:dateUtc="2026-04-22T06:46:00Z">
+      <w:ins w:id="361" w:author="Comparison" w:date="2026-04-24T13:01:00Z" w16du:dateUtc="2026-04-24T04:01:00Z">
         <w:r>
           <w:t>55</w:t>
         </w:r>
@@ -18429,12 +18747,12 @@
       <w:r>
         <w:t>tional awareness, and tacit professional knowledge, which are central to clerkship learning</w:t>
       </w:r>
-      <w:del w:id="286" w:author="Comparison" w:date="2026-04-22T15:46:00Z" w16du:dateUtc="2026-04-22T06:46:00Z">
+      <w:del w:id="362" w:author="Comparison" w:date="2026-04-24T13:01:00Z" w16du:dateUtc="2026-04-24T04:01:00Z">
         <w:r>
           <w:delText>,</w:delText>
         </w:r>
       </w:del>
-      <w:ins w:id="287" w:author="Comparison" w:date="2026-04-22T15:46:00Z" w16du:dateUtc="2026-04-22T06:46:00Z">
+      <w:ins w:id="363" w:author="Comparison" w:date="2026-04-24T13:01:00Z" w16du:dateUtc="2026-04-24T04:01:00Z">
         <w:r>
           <w:t xml:space="preserve"> [56],</w:t>
         </w:r>
@@ -18442,7 +18760,7 @@
       <w:r>
         <w:t xml:space="preserve"> are difficult to articulate in written form</w:t>
       </w:r>
-      <w:ins w:id="288" w:author="Comparison" w:date="2026-04-22T15:46:00Z" w16du:dateUtc="2026-04-22T06:46:00Z">
+      <w:ins w:id="364" w:author="Comparison" w:date="2026-04-24T13:01:00Z" w16du:dateUtc="2026-04-24T04:01:00Z">
         <w:r>
           <w:t xml:space="preserve"> [57]</w:t>
         </w:r>
@@ -18450,12 +18768,12 @@
       <w:r>
         <w:t xml:space="preserve"> and largely inaccessible to AI systems that operate solely on the written log text. Previous research has noted that AI feedback tends to provide comprehensive feedback closely tied to the target text [24,25], while human experts in specialized fields provide context-informed feedback which is perceived to be of higher quality [22,</w:t>
       </w:r>
-      <w:del w:id="289" w:author="Comparison" w:date="2026-04-22T15:46:00Z" w16du:dateUtc="2026-04-22T06:46:00Z">
+      <w:del w:id="365" w:author="Comparison" w:date="2026-04-24T13:01:00Z" w16du:dateUtc="2026-04-24T04:01:00Z">
         <w:r>
           <w:delText>53</w:delText>
         </w:r>
       </w:del>
-      <w:ins w:id="290" w:author="Comparison" w:date="2026-04-22T15:46:00Z" w16du:dateUtc="2026-04-22T06:46:00Z">
+      <w:ins w:id="366" w:author="Comparison" w:date="2026-04-24T13:01:00Z" w16du:dateUtc="2026-04-24T04:01:00Z">
         <w:r>
           <w:t>55</w:t>
         </w:r>
@@ -18482,18 +18800,18 @@
       <w:pPr>
         <w:pStyle w:val="BodyText"/>
         <w:rPr>
-          <w:ins w:id="291" w:author="Comparison" w:date="2026-04-22T15:46:00Z" w16du:dateUtc="2026-04-22T06:46:00Z"/>
+          <w:ins w:id="367" w:author="Comparison" w:date="2026-04-24T13:01:00Z" w16du:dateUtc="2026-04-24T04:01:00Z"/>
         </w:rPr>
       </w:pPr>
       <w:r>
         <w:t xml:space="preserve">This perfect detection </w:t>
       </w:r>
-      <w:del w:id="292" w:author="Comparison" w:date="2026-04-22T15:46:00Z" w16du:dateUtc="2026-04-22T06:46:00Z">
+      <w:del w:id="368" w:author="Comparison" w:date="2026-04-24T13:01:00Z" w16du:dateUtc="2026-04-24T04:01:00Z">
         <w:r>
           <w:delText>raises two considerations</w:delText>
         </w:r>
       </w:del>
-      <w:ins w:id="293" w:author="Comparison" w:date="2026-04-22T15:46:00Z" w16du:dateUtc="2026-04-22T06:46:00Z">
+      <w:ins w:id="369" w:author="Comparison" w:date="2026-04-24T13:01:00Z" w16du:dateUtc="2026-04-24T04:01:00Z">
         <w:r>
           <w:t>has implications</w:t>
         </w:r>
@@ -18501,12 +18819,12 @@
       <w:r>
         <w:t xml:space="preserve"> that warrant discussion</w:t>
       </w:r>
-      <w:del w:id="294" w:author="Comparison" w:date="2026-04-22T15:46:00Z" w16du:dateUtc="2026-04-22T06:46:00Z">
+      <w:del w:id="370" w:author="Comparison" w:date="2026-04-24T13:01:00Z" w16du:dateUtc="2026-04-24T04:01:00Z">
         <w:r>
           <w:delText xml:space="preserve">. On one hand, it suggests that </w:delText>
         </w:r>
       </w:del>
-      <w:ins w:id="295" w:author="Comparison" w:date="2026-04-22T15:46:00Z" w16du:dateUtc="2026-04-22T06:46:00Z">
+      <w:ins w:id="371" w:author="Comparison" w:date="2026-04-24T13:01:00Z" w16du:dateUtc="2026-04-24T04:01:00Z">
         <w:r>
           <w:t xml:space="preserve"> along two distinct lines. The first concerns the evaluation itself: because </w:t>
         </w:r>
@@ -18514,7 +18832,7 @@
       <w:r>
         <w:t xml:space="preserve">evaluators </w:t>
       </w:r>
-      <w:ins w:id="296" w:author="Comparison" w:date="2026-04-22T15:46:00Z" w16du:dateUtc="2026-04-22T06:46:00Z">
+      <w:ins w:id="372" w:author="Comparison" w:date="2026-04-24T13:01:00Z" w16du:dateUtc="2026-04-24T04:01:00Z">
         <w:r>
           <w:t xml:space="preserve">recognized the feedback source with complete accuracy, they </w:t>
         </w:r>
@@ -18522,7 +18840,7 @@
       <w:r>
         <w:t xml:space="preserve">may have formed implicit judgments about </w:t>
       </w:r>
-      <w:del w:id="297" w:author="Comparison" w:date="2026-04-22T15:46:00Z" w16du:dateUtc="2026-04-22T06:46:00Z">
+      <w:del w:id="373" w:author="Comparison" w:date="2026-04-24T13:01:00Z" w16du:dateUtc="2026-04-24T04:01:00Z">
         <w:r>
           <w:delText xml:space="preserve">the feedback </w:delText>
         </w:r>
@@ -18530,12 +18848,12 @@
       <w:r>
         <w:t xml:space="preserve">source during </w:t>
       </w:r>
-      <w:del w:id="298" w:author="Comparison" w:date="2026-04-22T15:46:00Z" w16du:dateUtc="2026-04-22T06:46:00Z">
+      <w:del w:id="374" w:author="Comparison" w:date="2026-04-24T13:01:00Z" w16du:dateUtc="2026-04-24T04:01:00Z">
         <w:r>
           <w:delText>the evaluation process,</w:delText>
         </w:r>
       </w:del>
-      <w:ins w:id="299" w:author="Comparison" w:date="2026-04-22T15:46:00Z" w16du:dateUtc="2026-04-22T06:46:00Z">
+      <w:ins w:id="375" w:author="Comparison" w:date="2026-04-24T13:01:00Z" w16du:dateUtc="2026-04-24T04:01:00Z">
         <w:r>
           <w:t>rubric scoring</w:t>
         </w:r>
@@ -18543,7 +18861,7 @@
       <w:r>
         <w:t xml:space="preserve"> even though they were not explicitly informed</w:t>
       </w:r>
-      <w:ins w:id="300" w:author="Comparison" w:date="2026-04-22T15:46:00Z" w16du:dateUtc="2026-04-22T06:46:00Z">
+      <w:ins w:id="376" w:author="Comparison" w:date="2026-04-24T13:01:00Z" w16du:dateUtc="2026-04-24T04:01:00Z">
         <w:r>
           <w:t xml:space="preserve"> until afterward, and the possibility that such recognition shaped ratings cannot be ruled out</w:t>
         </w:r>
@@ -18551,12 +18869,12 @@
       <w:r>
         <w:t xml:space="preserve">. Prior research has demonstrated that knowledge or perception of the feedback provider can influence how feedback is received and evaluated [43,44], and </w:t>
       </w:r>
-      <w:del w:id="301" w:author="Comparison" w:date="2026-04-22T15:46:00Z" w16du:dateUtc="2026-04-22T06:46:00Z">
+      <w:del w:id="377" w:author="Comparison" w:date="2026-04-24T13:01:00Z" w16du:dateUtc="2026-04-24T04:01:00Z">
         <w:r>
           <w:delText xml:space="preserve">the possibility that such implicit recognition shaped rubric ratings cannot be ruled out. On the other hand, the perfect detection itself constitutes a substantive finding: the qualitative differences between AI-generated and supervisor-provided feedback were sufficiently pronounced that no evaluator was uncertain about the source. Because </w:delText>
         </w:r>
       </w:del>
-      <w:ins w:id="302" w:author="Comparison" w:date="2026-04-22T15:46:00Z" w16du:dateUtc="2026-04-22T06:46:00Z">
+      <w:ins w:id="378" w:author="Comparison" w:date="2026-04-24T13:01:00Z" w16du:dateUtc="2026-04-24T04:01:00Z">
         <w:r>
           <w:t xml:space="preserve">a recent controlled-content experiment further showed that source attribution altered learner engagement by a large margin (Cohen </w:t>
         </w:r>
@@ -18574,12 +18892,12 @@
       <w:r>
         <w:t xml:space="preserve">the identification question was administered only after all </w:t>
       </w:r>
-      <w:del w:id="303" w:author="Comparison" w:date="2026-04-22T15:46:00Z" w16du:dateUtc="2026-04-22T06:46:00Z">
+      <w:del w:id="379" w:author="Comparison" w:date="2026-04-24T13:01:00Z" w16du:dateUtc="2026-04-24T04:01:00Z">
         <w:r>
           <w:delText>quality ratings</w:delText>
         </w:r>
       </w:del>
-      <w:ins w:id="304" w:author="Comparison" w:date="2026-04-22T15:46:00Z" w16du:dateUtc="2026-04-22T06:46:00Z">
+      <w:ins w:id="380" w:author="Comparison" w:date="2026-04-24T13:01:00Z" w16du:dateUtc="2026-04-24T04:01:00Z">
         <w:r>
           <w:t>rubric scoring and free-text comments</w:t>
         </w:r>
@@ -18587,12 +18905,12 @@
       <w:r>
         <w:t xml:space="preserve"> had been </w:t>
       </w:r>
-      <w:del w:id="305" w:author="Comparison" w:date="2026-04-22T15:46:00Z" w16du:dateUtc="2026-04-22T06:46:00Z">
+      <w:del w:id="381" w:author="Comparison" w:date="2026-04-24T13:01:00Z" w16du:dateUtc="2026-04-24T04:01:00Z">
         <w:r>
           <w:delText>recorded,</w:delText>
         </w:r>
       </w:del>
-      <w:ins w:id="306" w:author="Comparison" w:date="2026-04-22T15:46:00Z" w16du:dateUtc="2026-04-22T06:46:00Z">
+      <w:ins w:id="382" w:author="Comparison" w:date="2026-04-24T13:01:00Z" w16du:dateUtc="2026-04-24T04:01:00Z">
         <w:r>
           <w:t>completed, so</w:t>
         </w:r>
@@ -18600,7 +18918,7 @@
       <w:r>
         <w:t xml:space="preserve"> any</w:t>
       </w:r>
-      <w:ins w:id="307" w:author="Comparison" w:date="2026-04-22T15:46:00Z" w16du:dateUtc="2026-04-22T06:46:00Z">
+      <w:ins w:id="383" w:author="Comparison" w:date="2026-04-24T13:01:00Z" w16du:dateUtc="2026-04-24T04:01:00Z">
         <w:r>
           <w:t xml:space="preserve"> such</w:t>
         </w:r>
@@ -18608,7 +18926,7 @@
       <w:r>
         <w:t xml:space="preserve"> influence would have arisen from the textual characteristics of the feedback </w:t>
       </w:r>
-      <w:del w:id="308" w:author="Comparison" w:date="2026-04-22T15:46:00Z" w16du:dateUtc="2026-04-22T06:46:00Z">
+      <w:del w:id="384" w:author="Comparison" w:date="2026-04-24T13:01:00Z" w16du:dateUtc="2026-04-24T04:01:00Z">
         <w:r>
           <w:delText xml:space="preserve">itself </w:delText>
         </w:r>
@@ -18616,12 +18934,12 @@
       <w:r>
         <w:t xml:space="preserve">rather than from </w:t>
       </w:r>
-      <w:del w:id="309" w:author="Comparison" w:date="2026-04-22T15:46:00Z" w16du:dateUtc="2026-04-22T06:46:00Z">
+      <w:del w:id="385" w:author="Comparison" w:date="2026-04-24T13:01:00Z" w16du:dateUtc="2026-04-24T04:01:00Z">
         <w:r>
           <w:delText>externally provided</w:delText>
         </w:r>
       </w:del>
-      <w:ins w:id="310" w:author="Comparison" w:date="2026-04-22T15:46:00Z" w16du:dateUtc="2026-04-22T06:46:00Z">
+      <w:ins w:id="386" w:author="Comparison" w:date="2026-04-24T13:01:00Z" w16du:dateUtc="2026-04-24T04:01:00Z">
         <w:r>
           <w:t>explicit</w:t>
         </w:r>
@@ -18629,12 +18947,12 @@
       <w:r>
         <w:t xml:space="preserve"> labels</w:t>
       </w:r>
-      <w:del w:id="311" w:author="Comparison" w:date="2026-04-22T15:46:00Z" w16du:dateUtc="2026-04-22T06:46:00Z">
+      <w:del w:id="387" w:author="Comparison" w:date="2026-04-24T13:01:00Z" w16du:dateUtc="2026-04-24T04:01:00Z">
         <w:r>
           <w:delText>. This is fundamentally different from</w:delText>
         </w:r>
       </w:del>
-      <w:ins w:id="312" w:author="Comparison" w:date="2026-04-22T15:46:00Z" w16du:dateUtc="2026-04-22T06:46:00Z">
+      <w:ins w:id="388" w:author="Comparison" w:date="2026-04-24T13:01:00Z" w16du:dateUtc="2026-04-24T04:01:00Z">
         <w:r>
           <w:t>, unlike</w:t>
         </w:r>
@@ -18642,7 +18960,7 @@
       <w:r>
         <w:t xml:space="preserve"> an unblinded evaluation in which the source is known a priori.</w:t>
       </w:r>
-      <w:del w:id="313" w:author="Comparison" w:date="2026-04-22T15:46:00Z" w16du:dateUtc="2026-04-22T06:46:00Z">
+      <w:del w:id="389" w:author="Comparison" w:date="2026-04-24T13:01:00Z" w16du:dateUtc="2026-04-24T04:01:00Z">
         <w:r>
           <w:delText xml:space="preserve"> These substantial differences further reinforce the view that AI </w:delText>
         </w:r>
@@ -18652,7 +18970,7 @@
       <w:pPr>
         <w:pStyle w:val="BodyText"/>
       </w:pPr>
-      <w:ins w:id="314" w:author="Comparison" w:date="2026-04-22T15:46:00Z" w16du:dateUtc="2026-04-22T06:46:00Z">
+      <w:ins w:id="390" w:author="Comparison" w:date="2026-04-24T13:01:00Z" w16du:dateUtc="2026-04-24T04:01:00Z">
         <w:r>
           <w:t xml:space="preserve">The perfect detection also constitutes a substantive finding in its own right. The five qualitative themes identified in our analysis (adherence to </w:t>
         </w:r>
@@ -18660,12 +18978,12 @@
       <w:r>
         <w:t xml:space="preserve">feedback </w:t>
       </w:r>
-      <w:del w:id="315" w:author="Comparison" w:date="2026-04-22T15:46:00Z" w16du:dateUtc="2026-04-22T06:46:00Z">
+      <w:del w:id="391" w:author="Comparison" w:date="2026-04-24T13:01:00Z" w16du:dateUtc="2026-04-24T04:01:00Z">
         <w:r>
           <w:delText>should not replace human</w:delText>
         </w:r>
       </w:del>
-      <w:ins w:id="316" w:author="Comparison" w:date="2026-04-22T15:46:00Z" w16du:dateUtc="2026-04-22T06:46:00Z">
+      <w:ins w:id="392" w:author="Comparison" w:date="2026-04-24T13:01:00Z" w16du:dateUtc="2026-04-24T04:01:00Z">
         <w:r>
           <w:t>criteria and structure, continuity and consistency, perspective as a clinician, quality of the Japanese language, and text length) collectively describe the lexical, structural, and contextual features that made AI</w:t>
         </w:r>
@@ -18673,7 +18991,7 @@
       <w:r>
         <w:t xml:space="preserve"> feedback </w:t>
       </w:r>
-      <w:ins w:id="317" w:author="Comparison" w:date="2026-04-22T15:46:00Z" w16du:dateUtc="2026-04-22T06:46:00Z">
+      <w:ins w:id="393" w:author="Comparison" w:date="2026-04-24T13:01:00Z" w16du:dateUtc="2026-04-24T04:01:00Z">
         <w:r>
           <w:t xml:space="preserve">identifiable in this Japanese-language clinical context, with language-level cues such as translation-like phrasing, formatting artifacts, and a formulaic register being particularly salient. At the level of interpretation, these differences suggest that AI and supervisor feedback differ not only in structural properties </w:t>
         </w:r>
@@ -18681,12 +18999,12 @@
       <w:r>
         <w:t xml:space="preserve">but </w:t>
       </w:r>
-      <w:del w:id="318" w:author="Comparison" w:date="2026-04-22T15:46:00Z" w16du:dateUtc="2026-04-22T06:46:00Z">
+      <w:del w:id="394" w:author="Comparison" w:date="2026-04-24T13:01:00Z" w16du:dateUtc="2026-04-24T04:01:00Z">
         <w:r>
           <w:delText xml:space="preserve">rather complement it by leveraging their respective strengths. It should be noted, however, </w:delText>
         </w:r>
       </w:del>
-      <w:ins w:id="319" w:author="Comparison" w:date="2026-04-22T15:46:00Z" w16du:dateUtc="2026-04-22T06:46:00Z">
+      <w:ins w:id="395" w:author="Comparison" w:date="2026-04-24T13:01:00Z" w16du:dateUtc="2026-04-24T04:01:00Z">
         <w:r>
           <w:t xml:space="preserve">in the epistemic voice they carry: supervisor feedback is grounded in lived clinical encounter, whereas AI feedback operates on textual pattern. Similar tensions around authenticity and voice have been raised in recent medical education writing on AI-assisted reflective work [59]. This voice differential can be read positively as a form of source transparency, since learners and educators are unlikely to mistake one source for the other, but also as an authenticity gap </w:t>
         </w:r>
@@ -18694,12 +19012,12 @@
       <w:r>
         <w:t xml:space="preserve">that </w:t>
       </w:r>
-      <w:del w:id="320" w:author="Comparison" w:date="2026-04-22T15:46:00Z" w16du:dateUtc="2026-04-22T06:46:00Z">
+      <w:del w:id="396" w:author="Comparison" w:date="2026-04-24T13:01:00Z" w16du:dateUtc="2026-04-24T04:01:00Z">
         <w:r>
           <w:delText>newer</w:delText>
         </w:r>
       </w:del>
-      <w:ins w:id="321" w:author="Comparison" w:date="2026-04-22T15:46:00Z" w16du:dateUtc="2026-04-22T06:46:00Z">
+      <w:ins w:id="397" w:author="Comparison" w:date="2026-04-24T13:01:00Z" w16du:dateUtc="2026-04-24T04:01:00Z">
         <w:r>
           <w:t>may affect trust and uptake when AI feedback is delivered to learners. Newer</w:t>
         </w:r>
@@ -18715,12 +19033,12 @@
       <w:r>
         <w:t>An important consideration for interpreting our findings is the linguistic and cultural context in which this study was conducted. All feedback was generated and evaluated in Japanese, and LLM performance has been shown to vary substantially across languages. Strasser et al [</w:t>
       </w:r>
-      <w:del w:id="322" w:author="Comparison" w:date="2026-04-22T15:46:00Z" w16du:dateUtc="2026-04-22T06:46:00Z">
+      <w:del w:id="398" w:author="Comparison" w:date="2026-04-24T13:01:00Z" w16du:dateUtc="2026-04-24T04:01:00Z">
         <w:r>
           <w:delText>54</w:delText>
         </w:r>
       </w:del>
-      <w:ins w:id="323" w:author="Comparison" w:date="2026-04-22T15:46:00Z" w16du:dateUtc="2026-04-22T06:46:00Z">
+      <w:ins w:id="399" w:author="Comparison" w:date="2026-04-24T13:01:00Z" w16du:dateUtc="2026-04-24T04:01:00Z">
         <w:r>
           <w:t>60</w:t>
         </w:r>
@@ -18728,12 +19046,12 @@
       <w:r>
         <w:t>] demonstrated that LLM accuracy on identical medical examination questions differed significantly by language (64%–87%), with English prompts generally yielding higher performance, although advanced models showed comparable results with language-matched prompts in some languages. Harigai et al [</w:t>
       </w:r>
-      <w:del w:id="324" w:author="Comparison" w:date="2026-04-22T15:46:00Z" w16du:dateUtc="2026-04-22T06:46:00Z">
+      <w:del w:id="400" w:author="Comparison" w:date="2026-04-24T13:01:00Z" w16du:dateUtc="2026-04-24T04:01:00Z">
         <w:r>
           <w:delText>55</w:delText>
         </w:r>
       </w:del>
-      <w:ins w:id="325" w:author="Comparison" w:date="2026-04-22T15:46:00Z" w16du:dateUtc="2026-04-22T06:46:00Z">
+      <w:ins w:id="401" w:author="Comparison" w:date="2026-04-24T13:01:00Z" w16du:dateUtc="2026-04-24T04:01:00Z">
         <w:r>
           <w:t>61</w:t>
         </w:r>
@@ -18744,12 +19062,12 @@
       <w:r>
         <w:t>apanese, and that the same prompt and model configuration could produce qualitatively different feedback in other languages. Furthermore, the cultural context of Japanese medical education, where deference to senior clinicians is strongly emphasized [</w:t>
       </w:r>
-      <w:del w:id="326" w:author="Comparison" w:date="2026-04-22T15:46:00Z" w16du:dateUtc="2026-04-22T06:46:00Z">
+      <w:del w:id="402" w:author="Comparison" w:date="2026-04-24T13:01:00Z" w16du:dateUtc="2026-04-24T04:01:00Z">
         <w:r>
           <w:delText>56</w:delText>
         </w:r>
       </w:del>
-      <w:ins w:id="327" w:author="Comparison" w:date="2026-04-22T15:46:00Z" w16du:dateUtc="2026-04-22T06:46:00Z">
+      <w:ins w:id="403" w:author="Comparison" w:date="2026-04-24T13:01:00Z" w16du:dateUtc="2026-04-24T04:01:00Z">
         <w:r>
           <w:t>62</w:t>
         </w:r>
@@ -18762,8 +19080,8 @@
       <w:pPr>
         <w:pStyle w:val="Heading3"/>
       </w:pPr>
-      <w:bookmarkStart w:id="328" w:name="implications-of-findings"/>
-      <w:bookmarkEnd w:id="273"/>
+      <w:bookmarkStart w:id="404" w:name="implications-of-findings"/>
+      <w:bookmarkEnd w:id="349"/>
       <w:r>
         <w:t>Implications of Findings</w:t>
       </w:r>
@@ -18778,12 +19096,12 @@
       <w:r>
         <w:t>sion of AI feedback requires careful consideration of potential risks, including student over-reliance on AI recommendations [</w:t>
       </w:r>
-      <w:del w:id="329" w:author="Comparison" w:date="2026-04-22T15:46:00Z" w16du:dateUtc="2026-04-22T06:46:00Z">
+      <w:del w:id="405" w:author="Comparison" w:date="2026-04-24T13:01:00Z" w16du:dateUtc="2026-04-24T04:01:00Z">
         <w:r>
           <w:delText>57] or conversely, dismissal of AI-generated insights [20].</w:delText>
         </w:r>
       </w:del>
-      <w:ins w:id="330" w:author="Comparison" w:date="2026-04-22T15:46:00Z" w16du:dateUtc="2026-04-22T06:46:00Z">
+      <w:ins w:id="406" w:author="Comparison" w:date="2026-04-24T13:01:00Z" w16du:dateUtc="2026-04-24T04:01:00Z">
         <w:r>
           <w:t xml:space="preserve">63] or conversely, dismissal of AI-generated insights [20]. Our finding that evaluators recognized feedback source with perfect accuracy suggests that learners in real-world settings would plausibly do the same, and evidence from controlled-content experiments indicates that source attribution can substantially alter learner engagement when feedback is delivered directly (Cohen </w:t>
         </w:r>
@@ -18809,12 +19127,12 @@
       <w:r>
         <w:t>Various hybrid approaches merit exploration, including AI-drafted feedback refined by educators, role-based distribution where AI and supervisors focus on different aspects of student work, or AI enhancement of educator-authored feedback [</w:t>
       </w:r>
-      <w:del w:id="331" w:author="Comparison" w:date="2026-04-22T15:46:00Z" w16du:dateUtc="2026-04-22T06:46:00Z">
+      <w:del w:id="407" w:author="Comparison" w:date="2026-04-24T13:01:00Z" w16du:dateUtc="2026-04-24T04:01:00Z">
         <w:r>
           <w:delText>58</w:delText>
         </w:r>
       </w:del>
-      <w:ins w:id="332" w:author="Comparison" w:date="2026-04-22T15:46:00Z" w16du:dateUtc="2026-04-22T06:46:00Z">
+      <w:ins w:id="408" w:author="Comparison" w:date="2026-04-24T13:01:00Z" w16du:dateUtc="2026-04-24T04:01:00Z">
         <w:r>
           <w:t>34,64</w:t>
         </w:r>
@@ -18827,10 +19145,10 @@
       <w:pPr>
         <w:pStyle w:val="BodyText"/>
         <w:rPr>
-          <w:ins w:id="333" w:author="Comparison" w:date="2026-04-22T15:46:00Z" w16du:dateUtc="2026-04-22T06:46:00Z"/>
+          <w:ins w:id="409" w:author="Comparison" w:date="2026-04-24T13:01:00Z" w16du:dateUtc="2026-04-24T04:01:00Z"/>
         </w:rPr>
       </w:pPr>
-      <w:ins w:id="334" w:author="Comparison" w:date="2026-04-22T15:46:00Z" w16du:dateUtc="2026-04-22T06:46:00Z">
+      <w:ins w:id="410" w:author="Comparison" w:date="2026-04-24T13:01:00Z" w16du:dateUtc="2026-04-24T04:01:00Z">
         <w:r>
           <w:t>Underlying both direct delivery and hybrid configurations is the prompt itself, an object of pedagogical design that shapes what the AI produces in any deployment model. In our case, embedding the rubric criteria directly in the prompt operationalized a particular conception of feedback quality in AI generation. This is analogous to constructive alignment in instructional design [65], where intended outcomes are aligned with the activities producing them. Recent applied guidance in health professions educat</w:t>
         </w:r>
@@ -18854,8 +19172,8 @@
       <w:pPr>
         <w:pStyle w:val="Heading3"/>
       </w:pPr>
-      <w:bookmarkStart w:id="335" w:name="limitations"/>
-      <w:bookmarkEnd w:id="328"/>
+      <w:bookmarkStart w:id="411" w:name="limitations"/>
+      <w:bookmarkEnd w:id="404"/>
       <w:r>
         <w:t>Limitations</w:t>
       </w:r>
@@ -18864,13 +19182,13 @@
       <w:pPr>
         <w:pStyle w:val="FirstParagraph"/>
         <w:rPr>
-          <w:ins w:id="336" w:author="Comparison" w:date="2026-04-22T15:46:00Z" w16du:dateUtc="2026-04-22T06:46:00Z"/>
+          <w:ins w:id="412" w:author="Comparison" w:date="2026-04-24T13:01:00Z" w16du:dateUtc="2026-04-24T04:01:00Z"/>
         </w:rPr>
       </w:pPr>
       <w:r>
         <w:t>Several limitations should be acknowledged in this study.</w:t>
       </w:r>
-      <w:del w:id="337" w:author="Comparison" w:date="2026-04-22T15:46:00Z" w16du:dateUtc="2026-04-22T06:46:00Z">
+      <w:del w:id="413" w:author="Comparison" w:date="2026-04-24T13:01:00Z" w16du:dateUtc="2026-04-24T04:01:00Z">
         <w:r>
           <w:delText xml:space="preserve"> </w:delText>
         </w:r>
@@ -18880,18 +19198,18 @@
       <w:pPr>
         <w:pStyle w:val="BodyText"/>
         <w:rPr>
-          <w:ins w:id="338" w:author="Comparison" w:date="2026-04-22T15:46:00Z" w16du:dateUtc="2026-04-22T06:46:00Z"/>
+          <w:ins w:id="414" w:author="Comparison" w:date="2026-04-24T13:01:00Z" w16du:dateUtc="2026-04-24T04:01:00Z"/>
         </w:rPr>
       </w:pPr>
       <w:r>
         <w:t>First, as this research was conducted at a single institution in Japan, the generalizability of our findings to other institutions or cultural contexts needs to be confirmed. The study was conducted entirely in Japanese, and GPT-4o’s performance in Japanese may differ from its performance in English, potentially affecting the naturalness and quality of AI-generated feedback. Additionally, the cultural context of Japanese medical education, where deference to senior clinicians is strongly emphasized [</w:t>
       </w:r>
-      <w:del w:id="339" w:author="Comparison" w:date="2026-04-22T15:46:00Z" w16du:dateUtc="2026-04-22T06:46:00Z">
+      <w:del w:id="415" w:author="Comparison" w:date="2026-04-24T13:01:00Z" w16du:dateUtc="2026-04-24T04:01:00Z">
         <w:r>
           <w:delText>56</w:delText>
         </w:r>
       </w:del>
-      <w:ins w:id="340" w:author="Comparison" w:date="2026-04-22T15:46:00Z" w16du:dateUtc="2026-04-22T06:46:00Z">
+      <w:ins w:id="416" w:author="Comparison" w:date="2026-04-24T13:01:00Z" w16du:dateUtc="2026-04-24T04:01:00Z">
         <w:r>
           <w:t>62</w:t>
         </w:r>
@@ -18899,7 +19217,7 @@
       <w:r>
         <w:t>], may have contributed to higher regard for supervisor feedback and influenced evaluators’ perceptions of the two feedback sources. The specific characteristics of Nagoya University’s clinical clerkship program may further limit representativeness.</w:t>
       </w:r>
-      <w:del w:id="341" w:author="Comparison" w:date="2026-04-22T15:46:00Z" w16du:dateUtc="2026-04-22T06:46:00Z">
+      <w:del w:id="417" w:author="Comparison" w:date="2026-04-24T13:01:00Z" w16du:dateUtc="2026-04-24T04:01:00Z">
         <w:r>
           <w:delText xml:space="preserve"> </w:delText>
         </w:r>
@@ -18909,13 +19227,13 @@
       <w:pPr>
         <w:pStyle w:val="BodyText"/>
         <w:rPr>
-          <w:ins w:id="342" w:author="Comparison" w:date="2026-04-22T15:46:00Z" w16du:dateUtc="2026-04-22T06:46:00Z"/>
+          <w:ins w:id="418" w:author="Comparison" w:date="2026-04-24T13:01:00Z" w16du:dateUtc="2026-04-24T04:01:00Z"/>
         </w:rPr>
       </w:pPr>
       <w:r>
         <w:t>Second, while our evaluators included both faculty and students, their individual backgrounds and experiences may have influenced their feedback evaluations. The relatively small number of evaluators (10 faculty and 10 students) may also limit the robustness of our findings.</w:t>
       </w:r>
-      <w:del w:id="343" w:author="Comparison" w:date="2026-04-22T15:46:00Z" w16du:dateUtc="2026-04-22T06:46:00Z">
+      <w:del w:id="419" w:author="Comparison" w:date="2026-04-24T13:01:00Z" w16du:dateUtc="2026-04-24T04:01:00Z">
         <w:r>
           <w:delText xml:space="preserve"> </w:delText>
         </w:r>
@@ -18925,7 +19243,7 @@
       <w:pPr>
         <w:pStyle w:val="BodyText"/>
         <w:rPr>
-          <w:ins w:id="344" w:author="Comparison" w:date="2026-04-22T15:46:00Z" w16du:dateUtc="2026-04-22T06:46:00Z"/>
+          <w:ins w:id="420" w:author="Comparison" w:date="2026-04-24T13:01:00Z" w16du:dateUtc="2026-04-24T04:01:00Z"/>
         </w:rPr>
       </w:pPr>
       <w:r>
@@ -18934,7 +19252,7 @@
       <w:r>
         <w:t>. Because all evaluators correctly identified every item, perceived source and actual source are identical, making it logically impossible to stratify scores by perceived source to estimate the magnitude of any expectancy bias. Readers should therefore consider the possibility that implicit source recognition may have influenced rubric ratings, particularly for items on which AI scored highest.</w:t>
       </w:r>
-      <w:del w:id="345" w:author="Comparison" w:date="2026-04-22T15:46:00Z" w16du:dateUtc="2026-04-22T06:46:00Z">
+      <w:del w:id="421" w:author="Comparison" w:date="2026-04-24T13:01:00Z" w16du:dateUtc="2026-04-24T04:01:00Z">
         <w:r>
           <w:delText xml:space="preserve"> </w:delText>
         </w:r>
@@ -18944,13 +19262,13 @@
       <w:pPr>
         <w:pStyle w:val="BodyText"/>
         <w:rPr>
-          <w:ins w:id="346" w:author="Comparison" w:date="2026-04-22T15:46:00Z" w16du:dateUtc="2026-04-22T06:46:00Z"/>
+          <w:ins w:id="422" w:author="Comparison" w:date="2026-04-24T13:01:00Z" w16du:dateUtc="2026-04-24T04:01:00Z"/>
         </w:rPr>
       </w:pPr>
       <w:r>
         <w:t>Fourth, this study employed a specific AI model (GPT-4o) for feedback generation, and results may differ with other AI models or future iterations of the technology. The prompt engineering process, while systematic, was tailored to our specific context and may not be optimal for other settings.</w:t>
       </w:r>
-      <w:del w:id="347" w:author="Comparison" w:date="2026-04-22T15:46:00Z" w16du:dateUtc="2026-04-22T06:46:00Z">
+      <w:del w:id="423" w:author="Comparison" w:date="2026-04-24T13:01:00Z" w16du:dateUtc="2026-04-24T04:01:00Z">
         <w:r>
           <w:delText xml:space="preserve"> </w:delText>
         </w:r>
@@ -18960,18 +19278,18 @@
       <w:pPr>
         <w:pStyle w:val="BodyText"/>
         <w:rPr>
-          <w:ins w:id="348" w:author="Comparison" w:date="2026-04-22T15:46:00Z" w16du:dateUtc="2026-04-22T06:46:00Z"/>
+          <w:ins w:id="424" w:author="Comparison" w:date="2026-04-24T13:01:00Z" w16du:dateUtc="2026-04-24T04:01:00Z"/>
         </w:rPr>
       </w:pPr>
       <w:r>
         <w:t>Fifth, the evaluation rubric used to assess feedback quality was originally developed for written academic feedback [18] and emphasizes structural dimensions such as criteria-based guidance, clarity of directions, and text alignment</w:t>
       </w:r>
-      <w:del w:id="349" w:author="Comparison" w:date="2026-04-22T15:46:00Z" w16du:dateUtc="2026-04-22T06:46:00Z">
+      <w:del w:id="425" w:author="Comparison" w:date="2026-04-24T13:01:00Z" w16du:dateUtc="2026-04-24T04:01:00Z">
         <w:r>
           <w:delText>, which were also explicitly embedded in the AI prompt.</w:delText>
         </w:r>
       </w:del>
-      <w:ins w:id="350" w:author="Comparison" w:date="2026-04-22T15:46:00Z" w16du:dateUtc="2026-04-22T06:46:00Z">
+      <w:ins w:id="426" w:author="Comparison" w:date="2026-04-24T13:01:00Z" w16du:dateUtc="2026-04-24T04:01:00Z">
         <w:r>
           <w:t>.</w:t>
         </w:r>
@@ -18982,7 +19300,7 @@
       <w:r>
         <w:t>cal value that supervisors contribute and that the rubric does not score.</w:t>
       </w:r>
-      <w:del w:id="351" w:author="Comparison" w:date="2026-04-22T15:46:00Z" w16du:dateUtc="2026-04-22T06:46:00Z">
+      <w:del w:id="427" w:author="Comparison" w:date="2026-04-24T13:01:00Z" w16du:dateUtc="2026-04-24T04:01:00Z">
         <w:r>
           <w:delText xml:space="preserve"> </w:delText>
         </w:r>
@@ -18992,7 +19310,7 @@
       <w:pPr>
         <w:pStyle w:val="BodyText"/>
         <w:rPr>
-          <w:ins w:id="352" w:author="Comparison" w:date="2026-04-22T15:46:00Z" w16du:dateUtc="2026-04-22T06:46:00Z"/>
+          <w:ins w:id="428" w:author="Comparison" w:date="2026-04-24T13:01:00Z" w16du:dateUtc="2026-04-24T04:01:00Z"/>
         </w:rPr>
       </w:pPr>
       <w:r>
@@ -19001,7 +19319,7 @@
       <w:r>
         <w:t>prompt was developed iteratively through a pilot testing process, and varying it systematically would constitute a separate study design. This remains an important direction for future research.</w:t>
       </w:r>
-      <w:del w:id="353" w:author="Comparison" w:date="2026-04-22T15:46:00Z" w16du:dateUtc="2026-04-22T06:46:00Z">
+      <w:del w:id="429" w:author="Comparison" w:date="2026-04-24T13:01:00Z" w16du:dateUtc="2026-04-24T04:01:00Z">
         <w:r>
           <w:delText xml:space="preserve"> </w:delText>
         </w:r>
@@ -19011,13 +19329,13 @@
       <w:pPr>
         <w:pStyle w:val="BodyText"/>
         <w:rPr>
-          <w:ins w:id="354" w:author="Comparison" w:date="2026-04-22T15:46:00Z" w16du:dateUtc="2026-04-22T06:46:00Z"/>
+          <w:ins w:id="430" w:author="Comparison" w:date="2026-04-24T13:01:00Z" w16du:dateUtc="2026-04-24T04:01:00Z"/>
         </w:rPr>
       </w:pPr>
       <w:r>
         <w:t>Seventh, each dataset was evaluated by only one faculty member and one student, rather than by multiple independent raters. Inter-rater agreement was fair to moderate for supervisor feedback but poor for AI feedback, indicating that individual evaluator perspectives influenced ratings, particularly when assessing AI-generated output. Although the large number of datasets (N = 161) provides stability at the aggregate level, the precision of scores for individual datasets is limited.</w:t>
       </w:r>
-      <w:del w:id="355" w:author="Comparison" w:date="2026-04-22T15:46:00Z" w16du:dateUtc="2026-04-22T06:46:00Z">
+      <w:del w:id="431" w:author="Comparison" w:date="2026-04-24T13:01:00Z" w16du:dateUtc="2026-04-24T04:01:00Z">
         <w:r>
           <w:delText xml:space="preserve"> </w:delText>
         </w:r>
@@ -19026,7 +19344,7 @@
     <w:p>
       <w:pPr>
         <w:pStyle w:val="BodyText"/>
-        <w:pPrChange w:id="356" w:author="Comparison" w:date="2026-04-22T15:46:00Z" w16du:dateUtc="2026-04-22T06:46:00Z">
+        <w:pPrChange w:id="432" w:author="Comparison" w:date="2026-04-24T13:01:00Z" w16du:dateUtc="2026-04-24T04:01:00Z">
           <w:pPr>
             <w:pStyle w:val="FirstParagraph"/>
           </w:pPr>
@@ -19035,7 +19353,7 @@
       <w:r>
         <w:t xml:space="preserve">Eighth, our study evaluated the structural quality of feedback as assessed by </w:t>
       </w:r>
-      <w:ins w:id="357" w:author="Comparison" w:date="2026-04-22T15:46:00Z" w16du:dateUtc="2026-04-22T06:46:00Z">
+      <w:ins w:id="433" w:author="Comparison" w:date="2026-04-24T13:01:00Z" w16du:dateUtc="2026-04-24T04:01:00Z">
         <w:r>
           <w:t xml:space="preserve">third-party evaluators using </w:t>
         </w:r>
@@ -19043,12 +19361,12 @@
       <w:r>
         <w:t xml:space="preserve">the rubric, but did not </w:t>
       </w:r>
-      <w:del w:id="358" w:author="Comparison" w:date="2026-04-22T15:46:00Z" w16du:dateUtc="2026-04-22T06:46:00Z">
+      <w:del w:id="434" w:author="Comparison" w:date="2026-04-24T13:01:00Z" w16du:dateUtc="2026-04-24T04:01:00Z">
         <w:r>
           <w:delText>investigate</w:delText>
         </w:r>
       </w:del>
-      <w:ins w:id="359" w:author="Comparison" w:date="2026-04-22T15:46:00Z" w16du:dateUtc="2026-04-22T06:46:00Z">
+      <w:ins w:id="435" w:author="Comparison" w:date="2026-04-24T13:01:00Z" w16du:dateUtc="2026-04-24T04:01:00Z">
         <w:r>
           <w:t>examine</w:t>
         </w:r>
@@ -19056,12 +19374,12 @@
       <w:r>
         <w:t xml:space="preserve"> whether AI-generated or supervisor-provided feedback</w:t>
       </w:r>
-      <w:del w:id="360" w:author="Comparison" w:date="2026-04-22T15:46:00Z" w16du:dateUtc="2026-04-22T06:46:00Z">
+      <w:del w:id="436" w:author="Comparison" w:date="2026-04-24T13:01:00Z" w16du:dateUtc="2026-04-24T04:01:00Z">
         <w:r>
           <w:delText xml:space="preserve"> led to</w:delText>
         </w:r>
       </w:del>
-      <w:ins w:id="361" w:author="Comparison" w:date="2026-04-22T15:46:00Z" w16du:dateUtc="2026-04-22T06:46:00Z">
+      <w:ins w:id="437" w:author="Comparison" w:date="2026-04-24T13:01:00Z" w16du:dateUtc="2026-04-24T04:01:00Z">
         <w:r>
           <w:t>, when delivered to students, elicited</w:t>
         </w:r>
@@ -19069,7 +19387,7 @@
       <w:r>
         <w:t xml:space="preserve"> different learning behaviors, revisions, </w:t>
       </w:r>
-      <w:ins w:id="362" w:author="Comparison" w:date="2026-04-22T15:46:00Z" w16du:dateUtc="2026-04-22T06:46:00Z">
+      <w:ins w:id="438" w:author="Comparison" w:date="2026-04-24T13:01:00Z" w16du:dateUtc="2026-04-24T04:01:00Z">
         <w:r>
           <w:t xml:space="preserve">engagement, </w:t>
         </w:r>
@@ -19077,7 +19395,7 @@
       <w:r>
         <w:t xml:space="preserve">or clinical improvement. </w:t>
       </w:r>
-      <w:ins w:id="363" w:author="Comparison" w:date="2026-04-22T15:46:00Z" w16du:dateUtc="2026-04-22T06:46:00Z">
+      <w:ins w:id="439" w:author="Comparison" w:date="2026-04-24T13:01:00Z" w16du:dateUtc="2026-04-24T04:01:00Z">
         <w:r>
           <w:t xml:space="preserve">Because our design measured judgments by evaluators rather than responses by learner recipients, source-attribution effects that may arise when identifiable AI feedback is delivered directly to students [58] fall outside the scope of our data. </w:t>
         </w:r>
@@ -19085,7 +19403,7 @@
       <w:r>
         <w:t>The relationship between perceived feedback quality</w:t>
       </w:r>
-      <w:ins w:id="364" w:author="Comparison" w:date="2026-04-22T15:46:00Z" w16du:dateUtc="2026-04-22T06:46:00Z">
+      <w:ins w:id="440" w:author="Comparison" w:date="2026-04-24T13:01:00Z" w16du:dateUtc="2026-04-24T04:01:00Z">
         <w:r>
           <w:t>, source attribution,</w:t>
         </w:r>
@@ -19098,8 +19416,8 @@
       <w:pPr>
         <w:pStyle w:val="Heading3"/>
       </w:pPr>
-      <w:bookmarkStart w:id="365" w:name="conclusions"/>
-      <w:bookmarkEnd w:id="335"/>
+      <w:bookmarkStart w:id="441" w:name="conclusions"/>
+      <w:bookmarkEnd w:id="411"/>
       <w:r>
         <w:t>Conclusions</w:t>
       </w:r>
@@ -19122,9 +19440,9 @@
       <w:pPr>
         <w:pStyle w:val="Heading2"/>
       </w:pPr>
-      <w:bookmarkStart w:id="366" w:name="acknowledgements"/>
-      <w:bookmarkEnd w:id="260"/>
-      <w:bookmarkEnd w:id="365"/>
+      <w:bookmarkStart w:id="442" w:name="acknowledgements"/>
+      <w:bookmarkEnd w:id="336"/>
+      <w:bookmarkEnd w:id="441"/>
       <w:r>
         <w:t>Acknowledgements</w:t>
       </w:r>
@@ -19164,12 +19482,12 @@
       <w:r>
         <w:t>IDeT</w:t>
       </w:r>
-      <w:del w:id="367" w:author="Comparison" w:date="2026-04-22T15:46:00Z" w16du:dateUtc="2026-04-22T06:46:00Z">
+      <w:del w:id="443" w:author="Comparison" w:date="2026-04-24T13:01:00Z" w16du:dateUtc="2026-04-24T04:01:00Z">
         <w:r>
           <w:delText>),</w:delText>
         </w:r>
       </w:del>
-      <w:ins w:id="368" w:author="Comparison" w:date="2026-04-22T15:46:00Z" w16du:dateUtc="2026-04-22T06:46:00Z">
+      <w:ins w:id="444" w:author="Comparison" w:date="2026-04-24T13:01:00Z" w16du:dateUtc="2026-04-24T04:01:00Z">
         <w:r>
           <w:t>) [68],</w:t>
         </w:r>
@@ -19190,8 +19508,8 @@
       <w:pPr>
         <w:pStyle w:val="Heading2"/>
       </w:pPr>
-      <w:bookmarkStart w:id="369" w:name="data-availability"/>
-      <w:bookmarkEnd w:id="366"/>
+      <w:bookmarkStart w:id="445" w:name="data-availability"/>
+      <w:bookmarkEnd w:id="442"/>
       <w:r>
         <w:t>Data Availability</w:t>
       </w:r>
@@ -19203,7 +19521,7 @@
       <w:r>
         <w:t xml:space="preserve">The anonymized evaluation data, analysis code, and the source code of the AI feedback generation system are publicly available (doi: https://doi.org/10.5281/zenodo.18868578). The AI feedback generation prompt, the evaluation rubric, </w:t>
       </w:r>
-      <w:del w:id="370" w:author="Comparison" w:date="2026-04-22T15:46:00Z" w16du:dateUtc="2026-04-22T06:46:00Z">
+      <w:del w:id="446" w:author="Comparison" w:date="2026-04-24T13:01:00Z" w16du:dateUtc="2026-04-24T04:01:00Z">
         <w:r>
           <w:delText xml:space="preserve">and </w:delText>
         </w:r>
@@ -19211,7 +19529,7 @@
       <w:r>
         <w:t>its translation process</w:t>
       </w:r>
-      <w:ins w:id="371" w:author="Comparison" w:date="2026-04-22T15:46:00Z" w16du:dateUtc="2026-04-22T06:46:00Z">
+      <w:ins w:id="447" w:author="Comparison" w:date="2026-04-24T13:01:00Z" w16du:dateUtc="2026-04-24T04:01:00Z">
         <w:r>
           <w:t>, and the full paired t-test results table</w:t>
         </w:r>
@@ -19219,7 +19537,7 @@
       <w:r>
         <w:t xml:space="preserve"> are provided in Multimedia Appendices 1, 2, </w:t>
       </w:r>
-      <w:ins w:id="372" w:author="Comparison" w:date="2026-04-22T15:46:00Z" w16du:dateUtc="2026-04-22T06:46:00Z">
+      <w:ins w:id="448" w:author="Comparison" w:date="2026-04-24T13:01:00Z" w16du:dateUtc="2026-04-24T04:01:00Z">
         <w:r>
           <w:t xml:space="preserve">3, </w:t>
         </w:r>
@@ -19227,12 +19545,12 @@
       <w:r>
         <w:t xml:space="preserve">and </w:t>
       </w:r>
-      <w:del w:id="373" w:author="Comparison" w:date="2026-04-22T15:46:00Z" w16du:dateUtc="2026-04-22T06:46:00Z">
+      <w:del w:id="449" w:author="Comparison" w:date="2026-04-24T13:01:00Z" w16du:dateUtc="2026-04-24T04:01:00Z">
         <w:r>
           <w:delText>3</w:delText>
         </w:r>
       </w:del>
-      <w:ins w:id="374" w:author="Comparison" w:date="2026-04-22T15:46:00Z" w16du:dateUtc="2026-04-22T06:46:00Z">
+      <w:ins w:id="450" w:author="Comparison" w:date="2026-04-24T13:01:00Z" w16du:dateUtc="2026-04-24T04:01:00Z">
         <w:r>
           <w:t>4</w:t>
         </w:r>
@@ -19245,8 +19563,8 @@
       <w:pPr>
         <w:pStyle w:val="Heading2"/>
       </w:pPr>
-      <w:bookmarkStart w:id="375" w:name="conflicts-of-interest"/>
-      <w:bookmarkEnd w:id="369"/>
+      <w:bookmarkStart w:id="451" w:name="conflicts-of-interest"/>
+      <w:bookmarkEnd w:id="445"/>
       <w:r>
         <w:t>Conflicts of Interest</w:t>
       </w:r>
@@ -19263,8 +19581,8 @@
       <w:pPr>
         <w:pStyle w:val="Heading2"/>
       </w:pPr>
-      <w:bookmarkStart w:id="376" w:name="multimedia-appendix-1"/>
-      <w:bookmarkEnd w:id="375"/>
+      <w:bookmarkStart w:id="452" w:name="multimedia-appendix-1"/>
+      <w:bookmarkEnd w:id="451"/>
       <w:r>
         <w:t>Multimedia Appendix 1</w:t>
       </w:r>
@@ -19281,8 +19599,8 @@
       <w:pPr>
         <w:pStyle w:val="Heading2"/>
       </w:pPr>
-      <w:bookmarkStart w:id="377" w:name="multimedia-appendix-2"/>
-      <w:bookmarkEnd w:id="376"/>
+      <w:bookmarkStart w:id="453" w:name="multimedia-appendix-2"/>
+      <w:bookmarkEnd w:id="452"/>
       <w:r>
         <w:t>Multimedia Appendix 2</w:t>
       </w:r>
@@ -19299,8 +19617,8 @@
       <w:pPr>
         <w:pStyle w:val="Heading2"/>
       </w:pPr>
-      <w:bookmarkStart w:id="378" w:name="multimedia-appendix-3"/>
-      <w:bookmarkEnd w:id="377"/>
+      <w:bookmarkStart w:id="454" w:name="multimedia-appendix-3"/>
+      <w:bookmarkEnd w:id="453"/>
       <w:r>
         <w:t>Multimedia Appendix 3</w:t>
       </w:r>
@@ -19317,12 +19635,12 @@
       <w:pPr>
         <w:pStyle w:val="Heading2"/>
         <w:rPr>
-          <w:ins w:id="379" w:author="Comparison" w:date="2026-04-22T15:46:00Z" w16du:dateUtc="2026-04-22T06:46:00Z"/>
+          <w:ins w:id="455" w:author="Comparison" w:date="2026-04-24T13:01:00Z" w16du:dateUtc="2026-04-24T04:01:00Z"/>
         </w:rPr>
       </w:pPr>
-      <w:bookmarkStart w:id="380" w:name="multimedia-appendix-4"/>
-      <w:bookmarkEnd w:id="378"/>
-      <w:ins w:id="381" w:author="Comparison" w:date="2026-04-22T15:46:00Z" w16du:dateUtc="2026-04-22T06:46:00Z">
+      <w:bookmarkStart w:id="456" w:name="multimedia-appendix-4"/>
+      <w:bookmarkEnd w:id="454"/>
+      <w:ins w:id="457" w:author="Comparison" w:date="2026-04-24T13:01:00Z" w16du:dateUtc="2026-04-24T04:01:00Z">
         <w:r>
           <w:t>Multimedia Appendix 4</w:t>
         </w:r>
@@ -19332,10 +19650,10 @@
       <w:pPr>
         <w:pStyle w:val="FirstParagraph"/>
         <w:rPr>
-          <w:ins w:id="382" w:author="Comparison" w:date="2026-04-22T15:46:00Z" w16du:dateUtc="2026-04-22T06:46:00Z"/>
+          <w:ins w:id="458" w:author="Comparison" w:date="2026-04-24T13:01:00Z" w16du:dateUtc="2026-04-24T04:01:00Z"/>
         </w:rPr>
       </w:pPr>
-      <w:ins w:id="383" w:author="Comparison" w:date="2026-04-22T15:46:00Z" w16du:dateUtc="2026-04-22T06:46:00Z">
+      <w:ins w:id="459" w:author="Comparison" w:date="2026-04-24T13:01:00Z" w16du:dateUtc="2026-04-24T04:01:00Z">
         <w:r>
           <w:t xml:space="preserve">This file contains the full paired t-test results comparing AI and supervisor feedback scores on the Steiss et al. five-item analytic rubric, including mean differences and uncorrected </w:t>
         </w:r>
@@ -19355,8 +19673,8 @@
       <w:pPr>
         <w:pStyle w:val="Heading2"/>
       </w:pPr>
-      <w:bookmarkStart w:id="384" w:name="references"/>
-      <w:bookmarkEnd w:id="380"/>
+      <w:bookmarkStart w:id="460" w:name="references"/>
+      <w:bookmarkEnd w:id="456"/>
       <w:r>
         <w:t>References</w:t>
       </w:r>
@@ -19365,8 +19683,8 @@
       <w:pPr>
         <w:pStyle w:val="Bibliography"/>
       </w:pPr>
-      <w:bookmarkStart w:id="385" w:name="ref-Hansen2024-fe"/>
-      <w:bookmarkStart w:id="386" w:name="refs"/>
+      <w:bookmarkStart w:id="461" w:name="ref-Hansen2024-fe"/>
+      <w:bookmarkStart w:id="462" w:name="refs"/>
       <w:r>
         <w:t xml:space="preserve">1. </w:t>
       </w:r>
@@ -19374,31 +19692,21 @@
         <w:tab/>
         <w:t>Hansen A, Klute RM, Yadav M, Bansal S, Bond WF. How do learners receive feedback on note writing? A scoping review. Acad Med Ovid Technologies (Wolters Kluwer Health); 2024 Jun 1;99(6):683–690. PMID:</w:t>
       </w:r>
-      <w:r>
-        <w:fldChar w:fldCharType="begin"/>
-      </w:r>
-      <w:r>
-        <w:instrText>HYPERLINK "https://www.ncbi.nlm.nih.gov/pubmed/38306581" \h</w:instrText>
-      </w:r>
-      <w:r>
-        <w:fldChar w:fldCharType="separate"/>
-      </w:r>
-      <w:r>
-        <w:rPr>
-          <w:rStyle w:val="Hyperlink"/>
-        </w:rPr>
-        <w:t>38306581</w:t>
-      </w:r>
-      <w:r>
-        <w:fldChar w:fldCharType="end"/>
-      </w:r>
+      <w:hyperlink r:id="rId19">
+        <w:r>
+          <w:rPr>
+            <w:rStyle w:val="Hyperlink"/>
+          </w:rPr>
+          <w:t>38306581</w:t>
+        </w:r>
+      </w:hyperlink>
     </w:p>
     <w:p>
       <w:pPr>
         <w:pStyle w:val="Bibliography"/>
       </w:pPr>
-      <w:bookmarkStart w:id="387" w:name="ref-Ende1983-yv"/>
-      <w:bookmarkEnd w:id="385"/>
+      <w:bookmarkStart w:id="463" w:name="ref-Ende1983-yv"/>
+      <w:bookmarkEnd w:id="461"/>
       <w:r>
         <w:t xml:space="preserve">2. </w:t>
       </w:r>
@@ -19406,31 +19714,21 @@
         <w:tab/>
         <w:t xml:space="preserve">Ende J. Feedback in clinical medical education. JAMA 1983 Aug 12;250(6):777–781. doi: </w:t>
       </w:r>
-      <w:r>
-        <w:fldChar w:fldCharType="begin"/>
-      </w:r>
-      <w:r>
-        <w:instrText>HYPERLINK "https://doi.org/10.1001/jama.1983.03340060055026" \h</w:instrText>
-      </w:r>
-      <w:r>
-        <w:fldChar w:fldCharType="separate"/>
-      </w:r>
-      <w:r>
-        <w:rPr>
-          <w:rStyle w:val="Hyperlink"/>
-        </w:rPr>
-        <w:t>10.1001/jama.1983.03340060055026</w:t>
-      </w:r>
-      <w:r>
-        <w:fldChar w:fldCharType="end"/>
-      </w:r>
+      <w:hyperlink r:id="rId20">
+        <w:r>
+          <w:rPr>
+            <w:rStyle w:val="Hyperlink"/>
+          </w:rPr>
+          <w:t>10.1001/jama.1983.03340060055026</w:t>
+        </w:r>
+      </w:hyperlink>
     </w:p>
     <w:p>
       <w:pPr>
         <w:pStyle w:val="Bibliography"/>
       </w:pPr>
-      <w:bookmarkStart w:id="388" w:name="ref-Norcini2007-dh"/>
-      <w:bookmarkEnd w:id="387"/>
+      <w:bookmarkStart w:id="464" w:name="ref-Norcini2007-dh"/>
+      <w:bookmarkEnd w:id="463"/>
       <w:r>
         <w:t xml:space="preserve">3. </w:t>
       </w:r>
@@ -19438,31 +19736,21 @@
         <w:tab/>
         <w:t>Norcini JJ, Burch V. Workplace-based assessment as an educational tool: AMEE Guide No. 31. Med Teach 2007 Nov;29(9):855–871. PMID:</w:t>
       </w:r>
-      <w:r>
-        <w:fldChar w:fldCharType="begin"/>
-      </w:r>
-      <w:r>
-        <w:instrText>HYPERLINK "https://www.ncbi.nlm.nih.gov/pubmed/18158655" \h</w:instrText>
-      </w:r>
-      <w:r>
-        <w:fldChar w:fldCharType="separate"/>
-      </w:r>
-      <w:r>
-        <w:rPr>
-          <w:rStyle w:val="Hyperlink"/>
-        </w:rPr>
-        <w:t>18158655</w:t>
-      </w:r>
-      <w:r>
-        <w:fldChar w:fldCharType="end"/>
-      </w:r>
+      <w:hyperlink r:id="rId21">
+        <w:r>
+          <w:rPr>
+            <w:rStyle w:val="Hyperlink"/>
+          </w:rPr>
+          <w:t>18158655</w:t>
+        </w:r>
+      </w:hyperlink>
     </w:p>
     <w:p>
       <w:pPr>
         <w:pStyle w:val="Bibliography"/>
       </w:pPr>
-      <w:bookmarkStart w:id="389" w:name="ref-Burgess2020-tj"/>
-      <w:bookmarkEnd w:id="388"/>
+      <w:bookmarkStart w:id="465" w:name="ref-Burgess2020-tj"/>
+      <w:bookmarkEnd w:id="464"/>
       <w:r>
         <w:t xml:space="preserve">4. </w:t>
       </w:r>
@@ -19470,31 +19758,21 @@
         <w:tab/>
         <w:t>Burgess A, van Diggele C, Roberts C, Mellis C. Feedback in the clinical setting. BMC Med Educ 2020 Dec 3;20(Suppl 2):460. PMID:</w:t>
       </w:r>
-      <w:r>
-        <w:fldChar w:fldCharType="begin"/>
-      </w:r>
-      <w:r>
-        <w:instrText>HYPERLINK "https://www.ncbi.nlm.nih.gov/pubmed/33272265" \h</w:instrText>
-      </w:r>
-      <w:r>
-        <w:fldChar w:fldCharType="separate"/>
-      </w:r>
-      <w:r>
-        <w:rPr>
-          <w:rStyle w:val="Hyperlink"/>
-        </w:rPr>
-        <w:t>33272265</w:t>
-      </w:r>
-      <w:r>
-        <w:fldChar w:fldCharType="end"/>
-      </w:r>
+      <w:hyperlink r:id="rId22">
+        <w:r>
+          <w:rPr>
+            <w:rStyle w:val="Hyperlink"/>
+          </w:rPr>
+          <w:t>33272265</w:t>
+        </w:r>
+      </w:hyperlink>
     </w:p>
     <w:p>
       <w:pPr>
         <w:pStyle w:val="Bibliography"/>
       </w:pPr>
-      <w:bookmarkStart w:id="390" w:name="ref-Elnicki1998-df"/>
-      <w:bookmarkEnd w:id="389"/>
+      <w:bookmarkStart w:id="466" w:name="ref-Elnicki1998-df"/>
+      <w:bookmarkEnd w:id="465"/>
       <w:r>
         <w:t xml:space="preserve">5. </w:t>
       </w:r>
@@ -19502,31 +19780,21 @@
         <w:tab/>
         <w:t>Elnicki DM, Layne RD, Ogden PE, Morris DK. Oral versus written feedback in medical clinic. J Gen Intern Med Springer Nature; 1998 Mar;13(3):155–158. PMID:</w:t>
       </w:r>
-      <w:r>
-        <w:fldChar w:fldCharType="begin"/>
-      </w:r>
-      <w:r>
-        <w:instrText>HYPERLINK "https://www.ncbi.nlm.nih.gov/pubmed/9541371" \h</w:instrText>
-      </w:r>
-      <w:r>
-        <w:fldChar w:fldCharType="separate"/>
-      </w:r>
-      <w:r>
-        <w:rPr>
-          <w:rStyle w:val="Hyperlink"/>
-        </w:rPr>
-        <w:t>9541371</w:t>
-      </w:r>
-      <w:r>
-        <w:fldChar w:fldCharType="end"/>
-      </w:r>
+      <w:hyperlink r:id="rId23">
+        <w:r>
+          <w:rPr>
+            <w:rStyle w:val="Hyperlink"/>
+          </w:rPr>
+          <w:t>9541371</w:t>
+        </w:r>
+      </w:hyperlink>
     </w:p>
     <w:p>
       <w:pPr>
         <w:pStyle w:val="Bibliography"/>
       </w:pPr>
-      <w:bookmarkStart w:id="391" w:name="ref-Harvey2013-hx"/>
-      <w:bookmarkEnd w:id="390"/>
+      <w:bookmarkStart w:id="467" w:name="ref-Harvey2013-hx"/>
+      <w:bookmarkEnd w:id="466"/>
       <w:r>
         <w:t xml:space="preserve">6. </w:t>
       </w:r>
@@ -19534,31 +19802,21 @@
         <w:tab/>
         <w:t>Harvey P, Radomski N, O’Connor D. Written feedback and continuity of learning in a geographically distributed medical education program. Med Teach Informa UK Limited; 2013 Dec 1;35(12):1009–1013. PMID:</w:t>
       </w:r>
-      <w:r>
-        <w:fldChar w:fldCharType="begin"/>
-      </w:r>
-      <w:r>
-        <w:instrText>HYPERLINK "https://www.ncbi.nlm.nih.gov/pubmed/23971889" \h</w:instrText>
-      </w:r>
-      <w:r>
-        <w:fldChar w:fldCharType="separate"/>
-      </w:r>
-      <w:r>
-        <w:rPr>
-          <w:rStyle w:val="Hyperlink"/>
-        </w:rPr>
-        <w:t>23971889</w:t>
-      </w:r>
-      <w:r>
-        <w:fldChar w:fldCharType="end"/>
-      </w:r>
+      <w:hyperlink r:id="rId24">
+        <w:r>
+          <w:rPr>
+            <w:rStyle w:val="Hyperlink"/>
+          </w:rPr>
+          <w:t>23971889</w:t>
+        </w:r>
+      </w:hyperlink>
     </w:p>
     <w:p>
       <w:pPr>
         <w:pStyle w:val="Bibliography"/>
       </w:pPr>
-      <w:bookmarkStart w:id="392" w:name="ref-Greviana2024-xd"/>
-      <w:bookmarkEnd w:id="391"/>
+      <w:bookmarkStart w:id="468" w:name="ref-Greviana2024-xd"/>
+      <w:bookmarkEnd w:id="467"/>
       <w:r>
         <w:t xml:space="preserve">7. </w:t>
       </w:r>
@@ -19568,31 +19826,21 @@
       <w:r>
         <w:t xml:space="preserve">Greviana N, Pinasthika A, Soemantri D. The best of both worlds: Exploring the interplay between written and verbal feedback in the continuum of medical education. Med Sci Educ Springer Science and Business Media LLC; 2024 Dec 2;1–9. doi: </w:t>
       </w:r>
-      <w:r>
-        <w:fldChar w:fldCharType="begin"/>
-      </w:r>
-      <w:r>
-        <w:instrText>HYPERLINK "https://doi.org/10.1007/s40670-024-02244-0" \h</w:instrText>
-      </w:r>
-      <w:r>
-        <w:fldChar w:fldCharType="separate"/>
-      </w:r>
-      <w:r>
-        <w:rPr>
-          <w:rStyle w:val="Hyperlink"/>
-        </w:rPr>
-        <w:t>10.1007/s40670-024-02244-0</w:t>
-      </w:r>
-      <w:r>
-        <w:fldChar w:fldCharType="end"/>
-      </w:r>
+      <w:hyperlink r:id="rId25">
+        <w:r>
+          <w:rPr>
+            <w:rStyle w:val="Hyperlink"/>
+          </w:rPr>
+          <w:t>10.1007/s40670-024-02244-0</w:t>
+        </w:r>
+      </w:hyperlink>
     </w:p>
     <w:p>
       <w:pPr>
         <w:pStyle w:val="Bibliography"/>
       </w:pPr>
-      <w:bookmarkStart w:id="393" w:name="ref-van-der-Vleuten2018-hd"/>
-      <w:bookmarkEnd w:id="392"/>
+      <w:bookmarkStart w:id="469" w:name="ref-van-der-Vleuten2018-hd"/>
+      <w:bookmarkEnd w:id="468"/>
       <w:r>
         <w:t xml:space="preserve">8. </w:t>
       </w:r>
@@ -19600,31 +19848,21 @@
         <w:tab/>
         <w:t>van der Vleuten C, Lindemann I, Schmidt L. Programmatic assessment: the process, rationale and evidence for modern evaluation approaches in medical education. Med J Aust AMPCo; 2018 Nov 5;209(9):386–388. PMID:</w:t>
       </w:r>
-      <w:r>
-        <w:fldChar w:fldCharType="begin"/>
-      </w:r>
-      <w:r>
-        <w:instrText>HYPERLINK "https://www.ncbi.nlm.nih.gov/pubmed/30376659" \h</w:instrText>
-      </w:r>
-      <w:r>
-        <w:fldChar w:fldCharType="separate"/>
-      </w:r>
-      <w:r>
-        <w:rPr>
-          <w:rStyle w:val="Hyperlink"/>
-        </w:rPr>
-        <w:t>30376659</w:t>
-      </w:r>
-      <w:r>
-        <w:fldChar w:fldCharType="end"/>
-      </w:r>
+      <w:hyperlink r:id="rId26">
+        <w:r>
+          <w:rPr>
+            <w:rStyle w:val="Hyperlink"/>
+          </w:rPr>
+          <w:t>30376659</w:t>
+        </w:r>
+      </w:hyperlink>
     </w:p>
     <w:p>
       <w:pPr>
         <w:pStyle w:val="Bibliography"/>
       </w:pPr>
-      <w:bookmarkStart w:id="394" w:name="ref-Branfield_Day2020-gi"/>
-      <w:bookmarkEnd w:id="393"/>
+      <w:bookmarkStart w:id="470" w:name="ref-Branfield_Day2020-gi"/>
+      <w:bookmarkEnd w:id="469"/>
       <w:r>
         <w:t xml:space="preserve">9. </w:t>
       </w:r>
@@ -19632,31 +19870,21 @@
         <w:tab/>
         <w:t>Branfield Day L, Miles A, Ginsburg S, Melvin L. Resident Perceptions of Assessment and Feedback in Competency-Based Medical Education: A Focus Group Study of One Internal Medicine Residency Program. Acad Med 2020 Nov;95(11):1712–1717. PMID:</w:t>
       </w:r>
-      <w:r>
-        <w:fldChar w:fldCharType="begin"/>
-      </w:r>
-      <w:r>
-        <w:instrText>HYPERLINK "https://www.ncbi.nlm.nih.gov/pubmed/32195692" \h</w:instrText>
-      </w:r>
-      <w:r>
-        <w:fldChar w:fldCharType="separate"/>
-      </w:r>
-      <w:r>
-        <w:rPr>
-          <w:rStyle w:val="Hyperlink"/>
-        </w:rPr>
-        <w:t>32195692</w:t>
-      </w:r>
-      <w:r>
-        <w:fldChar w:fldCharType="end"/>
-      </w:r>
+      <w:hyperlink r:id="rId27">
+        <w:r>
+          <w:rPr>
+            <w:rStyle w:val="Hyperlink"/>
+          </w:rPr>
+          <w:t>32195692</w:t>
+        </w:r>
+      </w:hyperlink>
     </w:p>
     <w:p>
       <w:pPr>
         <w:pStyle w:val="Bibliography"/>
       </w:pPr>
-      <w:bookmarkStart w:id="395" w:name="ref-Canavan2010-zh"/>
-      <w:bookmarkEnd w:id="394"/>
+      <w:bookmarkStart w:id="471" w:name="ref-Canavan2010-zh"/>
+      <w:bookmarkEnd w:id="470"/>
       <w:r>
         <w:t xml:space="preserve">10. </w:t>
       </w:r>
@@ -19664,31 +19892,21 @@
         <w:tab/>
         <w:t>Canavan C, Holtman MC, Richmond M, Katsufrakis PJ. The quality of written comments on professional behaviors in a developmental multisource feedback program. Acad Med 2010 Oct;85(10 Suppl):S106–9. PMID:</w:t>
       </w:r>
-      <w:r>
-        <w:fldChar w:fldCharType="begin"/>
-      </w:r>
-      <w:r>
-        <w:instrText>HYPERLINK "https://www.ncbi.nlm.nih.gov/pubmed/20881691" \h</w:instrText>
-      </w:r>
-      <w:r>
-        <w:fldChar w:fldCharType="separate"/>
-      </w:r>
-      <w:r>
-        <w:rPr>
-          <w:rStyle w:val="Hyperlink"/>
-        </w:rPr>
-        <w:t>20881691</w:t>
-      </w:r>
-      <w:r>
-        <w:fldChar w:fldCharType="end"/>
-      </w:r>
+      <w:hyperlink r:id="rId28">
+        <w:r>
+          <w:rPr>
+            <w:rStyle w:val="Hyperlink"/>
+          </w:rPr>
+          <w:t>20881691</w:t>
+        </w:r>
+      </w:hyperlink>
     </w:p>
     <w:p>
       <w:pPr>
         <w:pStyle w:val="Bibliography"/>
       </w:pPr>
-      <w:bookmarkStart w:id="396" w:name="ref-Lucas2024-rd"/>
-      <w:bookmarkEnd w:id="395"/>
+      <w:bookmarkStart w:id="472" w:name="ref-Lucas2024-rd"/>
+      <w:bookmarkEnd w:id="471"/>
       <w:r>
         <w:t xml:space="preserve">11. </w:t>
       </w:r>
@@ -19696,31 +19914,21 @@
         <w:tab/>
         <w:t>Lucas HC, Upperman JS, Robinson JR. A systematic review of large language models and their implications in medical education. Med Educ Wiley; 2024 Nov 1;58(11):1276–1285. PMID:</w:t>
       </w:r>
-      <w:r>
-        <w:fldChar w:fldCharType="begin"/>
-      </w:r>
-      <w:r>
-        <w:instrText>HYPERLINK "https://www.ncbi.nlm.nih.gov/pubmed/38639098" \h</w:instrText>
-      </w:r>
-      <w:r>
-        <w:fldChar w:fldCharType="separate"/>
-      </w:r>
-      <w:r>
-        <w:rPr>
-          <w:rStyle w:val="Hyperlink"/>
-        </w:rPr>
-        <w:t>38639098</w:t>
-      </w:r>
-      <w:r>
-        <w:fldChar w:fldCharType="end"/>
-      </w:r>
+      <w:hyperlink r:id="rId29">
+        <w:r>
+          <w:rPr>
+            <w:rStyle w:val="Hyperlink"/>
+          </w:rPr>
+          <w:t>38639098</w:t>
+        </w:r>
+      </w:hyperlink>
     </w:p>
     <w:p>
       <w:pPr>
         <w:pStyle w:val="Bibliography"/>
       </w:pPr>
-      <w:bookmarkStart w:id="397" w:name="ref-Dai2023-gk"/>
-      <w:bookmarkEnd w:id="396"/>
+      <w:bookmarkStart w:id="473" w:name="ref-Dai2023-gk"/>
+      <w:bookmarkEnd w:id="472"/>
       <w:r>
         <w:t xml:space="preserve">12. </w:t>
       </w:r>
@@ -19728,31 +19936,21 @@
         <w:tab/>
         <w:t xml:space="preserve">Dai W, Lin J, Jin H, Li T, Tsai Y-S, Gašević D, Chen G. Can large language models provide feedback to students? A case study on ChatGPT. 2023 IEEE International Conference on Advanced Learning Technologies (ICALT) IEEE; 2023. p. 323–325. doi: </w:t>
       </w:r>
-      <w:r>
-        <w:fldChar w:fldCharType="begin"/>
-      </w:r>
-      <w:r>
-        <w:instrText>HYPERLINK "https://doi.org/10.1109/icalt58122.2023.00100" \h</w:instrText>
-      </w:r>
-      <w:r>
-        <w:fldChar w:fldCharType="separate"/>
-      </w:r>
-      <w:r>
-        <w:rPr>
-          <w:rStyle w:val="Hyperlink"/>
-        </w:rPr>
-        <w:t>10.1109/icalt58122.2023.00100</w:t>
-      </w:r>
-      <w:r>
-        <w:fldChar w:fldCharType="end"/>
-      </w:r>
+      <w:hyperlink r:id="rId30">
+        <w:r>
+          <w:rPr>
+            <w:rStyle w:val="Hyperlink"/>
+          </w:rPr>
+          <w:t>10.1109/icalt58122.2023.00100</w:t>
+        </w:r>
+      </w:hyperlink>
     </w:p>
     <w:p>
       <w:pPr>
         <w:pStyle w:val="Bibliography"/>
       </w:pPr>
-      <w:bookmarkStart w:id="398" w:name="ref-Jarry-Trujillo2024-kg"/>
-      <w:bookmarkEnd w:id="397"/>
+      <w:bookmarkStart w:id="474" w:name="ref-Jarry-Trujillo2024-kg"/>
+      <w:bookmarkEnd w:id="473"/>
       <w:r>
         <w:t xml:space="preserve">13. </w:t>
       </w:r>
@@ -19760,31 +19958,21 @@
         <w:tab/>
         <w:t>Jarry Trujillo C, Vela Ulloa J, Escalona Vivas G, Grasset Escobar E, Villagrán Gutiérrez I, Achurra Tirado P, Varas Cohen J. Surgeons vs ChatGPT: Assessment and feedback performance based on real surgical scenarios. J Surg Educ Elsevier BV; 2024 Jul 1;81(7):960–966. PMID:</w:t>
       </w:r>
-      <w:r>
-        <w:fldChar w:fldCharType="begin"/>
-      </w:r>
-      <w:r>
-        <w:instrText>HYPERLINK "https://www.ncbi.nlm.nih.gov/pubmed/38749814" \h</w:instrText>
-      </w:r>
-      <w:r>
-        <w:fldChar w:fldCharType="separate"/>
-      </w:r>
-      <w:r>
-        <w:rPr>
-          <w:rStyle w:val="Hyperlink"/>
-        </w:rPr>
-        <w:t>38749814</w:t>
-      </w:r>
-      <w:r>
-        <w:fldChar w:fldCharType="end"/>
-      </w:r>
+      <w:hyperlink r:id="rId31">
+        <w:r>
+          <w:rPr>
+            <w:rStyle w:val="Hyperlink"/>
+          </w:rPr>
+          <w:t>38749814</w:t>
+        </w:r>
+      </w:hyperlink>
     </w:p>
     <w:p>
       <w:pPr>
         <w:pStyle w:val="Bibliography"/>
       </w:pPr>
-      <w:bookmarkStart w:id="399" w:name="ref-Abd-Alrazaq2023-tz"/>
-      <w:bookmarkEnd w:id="398"/>
+      <w:bookmarkStart w:id="475" w:name="ref-Abd-Alrazaq2023-tz"/>
+      <w:bookmarkEnd w:id="474"/>
       <w:r>
         <w:t xml:space="preserve">14. </w:t>
       </w:r>
@@ -19792,31 +19980,21 @@
         <w:tab/>
         <w:t>Abd-Alrazaq A, AlSaad R, Alhuwail D, Ahmed A, Healy PM, Latifi S, Aziz S, Damseh R, Alabed Alrazak S, Sheikh J. Large language models in medical education: Opportunities, challenges, and future directions. JMIR Med Educ JMIR Medical Education; 2023 Jun 1;9(1):e48291. PMID:</w:t>
       </w:r>
-      <w:r>
-        <w:fldChar w:fldCharType="begin"/>
-      </w:r>
-      <w:r>
-        <w:instrText>HYPERLINK "https://www.ncbi.nlm.nih.gov/pubmed/37261894" \h</w:instrText>
-      </w:r>
-      <w:r>
-        <w:fldChar w:fldCharType="separate"/>
-      </w:r>
-      <w:r>
-        <w:rPr>
-          <w:rStyle w:val="Hyperlink"/>
-        </w:rPr>
-        <w:t>37261894</w:t>
-      </w:r>
-      <w:r>
-        <w:fldChar w:fldCharType="end"/>
-      </w:r>
+      <w:hyperlink r:id="rId32">
+        <w:r>
+          <w:rPr>
+            <w:rStyle w:val="Hyperlink"/>
+          </w:rPr>
+          <w:t>37261894</w:t>
+        </w:r>
+      </w:hyperlink>
     </w:p>
     <w:p>
       <w:pPr>
         <w:pStyle w:val="Bibliography"/>
       </w:pPr>
-      <w:bookmarkStart w:id="400" w:name="ref-LeCun2015-gf"/>
-      <w:bookmarkEnd w:id="399"/>
+      <w:bookmarkStart w:id="476" w:name="ref-LeCun2015-gf"/>
+      <w:bookmarkEnd w:id="475"/>
       <w:r>
         <w:t xml:space="preserve">15. </w:t>
       </w:r>
@@ -19824,65 +20002,43 @@
         <w:tab/>
         <w:t>LeCun Y, Bengio Y, Hinton G. Deep learning. Nature 2015 May 28;521(7553):436–444. PMID:</w:t>
       </w:r>
-      <w:r>
-        <w:fldChar w:fldCharType="begin"/>
-      </w:r>
-      <w:r>
-        <w:instrText>HYPERLINK "https://www.ncbi.nlm.nih.gov/pubmed/26017442" \h</w:instrText>
-      </w:r>
-      <w:r>
-        <w:fldChar w:fldCharType="separate"/>
-      </w:r>
-      <w:r>
-        <w:rPr>
-          <w:rStyle w:val="Hyperlink"/>
-        </w:rPr>
-        <w:t>26017442</w:t>
-      </w:r>
-      <w:r>
-        <w:fldChar w:fldCharType="end"/>
-      </w:r>
+      <w:hyperlink r:id="rId33">
+        <w:r>
+          <w:rPr>
+            <w:rStyle w:val="Hyperlink"/>
+          </w:rPr>
+          <w:t>26017442</w:t>
+        </w:r>
+      </w:hyperlink>
     </w:p>
     <w:p>
       <w:pPr>
         <w:pStyle w:val="Bibliography"/>
       </w:pPr>
-      <w:bookmarkStart w:id="401" w:name="ref-Khan2023-vr"/>
-      <w:bookmarkEnd w:id="400"/>
+      <w:bookmarkStart w:id="477" w:name="ref-Khan2023-vr"/>
+      <w:bookmarkEnd w:id="476"/>
       <w:r>
         <w:t xml:space="preserve">16. </w:t>
       </w:r>
       <w:r>
         <w:tab/>
-      </w:r>
-      <w:r>
         <w:t>Khan RA, Jawaid M, Khan AR, Sajjad M. ChatGPT - Reshaping medical education and clinical management. Pak J Med Sci Q 2023;39(2):605–607. PMID:</w:t>
       </w:r>
-      <w:r>
-        <w:fldChar w:fldCharType="begin"/>
-      </w:r>
-      <w:r>
-        <w:instrText>HYPERLINK "https://www.ncbi.nlm.nih.gov/pubmed/36950398" \h</w:instrText>
-      </w:r>
-      <w:r>
-        <w:fldChar w:fldCharType="separate"/>
-      </w:r>
-      <w:r>
-        <w:rPr>
-          <w:rStyle w:val="Hyperlink"/>
-        </w:rPr>
-        <w:t>36950398</w:t>
-      </w:r>
-      <w:r>
-        <w:fldChar w:fldCharType="end"/>
-      </w:r>
+      <w:hyperlink r:id="rId34">
+        <w:r>
+          <w:rPr>
+            <w:rStyle w:val="Hyperlink"/>
+          </w:rPr>
+          <w:t>36950398</w:t>
+        </w:r>
+      </w:hyperlink>
     </w:p>
     <w:p>
       <w:pPr>
         <w:pStyle w:val="Bibliography"/>
       </w:pPr>
-      <w:bookmarkStart w:id="402" w:name="ref-Lee2024-th"/>
-      <w:bookmarkEnd w:id="401"/>
+      <w:bookmarkStart w:id="478" w:name="ref-Lee2024-th"/>
+      <w:bookmarkEnd w:id="477"/>
       <w:r>
         <w:t xml:space="preserve">17. </w:t>
       </w:r>
@@ -19890,31 +20046,21 @@
         <w:tab/>
         <w:t>Lee H. The rise of ChatGPT: Exploring its potential in medical education. Anat Sci Educ Wiley; 2024 Jul;17(5):926–931. PMID:</w:t>
       </w:r>
-      <w:r>
-        <w:fldChar w:fldCharType="begin"/>
-      </w:r>
-      <w:r>
-        <w:instrText>HYPERLINK "https://www.ncbi.nlm.nih.gov/pubmed/36916887" \h</w:instrText>
-      </w:r>
-      <w:r>
-        <w:fldChar w:fldCharType="separate"/>
-      </w:r>
-      <w:r>
-        <w:rPr>
-          <w:rStyle w:val="Hyperlink"/>
-        </w:rPr>
-        <w:t>36916887</w:t>
-      </w:r>
-      <w:r>
-        <w:fldChar w:fldCharType="end"/>
-      </w:r>
+      <w:hyperlink r:id="rId35">
+        <w:r>
+          <w:rPr>
+            <w:rStyle w:val="Hyperlink"/>
+          </w:rPr>
+          <w:t>36916887</w:t>
+        </w:r>
+      </w:hyperlink>
     </w:p>
     <w:p>
       <w:pPr>
         <w:pStyle w:val="Bibliography"/>
       </w:pPr>
-      <w:bookmarkStart w:id="403" w:name="ref-Steiss2024-ra"/>
-      <w:bookmarkEnd w:id="402"/>
+      <w:bookmarkStart w:id="479" w:name="ref-Steiss2024-ra"/>
+      <w:bookmarkEnd w:id="478"/>
       <w:r>
         <w:t xml:space="preserve">18. </w:t>
       </w:r>
@@ -19922,31 +20068,21 @@
         <w:tab/>
         <w:t xml:space="preserve">Steiss J, Tate T, Graham S, Cruz J, Hebert M, Wang J, Moon Y, Tseng W, Warschauer M, Olson CB. Comparing the quality of human and ChatGPT feedback of students’ writing. Learning and Instruction 2024 Jun 1;91:101894. doi: </w:t>
       </w:r>
-      <w:r>
-        <w:fldChar w:fldCharType="begin"/>
-      </w:r>
-      <w:r>
-        <w:instrText>HYPERLINK "https://doi.org/10.1016/j.learninstruc.2024.101894" \h</w:instrText>
-      </w:r>
-      <w:r>
-        <w:fldChar w:fldCharType="separate"/>
-      </w:r>
-      <w:r>
-        <w:rPr>
-          <w:rStyle w:val="Hyperlink"/>
-        </w:rPr>
-        <w:t>10.1016/j.learninstruc.2024.101894</w:t>
-      </w:r>
-      <w:r>
-        <w:fldChar w:fldCharType="end"/>
-      </w:r>
+      <w:hyperlink r:id="rId36">
+        <w:r>
+          <w:rPr>
+            <w:rStyle w:val="Hyperlink"/>
+          </w:rPr>
+          <w:t>10.1016/j.learninstruc.2024.101894</w:t>
+        </w:r>
+      </w:hyperlink>
     </w:p>
     <w:p>
       <w:pPr>
         <w:pStyle w:val="Bibliography"/>
       </w:pPr>
-      <w:bookmarkStart w:id="404" w:name="ref-Ortega-Ochoa2024-ub"/>
-      <w:bookmarkEnd w:id="403"/>
+      <w:bookmarkStart w:id="480" w:name="ref-Ortega-Ochoa2024-ub"/>
+      <w:bookmarkEnd w:id="479"/>
       <w:r>
         <w:t xml:space="preserve">19. </w:t>
       </w:r>
@@ -19954,31 +20090,21 @@
         <w:tab/>
         <w:t xml:space="preserve">Ortega-Ochoa E, Quiroga Pérez J, Arguedas M, Daradoumis T, Marquès Puig JM. The effectiveness of empathic chatbot feedback for developing computer competencies, motivation, self-regulation, and metacognitive reasoning in online higher education. Internet of Things 2024 Apr 1;25:101101. doi: </w:t>
       </w:r>
-      <w:r>
-        <w:fldChar w:fldCharType="begin"/>
-      </w:r>
-      <w:r>
-        <w:instrText>HYPERLINK "https://doi.org/10.1016/j.iot.2024.101101" \h</w:instrText>
-      </w:r>
-      <w:r>
-        <w:fldChar w:fldCharType="separate"/>
-      </w:r>
-      <w:r>
-        <w:rPr>
-          <w:rStyle w:val="Hyperlink"/>
-        </w:rPr>
-        <w:t>10.1016/j.iot.2024.101101</w:t>
-      </w:r>
-      <w:r>
-        <w:fldChar w:fldCharType="end"/>
-      </w:r>
+      <w:hyperlink r:id="rId37">
+        <w:r>
+          <w:rPr>
+            <w:rStyle w:val="Hyperlink"/>
+          </w:rPr>
+          <w:t>10.1016/j.iot.2024.101101</w:t>
+        </w:r>
+      </w:hyperlink>
     </w:p>
     <w:p>
       <w:pPr>
         <w:pStyle w:val="Bibliography"/>
       </w:pPr>
-      <w:bookmarkStart w:id="405" w:name="ref-Jayawardena2025-gj"/>
-      <w:bookmarkEnd w:id="404"/>
+      <w:bookmarkStart w:id="481" w:name="ref-Jayawardena2025-gj"/>
+      <w:bookmarkEnd w:id="480"/>
       <w:r>
         <w:t xml:space="preserve">20. </w:t>
       </w:r>
@@ -19986,31 +20112,21 @@
         <w:tab/>
         <w:t>Jayawardena CK, Gunathilake Y, Ihalagedara D. Dental students’ learning experience: Artificial intelligence vs human feedback on assignments. Int Dent J Elsevier BV; 2025 Feb 1;75(1):100–108. PMID:</w:t>
       </w:r>
-      <w:r>
-        <w:fldChar w:fldCharType="begin"/>
-      </w:r>
-      <w:r>
-        <w:instrText>HYPERLINK "https://www.ncbi.nlm.nih.gov/pubmed/39799065" \h</w:instrText>
-      </w:r>
-      <w:r>
-        <w:fldChar w:fldCharType="separate"/>
-      </w:r>
-      <w:r>
-        <w:rPr>
-          <w:rStyle w:val="Hyperlink"/>
-        </w:rPr>
-        <w:t>39799065</w:t>
-      </w:r>
-      <w:r>
-        <w:fldChar w:fldCharType="end"/>
-      </w:r>
+      <w:hyperlink r:id="rId38">
+        <w:r>
+          <w:rPr>
+            <w:rStyle w:val="Hyperlink"/>
+          </w:rPr>
+          <w:t>39799065</w:t>
+        </w:r>
+      </w:hyperlink>
     </w:p>
     <w:p>
       <w:pPr>
         <w:pStyle w:val="Bibliography"/>
       </w:pPr>
-      <w:bookmarkStart w:id="406" w:name="ref-Haider2025-tc"/>
-      <w:bookmarkEnd w:id="405"/>
+      <w:bookmarkStart w:id="482" w:name="ref-Haider2025-tc"/>
+      <w:bookmarkEnd w:id="481"/>
       <w:r>
         <w:t xml:space="preserve">21. </w:t>
       </w:r>
@@ -20018,31 +20134,21 @@
         <w:tab/>
         <w:t xml:space="preserve">Haider N, Morjaria L, Sheth U, Al-Jabouri N, Sibbald M. MD student perceptions of ChatGPT for reflective writing feedback in undergraduate medical education. International Medical Education MDPI AG; 2025 Jul 23;4(3):27. doi: </w:t>
       </w:r>
-      <w:r>
-        <w:fldChar w:fldCharType="begin"/>
-      </w:r>
-      <w:r>
-        <w:instrText>HYPERLINK "https://doi.org/10.3390/ime4030027" \h</w:instrText>
-      </w:r>
-      <w:r>
-        <w:fldChar w:fldCharType="separate"/>
-      </w:r>
-      <w:r>
-        <w:rPr>
-          <w:rStyle w:val="Hyperlink"/>
-        </w:rPr>
-        <w:t>10.3390/ime4030027</w:t>
-      </w:r>
-      <w:r>
-        <w:fldChar w:fldCharType="end"/>
-      </w:r>
+      <w:hyperlink r:id="rId39">
+        <w:r>
+          <w:rPr>
+            <w:rStyle w:val="Hyperlink"/>
+          </w:rPr>
+          <w:t>10.3390/ime4030027</w:t>
+        </w:r>
+      </w:hyperlink>
     </w:p>
     <w:p>
       <w:pPr>
         <w:pStyle w:val="Bibliography"/>
       </w:pPr>
-      <w:bookmarkStart w:id="407" w:name="ref-Cicek2025-ru"/>
-      <w:bookmarkEnd w:id="406"/>
+      <w:bookmarkStart w:id="483" w:name="ref-Cicek2025-ru"/>
+      <w:bookmarkEnd w:id="482"/>
       <w:r>
         <w:t xml:space="preserve">22. </w:t>
       </w:r>
@@ -20050,31 +20156,21 @@
         <w:tab/>
         <w:t>Çiçek FE, Ülker M, Özer M, Kıyak YS. ChatGPT versus expert feedback on clinical reasoning questions and their effect on learning: a randomized controlled trial. Postgrad Med J Postgrad Med J; 2025 Apr 22;101(1195):458–463. PMID:</w:t>
       </w:r>
-      <w:r>
-        <w:fldChar w:fldCharType="begin"/>
-      </w:r>
-      <w:r>
-        <w:instrText>HYPERLINK "https://www.ncbi.nlm.nih.gov/pubmed/39656920" \h</w:instrText>
-      </w:r>
-      <w:r>
-        <w:fldChar w:fldCharType="separate"/>
-      </w:r>
-      <w:r>
-        <w:rPr>
-          <w:rStyle w:val="Hyperlink"/>
-        </w:rPr>
-        <w:t>39656920</w:t>
-      </w:r>
-      <w:r>
-        <w:fldChar w:fldCharType="end"/>
-      </w:r>
+      <w:hyperlink r:id="rId40">
+        <w:r>
+          <w:rPr>
+            <w:rStyle w:val="Hyperlink"/>
+          </w:rPr>
+          <w:t>39656920</w:t>
+        </w:r>
+      </w:hyperlink>
     </w:p>
     <w:p>
       <w:pPr>
         <w:pStyle w:val="Bibliography"/>
       </w:pPr>
-      <w:bookmarkStart w:id="408" w:name="ref-Usher2025-md"/>
-      <w:bookmarkEnd w:id="407"/>
+      <w:bookmarkStart w:id="484" w:name="ref-Usher2025-md"/>
+      <w:bookmarkEnd w:id="483"/>
       <w:r>
         <w:t xml:space="preserve">23. </w:t>
       </w:r>
@@ -20082,31 +20178,21 @@
         <w:tab/>
         <w:t xml:space="preserve">Usher M. Generative AI vs. instructor vs. peer assessments: a comparison of grading and feedback in higher education. Assess Eval High Educ Informa UK Limited; 2025 Aug 18;50(6):912–927. doi: </w:t>
       </w:r>
-      <w:r>
-        <w:fldChar w:fldCharType="begin"/>
-      </w:r>
-      <w:r>
-        <w:instrText>HYPERLINK "https://doi.org/10.1080/02602938.2025.2487495" \h</w:instrText>
-      </w:r>
-      <w:r>
-        <w:fldChar w:fldCharType="separate"/>
-      </w:r>
-      <w:r>
-        <w:rPr>
-          <w:rStyle w:val="Hyperlink"/>
-        </w:rPr>
-        <w:t>10.1080/02602938.2025.2487495</w:t>
-      </w:r>
-      <w:r>
-        <w:fldChar w:fldCharType="end"/>
-      </w:r>
+      <w:hyperlink r:id="rId41">
+        <w:r>
+          <w:rPr>
+            <w:rStyle w:val="Hyperlink"/>
+          </w:rPr>
+          <w:t>10.1080/02602938.2025.2487495</w:t>
+        </w:r>
+      </w:hyperlink>
     </w:p>
     <w:p>
       <w:pPr>
         <w:pStyle w:val="Bibliography"/>
       </w:pPr>
-      <w:bookmarkStart w:id="409" w:name="ref-Er2025-is"/>
-      <w:bookmarkEnd w:id="408"/>
+      <w:bookmarkStart w:id="485" w:name="ref-Er2025-is"/>
+      <w:bookmarkEnd w:id="484"/>
       <w:r>
         <w:t xml:space="preserve">24. </w:t>
       </w:r>
@@ -20114,31 +20200,21 @@
         <w:tab/>
         <w:t xml:space="preserve">Er E, Akçapınar G, Bayazıt A, Noroozi O, Banihashem SK. Assessing student perceptions and use of instructor versus AI‐generated feedback. Br J Educ Technol Wiley; 2025 May 1;56(3):1074–1091. doi: </w:t>
       </w:r>
-      <w:r>
-        <w:fldChar w:fldCharType="begin"/>
-      </w:r>
-      <w:r>
-        <w:instrText>HYPERLINK "https://doi.org/10.1111/bjet.13558" \h</w:instrText>
-      </w:r>
-      <w:r>
-        <w:fldChar w:fldCharType="separate"/>
-      </w:r>
-      <w:r>
-        <w:rPr>
-          <w:rStyle w:val="Hyperlink"/>
-        </w:rPr>
-        <w:t>10.1111/bjet.13558</w:t>
-      </w:r>
-      <w:r>
-        <w:fldChar w:fldCharType="end"/>
-      </w:r>
+      <w:hyperlink r:id="rId42">
+        <w:r>
+          <w:rPr>
+            <w:rStyle w:val="Hyperlink"/>
+          </w:rPr>
+          <w:t>10.1111/bjet.13558</w:t>
+        </w:r>
+      </w:hyperlink>
     </w:p>
     <w:p>
       <w:pPr>
         <w:pStyle w:val="Bibliography"/>
       </w:pPr>
-      <w:bookmarkStart w:id="410" w:name="ref-Ali2025-fd"/>
-      <w:bookmarkEnd w:id="409"/>
+      <w:bookmarkStart w:id="486" w:name="ref-Ali2025-fd"/>
+      <w:bookmarkEnd w:id="485"/>
       <w:r>
         <w:t xml:space="preserve">25. </w:t>
       </w:r>
@@ -20146,31 +20222,21 @@
         <w:tab/>
         <w:t>Ali M, Harbieh I, Haider KH. Bytes versus brains: A comparative study of AI-generated feedback and human tutor feedback in medical education. Med Teach Taylor &amp; Francis; 2025 Jun 18;1–11. PMID:</w:t>
       </w:r>
-      <w:r>
-        <w:fldChar w:fldCharType="begin"/>
-      </w:r>
-      <w:r>
-        <w:instrText>HYPERLINK "https://www.ncbi.nlm.nih.gov/pubmed/40528415" \h</w:instrText>
-      </w:r>
-      <w:r>
-        <w:fldChar w:fldCharType="separate"/>
-      </w:r>
-      <w:r>
-        <w:rPr>
-          <w:rStyle w:val="Hyperlink"/>
-        </w:rPr>
-        <w:t>40528415</w:t>
-      </w:r>
-      <w:r>
-        <w:fldChar w:fldCharType="end"/>
-      </w:r>
+      <w:hyperlink r:id="rId43">
+        <w:r>
+          <w:rPr>
+            <w:rStyle w:val="Hyperlink"/>
+          </w:rPr>
+          <w:t>40528415</w:t>
+        </w:r>
+      </w:hyperlink>
     </w:p>
     <w:p>
       <w:pPr>
         <w:pStyle w:val="Bibliography"/>
       </w:pPr>
-      <w:bookmarkStart w:id="411" w:name="ref-Andreou2024-mt"/>
-      <w:bookmarkEnd w:id="410"/>
+      <w:bookmarkStart w:id="487" w:name="ref-Andreou2024-mt"/>
+      <w:bookmarkEnd w:id="486"/>
       <w:r>
         <w:t xml:space="preserve">26. </w:t>
       </w:r>
@@ -20178,31 +20244,21 @@
         <w:tab/>
         <w:t>Andreou V, Peters S, Eggermont J, Schoenmakers B. Evaluating feedback comments in Entrustable Professional Activities: A cross-sectional study. J Med Educ Curric Dev J Med Educ Curric Dev; 2024 Jan 24;11:23821205241275810. PMID:</w:t>
       </w:r>
-      <w:r>
-        <w:fldChar w:fldCharType="begin"/>
-      </w:r>
-      <w:r>
-        <w:instrText>HYPERLINK "https://www.ncbi.nlm.nih.gov/pubmed/39346122" \h</w:instrText>
-      </w:r>
-      <w:r>
-        <w:fldChar w:fldCharType="separate"/>
-      </w:r>
-      <w:r>
-        <w:rPr>
-          <w:rStyle w:val="Hyperlink"/>
-        </w:rPr>
-        <w:t>39346122</w:t>
-      </w:r>
-      <w:r>
-        <w:fldChar w:fldCharType="end"/>
-      </w:r>
+      <w:hyperlink r:id="rId44">
+        <w:r>
+          <w:rPr>
+            <w:rStyle w:val="Hyperlink"/>
+          </w:rPr>
+          <w:t>39346122</w:t>
+        </w:r>
+      </w:hyperlink>
     </w:p>
     <w:p>
       <w:pPr>
         <w:pStyle w:val="Bibliography"/>
       </w:pPr>
-      <w:bookmarkStart w:id="412" w:name="ref-Poeppelman2025-iv"/>
-      <w:bookmarkEnd w:id="411"/>
+      <w:bookmarkStart w:id="488" w:name="ref-Poeppelman2025-iv"/>
+      <w:bookmarkEnd w:id="487"/>
       <w:r>
         <w:t xml:space="preserve">27. </w:t>
       </w:r>
@@ -20210,31 +20266,21 @@
         <w:tab/>
         <w:t>Poeppelman RS, Cho J, Nachbor K, Sekhar TC, Pruett J, Baim A, Strul S, Barsam A, Langworthy B, Waxman EL, Culican SM. “but why?”: Explanatory feedback is a reliable marker of high-quality narrative assessment of surgical performance. Acad Med Ovid Technologies (Wolters Kluwer Health); 2025 May 1;100(5):614–620. PMID:</w:t>
       </w:r>
-      <w:r>
-        <w:fldChar w:fldCharType="begin"/>
-      </w:r>
-      <w:r>
-        <w:instrText>HYPERLINK "https://www.ncbi.nlm.nih.gov/pubmed/39889694" \h</w:instrText>
-      </w:r>
-      <w:r>
-        <w:fldChar w:fldCharType="separate"/>
-      </w:r>
-      <w:r>
-        <w:rPr>
-          <w:rStyle w:val="Hyperlink"/>
-        </w:rPr>
-        <w:t>39889694</w:t>
-      </w:r>
-      <w:r>
-        <w:fldChar w:fldCharType="end"/>
-      </w:r>
+      <w:hyperlink r:id="rId45">
+        <w:r>
+          <w:rPr>
+            <w:rStyle w:val="Hyperlink"/>
+          </w:rPr>
+          <w:t>39889694</w:t>
+        </w:r>
+      </w:hyperlink>
     </w:p>
     <w:p>
       <w:pPr>
         <w:pStyle w:val="Bibliography"/>
       </w:pPr>
-      <w:bookmarkStart w:id="413" w:name="ref-Lu2023-da"/>
-      <w:bookmarkEnd w:id="412"/>
+      <w:bookmarkStart w:id="489" w:name="ref-Lu2023-da"/>
+      <w:bookmarkEnd w:id="488"/>
       <w:r>
         <w:t xml:space="preserve">28. </w:t>
       </w:r>
@@ -20242,31 +20288,21 @@
         <w:tab/>
         <w:t>Lu KJQ, Meaney C, Guo E, Leung F-H. Evaluating the applicability of existing lexicon-based sentiment analysis techniques on family medicine resident feedback field notes: Retrospective cohort study. JMIR Med Educ JMIR Publications Inc.; 2023 Jul 27;9:e41953. PMID:</w:t>
       </w:r>
-      <w:r>
-        <w:fldChar w:fldCharType="begin"/>
-      </w:r>
-      <w:r>
-        <w:instrText>HYPERLINK "https://www.ncbi.nlm.nih.gov/pubmed/37498660" \h</w:instrText>
-      </w:r>
-      <w:r>
-        <w:fldChar w:fldCharType="separate"/>
-      </w:r>
-      <w:r>
-        <w:rPr>
-          <w:rStyle w:val="Hyperlink"/>
-        </w:rPr>
-        <w:t>37498660</w:t>
-      </w:r>
-      <w:r>
-        <w:fldChar w:fldCharType="end"/>
-      </w:r>
+      <w:hyperlink r:id="rId46">
+        <w:r>
+          <w:rPr>
+            <w:rStyle w:val="Hyperlink"/>
+          </w:rPr>
+          <w:t>37498660</w:t>
+        </w:r>
+      </w:hyperlink>
     </w:p>
     <w:p>
       <w:pPr>
         <w:pStyle w:val="Bibliography"/>
       </w:pPr>
-      <w:bookmarkStart w:id="414" w:name="ref-Mooney2022-hy"/>
-      <w:bookmarkEnd w:id="413"/>
+      <w:bookmarkStart w:id="490" w:name="ref-Mooney2022-hy"/>
+      <w:bookmarkEnd w:id="489"/>
       <w:r>
         <w:t xml:space="preserve">29. </w:t>
       </w:r>
@@ -20274,31 +20310,21 @@
         <w:tab/>
         <w:t>Mooney CJ, Pascoe JM, Blatt AE, Lang VJ, Kelly MS, Braun MK, Burch JE, Stone RT. Predictors of faculty narrative evaluation quality in medical school clerkships. Medical education Med Educ; 2022 Dec;56(12). PMID:</w:t>
       </w:r>
-      <w:r>
-        <w:fldChar w:fldCharType="begin"/>
-      </w:r>
-      <w:r>
-        <w:instrText>HYPERLINK "https://www.ncbi.nlm.nih.gov/pubmed/35950329" \h</w:instrText>
-      </w:r>
-      <w:r>
-        <w:fldChar w:fldCharType="separate"/>
-      </w:r>
-      <w:r>
-        <w:rPr>
-          <w:rStyle w:val="Hyperlink"/>
-        </w:rPr>
-        <w:t>35950329</w:t>
-      </w:r>
-      <w:r>
-        <w:fldChar w:fldCharType="end"/>
-      </w:r>
+      <w:hyperlink r:id="rId47">
+        <w:r>
+          <w:rPr>
+            <w:rStyle w:val="Hyperlink"/>
+          </w:rPr>
+          <w:t>35950329</w:t>
+        </w:r>
+      </w:hyperlink>
     </w:p>
     <w:p>
       <w:pPr>
         <w:pStyle w:val="Bibliography"/>
       </w:pPr>
-      <w:bookmarkStart w:id="415" w:name="ref-Coughlin2022-qj"/>
-      <w:bookmarkEnd w:id="414"/>
+      <w:bookmarkStart w:id="491" w:name="ref-Coughlin2022-qj"/>
+      <w:bookmarkEnd w:id="490"/>
       <w:r>
         <w:t xml:space="preserve">30. </w:t>
       </w:r>
@@ -20306,31 +20332,21 @@
         <w:tab/>
         <w:t>Coughlin RF, Tsyrulnik A, Gottlieb M, Bod J, Barnicle R, Dziura J, Della-Giustina D, Goldflam K. Differences in faculty feedback for high, expected, and below-expected clinically performing emergency medicine residents. AEM Educ Train Wiley; 2022 Oct 17;6(5):e10788. PMID:</w:t>
       </w:r>
-      <w:r>
-        <w:fldChar w:fldCharType="begin"/>
-      </w:r>
-      <w:r>
-        <w:instrText>HYPERLINK "https://www.ncbi.nlm.nih.gov/pubmed/36189452" \h</w:instrText>
-      </w:r>
-      <w:r>
-        <w:fldChar w:fldCharType="separate"/>
-      </w:r>
-      <w:r>
-        <w:rPr>
-          <w:rStyle w:val="Hyperlink"/>
-        </w:rPr>
-        <w:t>36189452</w:t>
-      </w:r>
-      <w:r>
-        <w:fldChar w:fldCharType="end"/>
-      </w:r>
+      <w:hyperlink r:id="rId48">
+        <w:r>
+          <w:rPr>
+            <w:rStyle w:val="Hyperlink"/>
+          </w:rPr>
+          <w:t>36189452</w:t>
+        </w:r>
+      </w:hyperlink>
     </w:p>
     <w:p>
       <w:pPr>
         <w:pStyle w:val="Bibliography"/>
       </w:pPr>
-      <w:bookmarkStart w:id="416" w:name="ref-Van-Ostaeyen2023-wo"/>
-      <w:bookmarkEnd w:id="415"/>
+      <w:bookmarkStart w:id="492" w:name="ref-Van-Ostaeyen2023-wo"/>
+      <w:bookmarkEnd w:id="491"/>
       <w:r>
         <w:t xml:space="preserve">31. </w:t>
       </w:r>
@@ -20338,31 +20354,21 @@
         <w:tab/>
         <w:t>Van Ostaeyen S, Embo M, Rotsaert T, De Clercq O, Schellens T, Valcke M. A qualitative textual analysis of feedback comments in ePortfolios: Quality and alignment with the CanMEDS roles. Perspect Med Educ Perspect Med Educ; 2023 Dec 22;12(1):584–593. PMID:</w:t>
       </w:r>
-      <w:r>
-        <w:fldChar w:fldCharType="begin"/>
-      </w:r>
-      <w:r>
-        <w:instrText>HYPERLINK "https://www.ncbi.nlm.nih.gov/pubmed/38144672" \h</w:instrText>
-      </w:r>
-      <w:r>
-        <w:fldChar w:fldCharType="separate"/>
-      </w:r>
-      <w:r>
-        <w:rPr>
-          <w:rStyle w:val="Hyperlink"/>
-        </w:rPr>
-        <w:t>38144672</w:t>
-      </w:r>
-      <w:r>
-        <w:fldChar w:fldCharType="end"/>
-      </w:r>
+      <w:hyperlink r:id="rId49">
+        <w:r>
+          <w:rPr>
+            <w:rStyle w:val="Hyperlink"/>
+          </w:rPr>
+          <w:t>38144672</w:t>
+        </w:r>
+      </w:hyperlink>
     </w:p>
     <w:p>
       <w:pPr>
         <w:pStyle w:val="Bibliography"/>
       </w:pPr>
-      <w:bookmarkStart w:id="417" w:name="ref-Lin2024-zt"/>
-      <w:bookmarkEnd w:id="416"/>
+      <w:bookmarkStart w:id="493" w:name="ref-Lin2024-zt"/>
+      <w:bookmarkEnd w:id="492"/>
       <w:r>
         <w:t xml:space="preserve">32. </w:t>
       </w:r>
@@ -20370,31 +20376,21 @@
         <w:tab/>
         <w:t xml:space="preserve">Lin S, Crosthwaite P. The grass is not always greener: Teacher vs. GPT-assisted written corrective feedback. System Elsevier BV; 2024 Dec 1;127(103529):103529. doi: </w:t>
       </w:r>
-      <w:r>
-        <w:fldChar w:fldCharType="begin"/>
-      </w:r>
-      <w:r>
-        <w:instrText>HYPERLINK "https://doi.org/10.1016/j.system.2024.103529" \h</w:instrText>
-      </w:r>
-      <w:r>
-        <w:fldChar w:fldCharType="separate"/>
-      </w:r>
-      <w:r>
-        <w:rPr>
-          <w:rStyle w:val="Hyperlink"/>
-        </w:rPr>
-        <w:t>10.1016/j.system.2024.103529</w:t>
-      </w:r>
-      <w:r>
-        <w:fldChar w:fldCharType="end"/>
-      </w:r>
+      <w:hyperlink r:id="rId50">
+        <w:r>
+          <w:rPr>
+            <w:rStyle w:val="Hyperlink"/>
+          </w:rPr>
+          <w:t>10.1016/j.system.2024.103529</w:t>
+        </w:r>
+      </w:hyperlink>
     </w:p>
     <w:p>
       <w:pPr>
         <w:pStyle w:val="Bibliography"/>
       </w:pPr>
-      <w:bookmarkStart w:id="418" w:name="ref-Nazaretsky2024-sf"/>
-      <w:bookmarkEnd w:id="417"/>
+      <w:bookmarkStart w:id="494" w:name="ref-Nazaretsky2024-sf"/>
+      <w:bookmarkEnd w:id="493"/>
       <w:r>
         <w:t xml:space="preserve">33. </w:t>
       </w:r>
@@ -20402,24 +20398,14 @@
         <w:tab/>
         <w:t xml:space="preserve">Nazaretsky T, Mejia-Domenzain P, Swamy V, Frej J, Käser T. AI or human? Evaluating student feedback perceptions in higher education. Lecture Notes in Computer Science Springer Nature Switzerland; 2024. p. 284–298. doi: </w:t>
       </w:r>
-      <w:r>
-        <w:fldChar w:fldCharType="begin"/>
-      </w:r>
-      <w:r>
-        <w:instrText>HYPERLINK "https://doi.org/10.1007/978-3-031-72315-5_20" \h</w:instrText>
-      </w:r>
-      <w:r>
-        <w:fldChar w:fldCharType="separate"/>
-      </w:r>
-      <w:r>
-        <w:rPr>
-          <w:rStyle w:val="Hyperlink"/>
-        </w:rPr>
-        <w:t>10.1007/978-3-031-72315-5_20</w:t>
-      </w:r>
-      <w:r>
-        <w:fldChar w:fldCharType="end"/>
-      </w:r>
+      <w:hyperlink r:id="rId51">
+        <w:r>
+          <w:rPr>
+            <w:rStyle w:val="Hyperlink"/>
+          </w:rPr>
+          <w:t>10.1007/978-3-031-72315-5_20</w:t>
+        </w:r>
+      </w:hyperlink>
       <w:r>
         <w:t>ISBN:9783031723148</w:t>
       </w:r>
@@ -20428,8 +20414,8 @@
       <w:pPr>
         <w:pStyle w:val="Bibliography"/>
       </w:pPr>
-      <w:bookmarkStart w:id="419" w:name="ref-Zhang2025-cg"/>
-      <w:bookmarkEnd w:id="418"/>
+      <w:bookmarkStart w:id="495" w:name="ref-Zhang2025-cg"/>
+      <w:bookmarkEnd w:id="494"/>
       <w:r>
         <w:t xml:space="preserve">34. </w:t>
       </w:r>
@@ -20437,31 +20423,21 @@
         <w:tab/>
         <w:t xml:space="preserve">Zhang A, Gao Y, Suraworachet W, Nazaretsky T, Cukurova M. Evaluating trust in AI, human, and co-produced feedback among undergraduate students. arXiv [csHC] 2025. doi: </w:t>
       </w:r>
-      <w:r>
-        <w:fldChar w:fldCharType="begin"/>
-      </w:r>
-      <w:r>
-        <w:instrText>HYPERLINK "https://doi.org/10.48550/arXiv.2504.10961" \h</w:instrText>
-      </w:r>
-      <w:r>
-        <w:fldChar w:fldCharType="separate"/>
-      </w:r>
-      <w:r>
-        <w:rPr>
-          <w:rStyle w:val="Hyperlink"/>
-        </w:rPr>
-        <w:t>10.48550/arXiv.2504.10961</w:t>
-      </w:r>
-      <w:r>
-        <w:fldChar w:fldCharType="end"/>
-      </w:r>
+      <w:hyperlink r:id="rId52">
+        <w:r>
+          <w:rPr>
+            <w:rStyle w:val="Hyperlink"/>
+          </w:rPr>
+          <w:t>10.48550/arXiv.2504.10961</w:t>
+        </w:r>
+      </w:hyperlink>
     </w:p>
     <w:p>
       <w:pPr>
         <w:pStyle w:val="Bibliography"/>
       </w:pPr>
-      <w:bookmarkStart w:id="420" w:name="ref-Rudian2025-nq"/>
-      <w:bookmarkEnd w:id="419"/>
+      <w:bookmarkStart w:id="496" w:name="ref-Rudian2025-nq"/>
+      <w:bookmarkEnd w:id="495"/>
       <w:r>
         <w:t xml:space="preserve">35. </w:t>
       </w:r>
@@ -20469,31 +20445,21 @@
         <w:tab/>
         <w:t xml:space="preserve">Rüdian S, Podelo J, Kužílek J, Pinkwart N. Feedback on feedback: Student’s perceptions for feedback from teachers and few-shot LLMs. Proceedings of the 15th International Learning Analytics and Knowledge Conference ACM; 2025. p. 82–92. doi: </w:t>
       </w:r>
-      <w:r>
-        <w:fldChar w:fldCharType="begin"/>
-      </w:r>
-      <w:r>
-        <w:instrText>HYPERLINK "https://doi.org/10.1145/3706468.3706479" \h</w:instrText>
-      </w:r>
-      <w:r>
-        <w:fldChar w:fldCharType="separate"/>
-      </w:r>
-      <w:r>
-        <w:rPr>
-          <w:rStyle w:val="Hyperlink"/>
-        </w:rPr>
-        <w:t>10.1145/3706468.3706479</w:t>
-      </w:r>
-      <w:r>
-        <w:fldChar w:fldCharType="end"/>
-      </w:r>
+      <w:hyperlink r:id="rId53">
+        <w:r>
+          <w:rPr>
+            <w:rStyle w:val="Hyperlink"/>
+          </w:rPr>
+          <w:t>10.1145/3706468.3706479</w:t>
+        </w:r>
+      </w:hyperlink>
     </w:p>
     <w:p>
       <w:pPr>
         <w:pStyle w:val="Bibliography"/>
       </w:pPr>
-      <w:bookmarkStart w:id="421" w:name="ref-Nishigori2024-rr"/>
-      <w:bookmarkEnd w:id="420"/>
+      <w:bookmarkStart w:id="497" w:name="ref-Nishigori2024-rr"/>
+      <w:bookmarkEnd w:id="496"/>
       <w:r>
         <w:t xml:space="preserve">36. </w:t>
       </w:r>
@@ -20503,31 +20469,21 @@
       <w:r>
         <w:t>Nishigori H. Medical education in Japan. Med Teach Informa UK Limited; 2024 Sep 4;46(sup1):S4–S10. PMID:</w:t>
       </w:r>
-      <w:r>
-        <w:fldChar w:fldCharType="begin"/>
-      </w:r>
-      <w:r>
-        <w:instrText>HYPERLINK "https://www.ncbi.nlm.nih.gov/pubmed/39545499" \h</w:instrText>
-      </w:r>
-      <w:r>
-        <w:fldChar w:fldCharType="separate"/>
-      </w:r>
-      <w:r>
-        <w:rPr>
-          <w:rStyle w:val="Hyperlink"/>
-        </w:rPr>
-        <w:t>39545499</w:t>
-      </w:r>
-      <w:r>
-        <w:fldChar w:fldCharType="end"/>
-      </w:r>
+      <w:hyperlink r:id="rId54">
+        <w:r>
+          <w:rPr>
+            <w:rStyle w:val="Hyperlink"/>
+          </w:rPr>
+          <w:t>39545499</w:t>
+        </w:r>
+      </w:hyperlink>
     </w:p>
     <w:p>
       <w:pPr>
         <w:pStyle w:val="Bibliography"/>
       </w:pPr>
-      <w:bookmarkStart w:id="422" w:name="ref-Fetters2013-ob"/>
-      <w:bookmarkEnd w:id="421"/>
+      <w:bookmarkStart w:id="498" w:name="ref-Fetters2013-ob"/>
+      <w:bookmarkEnd w:id="497"/>
       <w:r>
         <w:t xml:space="preserve">37. </w:t>
       </w:r>
@@ -20535,31 +20491,21 @@
         <w:tab/>
         <w:t>Fetters MD, Curry LA, Creswell JW. Achieving integration in mixed methods designs-principles and practices. Health Serv Res 2013 Dec;48(6 Pt 2):2134–2156. PMID:</w:t>
       </w:r>
-      <w:r>
-        <w:fldChar w:fldCharType="begin"/>
-      </w:r>
-      <w:r>
-        <w:instrText>HYPERLINK "https://www.ncbi.nlm.nih.gov/pubmed/24279835" \h</w:instrText>
-      </w:r>
-      <w:r>
-        <w:fldChar w:fldCharType="separate"/>
-      </w:r>
-      <w:r>
-        <w:rPr>
-          <w:rStyle w:val="Hyperlink"/>
-        </w:rPr>
-        <w:t>24279835</w:t>
-      </w:r>
-      <w:r>
-        <w:fldChar w:fldCharType="end"/>
-      </w:r>
+      <w:hyperlink r:id="rId55">
+        <w:r>
+          <w:rPr>
+            <w:rStyle w:val="Hyperlink"/>
+          </w:rPr>
+          <w:t>24279835</w:t>
+        </w:r>
+      </w:hyperlink>
     </w:p>
     <w:p>
       <w:pPr>
         <w:pStyle w:val="Bibliography"/>
       </w:pPr>
-      <w:bookmarkStart w:id="423" w:name="ref-Maudsley2011-wz"/>
-      <w:bookmarkEnd w:id="422"/>
+      <w:bookmarkStart w:id="499" w:name="ref-Maudsley2011-wz"/>
+      <w:bookmarkEnd w:id="498"/>
       <w:r>
         <w:t xml:space="preserve">38. </w:t>
       </w:r>
@@ -20567,31 +20513,21 @@
         <w:tab/>
         <w:t>Maudsley G. Mixing it but not mixed-up: mixed methods research in medical education (a critical narrative review). Med Teach 2011;33(2):e92–104. PMID:</w:t>
       </w:r>
-      <w:r>
-        <w:fldChar w:fldCharType="begin"/>
-      </w:r>
-      <w:r>
-        <w:instrText>HYPERLINK "https://www.ncbi.nlm.nih.gov/pubmed/21275539" \h</w:instrText>
-      </w:r>
-      <w:r>
-        <w:fldChar w:fldCharType="separate"/>
-      </w:r>
-      <w:r>
-        <w:rPr>
-          <w:rStyle w:val="Hyperlink"/>
-        </w:rPr>
-        <w:t>21275539</w:t>
-      </w:r>
-      <w:r>
-        <w:fldChar w:fldCharType="end"/>
-      </w:r>
+      <w:hyperlink r:id="rId56">
+        <w:r>
+          <w:rPr>
+            <w:rStyle w:val="Hyperlink"/>
+          </w:rPr>
+          <w:t>21275539</w:t>
+        </w:r>
+      </w:hyperlink>
     </w:p>
     <w:p>
       <w:pPr>
         <w:pStyle w:val="Bibliography"/>
       </w:pPr>
-      <w:bookmarkStart w:id="424" w:name="ref-Jacobsen2023-jl"/>
-      <w:bookmarkEnd w:id="423"/>
+      <w:bookmarkStart w:id="500" w:name="ref-Jacobsen2023-jl"/>
+      <w:bookmarkEnd w:id="499"/>
       <w:r>
         <w:t xml:space="preserve">39. </w:t>
       </w:r>
@@ -20599,31 +20535,21 @@
         <w:tab/>
         <w:t xml:space="preserve">Jacobsen LJ, Weber KE. The Promises and Pitfalls of ChatGPT as a Feedback Provider in Higher Education: An Exploratory Study of Prompt Engineering and the Quality of AI-Driven Feedback. OSF Preprints; 2023. doi: </w:t>
       </w:r>
-      <w:r>
-        <w:fldChar w:fldCharType="begin"/>
-      </w:r>
-      <w:r>
-        <w:instrText>HYPERLINK "https://doi.org/10.31219/osf.io/cr257" \h</w:instrText>
-      </w:r>
-      <w:r>
-        <w:fldChar w:fldCharType="separate"/>
-      </w:r>
-      <w:r>
-        <w:rPr>
-          <w:rStyle w:val="Hyperlink"/>
-        </w:rPr>
-        <w:t>10.31219/osf.io/cr257</w:t>
-      </w:r>
-      <w:r>
-        <w:fldChar w:fldCharType="end"/>
-      </w:r>
+      <w:hyperlink r:id="rId57">
+        <w:r>
+          <w:rPr>
+            <w:rStyle w:val="Hyperlink"/>
+          </w:rPr>
+          <w:t>10.31219/osf.io/cr257</w:t>
+        </w:r>
+      </w:hyperlink>
     </w:p>
     <w:p>
       <w:pPr>
         <w:pStyle w:val="Bibliography"/>
       </w:pPr>
-      <w:bookmarkStart w:id="425" w:name="ref-Van_Ostaeyen2023-ut"/>
-      <w:bookmarkEnd w:id="424"/>
+      <w:bookmarkStart w:id="501" w:name="ref-Van_Ostaeyen2023-ut"/>
+      <w:bookmarkEnd w:id="500"/>
       <w:r>
         <w:t xml:space="preserve">40. </w:t>
       </w:r>
@@ -20631,31 +20557,21 @@
         <w:tab/>
         <w:t>Van Ostaeyen S, De Langhe L, De Clercq O, Embo M, Schellens T, Valcke M. Automating the Identification of Feedback Quality Criteria and the CanMEDS Roles in Written Feedback Comments Using Natural Language Processing. Perspect Med Educ 2023 Dec 18;12(1):540–549. PMID:</w:t>
       </w:r>
-      <w:r>
-        <w:fldChar w:fldCharType="begin"/>
-      </w:r>
-      <w:r>
-        <w:instrText>HYPERLINK "https://www.ncbi.nlm.nih.gov/pubmed/38144670" \h</w:instrText>
-      </w:r>
-      <w:r>
-        <w:fldChar w:fldCharType="separate"/>
-      </w:r>
-      <w:r>
-        <w:rPr>
-          <w:rStyle w:val="Hyperlink"/>
-        </w:rPr>
-        <w:t>38144670</w:t>
-      </w:r>
-      <w:r>
-        <w:fldChar w:fldCharType="end"/>
-      </w:r>
+      <w:hyperlink r:id="rId58">
+        <w:r>
+          <w:rPr>
+            <w:rStyle w:val="Hyperlink"/>
+          </w:rPr>
+          <w:t>38144670</w:t>
+        </w:r>
+      </w:hyperlink>
     </w:p>
     <w:p>
       <w:pPr>
         <w:pStyle w:val="Bibliography"/>
       </w:pPr>
-      <w:bookmarkStart w:id="426" w:name="ref-OpenAI2024-uk"/>
-      <w:bookmarkEnd w:id="425"/>
+      <w:bookmarkStart w:id="502" w:name="ref-OpenAI2024-uk"/>
+      <w:bookmarkEnd w:id="501"/>
       <w:r>
         <w:t xml:space="preserve">41. </w:t>
       </w:r>
@@ -20663,63 +20579,45 @@
         <w:tab/>
         <w:t xml:space="preserve">OpenAI. Models GPT-4o - OpenAI API. OpanAI Platform 2024. Available from: </w:t>
       </w:r>
-      <w:r>
-        <w:fldChar w:fldCharType="begin"/>
-      </w:r>
-      <w:r>
-        <w:instrText>HYPERLINK "https://platform.openai.com/docs/models/gpt-4o" \h</w:instrText>
-      </w:r>
-      <w:r>
-        <w:fldChar w:fldCharType="separate"/>
-      </w:r>
-      <w:r>
-        <w:rPr>
-          <w:rStyle w:val="Hyperlink"/>
-        </w:rPr>
-        <w:t xml:space="preserve">https://platform.openai.com/docs/models/gpt-4o </w:t>
-      </w:r>
-      <w:r>
-        <w:fldChar w:fldCharType="end"/>
-      </w:r>
+      <w:hyperlink r:id="rId59">
+        <w:r>
+          <w:rPr>
+            <w:rStyle w:val="Hyperlink"/>
+          </w:rPr>
+          <w:t xml:space="preserve">https://platform.openai.com/docs/models/gpt-4o </w:t>
+        </w:r>
+      </w:hyperlink>
     </w:p>
     <w:p>
       <w:pPr>
         <w:pStyle w:val="Bibliography"/>
       </w:pPr>
-      <w:bookmarkStart w:id="427" w:name="ref-Walde2023-vi"/>
-      <w:bookmarkEnd w:id="426"/>
+      <w:bookmarkStart w:id="503" w:name="ref-Walde2023-vi"/>
+      <w:bookmarkEnd w:id="502"/>
       <w:r>
         <w:t xml:space="preserve">42. </w:t>
       </w:r>
       <w:r>
         <w:tab/>
+      </w:r>
+      <w:r>
         <w:t>Walde P, Völlm BA. The TRAPD approach as a method for questionnaire translation. Front Psychiatry 2023 Jun 15;14:1199989. PMID:</w:t>
       </w:r>
-      <w:r>
-        <w:fldChar w:fldCharType="begin"/>
-      </w:r>
-      <w:r>
-        <w:instrText>HYPERLINK "https://www.ncbi.nlm.nih.gov/pubmed/37398605" \h</w:instrText>
-      </w:r>
-      <w:r>
-        <w:fldChar w:fldCharType="separate"/>
-      </w:r>
-      <w:r>
-        <w:rPr>
-          <w:rStyle w:val="Hyperlink"/>
-        </w:rPr>
-        <w:t>37398605</w:t>
-      </w:r>
-      <w:r>
-        <w:fldChar w:fldCharType="end"/>
-      </w:r>
+      <w:hyperlink r:id="rId60">
+        <w:r>
+          <w:rPr>
+            <w:rStyle w:val="Hyperlink"/>
+          </w:rPr>
+          <w:t>37398605</w:t>
+        </w:r>
+      </w:hyperlink>
     </w:p>
     <w:p>
       <w:pPr>
         <w:pStyle w:val="Bibliography"/>
       </w:pPr>
-      <w:bookmarkStart w:id="428" w:name="ref-van-de-Ridder2014-ld"/>
-      <w:bookmarkEnd w:id="427"/>
+      <w:bookmarkStart w:id="504" w:name="ref-van-de-Ridder2014-ld"/>
+      <w:bookmarkEnd w:id="503"/>
       <w:r>
         <w:t xml:space="preserve">43. </w:t>
       </w:r>
@@ -20727,31 +20625,21 @@
         <w:tab/>
         <w:t>van de Ridder JMM, Berk FCJ, Stokking KM, Ten Cate OTJ. Feedback providers’ credibility impacts students’ satisfaction with feedback and delayed performance. Med Teach Informa Healthcare; 2014 Oct 13;37(8):1–8. PMID:</w:t>
       </w:r>
-      <w:r>
-        <w:fldChar w:fldCharType="begin"/>
-      </w:r>
-      <w:r>
-        <w:instrText>HYPERLINK "https://www.ncbi.nlm.nih.gov/pubmed/25306959" \h</w:instrText>
-      </w:r>
-      <w:r>
-        <w:fldChar w:fldCharType="separate"/>
-      </w:r>
-      <w:r>
-        <w:rPr>
-          <w:rStyle w:val="Hyperlink"/>
-        </w:rPr>
-        <w:t>25306959</w:t>
-      </w:r>
-      <w:r>
-        <w:fldChar w:fldCharType="end"/>
-      </w:r>
+      <w:hyperlink r:id="rId61">
+        <w:r>
+          <w:rPr>
+            <w:rStyle w:val="Hyperlink"/>
+          </w:rPr>
+          <w:t>25306959</w:t>
+        </w:r>
+      </w:hyperlink>
     </w:p>
     <w:p>
       <w:pPr>
         <w:pStyle w:val="Bibliography"/>
       </w:pPr>
-      <w:bookmarkStart w:id="429" w:name="ref-Tripodi2021-mc"/>
-      <w:bookmarkEnd w:id="428"/>
+      <w:bookmarkStart w:id="505" w:name="ref-Tripodi2021-mc"/>
+      <w:bookmarkEnd w:id="504"/>
       <w:r>
         <w:t xml:space="preserve">44. </w:t>
       </w:r>
@@ -20759,31 +20647,21 @@
         <w:tab/>
         <w:t>Tripodi N, Feehan J, Wospil R, Vaughan B. Twelve tips for developing feedback literacy in health professions learners. Med Teach 2021 Aug;43(8):960–965. PMID:</w:t>
       </w:r>
-      <w:r>
-        <w:fldChar w:fldCharType="begin"/>
-      </w:r>
-      <w:r>
-        <w:instrText>HYPERLINK "https://www.ncbi.nlm.nih.gov/pubmed/33131374" \h</w:instrText>
-      </w:r>
-      <w:r>
-        <w:fldChar w:fldCharType="separate"/>
-      </w:r>
-      <w:r>
-        <w:rPr>
-          <w:rStyle w:val="Hyperlink"/>
-        </w:rPr>
-        <w:t>33131374</w:t>
-      </w:r>
-      <w:r>
-        <w:fldChar w:fldCharType="end"/>
-      </w:r>
+      <w:hyperlink r:id="rId62">
+        <w:r>
+          <w:rPr>
+            <w:rStyle w:val="Hyperlink"/>
+          </w:rPr>
+          <w:t>33131374</w:t>
+        </w:r>
+      </w:hyperlink>
     </w:p>
     <w:p>
       <w:pPr>
         <w:pStyle w:val="Bibliography"/>
       </w:pPr>
-      <w:bookmarkStart w:id="430" w:name="ref-R-Core-Team2024-jc"/>
-      <w:bookmarkEnd w:id="429"/>
+      <w:bookmarkStart w:id="506" w:name="ref-R-Core-Team2024-jc"/>
+      <w:bookmarkEnd w:id="505"/>
       <w:r>
         <w:t xml:space="preserve">45. </w:t>
       </w:r>
@@ -20791,31 +20669,21 @@
         <w:tab/>
         <w:t xml:space="preserve">R Core Team. R: A Language and Environment for Statistical Computing. 2024. Available from: </w:t>
       </w:r>
-      <w:r>
-        <w:fldChar w:fldCharType="begin"/>
-      </w:r>
-      <w:r>
-        <w:instrText>HYPERLINK "https://www.R-project.org/" \h</w:instrText>
-      </w:r>
-      <w:r>
-        <w:fldChar w:fldCharType="separate"/>
-      </w:r>
-      <w:r>
-        <w:rPr>
-          <w:rStyle w:val="Hyperlink"/>
-        </w:rPr>
-        <w:t xml:space="preserve">https://www.R-project.org/ </w:t>
-      </w:r>
-      <w:r>
-        <w:fldChar w:fldCharType="end"/>
-      </w:r>
+      <w:hyperlink r:id="rId63">
+        <w:r>
+          <w:rPr>
+            <w:rStyle w:val="Hyperlink"/>
+          </w:rPr>
+          <w:t xml:space="preserve">https://www.R-project.org/ </w:t>
+        </w:r>
+      </w:hyperlink>
     </w:p>
     <w:p>
       <w:pPr>
         <w:pStyle w:val="Bibliography"/>
       </w:pPr>
-      <w:bookmarkStart w:id="431" w:name="ref-Zhang2018-kh"/>
-      <w:bookmarkEnd w:id="430"/>
+      <w:bookmarkStart w:id="507" w:name="ref-Zhang2018-kh"/>
+      <w:bookmarkEnd w:id="506"/>
       <w:r>
         <w:t xml:space="preserve">46. </w:t>
       </w:r>
@@ -20823,31 +20691,21 @@
         <w:tab/>
         <w:t xml:space="preserve">Zhang L, Komachi M. Neural machine translation of logographic language using sub-character level information. Bojar O, Chatterjee R, Federmann C, Fishel M, Graham Y, Haddow B, Huck M, Yepes AJ, Koehn P, Monz C, Negri M, Névéol A, Neves M, Post M, Specia L, Turchi M, Verspoor K, editors. Proceedings of the Third Conference on Machine Translation: Research Papers Association for Computational Linguistics; 2018. p. 17–25. doi: </w:t>
       </w:r>
-      <w:r>
-        <w:fldChar w:fldCharType="begin"/>
-      </w:r>
-      <w:r>
-        <w:instrText>HYPERLINK "https://doi.org/10.18653/v1/w18-6303" \h</w:instrText>
-      </w:r>
-      <w:r>
-        <w:fldChar w:fldCharType="separate"/>
-      </w:r>
-      <w:r>
-        <w:rPr>
-          <w:rStyle w:val="Hyperlink"/>
-        </w:rPr>
-        <w:t>10.18653/v1/w18-6303</w:t>
-      </w:r>
-      <w:r>
-        <w:fldChar w:fldCharType="end"/>
-      </w:r>
+      <w:hyperlink r:id="rId64">
+        <w:r>
+          <w:rPr>
+            <w:rStyle w:val="Hyperlink"/>
+          </w:rPr>
+          <w:t>10.18653/v1/w18-6303</w:t>
+        </w:r>
+      </w:hyperlink>
     </w:p>
     <w:p>
       <w:pPr>
         <w:pStyle w:val="Bibliography"/>
       </w:pPr>
-      <w:bookmarkStart w:id="432" w:name="ref-Nowell2017-qr"/>
-      <w:bookmarkEnd w:id="431"/>
+      <w:bookmarkStart w:id="508" w:name="ref-Nowell2017-qr"/>
+      <w:bookmarkEnd w:id="507"/>
       <w:r>
         <w:t xml:space="preserve">47. </w:t>
       </w:r>
@@ -20855,40 +20713,30 @@
         <w:tab/>
         <w:t xml:space="preserve">Nowell LS, Norris JM, White DE, Moules NJ. Thematic analysis. Int J Qual Methods SAGE Publications; 2017 Dec;16(1):160940691773384. doi: </w:t>
       </w:r>
-      <w:r>
-        <w:fldChar w:fldCharType="begin"/>
-      </w:r>
-      <w:r>
-        <w:instrText>HYPERLINK "https://doi.org/10.1177/1609406917733847" \h</w:instrText>
-      </w:r>
-      <w:r>
-        <w:fldChar w:fldCharType="separate"/>
-      </w:r>
-      <w:r>
-        <w:rPr>
-          <w:rStyle w:val="Hyperlink"/>
-        </w:rPr>
-        <w:t>10.1177/1609406917733847</w:t>
-      </w:r>
-      <w:r>
-        <w:fldChar w:fldCharType="end"/>
-      </w:r>
+      <w:hyperlink r:id="rId65">
+        <w:r>
+          <w:rPr>
+            <w:rStyle w:val="Hyperlink"/>
+          </w:rPr>
+          <w:t>10.1177/1609406917733847</w:t>
+        </w:r>
+      </w:hyperlink>
     </w:p>
     <w:p>
       <w:pPr>
         <w:pStyle w:val="Bibliography"/>
         <w:rPr>
-          <w:ins w:id="433" w:author="Comparison" w:date="2026-04-22T15:46:00Z" w16du:dateUtc="2026-04-22T06:46:00Z"/>
+          <w:ins w:id="509" w:author="Comparison" w:date="2026-04-24T13:01:00Z" w16du:dateUtc="2026-04-24T04:01:00Z"/>
         </w:rPr>
       </w:pPr>
-      <w:bookmarkStart w:id="434" w:name="ref-Levitt2018-jq"/>
-      <w:bookmarkEnd w:id="432"/>
-      <w:del w:id="435" w:author="Comparison" w:date="2026-04-22T15:46:00Z" w16du:dateUtc="2026-04-22T06:46:00Z">
+      <w:bookmarkStart w:id="510" w:name="ref-Levitt2018-jq"/>
+      <w:bookmarkEnd w:id="508"/>
+      <w:del w:id="511" w:author="Comparison" w:date="2026-04-24T13:01:00Z" w16du:dateUtc="2026-04-24T04:01:00Z">
         <w:r>
           <w:delText>48</w:delText>
         </w:r>
       </w:del>
-      <w:ins w:id="436" w:author="Comparison" w:date="2026-04-22T15:46:00Z" w16du:dateUtc="2026-04-22T06:46:00Z">
+      <w:ins w:id="512" w:author="Comparison" w:date="2026-04-24T13:01:00Z" w16du:dateUtc="2026-04-24T04:01:00Z">
         <w:r>
           <w:t xml:space="preserve">48. </w:t>
         </w:r>
@@ -20920,9 +20768,9 @@
       <w:pPr>
         <w:pStyle w:val="Bibliography"/>
       </w:pPr>
-      <w:bookmarkStart w:id="437" w:name="ref-Guetterman2015-qt"/>
-      <w:bookmarkEnd w:id="434"/>
-      <w:ins w:id="438" w:author="Comparison" w:date="2026-04-22T15:46:00Z" w16du:dateUtc="2026-04-22T06:46:00Z">
+      <w:bookmarkStart w:id="513" w:name="ref-Guetterman2015-qt"/>
+      <w:bookmarkEnd w:id="510"/>
+      <w:ins w:id="514" w:author="Comparison" w:date="2026-04-24T13:01:00Z" w16du:dateUtc="2026-04-24T04:01:00Z">
         <w:r>
           <w:t>49</w:t>
         </w:r>
@@ -20934,37 +20782,27 @@
         <w:tab/>
         <w:t>Guetterman TC, Fetters MD, Creswell JW. Integrating quantitative and qualitative results in health science mixed methods research through joint displays. Ann Fam Med Annals of Family Medicine; 2015 Nov;13(6):554–561. PMID:</w:t>
       </w:r>
-      <w:r>
-        <w:fldChar w:fldCharType="begin"/>
-      </w:r>
-      <w:r>
-        <w:instrText>HYPERLINK "https://www.ncbi.nlm.nih.gov/pubmed/26553895" \h</w:instrText>
-      </w:r>
-      <w:r>
-        <w:fldChar w:fldCharType="separate"/>
-      </w:r>
-      <w:r>
-        <w:rPr>
-          <w:rStyle w:val="Hyperlink"/>
-        </w:rPr>
-        <w:t>26553895</w:t>
-      </w:r>
-      <w:r>
-        <w:fldChar w:fldCharType="end"/>
-      </w:r>
+      <w:hyperlink r:id="rId66">
+        <w:r>
+          <w:rPr>
+            <w:rStyle w:val="Hyperlink"/>
+          </w:rPr>
+          <w:t>26553895</w:t>
+        </w:r>
+      </w:hyperlink>
     </w:p>
     <w:p>
       <w:pPr>
         <w:pStyle w:val="Bibliography"/>
       </w:pPr>
-      <w:bookmarkStart w:id="439" w:name="ref-McCrudden2021-eo"/>
-      <w:bookmarkEnd w:id="437"/>
-      <w:del w:id="440" w:author="Comparison" w:date="2026-04-22T15:46:00Z" w16du:dateUtc="2026-04-22T06:46:00Z">
+      <w:bookmarkStart w:id="515" w:name="ref-McCrudden2021-eo"/>
+      <w:bookmarkEnd w:id="513"/>
+      <w:del w:id="516" w:author="Comparison" w:date="2026-04-24T13:01:00Z" w16du:dateUtc="2026-04-24T04:01:00Z">
         <w:r>
           <w:delText>49</w:delText>
         </w:r>
       </w:del>
-      <w:ins w:id="441" w:author="Comparison" w:date="2026-04-22T15:46:00Z" w16du:dateUtc="2026-04-22T06:46:00Z">
+      <w:ins w:id="517" w:author="Comparison" w:date="2026-04-24T13:01:00Z" w16du:dateUtc="2026-04-24T04:01:00Z">
         <w:r>
           <w:t>50</w:t>
         </w:r>
@@ -20976,40 +20814,30 @@
         <w:tab/>
         <w:t xml:space="preserve">McCrudden MT, Marchand G, Schutz PA. Joint displays for mixed methods research in psychology. Meth Psychol Elsevier BV; 2021 Dec 1;5(100067):100067. doi: </w:t>
       </w:r>
-      <w:r>
-        <w:fldChar w:fldCharType="begin"/>
-      </w:r>
-      <w:r>
-        <w:instrText>HYPERLINK "https://doi.org/10.1016/j.metip.2021.100067" \h</w:instrText>
-      </w:r>
-      <w:r>
-        <w:fldChar w:fldCharType="separate"/>
-      </w:r>
-      <w:r>
-        <w:rPr>
-          <w:rStyle w:val="Hyperlink"/>
-        </w:rPr>
-        <w:t>10.1016/j.metip.2021.100067</w:t>
-      </w:r>
-      <w:r>
-        <w:fldChar w:fldCharType="end"/>
-      </w:r>
+      <w:hyperlink r:id="rId67">
+        <w:r>
+          <w:rPr>
+            <w:rStyle w:val="Hyperlink"/>
+          </w:rPr>
+          <w:t>10.1016/j.metip.2021.100067</w:t>
+        </w:r>
+      </w:hyperlink>
     </w:p>
     <w:p>
       <w:pPr>
         <w:pStyle w:val="Bibliography"/>
         <w:rPr>
-          <w:ins w:id="442" w:author="Comparison" w:date="2026-04-22T15:46:00Z" w16du:dateUtc="2026-04-22T06:46:00Z"/>
+          <w:ins w:id="518" w:author="Comparison" w:date="2026-04-24T13:01:00Z" w16du:dateUtc="2026-04-24T04:01:00Z"/>
         </w:rPr>
       </w:pPr>
-      <w:bookmarkStart w:id="443" w:name="ref-Ahmed2025-tm"/>
-      <w:bookmarkEnd w:id="439"/>
-      <w:del w:id="444" w:author="Comparison" w:date="2026-04-22T15:46:00Z" w16du:dateUtc="2026-04-22T06:46:00Z">
+      <w:bookmarkStart w:id="519" w:name="ref-Ahmed2025-tm"/>
+      <w:bookmarkEnd w:id="515"/>
+      <w:del w:id="520" w:author="Comparison" w:date="2026-04-24T13:01:00Z" w16du:dateUtc="2026-04-24T04:01:00Z">
         <w:r>
           <w:delText>50</w:delText>
         </w:r>
       </w:del>
-      <w:ins w:id="445" w:author="Comparison" w:date="2026-04-22T15:46:00Z" w16du:dateUtc="2026-04-22T06:46:00Z">
+      <w:ins w:id="521" w:author="Comparison" w:date="2026-04-24T13:01:00Z" w16du:dateUtc="2026-04-24T04:01:00Z">
         <w:r>
           <w:t xml:space="preserve">51. </w:t>
         </w:r>
@@ -21041,9 +20869,9 @@
       <w:pPr>
         <w:pStyle w:val="Bibliography"/>
       </w:pPr>
-      <w:bookmarkStart w:id="446" w:name="ref-Curtis2024-yo"/>
-      <w:bookmarkEnd w:id="443"/>
-      <w:ins w:id="447" w:author="Comparison" w:date="2026-04-22T15:46:00Z" w16du:dateUtc="2026-04-22T06:46:00Z">
+      <w:bookmarkStart w:id="522" w:name="ref-Curtis2024-yo"/>
+      <w:bookmarkEnd w:id="519"/>
+      <w:ins w:id="523" w:author="Comparison" w:date="2026-04-24T13:01:00Z" w16du:dateUtc="2026-04-24T04:01:00Z">
         <w:r>
           <w:t>52</w:t>
         </w:r>
@@ -21055,37 +20883,27 @@
         <w:tab/>
         <w:t>Curtis R, Moon CC, Hanmore T, Hopman WM, Baxter S. Use the right words: evaluating the effect of word choice and word count on quality of narrative feedback in ophthalmology competency-based medical education assessments. Can Med Educ J The Association of Faculties of Medicine of Canada; 2024 Dec 31;15(6):58–63. PMID:</w:t>
       </w:r>
-      <w:r>
-        <w:fldChar w:fldCharType="begin"/>
-      </w:r>
-      <w:r>
-        <w:instrText>HYPERLINK "https://www.ncbi.nlm.nih.gov/pubmed/39807150" \h</w:instrText>
-      </w:r>
-      <w:r>
-        <w:fldChar w:fldCharType="separate"/>
-      </w:r>
-      <w:r>
-        <w:rPr>
-          <w:rStyle w:val="Hyperlink"/>
-        </w:rPr>
-        <w:t>39807150</w:t>
-      </w:r>
-      <w:r>
-        <w:fldChar w:fldCharType="end"/>
-      </w:r>
+      <w:hyperlink r:id="rId68">
+        <w:r>
+          <w:rPr>
+            <w:rStyle w:val="Hyperlink"/>
+          </w:rPr>
+          <w:t>39807150</w:t>
+        </w:r>
+      </w:hyperlink>
     </w:p>
     <w:p>
       <w:pPr>
         <w:pStyle w:val="Bibliography"/>
       </w:pPr>
-      <w:bookmarkStart w:id="448" w:name="ref-Leclair2023-ul"/>
-      <w:bookmarkEnd w:id="446"/>
-      <w:del w:id="449" w:author="Comparison" w:date="2026-04-22T15:46:00Z" w16du:dateUtc="2026-04-22T06:46:00Z">
+      <w:bookmarkStart w:id="524" w:name="ref-Leclair2023-ul"/>
+      <w:bookmarkEnd w:id="522"/>
+      <w:del w:id="525" w:author="Comparison" w:date="2026-04-24T13:01:00Z" w16du:dateUtc="2026-04-24T04:01:00Z">
         <w:r>
           <w:delText>51</w:delText>
         </w:r>
       </w:del>
-      <w:ins w:id="450" w:author="Comparison" w:date="2026-04-22T15:46:00Z" w16du:dateUtc="2026-04-22T06:46:00Z">
+      <w:ins w:id="526" w:author="Comparison" w:date="2026-04-24T13:01:00Z" w16du:dateUtc="2026-04-24T04:01:00Z">
         <w:r>
           <w:t>53</w:t>
         </w:r>
@@ -21097,37 +20915,27 @@
         <w:tab/>
         <w:t>Leclair R, Ho JSS, Braund H, Kouzmina E, Bruzzese S, Awad S, Mann S, Zevin B. Exploring the quality of narrative feedback provided to residents during ambulatory patient care in medicine and surgery. J Med Educ Curric Dev J Med Educ Curric Dev; 2023 Jan 16;10:23821205231175734. PMID:</w:t>
       </w:r>
-      <w:r>
-        <w:fldChar w:fldCharType="begin"/>
-      </w:r>
-      <w:r>
-        <w:instrText>HYPERLINK "https://www.ncbi.nlm.nih.gov/pubmed/37216002" \h</w:instrText>
-      </w:r>
-      <w:r>
-        <w:fldChar w:fldCharType="separate"/>
-      </w:r>
-      <w:r>
-        <w:rPr>
-          <w:rStyle w:val="Hyperlink"/>
-        </w:rPr>
-        <w:t>37216002</w:t>
-      </w:r>
-      <w:r>
-        <w:fldChar w:fldCharType="end"/>
-      </w:r>
+      <w:hyperlink r:id="rId69">
+        <w:r>
+          <w:rPr>
+            <w:rStyle w:val="Hyperlink"/>
+          </w:rPr>
+          <w:t>37216002</w:t>
+        </w:r>
+      </w:hyperlink>
     </w:p>
     <w:p>
       <w:pPr>
         <w:pStyle w:val="Bibliography"/>
       </w:pPr>
-      <w:bookmarkStart w:id="451" w:name="ref-Renting2023-pk"/>
-      <w:bookmarkEnd w:id="448"/>
-      <w:del w:id="452" w:author="Comparison" w:date="2026-04-22T15:46:00Z" w16du:dateUtc="2026-04-22T06:46:00Z">
+      <w:bookmarkStart w:id="527" w:name="ref-Renting2023-pk"/>
+      <w:bookmarkEnd w:id="524"/>
+      <w:del w:id="528" w:author="Comparison" w:date="2026-04-24T13:01:00Z" w16du:dateUtc="2026-04-24T04:01:00Z">
         <w:r>
           <w:delText>52</w:delText>
         </w:r>
       </w:del>
-      <w:ins w:id="453" w:author="Comparison" w:date="2026-04-22T15:46:00Z" w16du:dateUtc="2026-04-22T06:46:00Z">
+      <w:ins w:id="529" w:author="Comparison" w:date="2026-04-24T13:01:00Z" w16du:dateUtc="2026-04-24T04:01:00Z">
         <w:r>
           <w:t>54</w:t>
         </w:r>
@@ -21139,37 +20947,27 @@
         <w:tab/>
         <w:t>Renting N, Jaarsma D, Borleffs JC, Slaets JPJ, Cohen-Schotanus J, Gans ROB. Effectiveness of a supervisor training on quality of feedback to internal medicine residents: a controlled longitudinal multicentre study. BMJ Open BMJ; 2023 Sep 28;13(9):e076946. PMID:</w:t>
       </w:r>
-      <w:r>
-        <w:fldChar w:fldCharType="begin"/>
-      </w:r>
-      <w:r>
-        <w:instrText>HYPERLINK "https://www.ncbi.nlm.nih.gov/pubmed/37770280" \h</w:instrText>
-      </w:r>
-      <w:r>
-        <w:fldChar w:fldCharType="separate"/>
-      </w:r>
-      <w:r>
-        <w:rPr>
-          <w:rStyle w:val="Hyperlink"/>
-        </w:rPr>
-        <w:t>37770280</w:t>
-      </w:r>
-      <w:r>
-        <w:fldChar w:fldCharType="end"/>
-      </w:r>
+      <w:hyperlink r:id="rId70">
+        <w:r>
+          <w:rPr>
+            <w:rStyle w:val="Hyperlink"/>
+          </w:rPr>
+          <w:t>37770280</w:t>
+        </w:r>
+      </w:hyperlink>
     </w:p>
     <w:p>
       <w:pPr>
         <w:pStyle w:val="Bibliography"/>
       </w:pPr>
-      <w:bookmarkStart w:id="454" w:name="ref-Zhou2025-fj"/>
-      <w:bookmarkEnd w:id="451"/>
-      <w:del w:id="455" w:author="Comparison" w:date="2026-04-22T15:46:00Z" w16du:dateUtc="2026-04-22T06:46:00Z">
+      <w:bookmarkStart w:id="530" w:name="ref-Zhou2025-fj"/>
+      <w:bookmarkEnd w:id="527"/>
+      <w:del w:id="531" w:author="Comparison" w:date="2026-04-24T13:01:00Z" w16du:dateUtc="2026-04-24T04:01:00Z">
         <w:r>
           <w:delText>53</w:delText>
         </w:r>
       </w:del>
-      <w:ins w:id="456" w:author="Comparison" w:date="2026-04-22T15:46:00Z" w16du:dateUtc="2026-04-22T06:46:00Z">
+      <w:ins w:id="532" w:author="Comparison" w:date="2026-04-24T13:01:00Z" w16du:dateUtc="2026-04-24T04:01:00Z">
         <w:r>
           <w:t>55</w:t>
         </w:r>
@@ -21181,40 +20979,30 @@
         <w:tab/>
         <w:t>Zhou Z, Rizwan A, Rogoza N, Chung AD, Kwan BY. Differentiating between GPT-generated and human-written feedback for radiology residents. Curr Probl Diagn Radiol Elsevier BV; 2025 Sep 1;54(5):574–578. PMID:</w:t>
       </w:r>
-      <w:r>
-        <w:fldChar w:fldCharType="begin"/>
-      </w:r>
-      <w:r>
-        <w:instrText>HYPERLINK "https://www.ncbi.nlm.nih.gov/pubmed/39984362" \h</w:instrText>
-      </w:r>
-      <w:r>
-        <w:fldChar w:fldCharType="separate"/>
-      </w:r>
-      <w:r>
-        <w:rPr>
-          <w:rStyle w:val="Hyperlink"/>
-        </w:rPr>
-        <w:t>39984362</w:t>
-      </w:r>
-      <w:r>
-        <w:fldChar w:fldCharType="end"/>
-      </w:r>
+      <w:hyperlink r:id="rId71">
+        <w:r>
+          <w:rPr>
+            <w:rStyle w:val="Hyperlink"/>
+          </w:rPr>
+          <w:t>39984362</w:t>
+        </w:r>
+      </w:hyperlink>
     </w:p>
     <w:p>
       <w:pPr>
         <w:pStyle w:val="Bibliography"/>
         <w:rPr>
-          <w:ins w:id="457" w:author="Comparison" w:date="2026-04-22T15:46:00Z" w16du:dateUtc="2026-04-22T06:46:00Z"/>
+          <w:ins w:id="533" w:author="Comparison" w:date="2026-04-24T13:01:00Z" w16du:dateUtc="2026-04-24T04:01:00Z"/>
         </w:rPr>
       </w:pPr>
-      <w:bookmarkStart w:id="458" w:name="ref-Dornan2014-eu"/>
-      <w:bookmarkEnd w:id="454"/>
-      <w:del w:id="459" w:author="Comparison" w:date="2026-04-22T15:46:00Z" w16du:dateUtc="2026-04-22T06:46:00Z">
+      <w:bookmarkStart w:id="534" w:name="ref-Dornan2014-eu"/>
+      <w:bookmarkEnd w:id="530"/>
+      <w:del w:id="535" w:author="Comparison" w:date="2026-04-24T13:01:00Z" w16du:dateUtc="2026-04-24T04:01:00Z">
         <w:r>
           <w:delText>54</w:delText>
         </w:r>
       </w:del>
-      <w:ins w:id="460" w:author="Comparison" w:date="2026-04-22T15:46:00Z" w16du:dateUtc="2026-04-22T06:46:00Z">
+      <w:ins w:id="536" w:author="Comparison" w:date="2026-04-24T13:01:00Z" w16du:dateUtc="2026-04-24T04:01:00Z">
         <w:r>
           <w:t xml:space="preserve">56. </w:t>
         </w:r>
@@ -21246,12 +21034,12 @@
       <w:pPr>
         <w:pStyle w:val="Bibliography"/>
         <w:rPr>
-          <w:ins w:id="461" w:author="Comparison" w:date="2026-04-22T15:46:00Z" w16du:dateUtc="2026-04-22T06:46:00Z"/>
+          <w:ins w:id="537" w:author="Comparison" w:date="2026-04-24T13:01:00Z" w16du:dateUtc="2026-04-24T04:01:00Z"/>
         </w:rPr>
       </w:pPr>
-      <w:bookmarkStart w:id="462" w:name="ref-Yardley2012-ci"/>
-      <w:bookmarkEnd w:id="458"/>
-      <w:ins w:id="463" w:author="Comparison" w:date="2026-04-22T15:46:00Z" w16du:dateUtc="2026-04-22T06:46:00Z">
+      <w:bookmarkStart w:id="538" w:name="ref-Yardley2012-ci"/>
+      <w:bookmarkEnd w:id="534"/>
+      <w:ins w:id="539" w:author="Comparison" w:date="2026-04-24T13:01:00Z" w16du:dateUtc="2026-04-24T04:01:00Z">
         <w:r>
           <w:t xml:space="preserve">57. </w:t>
         </w:r>
@@ -21283,12 +21071,12 @@
       <w:pPr>
         <w:pStyle w:val="Bibliography"/>
         <w:rPr>
-          <w:ins w:id="464" w:author="Comparison" w:date="2026-04-22T15:46:00Z" w16du:dateUtc="2026-04-22T06:46:00Z"/>
+          <w:ins w:id="540" w:author="Comparison" w:date="2026-04-24T13:01:00Z" w16du:dateUtc="2026-04-24T04:01:00Z"/>
         </w:rPr>
       </w:pPr>
-      <w:bookmarkStart w:id="465" w:name="ref-Morris2026-sa"/>
-      <w:bookmarkEnd w:id="462"/>
-      <w:ins w:id="466" w:author="Comparison" w:date="2026-04-22T15:46:00Z" w16du:dateUtc="2026-04-22T06:46:00Z">
+      <w:bookmarkStart w:id="541" w:name="ref-Morris2026-sa"/>
+      <w:bookmarkEnd w:id="538"/>
+      <w:ins w:id="542" w:author="Comparison" w:date="2026-04-24T13:01:00Z" w16du:dateUtc="2026-04-24T04:01:00Z">
         <w:r>
           <w:t xml:space="preserve">58. </w:t>
         </w:r>
@@ -21320,12 +21108,12 @@
       <w:pPr>
         <w:pStyle w:val="Bibliography"/>
         <w:rPr>
-          <w:ins w:id="467" w:author="Comparison" w:date="2026-04-22T15:46:00Z" w16du:dateUtc="2026-04-22T06:46:00Z"/>
+          <w:ins w:id="543" w:author="Comparison" w:date="2026-04-24T13:01:00Z" w16du:dateUtc="2026-04-24T04:01:00Z"/>
         </w:rPr>
       </w:pPr>
-      <w:bookmarkStart w:id="468" w:name="ref-Maher2026-au"/>
-      <w:bookmarkEnd w:id="465"/>
-      <w:ins w:id="469" w:author="Comparison" w:date="2026-04-22T15:46:00Z" w16du:dateUtc="2026-04-22T06:46:00Z">
+      <w:bookmarkStart w:id="544" w:name="ref-Maher2026-au"/>
+      <w:bookmarkEnd w:id="541"/>
+      <w:ins w:id="545" w:author="Comparison" w:date="2026-04-24T13:01:00Z" w16du:dateUtc="2026-04-24T04:01:00Z">
         <w:r>
           <w:t xml:space="preserve">59. </w:t>
         </w:r>
@@ -21357,9 +21145,9 @@
       <w:pPr>
         <w:pStyle w:val="Bibliography"/>
       </w:pPr>
-      <w:bookmarkStart w:id="470" w:name="ref-strasser-2026"/>
-      <w:bookmarkEnd w:id="468"/>
-      <w:ins w:id="471" w:author="Comparison" w:date="2026-04-22T15:46:00Z" w16du:dateUtc="2026-04-22T06:46:00Z">
+      <w:bookmarkStart w:id="546" w:name="ref-strasser-2026"/>
+      <w:bookmarkEnd w:id="544"/>
+      <w:ins w:id="547" w:author="Comparison" w:date="2026-04-24T13:01:00Z" w16du:dateUtc="2026-04-24T04:01:00Z">
         <w:r>
           <w:t>60</w:t>
         </w:r>
@@ -21371,37 +21159,27 @@
         <w:tab/>
         <w:t xml:space="preserve">Strasser LM, Anschuetz W, Dennstädt F, Hastings J. Performance Evaluation of Large Language Models in Multilingual Medical Multiple-Choice Questions: Mixed Methods Study. JMIR Med Educ JMIR Publications Inc.; 2026 Mar 5;12:e81399–e81399. doi: </w:t>
       </w:r>
-      <w:r>
-        <w:fldChar w:fldCharType="begin"/>
-      </w:r>
-      <w:r>
-        <w:instrText>HYPERLINK "https://doi.org/10.2196/81399" \h</w:instrText>
-      </w:r>
-      <w:r>
-        <w:fldChar w:fldCharType="separate"/>
-      </w:r>
-      <w:r>
-        <w:rPr>
-          <w:rStyle w:val="Hyperlink"/>
-        </w:rPr>
-        <w:t>10.2196/81399</w:t>
-      </w:r>
-      <w:r>
-        <w:fldChar w:fldCharType="end"/>
-      </w:r>
+      <w:hyperlink r:id="rId72">
+        <w:r>
+          <w:rPr>
+            <w:rStyle w:val="Hyperlink"/>
+          </w:rPr>
+          <w:t>10.2196/81399</w:t>
+        </w:r>
+      </w:hyperlink>
     </w:p>
     <w:p>
       <w:pPr>
         <w:pStyle w:val="Bibliography"/>
       </w:pPr>
-      <w:bookmarkStart w:id="472" w:name="ref-harigai-2024"/>
-      <w:bookmarkEnd w:id="470"/>
-      <w:del w:id="473" w:author="Comparison" w:date="2026-04-22T15:46:00Z" w16du:dateUtc="2026-04-22T06:46:00Z">
+      <w:bookmarkStart w:id="548" w:name="ref-harigai-2024"/>
+      <w:bookmarkEnd w:id="546"/>
+      <w:del w:id="549" w:author="Comparison" w:date="2026-04-24T13:01:00Z" w16du:dateUtc="2026-04-24T04:01:00Z">
         <w:r>
           <w:delText>55</w:delText>
         </w:r>
       </w:del>
-      <w:ins w:id="474" w:author="Comparison" w:date="2026-04-22T15:46:00Z" w16du:dateUtc="2026-04-22T06:46:00Z">
+      <w:ins w:id="550" w:author="Comparison" w:date="2026-04-24T13:01:00Z" w16du:dateUtc="2026-04-24T04:01:00Z">
         <w:r>
           <w:t>61</w:t>
         </w:r>
@@ -21413,37 +21191,27 @@
         <w:tab/>
         <w:t xml:space="preserve">Harigai A, Toyama Y, Nagano M, Abe M, Kawabata M, Li L, Yamamura J, Takase K. Response accuracy of GPT-4 across languages: insights from an expert-level diagnostic radiology examination in Japan. Jpn J Radiol Springer Science and Business Media LLC; 2024 Oct 28;43(2):319–329. doi: </w:t>
       </w:r>
-      <w:r>
-        <w:fldChar w:fldCharType="begin"/>
-      </w:r>
-      <w:r>
-        <w:instrText>HYPERLINK "https://doi.org/10.1007/s11604-024-01673-6" \h</w:instrText>
-      </w:r>
-      <w:r>
-        <w:fldChar w:fldCharType="separate"/>
-      </w:r>
-      <w:r>
-        <w:rPr>
-          <w:rStyle w:val="Hyperlink"/>
-        </w:rPr>
-        <w:t>10.1007/s11604-024-01673-6</w:t>
-      </w:r>
-      <w:r>
-        <w:fldChar w:fldCharType="end"/>
-      </w:r>
+      <w:hyperlink r:id="rId73">
+        <w:r>
+          <w:rPr>
+            <w:rStyle w:val="Hyperlink"/>
+          </w:rPr>
+          <w:t>10.1007/s11604-024-01673-6</w:t>
+        </w:r>
+      </w:hyperlink>
     </w:p>
     <w:p>
       <w:pPr>
         <w:pStyle w:val="Bibliography"/>
       </w:pPr>
-      <w:bookmarkStart w:id="475" w:name="ref-Nishigori2014-qc"/>
-      <w:bookmarkEnd w:id="472"/>
-      <w:del w:id="476" w:author="Comparison" w:date="2026-04-22T15:46:00Z" w16du:dateUtc="2026-04-22T06:46:00Z">
+      <w:bookmarkStart w:id="551" w:name="ref-Nishigori2014-qc"/>
+      <w:bookmarkEnd w:id="548"/>
+      <w:del w:id="552" w:author="Comparison" w:date="2026-04-24T13:01:00Z" w16du:dateUtc="2026-04-24T04:01:00Z">
         <w:r>
           <w:delText>56</w:delText>
         </w:r>
       </w:del>
-      <w:ins w:id="477" w:author="Comparison" w:date="2026-04-22T15:46:00Z" w16du:dateUtc="2026-04-22T06:46:00Z">
+      <w:ins w:id="553" w:author="Comparison" w:date="2026-04-24T13:01:00Z" w16du:dateUtc="2026-04-24T04:01:00Z">
         <w:r>
           <w:t>62</w:t>
         </w:r>
@@ -21455,37 +21223,27 @@
         <w:tab/>
         <w:t>Nishigori H, Harrison R, Busari J, Dornan T. Bushido and Medical Professionalism in Japan. Acad Med 2014;89(4):560–563. PMID:</w:t>
       </w:r>
-      <w:r>
-        <w:fldChar w:fldCharType="begin"/>
-      </w:r>
-      <w:r>
-        <w:instrText>HYPERLINK "https://www.ncbi.nlm.nih.gov/pubmed/24556758" \h</w:instrText>
-      </w:r>
-      <w:r>
-        <w:fldChar w:fldCharType="separate"/>
-      </w:r>
-      <w:r>
-        <w:rPr>
-          <w:rStyle w:val="Hyperlink"/>
-        </w:rPr>
-        <w:t>24556758</w:t>
-      </w:r>
-      <w:r>
-        <w:fldChar w:fldCharType="end"/>
-      </w:r>
+      <w:hyperlink r:id="rId74">
+        <w:r>
+          <w:rPr>
+            <w:rStyle w:val="Hyperlink"/>
+          </w:rPr>
+          <w:t>24556758</w:t>
+        </w:r>
+      </w:hyperlink>
     </w:p>
     <w:p>
       <w:pPr>
         <w:pStyle w:val="Bibliography"/>
       </w:pPr>
-      <w:bookmarkStart w:id="478" w:name="ref-Khojasteh2025-vd"/>
-      <w:bookmarkEnd w:id="475"/>
-      <w:del w:id="479" w:author="Comparison" w:date="2026-04-22T15:46:00Z" w16du:dateUtc="2026-04-22T06:46:00Z">
+      <w:bookmarkStart w:id="554" w:name="ref-Khojasteh2025-vd"/>
+      <w:bookmarkEnd w:id="551"/>
+      <w:del w:id="555" w:author="Comparison" w:date="2026-04-24T13:01:00Z" w16du:dateUtc="2026-04-24T04:01:00Z">
         <w:r>
           <w:delText>57</w:delText>
         </w:r>
       </w:del>
-      <w:ins w:id="480" w:author="Comparison" w:date="2026-04-22T15:46:00Z" w16du:dateUtc="2026-04-22T06:46:00Z">
+      <w:ins w:id="556" w:author="Comparison" w:date="2026-04-24T13:01:00Z" w16du:dateUtc="2026-04-24T04:01:00Z">
         <w:r>
           <w:t>63</w:t>
         </w:r>
@@ -21497,40 +21255,30 @@
         <w:tab/>
         <w:t>Khojasteh L, Kafipour R, Pakdel F, Mukundan J. Empowering medical students with AI writing co-pilots: design and validation of AI self-assessment toolkit. BMC Med Educ BioMed Central; 2025 Jan 31;25(1):159. PMID:</w:t>
       </w:r>
-      <w:r>
-        <w:fldChar w:fldCharType="begin"/>
-      </w:r>
-      <w:r>
-        <w:instrText>HYPERLINK "https://www.ncbi.nlm.nih.gov/pubmed/39891148" \h</w:instrText>
-      </w:r>
-      <w:r>
-        <w:fldChar w:fldCharType="separate"/>
-      </w:r>
-      <w:r>
-        <w:rPr>
-          <w:rStyle w:val="Hyperlink"/>
-        </w:rPr>
-        <w:t>39891148</w:t>
-      </w:r>
-      <w:r>
-        <w:fldChar w:fldCharType="end"/>
-      </w:r>
+      <w:hyperlink r:id="rId75">
+        <w:r>
+          <w:rPr>
+            <w:rStyle w:val="Hyperlink"/>
+          </w:rPr>
+          <w:t>39891148</w:t>
+        </w:r>
+      </w:hyperlink>
     </w:p>
     <w:p>
       <w:pPr>
         <w:pStyle w:val="Bibliography"/>
         <w:rPr>
-          <w:ins w:id="481" w:author="Comparison" w:date="2026-04-22T15:46:00Z" w16du:dateUtc="2026-04-22T06:46:00Z"/>
+          <w:ins w:id="557" w:author="Comparison" w:date="2026-04-24T13:01:00Z" w16du:dateUtc="2026-04-24T04:01:00Z"/>
         </w:rPr>
       </w:pPr>
-      <w:bookmarkStart w:id="482" w:name="ref-Banihashem2025-zo"/>
-      <w:bookmarkEnd w:id="478"/>
-      <w:del w:id="483" w:author="Comparison" w:date="2026-04-22T15:46:00Z" w16du:dateUtc="2026-04-22T06:46:00Z">
+      <w:bookmarkStart w:id="558" w:name="ref-Banihashem2025-zo"/>
+      <w:bookmarkEnd w:id="554"/>
+      <w:del w:id="559" w:author="Comparison" w:date="2026-04-24T13:01:00Z" w16du:dateUtc="2026-04-24T04:01:00Z">
         <w:r>
           <w:delText>58</w:delText>
         </w:r>
       </w:del>
-      <w:ins w:id="484" w:author="Comparison" w:date="2026-04-22T15:46:00Z" w16du:dateUtc="2026-04-22T06:46:00Z">
+      <w:ins w:id="560" w:author="Comparison" w:date="2026-04-24T13:01:00Z" w16du:dateUtc="2026-04-24T04:01:00Z">
         <w:r>
           <w:t>64</w:t>
         </w:r>
@@ -21542,35 +21290,25 @@
         <w:tab/>
         <w:t xml:space="preserve">Banihashem SK, Noroozi O, Khosravi H, Schunn CD, Drachsler H. Pedagogical framework for hybrid intelligent feedback. Innov Educ Teach Int Informa UK Limited; 2025 Apr 29;1–17. doi: </w:t>
       </w:r>
-      <w:r>
-        <w:fldChar w:fldCharType="begin"/>
-      </w:r>
-      <w:r>
-        <w:instrText>HYPERLINK "https://doi.org/10.1080/14703297.2025.2499174" \h</w:instrText>
-      </w:r>
-      <w:r>
-        <w:fldChar w:fldCharType="separate"/>
-      </w:r>
-      <w:r>
-        <w:rPr>
-          <w:rStyle w:val="Hyperlink"/>
-        </w:rPr>
-        <w:t>10.1080/14703297.2025.2499174</w:t>
-      </w:r>
-      <w:r>
-        <w:fldChar w:fldCharType="end"/>
-      </w:r>
+      <w:hyperlink r:id="rId76">
+        <w:r>
+          <w:rPr>
+            <w:rStyle w:val="Hyperlink"/>
+          </w:rPr>
+          <w:t>10.1080/14703297.2025.2499174</w:t>
+        </w:r>
+      </w:hyperlink>
     </w:p>
     <w:p>
       <w:pPr>
         <w:pStyle w:val="Bibliography"/>
         <w:rPr>
-          <w:ins w:id="485" w:author="Comparison" w:date="2026-04-22T15:46:00Z" w16du:dateUtc="2026-04-22T06:46:00Z"/>
+          <w:ins w:id="561" w:author="Comparison" w:date="2026-04-24T13:01:00Z" w16du:dateUtc="2026-04-24T04:01:00Z"/>
         </w:rPr>
       </w:pPr>
-      <w:bookmarkStart w:id="486" w:name="ref-Biggs1996-yt"/>
-      <w:bookmarkEnd w:id="482"/>
-      <w:ins w:id="487" w:author="Comparison" w:date="2026-04-22T15:46:00Z" w16du:dateUtc="2026-04-22T06:46:00Z">
+      <w:bookmarkStart w:id="562" w:name="ref-Biggs1996-yt"/>
+      <w:bookmarkEnd w:id="558"/>
+      <w:ins w:id="563" w:author="Comparison" w:date="2026-04-24T13:01:00Z" w16du:dateUtc="2026-04-24T04:01:00Z">
         <w:r>
           <w:t xml:space="preserve">65. </w:t>
         </w:r>
@@ -21604,12 +21342,12 @@
       <w:pPr>
         <w:pStyle w:val="Bibliography"/>
         <w:rPr>
-          <w:ins w:id="488" w:author="Comparison" w:date="2026-04-22T15:46:00Z" w16du:dateUtc="2026-04-22T06:46:00Z"/>
+          <w:ins w:id="564" w:author="Comparison" w:date="2026-04-24T13:01:00Z" w16du:dateUtc="2026-04-24T04:01:00Z"/>
         </w:rPr>
       </w:pPr>
-      <w:bookmarkStart w:id="489" w:name="ref-snchezmendiola-2025"/>
-      <w:bookmarkEnd w:id="486"/>
-      <w:ins w:id="490" w:author="Comparison" w:date="2026-04-22T15:46:00Z" w16du:dateUtc="2026-04-22T06:46:00Z">
+      <w:bookmarkStart w:id="565" w:name="ref-snchezmendiola-2025"/>
+      <w:bookmarkEnd w:id="562"/>
+      <w:ins w:id="566" w:author="Comparison" w:date="2026-04-24T13:01:00Z" w16du:dateUtc="2026-04-24T04:01:00Z">
         <w:r>
           <w:t xml:space="preserve">66. </w:t>
         </w:r>
@@ -21641,12 +21379,12 @@
       <w:pPr>
         <w:pStyle w:val="Bibliography"/>
         <w:rPr>
-          <w:ins w:id="491" w:author="Comparison" w:date="2026-04-22T15:46:00Z" w16du:dateUtc="2026-04-22T06:46:00Z"/>
+          <w:ins w:id="567" w:author="Comparison" w:date="2026-04-24T13:01:00Z" w16du:dateUtc="2026-04-24T04:01:00Z"/>
         </w:rPr>
       </w:pPr>
-      <w:bookmarkStart w:id="492" w:name="ref-Yavuz2024-vj"/>
-      <w:bookmarkEnd w:id="489"/>
-      <w:ins w:id="493" w:author="Comparison" w:date="2026-04-22T15:46:00Z" w16du:dateUtc="2026-04-22T06:46:00Z">
+      <w:bookmarkStart w:id="568" w:name="ref-Yavuz2024-vj"/>
+      <w:bookmarkEnd w:id="565"/>
+      <w:ins w:id="569" w:author="Comparison" w:date="2026-04-24T13:01:00Z" w16du:dateUtc="2026-04-24T04:01:00Z">
         <w:r>
           <w:t xml:space="preserve">67. </w:t>
         </w:r>
@@ -21678,9 +21416,9 @@
       <w:pPr>
         <w:pStyle w:val="Bibliography"/>
       </w:pPr>
-      <w:bookmarkStart w:id="494" w:name="ref-suchikova-2026"/>
-      <w:bookmarkEnd w:id="492"/>
-      <w:ins w:id="495" w:author="Comparison" w:date="2026-04-22T15:46:00Z" w16du:dateUtc="2026-04-22T06:46:00Z">
+      <w:bookmarkStart w:id="570" w:name="ref-suchikova-2026"/>
+      <w:bookmarkEnd w:id="568"/>
+      <w:ins w:id="571" w:author="Comparison" w:date="2026-04-24T13:01:00Z" w16du:dateUtc="2026-04-24T04:01:00Z">
         <w:r>
           <w:t xml:space="preserve">68. </w:t>
         </w:r>
@@ -21707,28 +21445,20 @@
           <w:fldChar w:fldCharType="end"/>
         </w:r>
       </w:ins>
-      <w:bookmarkEnd w:id="21"/>
-      <w:bookmarkEnd w:id="384"/>
-      <w:bookmarkEnd w:id="386"/>
-      <w:bookmarkEnd w:id="494"/>
+      <w:bookmarkEnd w:id="1"/>
+      <w:bookmarkEnd w:id="460"/>
+      <w:bookmarkEnd w:id="462"/>
+      <w:bookmarkEnd w:id="570"/>
     </w:p>
     <w:sectPr>
-      <w:headerReference w:type="default" r:id="rId19"/>
-      <w:footerReference w:type="default" r:id="rId20"/>
+      <w:headerReference w:type="default" r:id="rId77"/>
+      <w:footerReference w:type="default" r:id="rId78"/>
       <w:footnotePr>
-        <w:numRestart w:val="continuous"/>
+        <w:numRestart w:val="eachSect"/>
       </w:footnotePr>
       <w:pgSz w:w="12240" w:h="15840"/>
       <w:pgMar w:top="1985" w:right="1701" w:bottom="1701" w:left="1701" w:header="720" w:footer="720" w:gutter="0"/>
       <w:cols w:space="720"/>
-      <w:sectPrChange w:id="496" w:author="Comparison" w:date="2026-04-22T15:46:00Z" w16du:dateUtc="2026-04-22T06:46:00Z">
-        <w:sectPr>
-          <w:footnotePr>
-            <w:numRestart w:val="eachSect"/>
-          </w:footnotePr>
-          <w:pgMar w:top="1985" w:right="1701" w:bottom="1701" w:left="1701" w:header="720" w:footer="720" w:gutter="0"/>
-        </w:sectPr>
-      </w:sectPrChange>
     </w:sectPr>
   </w:body>
 </w:document>
@@ -21774,11 +21504,7 @@
   <w:footnote w:type="separator" w:id="-1">
     <w:p>
       <w:pPr>
-        <w:pPrChange w:id="18" w:author="Comparison" w:date="2026-04-22T15:46:00Z" w16du:dateUtc="2026-04-22T06:46:00Z">
-          <w:pPr>
-            <w:spacing w:after="0"/>
-          </w:pPr>
-        </w:pPrChange>
+        <w:spacing w:after="0"/>
       </w:pPr>
       <w:r>
         <w:separator/>
@@ -21788,11 +21514,7 @@
   <w:footnote w:type="continuationSeparator" w:id="0">
     <w:p>
       <w:pPr>
-        <w:pPrChange w:id="19" w:author="Comparison" w:date="2026-04-22T15:46:00Z" w16du:dateUtc="2026-04-22T06:46:00Z">
-          <w:pPr>
-            <w:spacing w:after="0"/>
-          </w:pPr>
-        </w:pPrChange>
+        <w:spacing w:after="0"/>
       </w:pPr>
       <w:r>
         <w:continuationSeparator/>
@@ -21817,13 +21539,13 @@
   <w:abstractNum w:abstractNumId="0" w15:restartNumberingAfterBreak="0">
     <w:nsid w:val="0000A990"/>
     <w:multiLevelType w:val="multilevel"/>
-    <w:tmpl w:val="21368F5C"/>
+    <w:tmpl w:val="1C54233C"/>
     <w:lvl w:ilvl="0">
       <w:numFmt w:val="bullet"/>
       <w:lvlText w:val=" "/>
       <w:lvlJc w:val="left"/>
       <w:pPr>
-        <w:ind w:left="720" w:hanging="480"/>
+        <w:ind w:left="720" w:hanging="360"/>
       </w:pPr>
     </w:lvl>
     <w:lvl w:ilvl="1">
@@ -21831,7 +21553,7 @@
       <w:lvlText w:val=" "/>
       <w:lvlJc w:val="left"/>
       <w:pPr>
-        <w:ind w:left="1440" w:hanging="480"/>
+        <w:ind w:left="1440" w:hanging="360"/>
       </w:pPr>
     </w:lvl>
     <w:lvl w:ilvl="2">
@@ -21839,7 +21561,7 @@
       <w:lvlText w:val=" "/>
       <w:lvlJc w:val="left"/>
       <w:pPr>
-        <w:ind w:left="2160" w:hanging="480"/>
+        <w:ind w:left="2160" w:hanging="360"/>
       </w:pPr>
     </w:lvl>
     <w:lvl w:ilvl="3">
@@ -21847,7 +21569,7 @@
       <w:lvlText w:val=" "/>
       <w:lvlJc w:val="left"/>
       <w:pPr>
-        <w:ind w:left="2880" w:hanging="480"/>
+        <w:ind w:left="2880" w:hanging="360"/>
       </w:pPr>
     </w:lvl>
     <w:lvl w:ilvl="4">
@@ -21855,7 +21577,7 @@
       <w:lvlText w:val=" "/>
       <w:lvlJc w:val="left"/>
       <w:pPr>
-        <w:ind w:left="3600" w:hanging="480"/>
+        <w:ind w:left="3600" w:hanging="360"/>
       </w:pPr>
     </w:lvl>
     <w:lvl w:ilvl="5">
@@ -21863,7 +21585,7 @@
       <w:lvlText w:val=" "/>
       <w:lvlJc w:val="left"/>
       <w:pPr>
-        <w:ind w:left="4320" w:hanging="480"/>
+        <w:ind w:left="4320" w:hanging="360"/>
       </w:pPr>
     </w:lvl>
     <w:lvl w:ilvl="6">
@@ -21871,7 +21593,7 @@
       <w:lvlText w:val=" "/>
       <w:lvlJc w:val="left"/>
       <w:pPr>
-        <w:ind w:left="5040" w:hanging="480"/>
+        <w:ind w:left="5040" w:hanging="360"/>
       </w:pPr>
     </w:lvl>
     <w:lvl w:ilvl="7">
@@ -21879,7 +21601,7 @@
       <w:lvlText w:val=" "/>
       <w:lvlJc w:val="left"/>
       <w:pPr>
-        <w:ind w:left="5760" w:hanging="480"/>
+        <w:ind w:left="5760" w:hanging="360"/>
       </w:pPr>
     </w:lvl>
     <w:lvl w:ilvl="8">
@@ -21887,11 +21609,11 @@
       <w:lvlText w:val=" "/>
       <w:lvlJc w:val="left"/>
       <w:pPr>
-        <w:ind w:left="6480" w:hanging="480"/>
+        <w:ind w:left="6480" w:hanging="360"/>
       </w:pPr>
     </w:lvl>
   </w:abstractNum>
-  <w:num w:numId="1" w16cid:durableId="1050232747">
+  <w:num w:numId="1" w16cid:durableId="273444982">
     <w:abstractNumId w:val="0"/>
   </w:num>
 </w:numbering>
@@ -21915,8 +21637,6 @@
     </w:pPrDefault>
   </w:docDefaults>
   <w:latentStyles w:defLockedState="0" w:defUIPriority="0" w:defSemiHidden="0" w:defUnhideWhenUsed="0" w:defQFormat="0" w:count="376">
-    <w:lsdException w:name="Title" w:uiPriority="10"/>
-    <w:lsdException w:name="Subtitle" w:uiPriority="11"/>
     <w:lsdException w:name="Normal Table" w:semiHidden="1" w:unhideWhenUsed="1"/>
     <w:lsdException w:name="Table Simple 1" w:semiHidden="1" w:unhideWhenUsed="1"/>
     <w:lsdException w:name="Table Simple 2" w:semiHidden="1" w:unhideWhenUsed="1"/>
@@ -22171,37 +21891,18 @@
     <w:link w:val="Heading1Char"/>
     <w:uiPriority w:val="9"/>
     <w:qFormat/>
-    <w:rsid w:val="00FF2191"/>
+    <w:rsid w:val="00A10FD9"/>
     <w:pPr>
       <w:keepNext/>
       <w:keepLines/>
-      <w:spacing w:before="480" w:after="0"/>
+      <w:spacing w:before="360" w:after="80"/>
       <w:outlineLvl w:val="0"/>
-      <w:pPrChange w:id="0" w:author="Comparison" w:date="2026-04-22T15:46:00Z">
-        <w:pPr>
-          <w:keepNext/>
-          <w:keepLines/>
-          <w:spacing w:before="360" w:after="80"/>
-          <w:outlineLvl w:val="0"/>
-        </w:pPr>
-      </w:pPrChange>
     </w:pPr>
     <w:rPr>
       <w:rFonts w:asciiTheme="majorHAnsi" w:eastAsiaTheme="majorEastAsia" w:hAnsiTheme="majorHAnsi" w:cstheme="majorBidi"/>
-      <w:b/>
-      <w:bCs/>
-      <w:color w:val="4F81BD" w:themeColor="accent1"/>
-      <w:sz w:val="32"/>
-      <w:szCs w:val="32"/>
-      <w:rPrChange w:id="0" w:author="Comparison" w:date="2026-04-22T15:46:00Z">
-        <w:rPr>
-          <w:rFonts w:asciiTheme="majorHAnsi" w:eastAsiaTheme="majorEastAsia" w:hAnsiTheme="majorHAnsi" w:cstheme="majorBidi"/>
-          <w:color w:val="365F91" w:themeColor="accent1" w:themeShade="BF"/>
-          <w:sz w:val="40"/>
-          <w:szCs w:val="40"/>
-          <w:lang w:val="en-US" w:eastAsia="en-US" w:bidi="ar-SA"/>
-        </w:rPr>
-      </w:rPrChange>
+      <w:color w:val="0F4761" w:themeColor="accent1" w:themeShade="BF"/>
+      <w:sz w:val="40"/>
+      <w:szCs w:val="40"/>
     </w:rPr>
   </w:style>
   <w:style w:type="paragraph" w:styleId="Heading2">
@@ -22210,39 +21911,21 @@
     <w:next w:val="BodyText"/>
     <w:link w:val="Heading2Char"/>
     <w:uiPriority w:val="9"/>
+    <w:semiHidden/>
     <w:unhideWhenUsed/>
     <w:qFormat/>
-    <w:rsid w:val="00FF2191"/>
+    <w:rsid w:val="00A10FD9"/>
     <w:pPr>
       <w:keepNext/>
       <w:keepLines/>
-      <w:spacing w:before="200" w:after="0"/>
+      <w:spacing w:before="160" w:after="80"/>
       <w:outlineLvl w:val="1"/>
-      <w:pPrChange w:id="1" w:author="Comparison" w:date="2026-04-22T15:46:00Z">
-        <w:pPr>
-          <w:keepNext/>
-          <w:keepLines/>
-          <w:spacing w:before="160" w:after="80"/>
-          <w:outlineLvl w:val="1"/>
-        </w:pPr>
-      </w:pPrChange>
     </w:pPr>
     <w:rPr>
       <w:rFonts w:asciiTheme="majorHAnsi" w:eastAsiaTheme="majorEastAsia" w:hAnsiTheme="majorHAnsi" w:cstheme="majorBidi"/>
-      <w:b/>
-      <w:bCs/>
-      <w:color w:val="4F81BD" w:themeColor="accent1"/>
-      <w:sz w:val="28"/>
-      <w:szCs w:val="28"/>
-      <w:rPrChange w:id="1" w:author="Comparison" w:date="2026-04-22T15:46:00Z">
-        <w:rPr>
-          <w:rFonts w:asciiTheme="majorHAnsi" w:eastAsiaTheme="majorEastAsia" w:hAnsiTheme="majorHAnsi" w:cstheme="majorBidi"/>
-          <w:color w:val="365F91" w:themeColor="accent1" w:themeShade="BF"/>
-          <w:sz w:val="32"/>
-          <w:szCs w:val="32"/>
-          <w:lang w:val="en-US" w:eastAsia="en-US" w:bidi="ar-SA"/>
-        </w:rPr>
-      </w:rPrChange>
+      <w:color w:val="0F4761" w:themeColor="accent1" w:themeShade="BF"/>
+      <w:sz w:val="32"/>
+      <w:szCs w:val="32"/>
     </w:rPr>
   </w:style>
   <w:style w:type="paragraph" w:styleId="Heading3">
@@ -22251,37 +21934,21 @@
     <w:next w:val="BodyText"/>
     <w:link w:val="Heading3Char"/>
     <w:uiPriority w:val="9"/>
+    <w:semiHidden/>
     <w:unhideWhenUsed/>
     <w:qFormat/>
-    <w:rsid w:val="00FF2191"/>
+    <w:rsid w:val="00A10FD9"/>
     <w:pPr>
       <w:keepNext/>
       <w:keepLines/>
-      <w:spacing w:before="200" w:after="0"/>
+      <w:spacing w:before="160" w:after="80"/>
       <w:outlineLvl w:val="2"/>
-      <w:pPrChange w:id="2" w:author="Comparison" w:date="2026-04-22T15:46:00Z">
-        <w:pPr>
-          <w:keepNext/>
-          <w:keepLines/>
-          <w:spacing w:before="160" w:after="80"/>
-          <w:outlineLvl w:val="2"/>
-        </w:pPr>
-      </w:pPrChange>
     </w:pPr>
     <w:rPr>
-      <w:rFonts w:asciiTheme="majorHAnsi" w:eastAsiaTheme="majorEastAsia" w:hAnsiTheme="majorHAnsi" w:cstheme="majorBidi"/>
-      <w:b/>
-      <w:bCs/>
-      <w:color w:val="4F81BD" w:themeColor="accent1"/>
-      <w:rPrChange w:id="2" w:author="Comparison" w:date="2026-04-22T15:46:00Z">
-        <w:rPr>
-          <w:rFonts w:asciiTheme="minorHAnsi" w:eastAsiaTheme="majorEastAsia" w:hAnsiTheme="minorHAnsi" w:cstheme="majorBidi"/>
-          <w:color w:val="365F91" w:themeColor="accent1" w:themeShade="BF"/>
-          <w:sz w:val="28"/>
-          <w:szCs w:val="28"/>
-          <w:lang w:val="en-US" w:eastAsia="en-US" w:bidi="ar-SA"/>
-        </w:rPr>
-      </w:rPrChange>
+      <w:rFonts w:eastAsiaTheme="majorEastAsia" w:cstheme="majorBidi"/>
+      <w:color w:val="0F4761" w:themeColor="accent1" w:themeShade="BF"/>
+      <w:sz w:val="28"/>
+      <w:szCs w:val="28"/>
     </w:rPr>
   </w:style>
   <w:style w:type="paragraph" w:styleId="Heading4">
@@ -22290,39 +21957,21 @@
     <w:next w:val="BodyText"/>
     <w:link w:val="Heading4Char"/>
     <w:uiPriority w:val="9"/>
+    <w:semiHidden/>
     <w:unhideWhenUsed/>
     <w:qFormat/>
-    <w:rsid w:val="00FF2191"/>
+    <w:rsid w:val="00A10FD9"/>
     <w:pPr>
       <w:keepNext/>
       <w:keepLines/>
-      <w:spacing w:before="200" w:after="0"/>
+      <w:spacing w:before="80" w:after="40"/>
       <w:outlineLvl w:val="3"/>
-      <w:pPrChange w:id="3" w:author="Comparison" w:date="2026-04-22T15:46:00Z">
-        <w:pPr>
-          <w:keepNext/>
-          <w:keepLines/>
-          <w:spacing w:before="80" w:after="40"/>
-          <w:outlineLvl w:val="3"/>
-        </w:pPr>
-      </w:pPrChange>
     </w:pPr>
     <w:rPr>
-      <w:rFonts w:asciiTheme="majorHAnsi" w:eastAsiaTheme="majorEastAsia" w:hAnsiTheme="majorHAnsi" w:cstheme="majorBidi"/>
-      <w:bCs/>
+      <w:rFonts w:eastAsiaTheme="majorEastAsia" w:cstheme="majorBidi"/>
       <w:i/>
-      <w:color w:val="4F81BD" w:themeColor="accent1"/>
-      <w:rPrChange w:id="3" w:author="Comparison" w:date="2026-04-22T15:46:00Z">
-        <w:rPr>
-          <w:rFonts w:asciiTheme="minorHAnsi" w:eastAsiaTheme="majorEastAsia" w:hAnsiTheme="minorHAnsi" w:cstheme="majorBidi"/>
-          <w:i/>
-          <w:iCs/>
-          <w:color w:val="365F91" w:themeColor="accent1" w:themeShade="BF"/>
-          <w:sz w:val="24"/>
-          <w:szCs w:val="24"/>
-          <w:lang w:val="en-US" w:eastAsia="en-US" w:bidi="ar-SA"/>
-        </w:rPr>
-      </w:rPrChange>
+      <w:iCs/>
+      <w:color w:val="0F4761" w:themeColor="accent1" w:themeShade="BF"/>
     </w:rPr>
   </w:style>
   <w:style w:type="paragraph" w:styleId="Heading5">
@@ -22331,36 +21980,19 @@
     <w:next w:val="BodyText"/>
     <w:link w:val="Heading5Char"/>
     <w:uiPriority w:val="9"/>
+    <w:semiHidden/>
     <w:unhideWhenUsed/>
     <w:qFormat/>
-    <w:rsid w:val="00FF2191"/>
+    <w:rsid w:val="00A10FD9"/>
     <w:pPr>
       <w:keepNext/>
       <w:keepLines/>
-      <w:spacing w:before="200" w:after="0"/>
+      <w:spacing w:before="80" w:after="40"/>
       <w:outlineLvl w:val="4"/>
-      <w:pPrChange w:id="4" w:author="Comparison" w:date="2026-04-22T15:46:00Z">
-        <w:pPr>
-          <w:keepNext/>
-          <w:keepLines/>
-          <w:spacing w:before="80" w:after="40"/>
-          <w:outlineLvl w:val="4"/>
-        </w:pPr>
-      </w:pPrChange>
     </w:pPr>
     <w:rPr>
-      <w:rFonts w:asciiTheme="majorHAnsi" w:eastAsiaTheme="majorEastAsia" w:hAnsiTheme="majorHAnsi" w:cstheme="majorBidi"/>
-      <w:iCs/>
-      <w:color w:val="4F81BD" w:themeColor="accent1"/>
-      <w:rPrChange w:id="4" w:author="Comparison" w:date="2026-04-22T15:46:00Z">
-        <w:rPr>
-          <w:rFonts w:asciiTheme="minorHAnsi" w:eastAsiaTheme="majorEastAsia" w:hAnsiTheme="minorHAnsi" w:cstheme="majorBidi"/>
-          <w:color w:val="365F91" w:themeColor="accent1" w:themeShade="BF"/>
-          <w:sz w:val="24"/>
-          <w:szCs w:val="24"/>
-          <w:lang w:val="en-US" w:eastAsia="en-US" w:bidi="ar-SA"/>
-        </w:rPr>
-      </w:rPrChange>
+      <w:rFonts w:eastAsiaTheme="majorEastAsia" w:cstheme="majorBidi"/>
+      <w:color w:val="0F4761" w:themeColor="accent1" w:themeShade="BF"/>
     </w:rPr>
   </w:style>
   <w:style w:type="paragraph" w:styleId="Heading6">
@@ -22369,37 +22001,21 @@
     <w:next w:val="BodyText"/>
     <w:link w:val="Heading6Char"/>
     <w:uiPriority w:val="9"/>
+    <w:semiHidden/>
     <w:unhideWhenUsed/>
     <w:qFormat/>
-    <w:rsid w:val="00FF2191"/>
+    <w:rsid w:val="00A10FD9"/>
     <w:pPr>
       <w:keepNext/>
       <w:keepLines/>
-      <w:spacing w:before="200" w:after="0"/>
+      <w:spacing w:before="40" w:after="0"/>
       <w:outlineLvl w:val="5"/>
-      <w:pPrChange w:id="5" w:author="Comparison" w:date="2026-04-22T15:46:00Z">
-        <w:pPr>
-          <w:keepNext/>
-          <w:keepLines/>
-          <w:spacing w:before="40"/>
-          <w:outlineLvl w:val="5"/>
-        </w:pPr>
-      </w:pPrChange>
     </w:pPr>
     <w:rPr>
-      <w:rFonts w:asciiTheme="majorHAnsi" w:eastAsiaTheme="majorEastAsia" w:hAnsiTheme="majorHAnsi" w:cstheme="majorBidi"/>
-      <w:color w:val="4F81BD" w:themeColor="accent1"/>
-      <w:rPrChange w:id="5" w:author="Comparison" w:date="2026-04-22T15:46:00Z">
-        <w:rPr>
-          <w:rFonts w:asciiTheme="minorHAnsi" w:eastAsiaTheme="majorEastAsia" w:hAnsiTheme="minorHAnsi" w:cstheme="majorBidi"/>
-          <w:i/>
-          <w:iCs/>
-          <w:color w:val="595959" w:themeColor="text1" w:themeTint="A6"/>
-          <w:sz w:val="24"/>
-          <w:szCs w:val="24"/>
-          <w:lang w:val="en-US" w:eastAsia="en-US" w:bidi="ar-SA"/>
-        </w:rPr>
-      </w:rPrChange>
+      <w:rFonts w:eastAsiaTheme="majorEastAsia" w:cstheme="majorBidi"/>
+      <w:i/>
+      <w:iCs/>
+      <w:color w:val="595959" w:themeColor="text1" w:themeTint="A6"/>
     </w:rPr>
   </w:style>
   <w:style w:type="paragraph" w:styleId="Heading7">
@@ -22408,35 +22024,19 @@
     <w:next w:val="BodyText"/>
     <w:link w:val="Heading7Char"/>
     <w:uiPriority w:val="9"/>
+    <w:semiHidden/>
     <w:unhideWhenUsed/>
     <w:qFormat/>
-    <w:rsid w:val="00FF2191"/>
+    <w:rsid w:val="00A10FD9"/>
     <w:pPr>
       <w:keepNext/>
       <w:keepLines/>
-      <w:spacing w:before="200" w:after="0"/>
+      <w:spacing w:before="40" w:after="0"/>
       <w:outlineLvl w:val="6"/>
-      <w:pPrChange w:id="6" w:author="Comparison" w:date="2026-04-22T15:46:00Z">
-        <w:pPr>
-          <w:keepNext/>
-          <w:keepLines/>
-          <w:spacing w:before="40"/>
-          <w:outlineLvl w:val="6"/>
-        </w:pPr>
-      </w:pPrChange>
     </w:pPr>
     <w:rPr>
-      <w:rFonts w:asciiTheme="majorHAnsi" w:eastAsiaTheme="majorEastAsia" w:hAnsiTheme="majorHAnsi" w:cstheme="majorBidi"/>
-      <w:color w:val="4F81BD" w:themeColor="accent1"/>
-      <w:rPrChange w:id="6" w:author="Comparison" w:date="2026-04-22T15:46:00Z">
-        <w:rPr>
-          <w:rFonts w:asciiTheme="minorHAnsi" w:eastAsiaTheme="majorEastAsia" w:hAnsiTheme="minorHAnsi" w:cstheme="majorBidi"/>
-          <w:color w:val="595959" w:themeColor="text1" w:themeTint="A6"/>
-          <w:sz w:val="24"/>
-          <w:szCs w:val="24"/>
-          <w:lang w:val="en-US" w:eastAsia="en-US" w:bidi="ar-SA"/>
-        </w:rPr>
-      </w:rPrChange>
+      <w:rFonts w:eastAsiaTheme="majorEastAsia" w:cstheme="majorBidi"/>
+      <w:color w:val="595959" w:themeColor="text1" w:themeTint="A6"/>
     </w:rPr>
   </w:style>
   <w:style w:type="paragraph" w:styleId="Heading8">
@@ -22445,36 +22045,21 @@
     <w:next w:val="BodyText"/>
     <w:link w:val="Heading8Char"/>
     <w:uiPriority w:val="9"/>
+    <w:semiHidden/>
     <w:unhideWhenUsed/>
     <w:qFormat/>
-    <w:rsid w:val="00FF2191"/>
+    <w:rsid w:val="00A10FD9"/>
     <w:pPr>
       <w:keepNext/>
       <w:keepLines/>
-      <w:spacing w:before="200" w:after="0"/>
+      <w:spacing w:after="0"/>
       <w:outlineLvl w:val="7"/>
-      <w:pPrChange w:id="7" w:author="Comparison" w:date="2026-04-22T15:46:00Z">
-        <w:pPr>
-          <w:keepNext/>
-          <w:keepLines/>
-          <w:outlineLvl w:val="7"/>
-        </w:pPr>
-      </w:pPrChange>
     </w:pPr>
     <w:rPr>
-      <w:rFonts w:asciiTheme="majorHAnsi" w:eastAsiaTheme="majorEastAsia" w:hAnsiTheme="majorHAnsi" w:cstheme="majorBidi"/>
-      <w:color w:val="4F81BD" w:themeColor="accent1"/>
-      <w:rPrChange w:id="7" w:author="Comparison" w:date="2026-04-22T15:46:00Z">
-        <w:rPr>
-          <w:rFonts w:asciiTheme="minorHAnsi" w:eastAsiaTheme="majorEastAsia" w:hAnsiTheme="minorHAnsi" w:cstheme="majorBidi"/>
-          <w:i/>
-          <w:iCs/>
-          <w:color w:val="272727" w:themeColor="text1" w:themeTint="D8"/>
-          <w:sz w:val="24"/>
-          <w:szCs w:val="24"/>
-          <w:lang w:val="en-US" w:eastAsia="en-US" w:bidi="ar-SA"/>
-        </w:rPr>
-      </w:rPrChange>
+      <w:rFonts w:eastAsiaTheme="majorEastAsia" w:cstheme="majorBidi"/>
+      <w:i/>
+      <w:iCs/>
+      <w:color w:val="272727" w:themeColor="text1" w:themeTint="D8"/>
     </w:rPr>
   </w:style>
   <w:style w:type="paragraph" w:styleId="Heading9">
@@ -22483,34 +22068,19 @@
     <w:next w:val="BodyText"/>
     <w:link w:val="Heading9Char"/>
     <w:uiPriority w:val="9"/>
+    <w:semiHidden/>
     <w:unhideWhenUsed/>
     <w:qFormat/>
-    <w:rsid w:val="00FF2191"/>
+    <w:rsid w:val="00A10FD9"/>
     <w:pPr>
       <w:keepNext/>
       <w:keepLines/>
-      <w:spacing w:before="200" w:after="0"/>
+      <w:spacing w:after="0"/>
       <w:outlineLvl w:val="8"/>
-      <w:pPrChange w:id="8" w:author="Comparison" w:date="2026-04-22T15:46:00Z">
-        <w:pPr>
-          <w:keepNext/>
-          <w:keepLines/>
-          <w:outlineLvl w:val="8"/>
-        </w:pPr>
-      </w:pPrChange>
     </w:pPr>
     <w:rPr>
-      <w:rFonts w:asciiTheme="majorHAnsi" w:eastAsiaTheme="majorEastAsia" w:hAnsiTheme="majorHAnsi" w:cstheme="majorBidi"/>
-      <w:color w:val="4F81BD" w:themeColor="accent1"/>
-      <w:rPrChange w:id="8" w:author="Comparison" w:date="2026-04-22T15:46:00Z">
-        <w:rPr>
-          <w:rFonts w:asciiTheme="minorHAnsi" w:eastAsiaTheme="majorEastAsia" w:hAnsiTheme="minorHAnsi" w:cstheme="majorBidi"/>
-          <w:color w:val="272727" w:themeColor="text1" w:themeTint="D8"/>
-          <w:sz w:val="24"/>
-          <w:szCs w:val="24"/>
-          <w:lang w:val="en-US" w:eastAsia="en-US" w:bidi="ar-SA"/>
-        </w:rPr>
-      </w:rPrChange>
+      <w:rFonts w:eastAsiaTheme="majorEastAsia" w:cstheme="majorBidi"/>
+      <w:color w:val="272727" w:themeColor="text1" w:themeTint="D8"/>
     </w:rPr>
   </w:style>
   <w:style w:type="character" w:default="1" w:styleId="DefaultParagraphFont">
@@ -22569,35 +22139,28 @@
     <w:link w:val="TitleChar"/>
     <w:uiPriority w:val="10"/>
     <w:qFormat/>
-    <w:rsid w:val="00FF2191"/>
+    <w:rsid w:val="00A10FD9"/>
     <w:pPr>
-      <w:keepNext/>
-      <w:keepLines/>
-      <w:spacing w:before="480" w:after="240"/>
+      <w:spacing w:after="80"/>
+      <w:contextualSpacing/>
       <w:jc w:val="center"/>
-      <w:pPrChange w:id="9" w:author="Comparison" w:date="2026-04-22T15:46:00Z">
-        <w:pPr>
-          <w:spacing w:after="80"/>
-          <w:contextualSpacing/>
-          <w:jc w:val="center"/>
-        </w:pPr>
-      </w:pPrChange>
     </w:pPr>
     <w:rPr>
       <w:rFonts w:asciiTheme="majorHAnsi" w:eastAsiaTheme="majorEastAsia" w:hAnsiTheme="majorHAnsi" w:cstheme="majorBidi"/>
-      <w:b/>
-      <w:bCs/>
-      <w:color w:val="345A8A" w:themeColor="accent1" w:themeShade="B5"/>
-      <w:sz w:val="36"/>
-      <w:szCs w:val="36"/>
-      <w:rPrChange w:id="9" w:author="Comparison" w:date="2026-04-22T15:46:00Z">
-        <w:rPr>
-          <w:rFonts w:asciiTheme="majorHAnsi" w:eastAsiaTheme="majorEastAsia" w:hAnsiTheme="majorHAnsi" w:cstheme="majorBidi"/>
-          <w:sz w:val="56"/>
-          <w:szCs w:val="56"/>
-          <w:lang w:val="en-US" w:eastAsia="en-US" w:bidi="ar-SA"/>
-        </w:rPr>
-      </w:rPrChange>
+      <w:sz w:val="56"/>
+      <w:szCs w:val="56"/>
+    </w:rPr>
+  </w:style>
+  <w:style w:type="character" w:customStyle="1" w:styleId="TitleChar">
+    <w:name w:val="Title Char"/>
+    <w:basedOn w:val="DefaultParagraphFont"/>
+    <w:link w:val="Title"/>
+    <w:uiPriority w:val="10"/>
+    <w:rsid w:val="00A10FD9"/>
+    <w:rPr>
+      <w:rFonts w:asciiTheme="majorHAnsi" w:eastAsiaTheme="majorEastAsia" w:hAnsiTheme="majorHAnsi" w:cstheme="majorBidi"/>
+      <w:sz w:val="56"/>
+      <w:szCs w:val="56"/>
     </w:rPr>
   </w:style>
   <w:style w:type="paragraph" w:styleId="Subtitle">
@@ -22607,92 +22170,58 @@
     <w:link w:val="SubtitleChar"/>
     <w:uiPriority w:val="11"/>
     <w:qFormat/>
-    <w:rsid w:val="00FF2191"/>
+    <w:rsid w:val="00A10FD9"/>
     <w:pPr>
-      <w:spacing w:before="240"/>
-      <w:pPrChange w:id="10" w:author="Comparison" w:date="2026-04-22T15:46:00Z">
-        <w:pPr>
-          <w:numPr>
-            <w:ilvl w:val="1"/>
-          </w:numPr>
-          <w:spacing w:after="80"/>
-          <w:contextualSpacing/>
-          <w:jc w:val="center"/>
-        </w:pPr>
-      </w:pPrChange>
+      <w:numPr>
+        <w:ilvl w:val="1"/>
+      </w:numPr>
     </w:pPr>
     <w:rPr>
-      <w:sz w:val="30"/>
-      <w:szCs w:val="30"/>
-      <w:rPrChange w:id="10" w:author="Comparison" w:date="2026-04-22T15:46:00Z">
-        <w:rPr>
-          <w:rFonts w:asciiTheme="majorHAnsi" w:eastAsiaTheme="majorEastAsia" w:hAnsiTheme="majorHAnsi" w:cstheme="majorBidi"/>
-          <w:spacing w:val="15"/>
-          <w:sz w:val="28"/>
-          <w:szCs w:val="28"/>
-          <w:lang w:val="en-US" w:eastAsia="en-US" w:bidi="ar-SA"/>
-        </w:rPr>
-      </w:rPrChange>
+      <w:spacing w:val="15"/>
+      <w:sz w:val="28"/>
+      <w:szCs w:val="28"/>
+    </w:rPr>
+  </w:style>
+  <w:style w:type="character" w:customStyle="1" w:styleId="SubtitleChar">
+    <w:name w:val="Subtitle Char"/>
+    <w:basedOn w:val="DefaultParagraphFont"/>
+    <w:link w:val="Subtitle"/>
+    <w:uiPriority w:val="11"/>
+    <w:rsid w:val="00A10FD9"/>
+    <w:rPr>
+      <w:rFonts w:eastAsiaTheme="majorEastAsia" w:cstheme="majorBidi"/>
+      <w:color w:val="595959" w:themeColor="text1" w:themeTint="A6"/>
+      <w:spacing w:val="15"/>
+      <w:sz w:val="28"/>
+      <w:szCs w:val="28"/>
     </w:rPr>
   </w:style>
   <w:style w:type="paragraph" w:customStyle="1" w:styleId="Author">
     <w:name w:val="Author"/>
+    <w:basedOn w:val="Title"/>
     <w:next w:val="BodyText"/>
     <w:qFormat/>
-    <w:rsid w:val="00FF2191"/>
     <w:pPr>
       <w:keepNext/>
       <w:keepLines/>
-      <w:jc w:val="center"/>
-      <w:pPrChange w:id="11" w:author="Comparison" w:date="2026-04-22T15:46:00Z">
-        <w:pPr>
-          <w:keepNext/>
-          <w:keepLines/>
-          <w:spacing w:after="80"/>
-          <w:contextualSpacing/>
-          <w:jc w:val="center"/>
-        </w:pPr>
-      </w:pPrChange>
     </w:pPr>
     <w:rPr>
-      <w:rPrChange w:id="11" w:author="Comparison" w:date="2026-04-22T15:46:00Z">
-        <w:rPr>
-          <w:rFonts w:asciiTheme="majorHAnsi" w:eastAsiaTheme="majorEastAsia" w:hAnsiTheme="majorHAnsi" w:cstheme="majorBidi"/>
-          <w:sz w:val="24"/>
-          <w:szCs w:val="24"/>
-          <w:lang w:val="en-US" w:eastAsia="en-US" w:bidi="ar-SA"/>
-        </w:rPr>
-      </w:rPrChange>
+      <w:sz w:val="24"/>
+      <w:szCs w:val="24"/>
     </w:rPr>
   </w:style>
   <w:style w:type="paragraph" w:styleId="Date">
     <w:name w:val="Date"/>
+    <w:basedOn w:val="Title"/>
     <w:next w:val="BodyText"/>
     <w:qFormat/>
-    <w:rsid w:val="00FF2191"/>
     <w:pPr>
       <w:keepNext/>
       <w:keepLines/>
-      <w:jc w:val="center"/>
-      <w:pPrChange w:id="12" w:author="Comparison" w:date="2026-04-22T15:46:00Z">
-        <w:pPr>
-          <w:keepNext/>
-          <w:keepLines/>
-          <w:spacing w:after="80"/>
-          <w:contextualSpacing/>
-          <w:jc w:val="center"/>
-        </w:pPr>
-      </w:pPrChange>
     </w:pPr>
     <w:rPr>
-      <w:rPrChange w:id="12" w:author="Comparison" w:date="2026-04-22T15:46:00Z">
-        <w:rPr>
-          <w:rFonts w:asciiTheme="majorHAnsi" w:eastAsiaTheme="majorEastAsia" w:hAnsiTheme="majorHAnsi" w:cstheme="majorBidi"/>
-          <w:sz w:val="24"/>
-          <w:szCs w:val="24"/>
-          <w:lang w:val="en-US" w:eastAsia="en-US" w:bidi="ar-SA"/>
-        </w:rPr>
-      </w:rPrChange>
+      <w:sz w:val="24"/>
+      <w:szCs w:val="24"/>
     </w:rPr>
   </w:style>
   <w:style w:type="paragraph" w:customStyle="1" w:styleId="AbstractTitle">
@@ -22700,33 +22229,16 @@
     <w:basedOn w:val="Normal"/>
     <w:next w:val="Abstract"/>
     <w:qFormat/>
-    <w:rsid w:val="00FF2191"/>
     <w:pPr>
       <w:keepNext/>
       <w:keepLines/>
       <w:spacing w:before="300" w:after="0"/>
       <w:jc w:val="center"/>
-      <w:pPrChange w:id="13" w:author="Comparison" w:date="2026-04-22T15:46:00Z">
-        <w:pPr>
-          <w:keepNext/>
-          <w:keepLines/>
-          <w:spacing w:before="300"/>
-          <w:jc w:val="center"/>
-        </w:pPr>
-      </w:pPrChange>
     </w:pPr>
     <w:rPr>
       <w:b/>
-      <w:color w:val="345A8A"/>
       <w:sz w:val="20"/>
       <w:szCs w:val="20"/>
-      <w:rPrChange w:id="13" w:author="Comparison" w:date="2026-04-22T15:46:00Z">
-        <w:rPr>
-          <w:rFonts w:asciiTheme="minorHAnsi" w:eastAsiaTheme="minorEastAsia" w:hAnsiTheme="minorHAnsi" w:cstheme="minorBidi"/>
-          <w:b/>
-          <w:lang w:val="en-US" w:eastAsia="en-US" w:bidi="ar-SA"/>
-        </w:rPr>
-      </w:rPrChange>
     </w:rPr>
   </w:style>
   <w:style w:type="paragraph" w:customStyle="1" w:styleId="Abstract">
@@ -22749,6 +22261,125 @@
     <w:basedOn w:val="Normal"/>
     <w:qFormat/>
   </w:style>
+  <w:style w:type="character" w:customStyle="1" w:styleId="Heading1Char">
+    <w:name w:val="Heading 1 Char"/>
+    <w:basedOn w:val="DefaultParagraphFont"/>
+    <w:link w:val="Heading1"/>
+    <w:uiPriority w:val="9"/>
+    <w:rsid w:val="00A10FD9"/>
+    <w:rPr>
+      <w:rFonts w:asciiTheme="majorHAnsi" w:eastAsiaTheme="majorEastAsia" w:hAnsiTheme="majorHAnsi" w:cstheme="majorBidi"/>
+      <w:color w:val="0F4761" w:themeColor="accent1" w:themeShade="BF"/>
+      <w:sz w:val="40"/>
+      <w:szCs w:val="40"/>
+    </w:rPr>
+  </w:style>
+  <w:style w:type="character" w:customStyle="1" w:styleId="Heading2Char">
+    <w:name w:val="Heading 2 Char"/>
+    <w:basedOn w:val="DefaultParagraphFont"/>
+    <w:link w:val="Heading2"/>
+    <w:uiPriority w:val="9"/>
+    <w:semiHidden/>
+    <w:rsid w:val="00A10FD9"/>
+    <w:rPr>
+      <w:rFonts w:asciiTheme="majorHAnsi" w:eastAsiaTheme="majorEastAsia" w:hAnsiTheme="majorHAnsi" w:cstheme="majorBidi"/>
+      <w:color w:val="0F4761" w:themeColor="accent1" w:themeShade="BF"/>
+      <w:sz w:val="32"/>
+      <w:szCs w:val="32"/>
+    </w:rPr>
+  </w:style>
+  <w:style w:type="character" w:customStyle="1" w:styleId="Heading3Char">
+    <w:name w:val="Heading 3 Char"/>
+    <w:basedOn w:val="DefaultParagraphFont"/>
+    <w:link w:val="Heading3"/>
+    <w:uiPriority w:val="9"/>
+    <w:semiHidden/>
+    <w:rsid w:val="00A10FD9"/>
+    <w:rPr>
+      <w:rFonts w:eastAsiaTheme="majorEastAsia" w:cstheme="majorBidi"/>
+      <w:color w:val="0F4761" w:themeColor="accent1" w:themeShade="BF"/>
+      <w:sz w:val="28"/>
+      <w:szCs w:val="28"/>
+    </w:rPr>
+  </w:style>
+  <w:style w:type="character" w:customStyle="1" w:styleId="Heading4Char">
+    <w:name w:val="Heading 4 Char"/>
+    <w:basedOn w:val="DefaultParagraphFont"/>
+    <w:link w:val="Heading4"/>
+    <w:uiPriority w:val="9"/>
+    <w:semiHidden/>
+    <w:rsid w:val="00A10FD9"/>
+    <w:rPr>
+      <w:rFonts w:eastAsiaTheme="majorEastAsia" w:cstheme="majorBidi"/>
+      <w:i/>
+      <w:iCs/>
+      <w:color w:val="0F4761" w:themeColor="accent1" w:themeShade="BF"/>
+    </w:rPr>
+  </w:style>
+  <w:style w:type="character" w:customStyle="1" w:styleId="Heading5Char">
+    <w:name w:val="Heading 5 Char"/>
+    <w:basedOn w:val="DefaultParagraphFont"/>
+    <w:link w:val="Heading5"/>
+    <w:uiPriority w:val="9"/>
+    <w:semiHidden/>
+    <w:rsid w:val="00A10FD9"/>
+    <w:rPr>
+      <w:rFonts w:eastAsiaTheme="majorEastAsia" w:cstheme="majorBidi"/>
+      <w:color w:val="0F4761" w:themeColor="accent1" w:themeShade="BF"/>
+    </w:rPr>
+  </w:style>
+  <w:style w:type="character" w:customStyle="1" w:styleId="Heading6Char">
+    <w:name w:val="Heading 6 Char"/>
+    <w:basedOn w:val="DefaultParagraphFont"/>
+    <w:link w:val="Heading6"/>
+    <w:uiPriority w:val="9"/>
+    <w:semiHidden/>
+    <w:rsid w:val="00A10FD9"/>
+    <w:rPr>
+      <w:rFonts w:eastAsiaTheme="majorEastAsia" w:cstheme="majorBidi"/>
+      <w:i/>
+      <w:iCs/>
+      <w:color w:val="595959" w:themeColor="text1" w:themeTint="A6"/>
+    </w:rPr>
+  </w:style>
+  <w:style w:type="character" w:customStyle="1" w:styleId="Heading7Char">
+    <w:name w:val="Heading 7 Char"/>
+    <w:basedOn w:val="DefaultParagraphFont"/>
+    <w:link w:val="Heading7"/>
+    <w:uiPriority w:val="9"/>
+    <w:semiHidden/>
+    <w:rsid w:val="00A10FD9"/>
+    <w:rPr>
+      <w:rFonts w:eastAsiaTheme="majorEastAsia" w:cstheme="majorBidi"/>
+      <w:color w:val="595959" w:themeColor="text1" w:themeTint="A6"/>
+    </w:rPr>
+  </w:style>
+  <w:style w:type="character" w:customStyle="1" w:styleId="Heading8Char">
+    <w:name w:val="Heading 8 Char"/>
+    <w:basedOn w:val="DefaultParagraphFont"/>
+    <w:link w:val="Heading8"/>
+    <w:uiPriority w:val="9"/>
+    <w:semiHidden/>
+    <w:rsid w:val="00A10FD9"/>
+    <w:rPr>
+      <w:rFonts w:eastAsiaTheme="majorEastAsia" w:cstheme="majorBidi"/>
+      <w:i/>
+      <w:iCs/>
+      <w:color w:val="272727" w:themeColor="text1" w:themeTint="D8"/>
+    </w:rPr>
+  </w:style>
+  <w:style w:type="character" w:customStyle="1" w:styleId="Heading9Char">
+    <w:name w:val="Heading 9 Char"/>
+    <w:basedOn w:val="DefaultParagraphFont"/>
+    <w:link w:val="Heading9"/>
+    <w:uiPriority w:val="9"/>
+    <w:semiHidden/>
+    <w:rsid w:val="00A10FD9"/>
+    <w:rPr>
+      <w:rFonts w:eastAsiaTheme="majorEastAsia" w:cstheme="majorBidi"/>
+      <w:color w:val="272727" w:themeColor="text1" w:themeTint="D8"/>
+    </w:rPr>
+  </w:style>
   <w:style w:type="paragraph" w:styleId="BlockText">
     <w:name w:val="Block Text"/>
     <w:basedOn w:val="BodyText"/>
@@ -22770,30 +22401,15 @@
   </w:style>
   <w:style w:type="paragraph" w:customStyle="1" w:styleId="FootnoteBlockText">
     <w:name w:val="Footnote Block Text"/>
+    <w:basedOn w:val="FootnoteText"/>
+    <w:next w:val="FootnoteText"/>
     <w:uiPriority w:val="9"/>
     <w:unhideWhenUsed/>
     <w:qFormat/>
-    <w:rsid w:val="00FF2191"/>
     <w:pPr>
       <w:spacing w:before="100" w:after="100"/>
       <w:ind w:left="480" w:right="480"/>
-      <w:pPrChange w:id="14" w:author="Comparison" w:date="2026-04-22T15:46:00Z">
-        <w:pPr>
-          <w:spacing w:before="100" w:after="100"/>
-          <w:ind w:left="480" w:right="480"/>
-        </w:pPr>
-      </w:pPrChange>
     </w:pPr>
-    <w:rPr>
-      <w:rPrChange w:id="14" w:author="Comparison" w:date="2026-04-22T15:46:00Z">
-        <w:rPr>
-          <w:rFonts w:asciiTheme="minorHAnsi" w:eastAsiaTheme="minorEastAsia" w:hAnsiTheme="minorHAnsi" w:cstheme="minorBidi"/>
-          <w:sz w:val="24"/>
-          <w:szCs w:val="24"/>
-          <w:lang w:val="en-US" w:eastAsia="en-US" w:bidi="ar-SA"/>
-        </w:rPr>
-      </w:rPrChange>
-    </w:rPr>
   </w:style>
   <w:style w:type="table" w:customStyle="1" w:styleId="Table">
     <w:name w:val="Table"/>
@@ -22903,7 +22519,7 @@
     <w:name w:val="Hyperlink"/>
     <w:basedOn w:val="CaptionChar"/>
     <w:rPr>
-      <w:color w:val="4F81BD" w:themeColor="accent1"/>
+      <w:color w:val="156082" w:themeColor="accent1"/>
     </w:rPr>
   </w:style>
   <w:style w:type="paragraph" w:styleId="TOCHeading">
@@ -22913,32 +22529,10 @@
     <w:uiPriority w:val="39"/>
     <w:unhideWhenUsed/>
     <w:qFormat/>
-    <w:rsid w:val="00FF2191"/>
     <w:pPr>
       <w:spacing w:before="240" w:line="259" w:lineRule="auto"/>
       <w:outlineLvl w:val="9"/>
-      <w:pPrChange w:id="15" w:author="Comparison" w:date="2026-04-22T15:46:00Z">
-        <w:pPr>
-          <w:keepNext/>
-          <w:keepLines/>
-          <w:spacing w:before="240" w:after="80" w:line="259" w:lineRule="auto"/>
-        </w:pPr>
-      </w:pPrChange>
     </w:pPr>
-    <w:rPr>
-      <w:b w:val="0"/>
-      <w:bCs w:val="0"/>
-      <w:color w:val="365F91" w:themeColor="accent1" w:themeShade="BF"/>
-      <w:rPrChange w:id="15" w:author="Comparison" w:date="2026-04-22T15:46:00Z">
-        <w:rPr>
-          <w:rFonts w:asciiTheme="majorHAnsi" w:eastAsiaTheme="majorEastAsia" w:hAnsiTheme="majorHAnsi" w:cstheme="majorBidi"/>
-          <w:color w:val="365F91" w:themeColor="accent1" w:themeShade="BF"/>
-          <w:sz w:val="40"/>
-          <w:szCs w:val="40"/>
-          <w:lang w:val="en-US" w:eastAsia="en-US" w:bidi="ar-SA"/>
-        </w:rPr>
-      </w:rPrChange>
-    </w:rPr>
   </w:style>
   <w:style w:type="paragraph" w:customStyle="1" w:styleId="SourceCode">
     <w:name w:val="Source Code"/>
@@ -22952,21 +22546,12 @@
   <w:style w:type="character" w:customStyle="1" w:styleId="KeywordTok">
     <w:name w:val="KeywordTok"/>
     <w:basedOn w:val="VerbatimChar"/>
-    <w:rsid w:val="00FF2191"/>
     <w:rPr>
       <w:rFonts w:ascii="Consolas" w:hAnsi="Consolas"/>
+      <w:b/>
       <w:color w:val="003B4F"/>
       <w:sz w:val="22"/>
       <w:shd w:val="clear" w:color="auto" w:fill="F1F3F5"/>
-      <w:rPrChange w:id="16" w:author="Comparison" w:date="2026-04-22T15:46:00Z">
-        <w:rPr>
-          <w:rFonts w:ascii="Consolas" w:hAnsi="Consolas"/>
-          <w:b/>
-          <w:color w:val="003B4F"/>
-          <w:sz w:val="22"/>
-          <w:shd w:val="clear" w:color="auto" w:fill="F1F3F5"/>
-        </w:rPr>
-      </w:rPrChange>
     </w:rPr>
   </w:style>
   <w:style w:type="character" w:customStyle="1" w:styleId="DataTypeTok">
@@ -23154,21 +22739,12 @@
   <w:style w:type="character" w:customStyle="1" w:styleId="ControlFlowTok">
     <w:name w:val="ControlFlowTok"/>
     <w:basedOn w:val="VerbatimChar"/>
-    <w:rsid w:val="00FF2191"/>
     <w:rPr>
       <w:rFonts w:ascii="Consolas" w:hAnsi="Consolas"/>
+      <w:b/>
       <w:color w:val="003B4F"/>
       <w:sz w:val="22"/>
       <w:shd w:val="clear" w:color="auto" w:fill="F1F3F5"/>
-      <w:rPrChange w:id="17" w:author="Comparison" w:date="2026-04-22T15:46:00Z">
-        <w:rPr>
-          <w:rFonts w:ascii="Consolas" w:hAnsi="Consolas"/>
-          <w:b/>
-          <w:color w:val="003B4F"/>
-          <w:sz w:val="22"/>
-          <w:shd w:val="clear" w:color="auto" w:fill="F1F3F5"/>
-        </w:rPr>
-      </w:rPrChange>
     </w:rPr>
   </w:style>
   <w:style w:type="character" w:customStyle="1" w:styleId="OperatorTok">
@@ -23286,7 +22862,7 @@
     <w:name w:val="header"/>
     <w:basedOn w:val="Normal"/>
     <w:link w:val="HeaderChar"/>
-    <w:rsid w:val="00F05AAE"/>
+    <w:rsid w:val="00A92945"/>
     <w:pPr>
       <w:tabs>
         <w:tab w:val="center" w:pos="4252"/>
@@ -23299,13 +22875,13 @@
     <w:name w:val="Header Char"/>
     <w:basedOn w:val="DefaultParagraphFont"/>
     <w:link w:val="Header"/>
-    <w:rsid w:val="00F05AAE"/>
+    <w:rsid w:val="00A92945"/>
   </w:style>
   <w:style w:type="paragraph" w:styleId="Footer">
     <w:name w:val="footer"/>
     <w:basedOn w:val="Normal"/>
     <w:link w:val="FooterChar"/>
-    <w:rsid w:val="00F05AAE"/>
+    <w:rsid w:val="00A92945"/>
     <w:pPr>
       <w:tabs>
         <w:tab w:val="center" w:pos="4252"/>
@@ -23318,154 +22894,12 @@
     <w:name w:val="Footer Char"/>
     <w:basedOn w:val="DefaultParagraphFont"/>
     <w:link w:val="Footer"/>
-    <w:rsid w:val="00F05AAE"/>
-  </w:style>
-  <w:style w:type="character" w:customStyle="1" w:styleId="TitleChar">
-    <w:name w:val="Title Char"/>
-    <w:basedOn w:val="DefaultParagraphFont"/>
-    <w:link w:val="Title"/>
-    <w:uiPriority w:val="10"/>
-    <w:rsid w:val="00FF2191"/>
-    <w:rPr>
-      <w:rFonts w:asciiTheme="majorHAnsi" w:eastAsiaTheme="majorEastAsia" w:hAnsiTheme="majorHAnsi" w:cstheme="majorBidi"/>
-      <w:b/>
-      <w:bCs/>
-      <w:color w:val="345A8A" w:themeColor="accent1" w:themeShade="B5"/>
-      <w:sz w:val="36"/>
-      <w:szCs w:val="36"/>
-    </w:rPr>
-  </w:style>
-  <w:style w:type="character" w:customStyle="1" w:styleId="SubtitleChar">
-    <w:name w:val="Subtitle Char"/>
-    <w:basedOn w:val="DefaultParagraphFont"/>
-    <w:link w:val="Subtitle"/>
-    <w:uiPriority w:val="11"/>
-    <w:rsid w:val="00FF2191"/>
-    <w:rPr>
-      <w:rFonts w:asciiTheme="majorHAnsi" w:eastAsiaTheme="majorEastAsia" w:hAnsiTheme="majorHAnsi" w:cstheme="majorBidi"/>
-      <w:b/>
-      <w:bCs/>
-      <w:color w:val="345A8A" w:themeColor="accent1" w:themeShade="B5"/>
-      <w:sz w:val="30"/>
-      <w:szCs w:val="30"/>
-    </w:rPr>
-  </w:style>
-  <w:style w:type="character" w:customStyle="1" w:styleId="Heading1Char">
-    <w:name w:val="Heading 1 Char"/>
-    <w:basedOn w:val="DefaultParagraphFont"/>
-    <w:link w:val="Heading1"/>
-    <w:uiPriority w:val="9"/>
-    <w:rsid w:val="00FF2191"/>
-    <w:rPr>
-      <w:rFonts w:asciiTheme="majorHAnsi" w:eastAsiaTheme="majorEastAsia" w:hAnsiTheme="majorHAnsi" w:cstheme="majorBidi"/>
-      <w:b/>
-      <w:bCs/>
-      <w:color w:val="4F81BD" w:themeColor="accent1"/>
-      <w:sz w:val="32"/>
-      <w:szCs w:val="32"/>
-    </w:rPr>
-  </w:style>
-  <w:style w:type="character" w:customStyle="1" w:styleId="Heading2Char">
-    <w:name w:val="Heading 2 Char"/>
-    <w:basedOn w:val="DefaultParagraphFont"/>
-    <w:link w:val="Heading2"/>
-    <w:uiPriority w:val="9"/>
-    <w:rsid w:val="00FF2191"/>
-    <w:rPr>
-      <w:rFonts w:asciiTheme="majorHAnsi" w:eastAsiaTheme="majorEastAsia" w:hAnsiTheme="majorHAnsi" w:cstheme="majorBidi"/>
-      <w:b/>
-      <w:bCs/>
-      <w:color w:val="4F81BD" w:themeColor="accent1"/>
-      <w:sz w:val="28"/>
-      <w:szCs w:val="28"/>
-    </w:rPr>
-  </w:style>
-  <w:style w:type="character" w:customStyle="1" w:styleId="Heading3Char">
-    <w:name w:val="Heading 3 Char"/>
-    <w:basedOn w:val="DefaultParagraphFont"/>
-    <w:link w:val="Heading3"/>
-    <w:uiPriority w:val="9"/>
-    <w:rsid w:val="00FF2191"/>
-    <w:rPr>
-      <w:rFonts w:asciiTheme="majorHAnsi" w:eastAsiaTheme="majorEastAsia" w:hAnsiTheme="majorHAnsi" w:cstheme="majorBidi"/>
-      <w:b/>
-      <w:bCs/>
-      <w:color w:val="4F81BD" w:themeColor="accent1"/>
-    </w:rPr>
-  </w:style>
-  <w:style w:type="character" w:customStyle="1" w:styleId="Heading4Char">
-    <w:name w:val="Heading 4 Char"/>
-    <w:basedOn w:val="DefaultParagraphFont"/>
-    <w:link w:val="Heading4"/>
-    <w:uiPriority w:val="9"/>
-    <w:rsid w:val="00FF2191"/>
-    <w:rPr>
-      <w:rFonts w:asciiTheme="majorHAnsi" w:eastAsiaTheme="majorEastAsia" w:hAnsiTheme="majorHAnsi" w:cstheme="majorBidi"/>
-      <w:bCs/>
-      <w:i/>
-      <w:color w:val="4F81BD" w:themeColor="accent1"/>
-    </w:rPr>
-  </w:style>
-  <w:style w:type="character" w:customStyle="1" w:styleId="Heading5Char">
-    <w:name w:val="Heading 5 Char"/>
-    <w:basedOn w:val="DefaultParagraphFont"/>
-    <w:link w:val="Heading5"/>
-    <w:uiPriority w:val="9"/>
-    <w:rsid w:val="00FF2191"/>
-    <w:rPr>
-      <w:rFonts w:asciiTheme="majorHAnsi" w:eastAsiaTheme="majorEastAsia" w:hAnsiTheme="majorHAnsi" w:cstheme="majorBidi"/>
-      <w:iCs/>
-      <w:color w:val="4F81BD" w:themeColor="accent1"/>
-    </w:rPr>
-  </w:style>
-  <w:style w:type="character" w:customStyle="1" w:styleId="Heading6Char">
-    <w:name w:val="Heading 6 Char"/>
-    <w:basedOn w:val="DefaultParagraphFont"/>
-    <w:link w:val="Heading6"/>
-    <w:uiPriority w:val="9"/>
-    <w:rsid w:val="00FF2191"/>
-    <w:rPr>
-      <w:rFonts w:asciiTheme="majorHAnsi" w:eastAsiaTheme="majorEastAsia" w:hAnsiTheme="majorHAnsi" w:cstheme="majorBidi"/>
-      <w:color w:val="4F81BD" w:themeColor="accent1"/>
-    </w:rPr>
-  </w:style>
-  <w:style w:type="character" w:customStyle="1" w:styleId="Heading7Char">
-    <w:name w:val="Heading 7 Char"/>
-    <w:basedOn w:val="DefaultParagraphFont"/>
-    <w:link w:val="Heading7"/>
-    <w:uiPriority w:val="9"/>
-    <w:rsid w:val="00FF2191"/>
-    <w:rPr>
-      <w:rFonts w:asciiTheme="majorHAnsi" w:eastAsiaTheme="majorEastAsia" w:hAnsiTheme="majorHAnsi" w:cstheme="majorBidi"/>
-      <w:color w:val="4F81BD" w:themeColor="accent1"/>
-    </w:rPr>
-  </w:style>
-  <w:style w:type="character" w:customStyle="1" w:styleId="Heading8Char">
-    <w:name w:val="Heading 8 Char"/>
-    <w:basedOn w:val="DefaultParagraphFont"/>
-    <w:link w:val="Heading8"/>
-    <w:uiPriority w:val="9"/>
-    <w:rsid w:val="00FF2191"/>
-    <w:rPr>
-      <w:rFonts w:asciiTheme="majorHAnsi" w:eastAsiaTheme="majorEastAsia" w:hAnsiTheme="majorHAnsi" w:cstheme="majorBidi"/>
-      <w:color w:val="4F81BD" w:themeColor="accent1"/>
-    </w:rPr>
-  </w:style>
-  <w:style w:type="character" w:customStyle="1" w:styleId="Heading9Char">
-    <w:name w:val="Heading 9 Char"/>
-    <w:basedOn w:val="DefaultParagraphFont"/>
-    <w:link w:val="Heading9"/>
-    <w:uiPriority w:val="9"/>
-    <w:rsid w:val="00FF2191"/>
-    <w:rPr>
-      <w:rFonts w:asciiTheme="majorHAnsi" w:eastAsiaTheme="majorEastAsia" w:hAnsiTheme="majorHAnsi" w:cstheme="majorBidi"/>
-      <w:color w:val="4F81BD" w:themeColor="accent1"/>
-    </w:rPr>
+    <w:rsid w:val="00A92945"/>
   </w:style>
   <w:style w:type="paragraph" w:styleId="Revision">
     <w:name w:val="Revision"/>
     <w:hidden/>
-    <w:rsid w:val="00FF2191"/>
+    <w:rsid w:val="00AC51FC"/>
     <w:pPr>
       <w:spacing w:after="0"/>
     </w:pPr>
@@ -23484,44 +22918,44 @@
         <a:sysClr val="window" lastClr="FFFFFF"/>
       </a:lt1>
       <a:dk2>
-        <a:srgbClr val="1F497D"/>
+        <a:srgbClr val="0E2841"/>
       </a:dk2>
       <a:lt2>
-        <a:srgbClr val="EEECE1"/>
+        <a:srgbClr val="E8E8E8"/>
       </a:lt2>
       <a:accent1>
-        <a:srgbClr val="4F81BD"/>
+        <a:srgbClr val="156082"/>
       </a:accent1>
       <a:accent2>
-        <a:srgbClr val="C0504D"/>
+        <a:srgbClr val="E97132"/>
       </a:accent2>
       <a:accent3>
-        <a:srgbClr val="9BBB59"/>
+        <a:srgbClr val="196B24"/>
       </a:accent3>
       <a:accent4>
-        <a:srgbClr val="8064A2"/>
+        <a:srgbClr val="0F9ED5"/>
       </a:accent4>
       <a:accent5>
-        <a:srgbClr val="4BACC6"/>
+        <a:srgbClr val="A02B93"/>
       </a:accent5>
       <a:accent6>
-        <a:srgbClr val="F79646"/>
+        <a:srgbClr val="4EA72E"/>
       </a:accent6>
       <a:hlink>
-        <a:srgbClr val="0000FF"/>
+        <a:srgbClr val="467886"/>
       </a:hlink>
       <a:folHlink>
-        <a:srgbClr val="800080"/>
+        <a:srgbClr val="96607D"/>
       </a:folHlink>
     </a:clrScheme>
     <a:fontScheme name="Office">
       <a:majorFont>
-        <a:latin typeface="Calibri"/>
+        <a:latin typeface="Aptos Display" panose="02110004020202020204"/>
         <a:ea typeface=""/>
         <a:cs typeface=""/>
-        <a:font script="Jpan" typeface="ＭＳ ゴシック"/>
+        <a:font script="Jpan" typeface="游ゴシック Light"/>
         <a:font script="Hang" typeface="맑은 고딕"/>
-        <a:font script="Hans" typeface="宋体"/>
+        <a:font script="Hans" typeface="等线 Light"/>
         <a:font script="Hant" typeface="新細明體"/>
         <a:font script="Arab" typeface="Times New Roman"/>
         <a:font script="Hebr" typeface="Times New Roman"/>
@@ -23548,14 +22982,32 @@
         <a:font script="Mong" typeface="Mongolian Baiti"/>
         <a:font script="Viet" typeface="Times New Roman"/>
         <a:font script="Uigh" typeface="Microsoft Uighur"/>
+        <a:font script="Geor" typeface="Sylfaen"/>
+        <a:font script="Armn" typeface="Arial"/>
+        <a:font script="Bugi" typeface="Leelawadee UI"/>
+        <a:font script="Bopo" typeface="Microsoft JhengHei"/>
+        <a:font script="Java" typeface="Javanese Text"/>
+        <a:font script="Lisu" typeface="Segoe UI"/>
+        <a:font script="Mymr" typeface="Myanmar Text"/>
+        <a:font script="Nkoo" typeface="Ebrima"/>
+        <a:font script="Olck" typeface="Nirmala UI"/>
+        <a:font script="Osma" typeface="Ebrima"/>
+        <a:font script="Phag" typeface="Phagspa"/>
+        <a:font script="Syrn" typeface="Estrangelo Edessa"/>
+        <a:font script="Syrj" typeface="Estrangelo Edessa"/>
+        <a:font script="Syre" typeface="Estrangelo Edessa"/>
+        <a:font script="Sora" typeface="Nirmala UI"/>
+        <a:font script="Tale" typeface="Microsoft Tai Le"/>
+        <a:font script="Talu" typeface="Microsoft New Tai Lue"/>
+        <a:font script="Tfng" typeface="Ebrima"/>
       </a:majorFont>
       <a:minorFont>
-        <a:latin typeface="Cambria"/>
+        <a:latin typeface="Aptos" panose="02110004020202020204"/>
         <a:ea typeface=""/>
         <a:cs typeface=""/>
-        <a:font script="Jpan" typeface="ＭＳ 明朝"/>
+        <a:font script="Jpan" typeface="游明朝"/>
         <a:font script="Hang" typeface="맑은 고딕"/>
-        <a:font script="Hans" typeface="宋体"/>
+        <a:font script="Hans" typeface="等线"/>
         <a:font script="Hant" typeface="新細明體"/>
         <a:font script="Arab" typeface="Arial"/>
         <a:font script="Hebr" typeface="Arial"/>
@@ -23582,6 +23034,24 @@
         <a:font script="Mong" typeface="Mongolian Baiti"/>
         <a:font script="Viet" typeface="Arial"/>
         <a:font script="Uigh" typeface="Microsoft Uighur"/>
+        <a:font script="Geor" typeface="Sylfaen"/>
+        <a:font script="Armn" typeface="Arial"/>
+        <a:font script="Bugi" typeface="Leelawadee UI"/>
+        <a:font script="Bopo" typeface="Microsoft JhengHei"/>
+        <a:font script="Java" typeface="Javanese Text"/>
+        <a:font script="Lisu" typeface="Segoe UI"/>
+        <a:font script="Mymr" typeface="Myanmar Text"/>
+        <a:font script="Nkoo" typeface="Ebrima"/>
+        <a:font script="Olck" typeface="Nirmala UI"/>
+        <a:font script="Osma" typeface="Ebrima"/>
+        <a:font script="Phag" typeface="Phagspa"/>
+        <a:font script="Syrn" typeface="Estrangelo Edessa"/>
+        <a:font script="Syrj" typeface="Estrangelo Edessa"/>
+        <a:font script="Syre" typeface="Estrangelo Edessa"/>
+        <a:font script="Sora" typeface="Nirmala UI"/>
+        <a:font script="Tale" typeface="Microsoft Tai Le"/>
+        <a:font script="Talu" typeface="Microsoft New Tai Lue"/>
+        <a:font script="Tfng" typeface="Ebrima"/>
       </a:minorFont>
     </a:fontScheme>
     <a:fmtScheme name="Office">
@@ -23593,200 +23063,141 @@
           <a:gsLst>
             <a:gs pos="0">
               <a:schemeClr val="phClr">
-                <a:tint val="50000"/>
-                <a:satMod val="300000"/>
+                <a:lumMod val="110000"/>
+                <a:satMod val="105000"/>
+                <a:tint val="67000"/>
               </a:schemeClr>
             </a:gs>
-            <a:gs pos="35000">
+            <a:gs pos="50000">
               <a:schemeClr val="phClr">
-                <a:tint val="37000"/>
-                <a:satMod val="300000"/>
+                <a:lumMod val="105000"/>
+                <a:satMod val="103000"/>
+                <a:tint val="73000"/>
               </a:schemeClr>
             </a:gs>
             <a:gs pos="100000">
               <a:schemeClr val="phClr">
-                <a:tint val="15000"/>
-                <a:satMod val="350000"/>
+                <a:lumMod val="105000"/>
+                <a:satMod val="109000"/>
+                <a:tint val="81000"/>
               </a:schemeClr>
             </a:gs>
           </a:gsLst>
-          <a:lin ang="16200000" scaled="1"/>
+          <a:lin ang="5400000" scaled="0"/>
         </a:gradFill>
         <a:gradFill rotWithShape="1">
           <a:gsLst>
             <a:gs pos="0">
               <a:schemeClr val="phClr">
-                <a:tint val="100000"/>
+                <a:satMod val="103000"/>
+                <a:lumMod val="102000"/>
+                <a:tint val="94000"/>
+              </a:schemeClr>
+            </a:gs>
+            <a:gs pos="50000">
+              <a:schemeClr val="phClr">
+                <a:satMod val="110000"/>
+                <a:lumMod val="100000"/>
                 <a:shade val="100000"/>
-                <a:satMod val="130000"/>
               </a:schemeClr>
             </a:gs>
             <a:gs pos="100000">
               <a:schemeClr val="phClr">
-                <a:tint val="50000"/>
-                <a:shade val="100000"/>
-                <a:satMod val="350000"/>
+                <a:lumMod val="99000"/>
+                <a:satMod val="120000"/>
+                <a:shade val="78000"/>
               </a:schemeClr>
             </a:gs>
           </a:gsLst>
-          <a:lin ang="16200000" scaled="0"/>
+          <a:lin ang="5400000" scaled="0"/>
         </a:gradFill>
       </a:fillStyleLst>
       <a:lnStyleLst>
-        <a:ln w="9525" cap="flat" cmpd="sng" algn="ctr">
-          <a:solidFill>
-            <a:schemeClr val="phClr">
-              <a:shade val="95000"/>
-              <a:satMod val="105000"/>
-            </a:schemeClr>
-          </a:solidFill>
-          <a:prstDash val="solid"/>
-        </a:ln>
-        <a:ln w="25400" cap="flat" cmpd="sng" algn="ctr">
+        <a:ln w="6350" cap="flat" cmpd="sng" algn="ctr">
           <a:solidFill>
             <a:schemeClr val="phClr"/>
           </a:solidFill>
           <a:prstDash val="solid"/>
+          <a:miter lim="800000"/>
         </a:ln>
-        <a:ln w="38100" cap="flat" cmpd="sng" algn="ctr">
+        <a:ln w="12700" cap="flat" cmpd="sng" algn="ctr">
           <a:solidFill>
             <a:schemeClr val="phClr"/>
           </a:solidFill>
           <a:prstDash val="solid"/>
+          <a:miter lim="800000"/>
+        </a:ln>
+        <a:ln w="19050" cap="flat" cmpd="sng" algn="ctr">
+          <a:solidFill>
+            <a:schemeClr val="phClr"/>
+          </a:solidFill>
+          <a:prstDash val="solid"/>
+          <a:miter lim="800000"/>
         </a:ln>
       </a:lnStyleLst>
       <a:effectStyleLst>
         <a:effectStyle>
+          <a:effectLst/>
+        </a:effectStyle>
+        <a:effectStyle>
+          <a:effectLst/>
+        </a:effectStyle>
+        <a:effectStyle>
           <a:effectLst>
-            <a:outerShdw blurRad="40000" dist="20000" dir="5400000" rotWithShape="0">
+            <a:outerShdw blurRad="57150" dist="19050" dir="5400000" algn="ctr" rotWithShape="0">
               <a:srgbClr val="000000">
-                <a:alpha val="38000"/>
+                <a:alpha val="63000"/>
               </a:srgbClr>
             </a:outerShdw>
           </a:effectLst>
-        </a:effectStyle>
-        <a:effectStyle>
-          <a:effectLst>
-            <a:outerShdw blurRad="40000" dist="23000" dir="5400000" rotWithShape="0">
-              <a:srgbClr val="000000">
-                <a:alpha val="35000"/>
-              </a:srgbClr>
-            </a:outerShdw>
-          </a:effectLst>
-        </a:effectStyle>
-        <a:effectStyle>
-          <a:effectLst>
-            <a:outerShdw blurRad="40000" dist="23000" dir="5400000" rotWithShape="0">
-              <a:srgbClr val="000000">
-                <a:alpha val="35000"/>
-              </a:srgbClr>
-            </a:outerShdw>
-          </a:effectLst>
-          <a:scene3d>
-            <a:camera prst="orthographicFront">
-              <a:rot lat="0" lon="0" rev="0"/>
-            </a:camera>
-            <a:lightRig rig="threePt" dir="t">
-              <a:rot lat="0" lon="0" rev="1200000"/>
-            </a:lightRig>
-          </a:scene3d>
-          <a:sp3d>
-            <a:bevelT w="63500" h="25400"/>
-          </a:sp3d>
         </a:effectStyle>
       </a:effectStyleLst>
       <a:bgFillStyleLst>
         <a:solidFill>
           <a:schemeClr val="phClr"/>
         </a:solidFill>
+        <a:solidFill>
+          <a:schemeClr val="phClr">
+            <a:tint val="95000"/>
+            <a:satMod val="170000"/>
+          </a:schemeClr>
+        </a:solidFill>
         <a:gradFill rotWithShape="1">
           <a:gsLst>
             <a:gs pos="0">
               <a:schemeClr val="phClr">
-                <a:tint val="40000"/>
-                <a:satMod val="350000"/>
+                <a:tint val="93000"/>
+                <a:satMod val="150000"/>
+                <a:shade val="98000"/>
+                <a:lumMod val="102000"/>
               </a:schemeClr>
             </a:gs>
-            <a:gs pos="40000">
+            <a:gs pos="50000">
               <a:schemeClr val="phClr">
-                <a:tint val="45000"/>
-                <a:shade val="99000"/>
-                <a:satMod val="350000"/>
+                <a:tint val="98000"/>
+                <a:satMod val="130000"/>
+                <a:shade val="90000"/>
+                <a:lumMod val="103000"/>
               </a:schemeClr>
             </a:gs>
             <a:gs pos="100000">
               <a:schemeClr val="phClr">
-                <a:shade val="20000"/>
-                <a:satMod val="255000"/>
+                <a:shade val="63000"/>
+                <a:satMod val="120000"/>
               </a:schemeClr>
             </a:gs>
           </a:gsLst>
-          <a:path path="circle">
-            <a:fillToRect l="50000" t="-80000" r="50000" b="180000"/>
-          </a:path>
-        </a:gradFill>
-        <a:gradFill rotWithShape="1">
-          <a:gsLst>
-            <a:gs pos="0">
-              <a:schemeClr val="phClr">
-                <a:tint val="80000"/>
-                <a:satMod val="300000"/>
-              </a:schemeClr>
-            </a:gs>
-            <a:gs pos="100000">
-              <a:schemeClr val="phClr">
-                <a:shade val="30000"/>
-                <a:satMod val="200000"/>
-              </a:schemeClr>
-            </a:gs>
-          </a:gsLst>
-          <a:path path="circle">
-            <a:fillToRect l="50000" t="50000" r="50000" b="50000"/>
-          </a:path>
+          <a:lin ang="5400000" scaled="0"/>
         </a:gradFill>
       </a:bgFillStyleLst>
     </a:fmtScheme>
   </a:themeElements>
-  <a:objectDefaults>
-    <a:spDef>
-      <a:spPr/>
-      <a:bodyPr/>
-      <a:lstStyle/>
-      <a:style>
-        <a:lnRef idx="1">
-          <a:schemeClr val="accent1"/>
-        </a:lnRef>
-        <a:fillRef idx="3">
-          <a:schemeClr val="accent1"/>
-        </a:fillRef>
-        <a:effectRef idx="2">
-          <a:schemeClr val="accent1"/>
-        </a:effectRef>
-        <a:fontRef idx="minor">
-          <a:schemeClr val="lt1"/>
-        </a:fontRef>
-      </a:style>
-    </a:spDef>
-    <a:lnDef>
-      <a:spPr/>
-      <a:bodyPr/>
-      <a:lstStyle/>
-      <a:style>
-        <a:lnRef idx="2">
-          <a:schemeClr val="accent1"/>
-        </a:lnRef>
-        <a:fillRef idx="0">
-          <a:schemeClr val="accent1"/>
-        </a:fillRef>
-        <a:effectRef idx="1">
-          <a:schemeClr val="accent1"/>
-        </a:effectRef>
-        <a:fontRef idx="minor">
-          <a:schemeClr val="tx1"/>
-        </a:fontRef>
-      </a:style>
-    </a:lnDef>
-  </a:objectDefaults>
+  <a:objectDefaults/>
   <a:extraClrSchemeLst/>
+  <a:extLst>
+    <a:ext uri="{05A4C25C-085E-4340-85A3-A5531E510DB2}">
+      <thm15:themeFamily xmlns:thm15="http://schemas.microsoft.com/office/thememl/2012/main" name="Office Theme" id="{2E142A2C-CD16-42D6-873A-C26D2A0506FA}" vid="{1BDDFF52-6CD6-40A5-AB3C-68EB2F1E4D0A}"/>
+    </a:ext>
+  </a:extLst>
 </a:theme>
 </file>